--- a/docs/anexos oe3/Solucion_OE3_Anexo_F_Personajes.docx
+++ b/docs/anexos oe3/Solucion_OE3_Anexo_F_Personajes.docx
@@ -24,7 +24,7 @@
       <w:r>
         <w:fldChar w:fldCharType="separate"/>
       </w:r>
-      <w:hyperlink w:anchor="_Toc242194973" w:history="1">
+      <w:hyperlink w:anchor="_Toc242198360" w:history="1">
         <w:r>
           <w:rPr>
             <w:rStyle w:val="Hipervnculo"/>
@@ -51,7 +51,7 @@
             <w:noProof/>
             <w:webHidden/>
           </w:rPr>
-          <w:instrText xml:space="preserve"> PAGEREF _Toc242194973 \h </w:instrText>
+          <w:instrText xml:space="preserve"> PAGEREF _Toc242198360 \h </w:instrText>
         </w:r>
         <w:r>
           <w:rPr>
@@ -95,7 +95,7 @@
           <w14:ligatures w14:val="standardContextual"/>
         </w:rPr>
       </w:pPr>
-      <w:hyperlink w:anchor="_Toc242194974" w:history="1">
+      <w:hyperlink w:anchor="_Toc242198361" w:history="1">
         <w:r>
           <w:rPr>
             <w:rStyle w:val="Hipervnculo"/>
@@ -122,7 +122,7 @@
             <w:noProof/>
             <w:webHidden/>
           </w:rPr>
-          <w:instrText xml:space="preserve"> PAGEREF _Toc242194974 \h </w:instrText>
+          <w:instrText xml:space="preserve"> PAGEREF _Toc242198361 \h </w:instrText>
         </w:r>
         <w:r>
           <w:rPr>
@@ -166,7 +166,7 @@
           <w14:ligatures w14:val="standardContextual"/>
         </w:rPr>
       </w:pPr>
-      <w:hyperlink w:anchor="_Toc242194975" w:history="1">
+      <w:hyperlink w:anchor="_Toc242198362" w:history="1">
         <w:r>
           <w:rPr>
             <w:rStyle w:val="Hipervnculo"/>
@@ -193,7 +193,7 @@
             <w:noProof/>
             <w:webHidden/>
           </w:rPr>
-          <w:instrText xml:space="preserve"> PAGEREF _Toc242194975 \h </w:instrText>
+          <w:instrText xml:space="preserve"> PAGEREF _Toc242198362 \h </w:instrText>
         </w:r>
         <w:r>
           <w:rPr>
@@ -237,7 +237,7 @@
           <w14:ligatures w14:val="standardContextual"/>
         </w:rPr>
       </w:pPr>
-      <w:hyperlink w:anchor="_Toc242194976" w:history="1">
+      <w:hyperlink w:anchor="_Toc242198363" w:history="1">
         <w:r>
           <w:rPr>
             <w:rStyle w:val="Hipervnculo"/>
@@ -264,7 +264,7 @@
             <w:noProof/>
             <w:webHidden/>
           </w:rPr>
-          <w:instrText xml:space="preserve"> PAGEREF _Toc242194976 \h </w:instrText>
+          <w:instrText xml:space="preserve"> PAGEREF _Toc242198363 \h </w:instrText>
         </w:r>
         <w:r>
           <w:rPr>
@@ -308,7 +308,7 @@
           <w14:ligatures w14:val="standardContextual"/>
         </w:rPr>
       </w:pPr>
-      <w:hyperlink w:anchor="_Toc242194977" w:history="1">
+      <w:hyperlink w:anchor="_Toc242198364" w:history="1">
         <w:r>
           <w:rPr>
             <w:rStyle w:val="Hipervnculo"/>
@@ -335,7 +335,7 @@
             <w:noProof/>
             <w:webHidden/>
           </w:rPr>
-          <w:instrText xml:space="preserve"> PAGEREF _Toc242194977 \h </w:instrText>
+          <w:instrText xml:space="preserve"> PAGEREF _Toc242198364 \h </w:instrText>
         </w:r>
         <w:r>
           <w:rPr>
@@ -379,7 +379,7 @@
           <w14:ligatures w14:val="standardContextual"/>
         </w:rPr>
       </w:pPr>
-      <w:hyperlink w:anchor="_Toc242194978" w:history="1">
+      <w:hyperlink w:anchor="_Toc242198365" w:history="1">
         <w:r>
           <w:rPr>
             <w:rStyle w:val="Hipervnculo"/>
@@ -406,7 +406,7 @@
             <w:noProof/>
             <w:webHidden/>
           </w:rPr>
-          <w:instrText xml:space="preserve"> PAGEREF _Toc242194978 \h </w:instrText>
+          <w:instrText xml:space="preserve"> PAGEREF _Toc242198365 \h </w:instrText>
         </w:r>
         <w:r>
           <w:rPr>
@@ -450,7 +450,7 @@
           <w14:ligatures w14:val="standardContextual"/>
         </w:rPr>
       </w:pPr>
-      <w:hyperlink w:anchor="_Toc242194979" w:history="1">
+      <w:hyperlink w:anchor="_Toc242198366" w:history="1">
         <w:r>
           <w:rPr>
             <w:rStyle w:val="Hipervnculo"/>
@@ -477,7 +477,7 @@
             <w:noProof/>
             <w:webHidden/>
           </w:rPr>
-          <w:instrText xml:space="preserve"> PAGEREF _Toc242194979 \h </w:instrText>
+          <w:instrText xml:space="preserve"> PAGEREF _Toc242198366 \h </w:instrText>
         </w:r>
         <w:r>
           <w:rPr>
@@ -522,7 +522,7 @@
       <w:pPr>
         <w:pStyle w:val="Ttulo1"/>
       </w:pPr>
-      <w:bookmarkStart w:id="0" w:name="_Toc242194973"/>
+      <w:bookmarkStart w:id="0" w:name="_Toc242198360"/>
       <w:r>
         <w:lastRenderedPageBreak/>
         <w:t>ANEXO F. PERSONAJES ANIMADOS</w:t>
@@ -574,7 +574,7 @@
       <w:pPr>
         <w:pStyle w:val="Ttulo2"/>
       </w:pPr>
-      <w:bookmarkStart w:id="1" w:name="_Toc242194974"/>
+      <w:bookmarkStart w:id="1" w:name="_Toc242198361"/>
       <w:r>
         <w:t>1. Alcance y seguimiento</w:t>
       </w:r>
@@ -1160,7 +1160,7 @@
       <w:pPr>
         <w:pStyle w:val="Ttulo2"/>
       </w:pPr>
-      <w:bookmarkStart w:id="2" w:name="_Toc242194975"/>
+      <w:bookmarkStart w:id="2" w:name="_Toc242198362"/>
       <w:r>
         <w:t>2. Lo implementado</w:t>
       </w:r>
@@ -4489,7 +4489,7 @@
         </w:rPr>
         <w:lastRenderedPageBreak/>
         <w:drawing>
-          <wp:inline distT="0" distB="0" distL="0" distR="0" wp14:anchorId="18724F56" wp14:editId="745A59C0">
+          <wp:inline distT="0" distB="0" distL="0" distR="0" wp14:anchorId="3ED0312D" wp14:editId="53FB71B3">
             <wp:extent cx="5759999" cy="3081599"/>
             <wp:effectExtent l="0" t="0" r="0" b="0"/>
             <wp:docPr id="10" name="Picture" descr="Figura F.1. Idle del Niño en ocho instantes, uno cada 0,64 s de un ciclo de 5,12 s, con su arte final y su cara neutra colocada por registro. Vista previa de pose_preview.py sobre el árbol de 15f669c, no captura del motor."/>
@@ -5629,7 +5629,7 @@
         </w:rPr>
         <w:lastRenderedPageBreak/>
         <w:drawing>
-          <wp:inline distT="0" distB="0" distL="0" distR="0" wp14:anchorId="49320DD7" wp14:editId="2049CAF2">
+          <wp:inline distT="0" distB="0" distL="0" distR="0" wp14:anchorId="7045BE82" wp14:editId="3EAA834D">
             <wp:extent cx="5759999" cy="2282399"/>
             <wp:effectExtent l="0" t="0" r="0" b="0"/>
             <wp:docPr id="13" name="Picture" descr="Figura F.2. Orden de dibujo con INC-133. El Niño en reposo tiene el húmero detrás del torso y el antebrazo delante; Papá en reposo, la cara y la barba delante del torso y el antebrazo delante; Algoritm (fuego), en Encourage, los brazos delante del cuerpo y los ojos y la boca sin tapar. Vistas previas de pose_preview.py sobre el árbol de 15f669c, no capturas del motor."/>
@@ -5750,7 +5750,7 @@
           <w:noProof/>
         </w:rPr>
         <w:drawing>
-          <wp:inline distT="0" distB="0" distL="0" distR="0" wp14:anchorId="49FB7796" wp14:editId="4F278EE2">
+          <wp:inline distT="0" distB="0" distL="0" distR="0" wp14:anchorId="2E7C0767" wp14:editId="6734B981">
             <wp:extent cx="5759999" cy="2080799"/>
             <wp:effectExtent l="0" t="0" r="0" b="0"/>
             <wp:docPr id="16" name="Picture" descr="Figura F.3. Golpe de Strike en el instante del choque, con el arte final de Papá, Mamá, la Niña y el Niño. Cada rótulo da el instante del choque y la altura de las manos (y, en el lienzo de 1024, que crece hacia abajo) frente al límite de la cintura; en los cuatro el choque queda por encima del límite. Vistas previas de pose_preview.py sobre el árbol de 15f669c, no capturas del motor."/>
@@ -6615,7 +6615,7 @@
           <w:noProof/>
         </w:rPr>
         <w:drawing>
-          <wp:inline distT="0" distB="0" distL="0" distR="0" wp14:anchorId="3BA14254" wp14:editId="347A5C45">
+          <wp:inline distT="0" distB="0" distL="0" distR="0" wp14:anchorId="6CBD87D1" wp14:editId="3E1043BA">
             <wp:extent cx="5759999" cy="1749599"/>
             <wp:effectExtent l="0" t="0" r="0" b="0"/>
             <wp:docPr id="19" name="Picture" descr="Figura F.4. Composite que genera preparar_arte_final.py al reconocer las capas de una entrega, previo a --aplicar: el reposo con las articulaciones marcadas y tres poses de prueba, dibujadas con el orden de INC-133 (húmero detrás del torso y antebrazo delante). La entrega es la sintética que fabrica la herramienta con el arte del Niño, con la cabeza sin cara. No es una captura del motor."/>
@@ -7916,7 +7916,7 @@
       <w:pPr>
         <w:pStyle w:val="Ttulo2"/>
       </w:pPr>
-      <w:bookmarkStart w:id="3" w:name="_Toc242194976"/>
+      <w:bookmarkStart w:id="3" w:name="_Toc242198363"/>
       <w:r>
         <w:t>3. Decisiones de diseño y hallazgos de consistencia</w:t>
       </w:r>
@@ -9295,7 +9295,7 @@
       <w:pPr>
         <w:pStyle w:val="Ttulo2"/>
       </w:pPr>
-      <w:bookmarkStart w:id="4" w:name="_Toc242194977"/>
+      <w:bookmarkStart w:id="4" w:name="_Toc242198364"/>
       <w:r>
         <w:t>4. Verificación</w:t>
       </w:r>
@@ -12882,7 +12882,7 @@
       <w:pPr>
         <w:pStyle w:val="Ttulo2"/>
       </w:pPr>
-      <w:bookmarkStart w:id="5" w:name="_Toc242194978"/>
+      <w:bookmarkStart w:id="5" w:name="_Toc242198365"/>
       <w:r>
         <w:t>5. Archivos principales</w:t>
       </w:r>
@@ -14869,7 +14869,7 @@
       <w:pPr>
         <w:pStyle w:val="Ttulo2"/>
       </w:pPr>
-      <w:bookmarkStart w:id="6" w:name="_Toc242194979"/>
+      <w:bookmarkStart w:id="6" w:name="_Toc242198366"/>
       <w:r>
         <w:t>6. Evaluación del OE4 y verificaciones a cargo de Santiago Benavides Rey</w:t>
       </w:r>
@@ -15185,7 +15185,7 @@
   <w:abstractNum w:abstractNumId="0" w15:restartNumberingAfterBreak="0">
     <w:nsid w:val="0000A990"/>
     <w:multiLevelType w:val="multilevel"/>
-    <w:tmpl w:val="8C2877BE"/>
+    <w:tmpl w:val="4516DA52"/>
     <w:lvl w:ilvl="0">
       <w:numFmt w:val="bullet"/>
       <w:lvlText w:val=" "/>
@@ -15458,16 +15458,16 @@
       </w:pPr>
     </w:lvl>
   </w:abstractNum>
-  <w:num w:numId="1" w16cid:durableId="491651619">
+  <w:num w:numId="1" w16cid:durableId="552542706">
     <w:abstractNumId w:val="1"/>
   </w:num>
-  <w:num w:numId="2" w16cid:durableId="1637562101">
+  <w:num w:numId="2" w16cid:durableId="105317137">
     <w:abstractNumId w:val="2"/>
     <w:lvlOverride w:ilvl="0">
       <w:startOverride w:val="1"/>
     </w:lvlOverride>
   </w:num>
-  <w:num w:numId="3" w16cid:durableId="170879213">
+  <w:num w:numId="3" w16cid:durableId="523515071">
     <w:abstractNumId w:val="0"/>
   </w:num>
 </w:numbering>
@@ -16273,7 +16273,7 @@
     <w:link w:val="EncabezadoCar"/>
     <w:uiPriority w:val="99"/>
     <w:unhideWhenUsed/>
-    <w:rsid w:val="0047178A"/>
+    <w:rsid w:val="00904D48"/>
     <w:pPr>
       <w:tabs>
         <w:tab w:val="center" w:pos="4419"/>
@@ -16287,7 +16287,7 @@
     <w:basedOn w:val="Fuentedeprrafopredeter"/>
     <w:link w:val="Encabezado"/>
     <w:uiPriority w:val="99"/>
-    <w:rsid w:val="0047178A"/>
+    <w:rsid w:val="00904D48"/>
   </w:style>
   <w:style w:type="paragraph" w:styleId="Piedepgina">
     <w:name w:val="footer"/>
@@ -16295,7 +16295,7 @@
     <w:link w:val="PiedepginaCar"/>
     <w:uiPriority w:val="99"/>
     <w:unhideWhenUsed/>
-    <w:rsid w:val="0047178A"/>
+    <w:rsid w:val="00904D48"/>
     <w:pPr>
       <w:tabs>
         <w:tab w:val="center" w:pos="4419"/>
@@ -16309,7 +16309,7 @@
     <w:basedOn w:val="Fuentedeprrafopredeter"/>
     <w:link w:val="Piedepgina"/>
     <w:uiPriority w:val="99"/>
-    <w:rsid w:val="0047178A"/>
+    <w:rsid w:val="00904D48"/>
   </w:style>
   <w:style w:type="character" w:styleId="Nmerodepgina">
     <w:name w:val="page number"/>
@@ -16317,7 +16317,7 @@
     <w:uiPriority w:val="99"/>
     <w:semiHidden/>
     <w:unhideWhenUsed/>
-    <w:rsid w:val="0047178A"/>
+    <w:rsid w:val="00904D48"/>
   </w:style>
 </w:styles>
 </file>

--- a/docs/anexos oe3/Solucion_OE3_Anexo_F_Personajes.docx
+++ b/docs/anexos oe3/Solucion_OE3_Anexo_F_Personajes.docx
@@ -24,7 +24,7 @@
       <w:r>
         <w:fldChar w:fldCharType="separate"/>
       </w:r>
-      <w:hyperlink w:anchor="_Toc242198360" w:history="1">
+      <w:hyperlink w:anchor="_Toc242202747" w:history="1">
         <w:r>
           <w:rPr>
             <w:rStyle w:val="Hipervnculo"/>
@@ -51,7 +51,7 @@
             <w:noProof/>
             <w:webHidden/>
           </w:rPr>
-          <w:instrText xml:space="preserve"> PAGEREF _Toc242198360 \h </w:instrText>
+          <w:instrText xml:space="preserve"> PAGEREF _Toc242202747 \h </w:instrText>
         </w:r>
         <w:r>
           <w:rPr>
@@ -95,7 +95,7 @@
           <w14:ligatures w14:val="standardContextual"/>
         </w:rPr>
       </w:pPr>
-      <w:hyperlink w:anchor="_Toc242198361" w:history="1">
+      <w:hyperlink w:anchor="_Toc242202748" w:history="1">
         <w:r>
           <w:rPr>
             <w:rStyle w:val="Hipervnculo"/>
@@ -122,7 +122,7 @@
             <w:noProof/>
             <w:webHidden/>
           </w:rPr>
-          <w:instrText xml:space="preserve"> PAGEREF _Toc242198361 \h </w:instrText>
+          <w:instrText xml:space="preserve"> PAGEREF _Toc242202748 \h </w:instrText>
         </w:r>
         <w:r>
           <w:rPr>
@@ -166,7 +166,7 @@
           <w14:ligatures w14:val="standardContextual"/>
         </w:rPr>
       </w:pPr>
-      <w:hyperlink w:anchor="_Toc242198362" w:history="1">
+      <w:hyperlink w:anchor="_Toc242202749" w:history="1">
         <w:r>
           <w:rPr>
             <w:rStyle w:val="Hipervnculo"/>
@@ -193,7 +193,7 @@
             <w:noProof/>
             <w:webHidden/>
           </w:rPr>
-          <w:instrText xml:space="preserve"> PAGEREF _Toc242198362 \h </w:instrText>
+          <w:instrText xml:space="preserve"> PAGEREF _Toc242202749 \h </w:instrText>
         </w:r>
         <w:r>
           <w:rPr>
@@ -237,7 +237,7 @@
           <w14:ligatures w14:val="standardContextual"/>
         </w:rPr>
       </w:pPr>
-      <w:hyperlink w:anchor="_Toc242198363" w:history="1">
+      <w:hyperlink w:anchor="_Toc242202750" w:history="1">
         <w:r>
           <w:rPr>
             <w:rStyle w:val="Hipervnculo"/>
@@ -264,7 +264,7 @@
             <w:noProof/>
             <w:webHidden/>
           </w:rPr>
-          <w:instrText xml:space="preserve"> PAGEREF _Toc242198363 \h </w:instrText>
+          <w:instrText xml:space="preserve"> PAGEREF _Toc242202750 \h </w:instrText>
         </w:r>
         <w:r>
           <w:rPr>
@@ -284,7 +284,7 @@
             <w:noProof/>
             <w:webHidden/>
           </w:rPr>
-          <w:t>13</w:t>
+          <w:t>14</w:t>
         </w:r>
         <w:r>
           <w:rPr>
@@ -308,7 +308,7 @@
           <w14:ligatures w14:val="standardContextual"/>
         </w:rPr>
       </w:pPr>
-      <w:hyperlink w:anchor="_Toc242198364" w:history="1">
+      <w:hyperlink w:anchor="_Toc242202751" w:history="1">
         <w:r>
           <w:rPr>
             <w:rStyle w:val="Hipervnculo"/>
@@ -335,7 +335,7 @@
             <w:noProof/>
             <w:webHidden/>
           </w:rPr>
-          <w:instrText xml:space="preserve"> PAGEREF _Toc242198364 \h </w:instrText>
+          <w:instrText xml:space="preserve"> PAGEREF _Toc242202751 \h </w:instrText>
         </w:r>
         <w:r>
           <w:rPr>
@@ -355,7 +355,7 @@
             <w:noProof/>
             <w:webHidden/>
           </w:rPr>
-          <w:t>15</w:t>
+          <w:t>16</w:t>
         </w:r>
         <w:r>
           <w:rPr>
@@ -379,7 +379,7 @@
           <w14:ligatures w14:val="standardContextual"/>
         </w:rPr>
       </w:pPr>
-      <w:hyperlink w:anchor="_Toc242198365" w:history="1">
+      <w:hyperlink w:anchor="_Toc242202752" w:history="1">
         <w:r>
           <w:rPr>
             <w:rStyle w:val="Hipervnculo"/>
@@ -406,7 +406,7 @@
             <w:noProof/>
             <w:webHidden/>
           </w:rPr>
-          <w:instrText xml:space="preserve"> PAGEREF _Toc242198365 \h </w:instrText>
+          <w:instrText xml:space="preserve"> PAGEREF _Toc242202752 \h </w:instrText>
         </w:r>
         <w:r>
           <w:rPr>
@@ -426,7 +426,7 @@
             <w:noProof/>
             <w:webHidden/>
           </w:rPr>
-          <w:t>18</w:t>
+          <w:t>19</w:t>
         </w:r>
         <w:r>
           <w:rPr>
@@ -450,7 +450,7 @@
           <w14:ligatures w14:val="standardContextual"/>
         </w:rPr>
       </w:pPr>
-      <w:hyperlink w:anchor="_Toc242198366" w:history="1">
+      <w:hyperlink w:anchor="_Toc242202753" w:history="1">
         <w:r>
           <w:rPr>
             <w:rStyle w:val="Hipervnculo"/>
@@ -477,7 +477,7 @@
             <w:noProof/>
             <w:webHidden/>
           </w:rPr>
-          <w:instrText xml:space="preserve"> PAGEREF _Toc242198366 \h </w:instrText>
+          <w:instrText xml:space="preserve"> PAGEREF _Toc242202753 \h </w:instrText>
         </w:r>
         <w:r>
           <w:rPr>
@@ -497,7 +497,7 @@
             <w:noProof/>
             <w:webHidden/>
           </w:rPr>
-          <w:t>20</w:t>
+          <w:t>22</w:t>
         </w:r>
         <w:r>
           <w:rPr>
@@ -522,7 +522,7 @@
       <w:pPr>
         <w:pStyle w:val="Ttulo1"/>
       </w:pPr>
-      <w:bookmarkStart w:id="0" w:name="_Toc242198360"/>
+      <w:bookmarkStart w:id="0" w:name="_Toc242202747"/>
       <w:r>
         <w:lastRenderedPageBreak/>
         <w:t>ANEXO F. PERSONAJES ANIMADOS</w:t>
@@ -546,7 +546,7 @@
         <w:pStyle w:val="TextoOE3"/>
       </w:pPr>
       <w:r>
-        <w:t xml:space="preserve">Este anexo describe cómo entraron al prototipo la familia y Algoritm, animados, en las dieciocho secuencias narrativas y en las cinco escenas jugables, desde el 24/09/2026 hasta el corte del 1 de octubre de 2026. Los apartados 2.6 a 2.9 recogen además lo que la rama </w:t>
+        <w:t xml:space="preserve">Este anexo describe cómo entraron al prototipo la familia y Algoritm, animados, en las dieciocho secuencias narrativas y en las cinco escenas jugables, desde el 24/09/2026 hasta el corte del 1 de octubre de 2026. Los apartados 2.6 a 2.11 recogen además lo que la rama </w:t>
       </w:r>
       <w:r>
         <w:rPr>
@@ -564,17 +564,17 @@
         <w:t>claudeDocs/tasks/Personajes/Personajes-Resultados.md</w:t>
       </w:r>
       <w:r>
-        <w:t xml:space="preserve">), que el repositorio conserva como registro histórico con sus notas fechadas, del registro de inconsistencias (revisión 18), de los mensajes de </w:t>
-      </w:r>
-      <w:r>
-        <w:t>los commits de la rama y del código y los assets, del corte y de la rama. Sirve a los capítulos 4 y 7 del documento principal (apartado 7.2) y al apartado 8.2, donde la animación por recorte figura entre las optimizaciones. Las tablas de los apartados 2.6 a 2.9 y de las corridas posteriores llevan los números F.9 a F.13, para no alterar los que citan otros capítulos.</w:t>
+        <w:t xml:space="preserve">), que el repositorio conserva como registro histórico con sus notas fechadas, del registro de inconsistencias (revisión 19), de los mensajes de </w:t>
+      </w:r>
+      <w:r>
+        <w:t>los commits de la rama y del código y los assets, del corte y de la rama. Sirve a los capítulos 4 y 7 del documento principal (apartado 7.2) y al apartado 8.2, donde la animación por recorte figura entre las optimizaciones. Las tablas de los apartados 2.6 a 2.11 y de las corridas posteriores llevan los números F.9 a F.13, para no alterar los que citan otros capítulos.</w:t>
       </w:r>
     </w:p>
     <w:p>
       <w:pPr>
         <w:pStyle w:val="Ttulo2"/>
       </w:pPr>
-      <w:bookmarkStart w:id="1" w:name="_Toc242198361"/>
+      <w:bookmarkStart w:id="1" w:name="_Toc242202748"/>
       <w:r>
         <w:t>1. Alcance y seguimiento</w:t>
       </w:r>
@@ -1066,7 +1066,7 @@
         <w:pStyle w:val="TextoOE3"/>
       </w:pPr>
       <w:r>
-        <w:t>Del 02 al 06/10/2026, fuera ya del corte, la rama sumó cuatro bloques de trabajo: el plan maestro de los personajes finales y la corrección de la pose en T (</w:t>
+        <w:t>Del 02 al 06/10/2026, fuera ya del corte, la rama sumó cinco bloques de trabajo: el plan maestro de los personajes finales y la corrección de la pose en T (</w:t>
       </w:r>
       <w:r>
         <w:rPr>
@@ -1120,7 +1120,7 @@
         <w:t>8cdd4c5</w:t>
       </w:r>
       <w:r>
-        <w:t>, INC-132); y el arte final frontal de Papá, Mamá y la Niña con las caras de los cuatro y el antebrazo delante del torso (</w:t>
+        <w:t>, INC-132); el arte final frontal de Papá, Mamá y la Niña con las caras de los cuatro y el antebrazo delante del torso (</w:t>
       </w:r>
       <w:r>
         <w:rPr>
@@ -1138,19 +1138,34 @@
         <w:t>433603f</w:t>
       </w:r>
       <w:r>
-        <w:t xml:space="preserve">, 06/10/2026, INC-133). INC-131, INC-132 e INC-133 son decisiones de Santiago Benavides Rey posteriores al acta D10 y no tienen acta: constan en </w:t>
-      </w:r>
-      <w:r>
-        <w:rPr>
-          <w:rStyle w:val="CdigoenlneaOE3"/>
-        </w:rPr>
-        <w:t>claud</w:t>
-      </w:r>
-      <w:r>
-        <w:rPr>
-          <w:rStyle w:val="CdigoenlneaOE3"/>
-        </w:rPr>
-        <w:t>eDocs/INCONSISTENCIAS.md</w:t>
+        <w:t>, 06/10/2026, INC-133); y el pivote del hombro con los gestos sobre la cara (</w:t>
+      </w:r>
+      <w:r>
+        <w:rPr>
+          <w:rStyle w:val="CdigoenlneaOE3"/>
+        </w:rPr>
+        <w:t>6ed4d23</w:t>
+      </w:r>
+      <w:r>
+        <w:t xml:space="preserve"> y </w:t>
+      </w:r>
+      <w:r>
+        <w:rPr>
+          <w:rStyle w:val="CdigoenlneaOE3"/>
+        </w:rPr>
+        <w:t>28337c0</w:t>
+      </w:r>
+      <w:r>
+        <w:t xml:space="preserve">, 06/10/2026, sin INC propio). INC-131, INC-132 e INC-133 </w:t>
+      </w:r>
+      <w:r>
+        <w:t xml:space="preserve">son decisiones de Santiago Benavides Rey posteriores al acta D10 y no tienen acta: constan en </w:t>
+      </w:r>
+      <w:r>
+        <w:rPr>
+          <w:rStyle w:val="CdigoenlneaOE3"/>
+        </w:rPr>
+        <w:t>claudeDocs/INCONSISTENCIAS.md</w:t>
       </w:r>
       <w:r>
         <w:t xml:space="preserve"> (revisiones 17 y 18, del 05/10/2026, y revisión 19, del 06/10/2026).</w:t>
@@ -1160,7 +1175,7 @@
       <w:pPr>
         <w:pStyle w:val="Ttulo2"/>
       </w:pPr>
-      <w:bookmarkStart w:id="2" w:name="_Toc242198362"/>
+      <w:bookmarkStart w:id="2" w:name="_Toc242202749"/>
       <w:r>
         <w:t>2. Lo implementado</w:t>
       </w:r>
@@ -1226,10 +1241,7 @@
         <w:t>Animator</w:t>
       </w:r>
       <w:r>
-        <w:t xml:space="preserve"> </w:t>
-      </w:r>
-      <w:r>
-        <w:t xml:space="preserve">tiene un estado por cada valor de </w:t>
+        <w:t xml:space="preserve"> tiene un estado por cada valor de </w:t>
       </w:r>
       <w:r>
         <w:rPr>
@@ -1247,7 +1259,11 @@
         <w:t>Play</w:t>
       </w:r>
       <w:r>
-        <w:t xml:space="preserve"> pasa a una acción con un fundido de 0,18 s y cae al reposo si el controlador no tiene ese estado; </w:t>
+        <w:t xml:space="preserve"> pasa a una acción con un fundido de 0,18 s y cae </w:t>
+      </w:r>
+      <w:r>
+        <w:lastRenderedPageBreak/>
+        <w:t xml:space="preserve">al reposo si el controlador no tiene ese estado; </w:t>
       </w:r>
       <w:r>
         <w:rPr>
@@ -1269,7 +1285,6 @@
           <w:b/>
           <w:bCs/>
         </w:rPr>
-        <w:lastRenderedPageBreak/>
         <w:t>Tabla F.2.</w:t>
       </w:r>
       <w:r>
@@ -2001,6 +2016,7 @@
         <w:rPr>
           <w:rStyle w:val="CdigoenlneaOE3"/>
         </w:rPr>
+        <w:lastRenderedPageBreak/>
         <w:t>NarrativeProp.FinishesSteps</w:t>
       </w:r>
       <w:r>
@@ -2013,11 +2029,7 @@
         <w:t>ActorTimeline.Interrupts</w:t>
       </w:r>
       <w:r>
-        <w:t xml:space="preserve">), y lo que se lee mientras camina lo hace al llegar, empezando por el último paso con movimiento que se leyó entretanto </w:t>
-      </w:r>
-      <w:r>
-        <w:lastRenderedPageBreak/>
-        <w:t>(</w:t>
+        <w:t>), y lo que se lee mientras camina lo hace al llegar, empezando por el último paso con movimiento que se leyó entretanto (</w:t>
       </w:r>
       <w:r>
         <w:rPr>
@@ -2570,6 +2582,7 @@
         <w:pStyle w:val="PrimerprrafoOE3"/>
       </w:pPr>
       <w:r>
+        <w:lastRenderedPageBreak/>
         <w:t>El 30/09/2026 (</w:t>
       </w:r>
       <w:r>
@@ -2615,11 +2628,7 @@
         <w:t>#FFE9A8</w:t>
       </w:r>
       <w:r>
-        <w:t xml:space="preserve"> con escala y alfa decrecientes hacia </w:t>
-      </w:r>
-      <w:r>
-        <w:lastRenderedPageBreak/>
-        <w:t xml:space="preserve">atrás; </w:t>
+        <w:t xml:space="preserve"> con escala y alfa decrecientes hacia atrás; </w:t>
       </w:r>
       <w:r>
         <w:rPr>
@@ -3133,11 +3142,11 @@
         <w:pStyle w:val="PrimerprrafoOE3"/>
       </w:pPr>
       <w:r>
-        <w:t xml:space="preserve">El 05/10/2026 Santiago Benavides Rey decidió que los personajes finales llegan en vista frontal y con más capas: la cabeza separada del torso, ojos y boca en capas propias con seis </w:t>
-      </w:r>
-      <w:r>
         <w:lastRenderedPageBreak/>
-        <w:t xml:space="preserve">expresiones y las extremidades en dos sprites, con codos y rodillas además de hombros, cadera y cuello (INC-131). Algoritm entra en la decisión con brazos y piernas en dos tramos y con ojos y boca sobre el cuerpo; no lleva cuello, porque la llama no tiene cabeza aparte. Ninguna expresión es de tristeza, enfado ni derrota (CP-02): </w:t>
+        <w:t>El 05/10/2026 Santiago Benavides Rey decidió que los personajes finales llegan en vista frontal y con más capas: la cabeza separada del torso, ojos y boca en capas propias con seis expresiones y las extremidades en dos sprites, con codos y rodillas además de hombros, cadera y cuello (INC-131). Algoritm entra en la decisión con brazos y piernas en dos tramos y con ojos y boca sobre el cuerpo; no lleva cuello, porque la llama no tiene cabeza aparte. Ninguna expresión es de tristeza, enfado ni derrota (CP-02):</w:t>
+      </w:r>
+      <w:r>
+        <w:t xml:space="preserve"> </w:t>
       </w:r>
       <w:r>
         <w:rPr>
@@ -3146,10 +3155,7 @@
         <w:t>Worried</w:t>
       </w:r>
       <w:r>
-        <w:t xml:space="preserve"> es la duda de quien pregunta o espera. La decisión levanta INC-108 y la regla de la imagen única de Algoritm solo para el arte final; para el arte provisional, hoy el de Al</w:t>
-      </w:r>
-      <w:r>
-        <w:t xml:space="preserve">goritm, ambas siguen valiendo. El código y el generador entraron con </w:t>
+        <w:t xml:space="preserve"> es la duda de quien pregunta o espera. La decisión levanta INC-108 y la regla de la imagen única de Algoritm solo para el arte final; para el arte provisional, hoy el de Algoritm, ambas siguen valiendo. El código y el generador entraron con </w:t>
       </w:r>
       <w:r>
         <w:rPr>
@@ -4065,7 +4071,11 @@
         <w:t>articulaciones.py</w:t>
       </w:r>
       <w:r>
-        <w:t xml:space="preserve"> estima leyendo los prefabs, sin abrir ninguna imagen: el codo en el punto medio entre el hombro y la esquina más lejana del rectángulo del brazo, la rodilla entre la cadera y la base de la pierna, el cuello en la base de la cabeza. Sus valores son estimaciones y se sustituyen por las medidas del arte final. Las coordenadas son las de </w:t>
+        <w:t xml:space="preserve"> estima leyendo los prefabs, sin abrir ninguna imagen: el codo en el punto medio entre el hombro y la esquina más lejana del rectángulo del brazo, la rodilla entre la cadera y la base de la pierna, el cuello </w:t>
+      </w:r>
+      <w:r>
+        <w:lastRenderedPageBreak/>
+        <w:t xml:space="preserve">en la base de la cabeza. Sus valores son estimaciones y se sustituyen por las medidas del arte final. Las coordenadas son las de </w:t>
       </w:r>
       <w:r>
         <w:rPr>
@@ -4074,23 +4084,13 @@
         <w:t>cut.py</w:t>
       </w:r>
       <w:r>
-        <w:t xml:space="preserve">: lienzo de 1024 × 1024, origen arriba a la </w:t>
-      </w:r>
-      <w:r>
-        <w:lastRenderedPageBreak/>
-        <w:t>izquierda y suelo en y = 947. El generador lee el JSON con un lector propio (</w:t>
-      </w:r>
-      <w:r>
-        <w:rPr>
-          <w:rStyle w:val="CdigoenlneaOE3"/>
-        </w:rPr>
-        <w:t>98</w:t>
-      </w:r>
-      <w:r>
-        <w:rPr>
-          <w:rStyle w:val="CdigoenlneaOE3"/>
-        </w:rPr>
-        <w:t>0936d</w:t>
+        <w:t>: lienzo de 1024 × 1024, origen arriba a la izquierda y suelo en y = 947. El generador lee el JSON con un lector propio (</w:t>
+      </w:r>
+      <w:r>
+        <w:rPr>
+          <w:rStyle w:val="CdigoenlneaOE3"/>
+        </w:rPr>
+        <w:t>980936d</w:t>
       </w:r>
       <w:r>
         <w:t xml:space="preserve">), porque </w:t>
@@ -4102,10 +4102,7 @@
         <w:t>JsonUtility</w:t>
       </w:r>
       <w:r>
-        <w:t xml:space="preserve"> </w:t>
-      </w:r>
-      <w:r>
-        <w:t>devolvía la tabla vacía. Un personaje está segmentado cuando ya tiene sus piezas en dos tramos, y eso se deduce del prefab y no se guarda (apartado 3).</w:t>
+        <w:t xml:space="preserve"> devolvía la tabla vacía. Un personaje está segmentado cuando ya tiene sus piezas en dos tramos, y eso se deduce del prefab y no se guarda (apartado 3).</w:t>
       </w:r>
     </w:p>
     <w:p>
@@ -4248,10 +4245,10 @@
         <w:t>BlinkClock</w:t>
       </w:r>
       <w:r>
-        <w:t xml:space="preserve"> parpadea cada 3,5 ± 1,2 s durante 0,1</w:t>
-      </w:r>
-      <w:r>
-        <w:t xml:space="preserve">2 s, pasando por medio cerrado, cerrado y medio cerrado, y se apaga en </w:t>
+        <w:t xml:space="preserve"> parpadea cada 3,5 ± 1,2 s durante 0,12 s, pasando por medio cerr</w:t>
+      </w:r>
+      <w:r>
+        <w:t xml:space="preserve">ado, cerrado y medio cerrado, y se apaga en </w:t>
       </w:r>
       <w:r>
         <w:rPr>
@@ -4305,10 +4302,10 @@
         <w:t>Image</w:t>
       </w:r>
       <w:r>
-        <w:t xml:space="preserve"> desactivada, y avanza con tiempo escalado, así que la pa</w:t>
-      </w:r>
-      <w:r>
-        <w:t>usa (RF-07) congela el parpadeo y la boca.</w:t>
+        <w:t xml:space="preserve"> desactivada, y avanza con tiempo escalado, así que la pausa (RF-07) congela el parp</w:t>
+      </w:r>
+      <w:r>
+        <w:t>adeo y la boca.</w:t>
       </w:r>
     </w:p>
     <w:p>
@@ -4489,10 +4486,10 @@
         </w:rPr>
         <w:lastRenderedPageBreak/>
         <w:drawing>
-          <wp:inline distT="0" distB="0" distL="0" distR="0" wp14:anchorId="3ED0312D" wp14:editId="53FB71B3">
-            <wp:extent cx="5759999" cy="3081599"/>
+          <wp:inline distT="0" distB="0" distL="0" distR="0" wp14:anchorId="60FC4522" wp14:editId="48F507E0">
+            <wp:extent cx="5759999" cy="3218399"/>
             <wp:effectExtent l="0" t="0" r="0" b="0"/>
-            <wp:docPr id="10" name="Picture" descr="Figura F.1. Idle del Niño en ocho instantes, uno cada 0,64 s de un ciclo de 5,12 s, con su arte final y su cara neutra colocada por registro. Vista previa de pose_preview.py sobre el árbol de 15f669c, no captura del motor."/>
+            <wp:docPr id="10" name="Picture" descr="Figura F.1. Idle del Niño en ocho instantes, uno cada 0,64 s de un ciclo de 5,12 s, con su arte final y su cara neutra colocada por registro. Vista previa de pose_preview.py sobre el árbol de 28337c0, no captura del motor."/>
             <wp:cNvGraphicFramePr/>
             <a:graphic xmlns:a="http://schemas.openxmlformats.org/drawingml/2006/main">
               <a:graphicData uri="http://schemas.openxmlformats.org/drawingml/2006/picture">
@@ -4512,7 +4509,7 @@
                   <pic:spPr bwMode="auto">
                     <a:xfrm>
                       <a:off x="0" y="0"/>
-                      <a:ext cx="5759999" cy="3081599"/>
+                      <a:ext cx="5759999" cy="3218399"/>
                     </a:xfrm>
                     <a:prstGeom prst="rect">
                       <a:avLst/>
@@ -4551,7 +4548,7 @@
         <w:rPr>
           <w:rStyle w:val="CdigoenlneaOE3"/>
         </w:rPr>
-        <w:t>15f669c</w:t>
+        <w:t>28337c0</w:t>
       </w:r>
       <w:r>
         <w:t>, no captura del motor.</w:t>
@@ -4622,7 +4619,16 @@
         <w:t>arte_final.json</w:t>
       </w:r>
       <w:r>
-        <w:t xml:space="preserve"> los hombros están hoy en x = 489, y = 567 y x = 535, y = 564 y los codos en x = 386, y = 620 y x = 642, y = 612; las rodillas no cambiaron. Las caras pasaron a colocarse por registro (apartado 2.10).</w:t>
+        <w:t xml:space="preserve"> los hombros quedaron entonces en x = 489, y = 567 y x = 535, y = 564 (</w:t>
+      </w:r>
+      <w:r>
+        <w:rPr>
+          <w:rStyle w:val="CdigoenlneaOE3"/>
+        </w:rPr>
+        <w:t>6ed4d23</w:t>
+      </w:r>
+      <w:r>
+        <w:t xml:space="preserve"> los llevó después al borde del torso, apartado 2.11) y los codos en x = 386, y = 620 y x = 642, y = 612; las rodillas no cambiaron. Las caras pasaron a colocarse por registro (apartado 2.10).</w:t>
       </w:r>
     </w:p>
     <w:p>
@@ -4691,7 +4697,11 @@
         <w:t>Cuello</w:t>
       </w:r>
       <w:r>
-        <w:t>, y uGUI pinta de atrás adelante, de modo que los brazos quedaban al fondo. La decisión del 05/10/2026 (INC-132) fijó el orden de la Tabla F.10 y sustituyó, para la familia, la regla de INC-131 de dibujar el cuello sobre el torso. Con el arte provisional la cabeza estaba pintada dentro del torso, y los brazos de Papá, Mamá y la Niña quedaban tras el torso y tras la cara. Con el arte final de los cuatro (apartado 2.10) la cabeza es una pie</w:t>
+        <w:t xml:space="preserve">, y uGUI pinta de atrás adelante, de modo que los brazos quedaban al fondo. La decisión del 05/10/2026 (INC-132) fijó el orden de la Tabla F.10 y sustituyó, para la familia, la regla de INC-131 de dibujar el cuello sobre el torso. Con el arte provisional la cabeza estaba pintada dentro del torso, y los brazos de Papá, Mamá y la Niña </w:t>
+      </w:r>
+      <w:r>
+        <w:lastRenderedPageBreak/>
+        <w:t>quedaban tras el torso y tras la cara. Con el arte final de los cuatro (apartado 2.10) la cabeza es una pie</w:t>
       </w:r>
       <w:r>
         <w:t>za propia y el orden vigente es el de la tabla.</w:t>
@@ -4707,7 +4717,6 @@
           <w:b/>
           <w:bCs/>
         </w:rPr>
-        <w:lastRenderedPageBreak/>
         <w:t>Tabla F.10.</w:t>
       </w:r>
       <w:r>
@@ -5629,10 +5638,10 @@
         </w:rPr>
         <w:lastRenderedPageBreak/>
         <w:drawing>
-          <wp:inline distT="0" distB="0" distL="0" distR="0" wp14:anchorId="7045BE82" wp14:editId="3EAA834D">
-            <wp:extent cx="5759999" cy="2282399"/>
+          <wp:inline distT="0" distB="0" distL="0" distR="0" wp14:anchorId="7B3BE859" wp14:editId="444DA594">
+            <wp:extent cx="5759999" cy="2419199"/>
             <wp:effectExtent l="0" t="0" r="0" b="0"/>
-            <wp:docPr id="13" name="Picture" descr="Figura F.2. Orden de dibujo con INC-133. El Niño en reposo tiene el húmero detrás del torso y el antebrazo delante; Papá en reposo, la cara y la barba delante del torso y el antebrazo delante; Algoritm (fuego), en Encourage, los brazos delante del cuerpo y los ojos y la boca sin tapar. Vistas previas de pose_preview.py sobre el árbol de 15f669c, no capturas del motor."/>
+            <wp:docPr id="13" name="Picture" descr="Figura F.2. Orden de dibujo con INC-133. El Niño en reposo tiene el húmero detrás del torso y el antebrazo delante; Papá en reposo, la cara y la barba delante del torso y el antebrazo delante; Algoritm (fuego), en Encourage, los brazos delante del cuerpo y los ojos y la boca sin tapar. Vistas previas de pose_preview.py sobre el árbol de 28337c0, no capturas del motor."/>
             <wp:cNvGraphicFramePr/>
             <a:graphic xmlns:a="http://schemas.openxmlformats.org/drawingml/2006/main">
               <a:graphicData uri="http://schemas.openxmlformats.org/drawingml/2006/picture">
@@ -5652,7 +5661,7 @@
                   <pic:spPr bwMode="auto">
                     <a:xfrm>
                       <a:off x="0" y="0"/>
-                      <a:ext cx="5759999" cy="2282399"/>
+                      <a:ext cx="5759999" cy="2419199"/>
                     </a:xfrm>
                     <a:prstGeom prst="rect">
                       <a:avLst/>
@@ -5700,7 +5709,7 @@
         <w:rPr>
           <w:rStyle w:val="CdigoenlneaOE3"/>
         </w:rPr>
-        <w:t>15f669c</w:t>
+        <w:t>28337c0</w:t>
       </w:r>
       <w:r>
         <w:t>, no capturas del motor.</w:t>
@@ -5750,10 +5759,10 @@
           <w:noProof/>
         </w:rPr>
         <w:drawing>
-          <wp:inline distT="0" distB="0" distL="0" distR="0" wp14:anchorId="2E7C0767" wp14:editId="6734B981">
-            <wp:extent cx="5759999" cy="2080799"/>
+          <wp:inline distT="0" distB="0" distL="0" distR="0" wp14:anchorId="71D5F35B" wp14:editId="37E5ED09">
+            <wp:extent cx="5759999" cy="1825199"/>
             <wp:effectExtent l="0" t="0" r="0" b="0"/>
-            <wp:docPr id="16" name="Picture" descr="Figura F.3. Golpe de Strike en el instante del choque, con el arte final de Papá, Mamá, la Niña y el Niño. Cada rótulo da el instante del choque y la altura de las manos (y, en el lienzo de 1024, que crece hacia abajo) frente al límite de la cintura; en los cuatro el choque queda por encima del límite. Vistas previas de pose_preview.py sobre el árbol de 15f669c, no capturas del motor."/>
+            <wp:docPr id="16" name="Picture" descr="Figura F.3. Golpe de Strike en el instante del choque, con el arte final de Papá, Mamá, la Niña y el Niño. Cada rótulo da el instante del choque y la altura de las manos (y, en el lienzo de 1024, que crece hacia abajo) frente al límite de la cintura; en los cuatro el choque queda por encima del límite. Vistas previas de pose_preview.py sobre el árbol de 28337c0, no capturas del motor."/>
             <wp:cNvGraphicFramePr/>
             <a:graphic xmlns:a="http://schemas.openxmlformats.org/drawingml/2006/main">
               <a:graphicData uri="http://schemas.openxmlformats.org/drawingml/2006/picture">
@@ -5773,7 +5782,7 @@
                   <pic:spPr bwMode="auto">
                     <a:xfrm>
                       <a:off x="0" y="0"/>
-                      <a:ext cx="5759999" cy="2080799"/>
+                      <a:ext cx="5759999" cy="1825199"/>
                     </a:xfrm>
                     <a:prstGeom prst="rect">
                       <a:avLst/>
@@ -5821,7 +5830,7 @@
         <w:rPr>
           <w:rStyle w:val="CdigoenlneaOE3"/>
         </w:rPr>
-        <w:t>15f669c</w:t>
+        <w:t>28337c0</w:t>
       </w:r>
       <w:r>
         <w:t>, no capturas del motor.</w:t>
@@ -5840,44 +5849,47 @@
         <w:pStyle w:val="PrimerprrafoOE3"/>
       </w:pPr>
       <w:r>
+        <w:t xml:space="preserve">Hasta INC-132 las curvas de los clips las calculaba el C# del generador. Desde </w:t>
+      </w:r>
+      <w:r>
+        <w:rPr>
+          <w:rStyle w:val="CdigoenlneaOE3"/>
+        </w:rPr>
+        <w:t>8740a64</w:t>
+      </w:r>
+      <w:r>
+        <w:t xml:space="preserve"> las escribe </w:t>
+      </w:r>
+      <w:r>
+        <w:rPr>
+          <w:rStyle w:val="CdigoenlneaOE3"/>
+        </w:rPr>
+        <w:t>coreografia.py</w:t>
+      </w:r>
+      <w:r>
+        <w:t xml:space="preserve"> en </w:t>
+      </w:r>
+      <w:r>
+        <w:rPr>
+          <w:rStyle w:val="CdigoenlneaOE3"/>
+        </w:rPr>
+        <w:t>clips_personajes.json</w:t>
+      </w:r>
+      <w:r>
+        <w:t xml:space="preserve">, y el modo </w:t>
+      </w:r>
+      <w:r>
+        <w:rPr>
+          <w:rStyle w:val="CdigoenlneaOE3"/>
+        </w:rPr>
+        <w:t>clips</w:t>
+      </w:r>
+      <w:r>
+        <w:t xml:space="preserve"> solo las aplica; no crea clips ni </w:t>
+      </w:r>
+      <w:r>
         <w:lastRenderedPageBreak/>
-        <w:t xml:space="preserve">Hasta INC-132 las curvas de los clips las calculaba el C# del generador. Desde </w:t>
-      </w:r>
-      <w:r>
-        <w:rPr>
-          <w:rStyle w:val="CdigoenlneaOE3"/>
-        </w:rPr>
-        <w:t>8740a64</w:t>
-      </w:r>
-      <w:r>
-        <w:t xml:space="preserve"> las escribe </w:t>
-      </w:r>
-      <w:r>
-        <w:rPr>
-          <w:rStyle w:val="CdigoenlneaOE3"/>
-        </w:rPr>
-        <w:t>coreografia.py</w:t>
-      </w:r>
-      <w:r>
-        <w:t xml:space="preserve"> en </w:t>
-      </w:r>
-      <w:r>
-        <w:rPr>
-          <w:rStyle w:val="CdigoenlneaOE3"/>
-        </w:rPr>
-        <w:t>clips_personajes.json</w:t>
-      </w:r>
-      <w:r>
-        <w:t xml:space="preserve">, y el modo </w:t>
-      </w:r>
-      <w:r>
-        <w:rPr>
-          <w:rStyle w:val="CdigoenlneaOE3"/>
-        </w:rPr>
-        <w:t>clips</w:t>
-      </w:r>
-      <w:r>
-        <w:t xml:space="preserve"> solo las aplica; no crea clips ni toca controladores, GUID ni eventos. Así hay una sola fuente de verdad, que se puede probar sin abrir el Editor. El primer paso fue un port del motor de clips: </w:t>
+        <w:t xml:space="preserve">toca controladores, GUID ni eventos. Así hay una sola fuente de verdad, que se puede probar sin abrir el Editor. El primer paso fue un port del motor de clips: </w:t>
       </w:r>
       <w:r>
         <w:rPr>
@@ -5906,7 +5918,16 @@
         <w:t xml:space="preserve">La coreografía se escribió una vez, para el arte final, como objetivos de la mano. Con el brazo partido se resuelve con cinemática inversa de dos tramos; con el brazo de una pieza, el hombro apunta la mano y el codo lleva ya su curva. La visibilidad de cada brazo se deriva de la geometría, con la silueta del torso, y el reposo se calcula por personaje. El Idle dura 6,4 s multiplicados por el tempo del personaje: dos respiraciones de 3,2 s, que conservan el ciclo de la dirección de arte (apartado 13.3), con </w:t>
       </w:r>
       <w:r>
-        <w:t xml:space="preserve">un gesto de carácter por personaje. El Niño mira a los lados, rebota, balancea los brazos y se rasca junto a la oreja; la Niña balancea los brazos; Papá pone los brazos en jarra por fuera del torso e hincha el pecho; Mamá lleva las manos a la cintura y una mano a la oreja, por delante del pelo y sin tapar ojos ni boca; Algoritm parpadea como llama, con brazos alternos. </w:t>
+        <w:t xml:space="preserve">un gesto de carácter por personaje. El Niño mira a los lados, rebota, balancea los brazos y se rasca junto a la oreja; la Niña balancea los brazos; Papá pone los brazos en jarra por fuera del torso e hincha el pecho; Mamá lleva una mano a la oreja, por delante del pelo y sin tapar ojos ni boca (desde </w:t>
+      </w:r>
+      <w:r>
+        <w:rPr>
+          <w:rStyle w:val="CdigoenlneaOE3"/>
+        </w:rPr>
+        <w:t>6ed4d23</w:t>
+      </w:r>
+      <w:r>
+        <w:t xml:space="preserve"> ya no apoya la mano en la cadera); Algoritm parpadea como llama, con brazos alternos. </w:t>
       </w:r>
       <w:r>
         <w:rPr>
@@ -5915,10 +5936,10 @@
         <w:t>Encourage</w:t>
       </w:r>
       <w:r>
-        <w:t xml:space="preserve"> es un puño fuera de la cabeza, con rebote y cabeceo, de 0,9 s multiplicados por el tempo (CP-02); los controladores de las mecánic</w:t>
-      </w:r>
-      <w:r>
-        <w:t xml:space="preserve">as usan 0,9 s y 1,035 s. </w:t>
+        <w:t xml:space="preserve"> es un puño fuera de la cabeza, con rebote y cabeceo, de 0,9 s multiplicados por el tempo (CP-02); los cont</w:t>
+      </w:r>
+      <w:r>
+        <w:t xml:space="preserve">roladores de las mecánicas usan 0,9 s y 1,035 s. </w:t>
       </w:r>
       <w:r>
         <w:rPr>
@@ -6076,8 +6097,8 @@
         <w:tblLook w:val="0020" w:firstRow="1" w:lastRow="0" w:firstColumn="0" w:lastColumn="0" w:noHBand="0" w:noVBand="0"/>
       </w:tblPr>
       <w:tblGrid>
-        <w:gridCol w:w="2566"/>
-        <w:gridCol w:w="7396"/>
+        <w:gridCol w:w="2447"/>
+        <w:gridCol w:w="7515"/>
       </w:tblGrid>
       <w:tr>
         <w:trPr>
@@ -6085,7 +6106,7 @@
         </w:trPr>
         <w:tc>
           <w:tcPr>
-            <w:tcW w:w="1288" w:type="pct"/>
+            <w:tcW w:w="1228" w:type="pct"/>
             <w:shd w:val="clear" w:color="auto" w:fill="D9D9D9"/>
           </w:tcPr>
           <w:p>
@@ -6108,7 +6129,7 @@
         </w:tc>
         <w:tc>
           <w:tcPr>
-            <w:tcW w:w="3712" w:type="pct"/>
+            <w:tcW w:w="3772" w:type="pct"/>
             <w:shd w:val="clear" w:color="auto" w:fill="D9D9D9"/>
           </w:tcPr>
           <w:p>
@@ -6133,7 +6154,7 @@
       <w:tr>
         <w:tc>
           <w:tcPr>
-            <w:tcW w:w="1288" w:type="pct"/>
+            <w:tcW w:w="1228" w:type="pct"/>
             <w:shd w:val="clear" w:color="auto" w:fill="auto"/>
           </w:tcPr>
           <w:p>
@@ -6154,22 +6175,35 @@
         </w:tc>
         <w:tc>
           <w:tcPr>
-            <w:tcW w:w="3712" w:type="pct"/>
-            <w:shd w:val="clear" w:color="auto" w:fill="auto"/>
-          </w:tcPr>
-          <w:p>
-            <w:pPr>
-              <w:pStyle w:val="CompactoOE3"/>
-              <w:spacing w:after="0"/>
-              <w:rPr>
-                <w:sz w:val="18"/>
-              </w:rPr>
-            </w:pPr>
-            <w:r>
-              <w:rPr>
-                <w:sz w:val="18"/>
-              </w:rPr>
-              <w:t>Al menos el 85 %</w:t>
+            <w:tcW w:w="3772" w:type="pct"/>
+            <w:shd w:val="clear" w:color="auto" w:fill="auto"/>
+          </w:tcPr>
+          <w:p>
+            <w:pPr>
+              <w:pStyle w:val="CompactoOE3"/>
+              <w:spacing w:after="0"/>
+              <w:rPr>
+                <w:sz w:val="18"/>
+              </w:rPr>
+            </w:pPr>
+            <w:r>
+              <w:rPr>
+                <w:sz w:val="18"/>
+              </w:rPr>
+              <w:t xml:space="preserve">Antebrazo al menos el 85 %; húmero al menos el 30 % desde </w:t>
+            </w:r>
+            <w:r>
+              <w:rPr>
+                <w:rStyle w:val="CdigoenlneaOE3"/>
+                <w:sz w:val="18"/>
+              </w:rPr>
+              <w:t>6ed4d23</w:t>
+            </w:r>
+            <w:r>
+              <w:rPr>
+                <w:sz w:val="18"/>
+              </w:rPr>
+              <w:t xml:space="preserve"> (antes 40 %)</w:t>
             </w:r>
           </w:p>
         </w:tc>
@@ -6177,7 +6211,7 @@
       <w:tr>
         <w:tc>
           <w:tcPr>
-            <w:tcW w:w="1288" w:type="pct"/>
+            <w:tcW w:w="1228" w:type="pct"/>
             <w:shd w:val="clear" w:color="auto" w:fill="auto"/>
           </w:tcPr>
           <w:p>
@@ -6198,22 +6232,22 @@
         </w:tc>
         <w:tc>
           <w:tcPr>
-            <w:tcW w:w="3712" w:type="pct"/>
-            <w:shd w:val="clear" w:color="auto" w:fill="auto"/>
-          </w:tcPr>
-          <w:p>
-            <w:pPr>
-              <w:pStyle w:val="CompactoOE3"/>
-              <w:spacing w:after="0"/>
-              <w:rPr>
-                <w:sz w:val="18"/>
-              </w:rPr>
-            </w:pPr>
-            <w:r>
-              <w:rPr>
-                <w:sz w:val="18"/>
-              </w:rPr>
-              <w:t>Al menos el 90 %</w:t>
+            <w:tcW w:w="3772" w:type="pct"/>
+            <w:shd w:val="clear" w:color="auto" w:fill="auto"/>
+          </w:tcPr>
+          <w:p>
+            <w:pPr>
+              <w:pStyle w:val="CompactoOE3"/>
+              <w:spacing w:after="0"/>
+              <w:rPr>
+                <w:sz w:val="18"/>
+              </w:rPr>
+            </w:pPr>
+            <w:r>
+              <w:rPr>
+                <w:sz w:val="18"/>
+              </w:rPr>
+              <w:t>Al menos el 90 %, salvo en seis gestos junto a la cabeza con un piso propio (apartado 2.11)</w:t>
             </w:r>
           </w:p>
         </w:tc>
@@ -6221,7 +6255,7 @@
       <w:tr>
         <w:tc>
           <w:tcPr>
-            <w:tcW w:w="1288" w:type="pct"/>
+            <w:tcW w:w="1228" w:type="pct"/>
             <w:shd w:val="clear" w:color="auto" w:fill="auto"/>
           </w:tcPr>
           <w:p>
@@ -6242,7 +6276,7 @@
         </w:tc>
         <w:tc>
           <w:tcPr>
-            <w:tcW w:w="3712" w:type="pct"/>
+            <w:tcW w:w="3772" w:type="pct"/>
             <w:shd w:val="clear" w:color="auto" w:fill="auto"/>
           </w:tcPr>
           <w:p>
@@ -6265,7 +6299,7 @@
       <w:tr>
         <w:tc>
           <w:tcPr>
-            <w:tcW w:w="1288" w:type="pct"/>
+            <w:tcW w:w="1228" w:type="pct"/>
             <w:shd w:val="clear" w:color="auto" w:fill="auto"/>
           </w:tcPr>
           <w:p>
@@ -6286,7 +6320,7 @@
         </w:tc>
         <w:tc>
           <w:tcPr>
-            <w:tcW w:w="3712" w:type="pct"/>
+            <w:tcW w:w="3772" w:type="pct"/>
             <w:shd w:val="clear" w:color="auto" w:fill="auto"/>
           </w:tcPr>
           <w:p>
@@ -6309,7 +6343,7 @@
       <w:tr>
         <w:tc>
           <w:tcPr>
-            <w:tcW w:w="1288" w:type="pct"/>
+            <w:tcW w:w="1228" w:type="pct"/>
             <w:shd w:val="clear" w:color="auto" w:fill="auto"/>
           </w:tcPr>
           <w:p>
@@ -6330,22 +6364,22 @@
         </w:tc>
         <w:tc>
           <w:tcPr>
-            <w:tcW w:w="3712" w:type="pct"/>
-            <w:shd w:val="clear" w:color="auto" w:fill="auto"/>
-          </w:tcPr>
-          <w:p>
-            <w:pPr>
-              <w:pStyle w:val="CompactoOE3"/>
-              <w:spacing w:after="0"/>
-              <w:rPr>
-                <w:sz w:val="18"/>
-              </w:rPr>
-            </w:pPr>
-            <w:r>
-              <w:rPr>
-                <w:sz w:val="18"/>
-              </w:rPr>
-              <w:t>Fuera de la caja de la cara, salvo excepciones explícitas (hoy la lista está vacía)</w:t>
+            <w:tcW w:w="3772" w:type="pct"/>
+            <w:shd w:val="clear" w:color="auto" w:fill="auto"/>
+          </w:tcPr>
+          <w:p>
+            <w:pPr>
+              <w:pStyle w:val="CompactoOE3"/>
+              <w:spacing w:after="0"/>
+              <w:rPr>
+                <w:sz w:val="18"/>
+              </w:rPr>
+            </w:pPr>
+            <w:r>
+              <w:rPr>
+                <w:sz w:val="18"/>
+              </w:rPr>
+              <w:t>Fuera de la caja de la cara, salvo en esos seis gestos</w:t>
             </w:r>
           </w:p>
         </w:tc>
@@ -6353,43 +6387,43 @@
       <w:tr>
         <w:tc>
           <w:tcPr>
-            <w:tcW w:w="1288" w:type="pct"/>
-            <w:shd w:val="clear" w:color="auto" w:fill="auto"/>
-          </w:tcPr>
-          <w:p>
-            <w:pPr>
-              <w:pStyle w:val="CompactoOE3"/>
-              <w:spacing w:after="0"/>
-              <w:rPr>
-                <w:sz w:val="18"/>
-              </w:rPr>
-            </w:pPr>
-            <w:r>
-              <w:rPr>
-                <w:sz w:val="18"/>
-              </w:rPr>
-              <w:t>Velocidad de giro</w:t>
-            </w:r>
-          </w:p>
-        </w:tc>
-        <w:tc>
-          <w:tcPr>
-            <w:tcW w:w="3712" w:type="pct"/>
-            <w:shd w:val="clear" w:color="auto" w:fill="auto"/>
-          </w:tcPr>
-          <w:p>
-            <w:pPr>
-              <w:pStyle w:val="CompactoOE3"/>
-              <w:spacing w:after="0"/>
-              <w:rPr>
-                <w:sz w:val="18"/>
-              </w:rPr>
-            </w:pPr>
-            <w:r>
-              <w:rPr>
-                <w:sz w:val="18"/>
-              </w:rPr>
-              <w:t>Hasta 1 300 °/s, salvo el martillazo</w:t>
+            <w:tcW w:w="1228" w:type="pct"/>
+            <w:shd w:val="clear" w:color="auto" w:fill="auto"/>
+          </w:tcPr>
+          <w:p>
+            <w:pPr>
+              <w:pStyle w:val="CompactoOE3"/>
+              <w:spacing w:after="0"/>
+              <w:rPr>
+                <w:sz w:val="18"/>
+              </w:rPr>
+            </w:pPr>
+            <w:r>
+              <w:rPr>
+                <w:sz w:val="18"/>
+              </w:rPr>
+              <w:t>Ojos</w:t>
+            </w:r>
+          </w:p>
+        </w:tc>
+        <w:tc>
+          <w:tcPr>
+            <w:tcW w:w="3772" w:type="pct"/>
+            <w:shd w:val="clear" w:color="auto" w:fill="auto"/>
+          </w:tcPr>
+          <w:p>
+            <w:pPr>
+              <w:pStyle w:val="CompactoOE3"/>
+              <w:spacing w:after="0"/>
+              <w:rPr>
+                <w:sz w:val="18"/>
+              </w:rPr>
+            </w:pPr>
+            <w:r>
+              <w:rPr>
+                <w:sz w:val="18"/>
+              </w:rPr>
+              <w:t>Nunca se tapan los dos a la vez: el menos tapado, a lo sumo el 25 %</w:t>
             </w:r>
           </w:p>
         </w:tc>
@@ -6397,43 +6431,43 @@
       <w:tr>
         <w:tc>
           <w:tcPr>
-            <w:tcW w:w="1288" w:type="pct"/>
-            <w:shd w:val="clear" w:color="auto" w:fill="auto"/>
-          </w:tcPr>
-          <w:p>
-            <w:pPr>
-              <w:pStyle w:val="CompactoOE3"/>
-              <w:spacing w:after="0"/>
-              <w:rPr>
-                <w:sz w:val="18"/>
-              </w:rPr>
-            </w:pPr>
-            <w:r>
-              <w:rPr>
-                <w:sz w:val="18"/>
-              </w:rPr>
-              <w:t>Torso sobre ojos y boca</w:t>
-            </w:r>
-          </w:p>
-        </w:tc>
-        <w:tc>
-          <w:tcPr>
-            <w:tcW w:w="3712" w:type="pct"/>
-            <w:shd w:val="clear" w:color="auto" w:fill="auto"/>
-          </w:tcPr>
-          <w:p>
-            <w:pPr>
-              <w:pStyle w:val="CompactoOE3"/>
-              <w:spacing w:after="0"/>
-              <w:rPr>
-                <w:sz w:val="18"/>
-              </w:rPr>
-            </w:pPr>
-            <w:r>
-              <w:rPr>
-                <w:sz w:val="18"/>
-              </w:rPr>
-              <w:t>No tapa más del 5 %</w:t>
+            <w:tcW w:w="1228" w:type="pct"/>
+            <w:shd w:val="clear" w:color="auto" w:fill="auto"/>
+          </w:tcPr>
+          <w:p>
+            <w:pPr>
+              <w:pStyle w:val="CompactoOE3"/>
+              <w:spacing w:after="0"/>
+              <w:rPr>
+                <w:sz w:val="18"/>
+              </w:rPr>
+            </w:pPr>
+            <w:r>
+              <w:rPr>
+                <w:sz w:val="18"/>
+              </w:rPr>
+              <w:t>Velocidad de giro</w:t>
+            </w:r>
+          </w:p>
+        </w:tc>
+        <w:tc>
+          <w:tcPr>
+            <w:tcW w:w="3772" w:type="pct"/>
+            <w:shd w:val="clear" w:color="auto" w:fill="auto"/>
+          </w:tcPr>
+          <w:p>
+            <w:pPr>
+              <w:pStyle w:val="CompactoOE3"/>
+              <w:spacing w:after="0"/>
+              <w:rPr>
+                <w:sz w:val="18"/>
+              </w:rPr>
+            </w:pPr>
+            <w:r>
+              <w:rPr>
+                <w:sz w:val="18"/>
+              </w:rPr>
+              <w:t>Hasta 1 300 °/s, salvo el martillazo</w:t>
             </w:r>
           </w:p>
         </w:tc>
@@ -6441,43 +6475,43 @@
       <w:tr>
         <w:tc>
           <w:tcPr>
-            <w:tcW w:w="1288" w:type="pct"/>
-            <w:shd w:val="clear" w:color="auto" w:fill="auto"/>
-          </w:tcPr>
-          <w:p>
-            <w:pPr>
-              <w:pStyle w:val="CompactoOE3"/>
-              <w:spacing w:after="0"/>
-              <w:rPr>
-                <w:sz w:val="18"/>
-              </w:rPr>
-            </w:pPr>
-            <w:r>
-              <w:rPr>
-                <w:sz w:val="18"/>
-              </w:rPr>
-              <w:t>Algoritm</w:t>
-            </w:r>
-          </w:p>
-        </w:tc>
-        <w:tc>
-          <w:tcPr>
-            <w:tcW w:w="3712" w:type="pct"/>
-            <w:shd w:val="clear" w:color="auto" w:fill="auto"/>
-          </w:tcPr>
-          <w:p>
-            <w:pPr>
-              <w:pStyle w:val="CompactoOE3"/>
-              <w:spacing w:after="0"/>
-              <w:rPr>
-                <w:sz w:val="18"/>
-              </w:rPr>
-            </w:pPr>
-            <w:r>
-              <w:rPr>
-                <w:sz w:val="18"/>
-              </w:rPr>
-              <w:t>Ninguna mano entra en la cara</w:t>
+            <w:tcW w:w="1228" w:type="pct"/>
+            <w:shd w:val="clear" w:color="auto" w:fill="auto"/>
+          </w:tcPr>
+          <w:p>
+            <w:pPr>
+              <w:pStyle w:val="CompactoOE3"/>
+              <w:spacing w:after="0"/>
+              <w:rPr>
+                <w:sz w:val="18"/>
+              </w:rPr>
+            </w:pPr>
+            <w:r>
+              <w:rPr>
+                <w:sz w:val="18"/>
+              </w:rPr>
+              <w:t>Torso sobre ojos y boca</w:t>
+            </w:r>
+          </w:p>
+        </w:tc>
+        <w:tc>
+          <w:tcPr>
+            <w:tcW w:w="3772" w:type="pct"/>
+            <w:shd w:val="clear" w:color="auto" w:fill="auto"/>
+          </w:tcPr>
+          <w:p>
+            <w:pPr>
+              <w:pStyle w:val="CompactoOE3"/>
+              <w:spacing w:after="0"/>
+              <w:rPr>
+                <w:sz w:val="18"/>
+              </w:rPr>
+            </w:pPr>
+            <w:r>
+              <w:rPr>
+                <w:sz w:val="18"/>
+              </w:rPr>
+              <w:t>No tapa más del 5 %</w:t>
             </w:r>
           </w:p>
         </w:tc>
@@ -6485,7 +6519,52 @@
       <w:tr>
         <w:tc>
           <w:tcPr>
-            <w:tcW w:w="1288" w:type="pct"/>
+            <w:tcW w:w="1228" w:type="pct"/>
+            <w:shd w:val="clear" w:color="auto" w:fill="auto"/>
+          </w:tcPr>
+          <w:p>
+            <w:pPr>
+              <w:pStyle w:val="CompactoOE3"/>
+              <w:spacing w:after="0"/>
+              <w:rPr>
+                <w:sz w:val="18"/>
+              </w:rPr>
+            </w:pPr>
+            <w:r>
+              <w:rPr>
+                <w:sz w:val="18"/>
+              </w:rPr>
+              <w:lastRenderedPageBreak/>
+              <w:t>Algoritm</w:t>
+            </w:r>
+          </w:p>
+        </w:tc>
+        <w:tc>
+          <w:tcPr>
+            <w:tcW w:w="3772" w:type="pct"/>
+            <w:shd w:val="clear" w:color="auto" w:fill="auto"/>
+          </w:tcPr>
+          <w:p>
+            <w:pPr>
+              <w:pStyle w:val="CompactoOE3"/>
+              <w:spacing w:after="0"/>
+              <w:rPr>
+                <w:sz w:val="18"/>
+              </w:rPr>
+            </w:pPr>
+            <w:r>
+              <w:rPr>
+                <w:sz w:val="18"/>
+              </w:rPr>
+              <w:t>Ninguna mano entra en la cara</w:t>
+            </w:r>
+          </w:p>
+        </w:tc>
+      </w:tr>
+      <w:tr>
+        <w:tc>
+          <w:tcPr>
+            <w:tcW w:w="1228" w:type="pct"/>
             <w:shd w:val="clear" w:color="auto" w:fill="auto"/>
           </w:tcPr>
           <w:p>
@@ -6513,7 +6592,7 @@
         </w:tc>
         <w:tc>
           <w:tcPr>
-            <w:tcW w:w="3712" w:type="pct"/>
+            <w:tcW w:w="3772" w:type="pct"/>
             <w:shd w:val="clear" w:color="auto" w:fill="auto"/>
           </w:tcPr>
           <w:p>
@@ -6539,7 +6618,6 @@
         <w:pStyle w:val="PrimerprrafoOE3"/>
       </w:pPr>
       <w:r>
-        <w:lastRenderedPageBreak/>
         <w:t xml:space="preserve">El arte final de cada personaje entra con </w:t>
       </w:r>
       <w:r>
@@ -6594,7 +6672,10 @@
         <w:t>clips_personajes.json</w:t>
       </w:r>
       <w:r>
-        <w:t xml:space="preserve">, y las órdenes para la sesión local. Su </w:t>
+        <w:t>, y las órdenes para la sesión lo</w:t>
+      </w:r>
+      <w:r>
+        <w:t xml:space="preserve">cal. Su </w:t>
       </w:r>
       <w:r>
         <w:rPr>
@@ -6615,10 +6696,10 @@
           <w:noProof/>
         </w:rPr>
         <w:drawing>
-          <wp:inline distT="0" distB="0" distL="0" distR="0" wp14:anchorId="6CBD87D1" wp14:editId="3E1043BA">
+          <wp:inline distT="0" distB="0" distL="0" distR="0" wp14:anchorId="0AC3393B" wp14:editId="7E77406E">
             <wp:extent cx="5759999" cy="1749599"/>
             <wp:effectExtent l="0" t="0" r="0" b="0"/>
-            <wp:docPr id="19" name="Picture" descr="Figura F.4. Composite que genera preparar_arte_final.py al reconocer las capas de una entrega, previo a --aplicar: el reposo con las articulaciones marcadas y tres poses de prueba, dibujadas con el orden de INC-133 (húmero detrás del torso y antebrazo delante). La entrega es la sintética que fabrica la herramienta con el arte del Niño, con la cabeza sin cara. No es una captura del motor."/>
+            <wp:docPr id="19" name="Picture" descr="Figura F.4. Composite que genera preparar_arte_final.py al reconocer las capas de una entrega, previo a --aplicar: el reposo con las articulaciones marcadas y tres poses de prueba, dibujadas con el orden de INC-133 (húmero detrás del torso y antebrazo delante). La entrega es la sintética que fabrica la herramienta con el arte del Niño, con la cabeza sin cara. El hombro marcado es el centro del extremo redondo del húmero, que hombro.py lleva después al borde del torso. No es una captura del motor."/>
             <wp:cNvGraphicFramePr/>
             <a:graphic xmlns:a="http://schemas.openxmlformats.org/drawingml/2006/main">
               <a:graphicData uri="http://schemas.openxmlformats.org/drawingml/2006/picture">
@@ -6680,7 +6761,16 @@
         <w:t>--aplicar</w:t>
       </w:r>
       <w:r>
-        <w:t>: el reposo con las articulaciones marcadas y tres poses de prueba, dibujadas con el orden de INC-133 (húmero detrás del torso y antebrazo delante). La entrega es la sintética que fabrica la herramienta con el arte del Niño, con la cabeza sin cara. No es una captura del motor.</w:t>
+        <w:t xml:space="preserve">: el reposo con las articulaciones marcadas y tres poses de prueba, dibujadas con el orden de INC-133 (húmero detrás del torso y antebrazo delante). La entrega es la sintética que fabrica la herramienta con el arte del Niño, con la cabeza sin cara. El hombro marcado es el centro del extremo redondo del húmero, que </w:t>
+      </w:r>
+      <w:r>
+        <w:rPr>
+          <w:rStyle w:val="CdigoenlneaOE3"/>
+        </w:rPr>
+        <w:t>hombro.py</w:t>
+      </w:r>
+      <w:r>
+        <w:t xml:space="preserve"> lleva después al borde del torso. No es una captura del motor.</w:t>
       </w:r>
     </w:p>
     <w:p>
@@ -7021,6 +7111,7 @@
                 <w:rStyle w:val="CdigoenlneaOE3"/>
                 <w:sz w:val="18"/>
               </w:rPr>
+              <w:lastRenderedPageBreak/>
               <w:t>clips</w:t>
             </w:r>
           </w:p>
@@ -7178,7 +7269,6 @@
         <w:pStyle w:val="PrimerprrafoOE3"/>
       </w:pPr>
       <w:r>
-        <w:lastRenderedPageBreak/>
         <w:t xml:space="preserve">El 06/10/2026 llegó la entrega de Papá, Mamá, la Niña y el Niño: 45 PNG en carpetas </w:t>
       </w:r>
       <w:r>
@@ -7206,7 +7296,10 @@
         <w:t>d26ea8f</w:t>
       </w:r>
       <w:r>
-        <w:t xml:space="preserve"> guardó con sus originales en </w:t>
+        <w:t xml:space="preserve"> </w:t>
+      </w:r>
+      <w:r>
+        <w:t xml:space="preserve">guardó con sus originales en </w:t>
       </w:r>
       <w:r>
         <w:rPr>
@@ -7305,10 +7398,10 @@
         <w:t>CharacterFaceSet</w:t>
       </w:r>
       <w:r>
-        <w:t xml:space="preserve"> </w:t>
-      </w:r>
-      <w:r>
-        <w:t xml:space="preserve">cae a los ojos neutros y la boca cerrada cuando una emoción no tiene sprite propio, de modo que una sola expresión entregada ya muestra cara en todas las acciones, y </w:t>
+        <w:t xml:space="preserve"> cae a los ojos neutros y la boca cerrada cuando una emoción no tiene sprite propio, de modo que una sola expresión entregada ya muestra cara en todas la</w:t>
+      </w:r>
+      <w:r>
+        <w:t xml:space="preserve">s acciones, y </w:t>
       </w:r>
       <w:r>
         <w:rPr>
@@ -7636,7 +7729,28 @@
         <w:t>pose_preview.py</w:t>
       </w:r>
       <w:r>
-        <w:t xml:space="preserve"> mide aparte la visibilidad del húmero (al menos el 40 %) y la del antebrazo (al menos el 85 %).</w:t>
+        <w:t xml:space="preserve"> </w:t>
+      </w:r>
+      <w:r>
+        <w:t xml:space="preserve">mide aparte la visibilidad del húmero (al menos el 40 % en </w:t>
+      </w:r>
+      <w:r>
+        <w:rPr>
+          <w:rStyle w:val="CdigoenlneaOE3"/>
+        </w:rPr>
+        <w:t>433603f</w:t>
+      </w:r>
+      <w:r>
+        <w:t xml:space="preserve">; el 30 % desde </w:t>
+      </w:r>
+      <w:r>
+        <w:rPr>
+          <w:rStyle w:val="CdigoenlneaOE3"/>
+        </w:rPr>
+        <w:t>6ed4d23</w:t>
+      </w:r>
+      <w:r>
+        <w:t>, apartado 2.11) y la del antebrazo (al menos el 85 %).</w:t>
       </w:r>
     </w:p>
     <w:p>
@@ -7644,6 +7758,7 @@
         <w:pStyle w:val="TextoOE3"/>
       </w:pPr>
       <w:r>
+        <w:lastRenderedPageBreak/>
         <w:t xml:space="preserve">La ronda del Editor de </w:t>
       </w:r>
       <w:r>
@@ -7752,10 +7867,399 @@
         <w:t>clips</w:t>
       </w:r>
       <w:r>
+        <w:t xml:space="preserve"> reescribió 93 clips. Comparados objeto por objeto contra el commit anterior, cada prefab d</w:t>
+      </w:r>
+      <w:r>
+        <w:t xml:space="preserve">e la familia ganó cuatro objetos nuevos, las dos anclas con su RectTransform, y no perdió ninguno, con </w:t>
+      </w:r>
+      <w:r>
+        <w:rPr>
+          <w:rStyle w:val="CdigoenlneaOE3"/>
+        </w:rPr>
+        <w:t>m_Script</w:t>
+      </w:r>
+      <w:r>
+        <w:t xml:space="preserve"> y </w:t>
+      </w:r>
+      <w:r>
+        <w:rPr>
+          <w:rStyle w:val="CdigoenlneaOE3"/>
+        </w:rPr>
+        <w:t>m_Controller</w:t>
+      </w:r>
+      <w:r>
+        <w:t xml:space="preserve"> iguales; Algoritm no cambió, y una segunda orden </w:t>
+      </w:r>
+      <w:r>
+        <w:rPr>
+          <w:rStyle w:val="CdigoenlneaOE3"/>
+        </w:rPr>
+        <w:t>orden</w:t>
+      </w:r>
+      <w:r>
+        <w:t xml:space="preserve"> no guardó nada. Además, 24 </w:t>
+      </w:r>
+      <w:r>
+        <w:rPr>
+          <w:rStyle w:val="CdigoenlneaOE3"/>
+        </w:rPr>
+        <w:t>.meta</w:t>
+      </w:r>
+      <w:r>
+        <w:t xml:space="preserve"> de PNG pasaron a </w:t>
+      </w:r>
+      <w:r>
+        <w:rPr>
+          <w:rStyle w:val="CdigoenlneaOE3"/>
+        </w:rPr>
+        <w:t>Single</w:t>
+      </w:r>
+      <w:r>
+        <w:t xml:space="preserve"> (</w:t>
+      </w:r>
+      <w:r>
+        <w:rPr>
+          <w:rStyle w:val="CdigoenlneaOE3"/>
+        </w:rPr>
+        <w:t>spriteMode</w:t>
+      </w:r>
+      <w:r>
+        <w:t xml:space="preserve"> de 2 a 1) con los GUID iguales. Las cifras de pruebas están en la Tabla F.13. Las capturas del 06/10/2026 están en el repositorio, en </w:t>
+      </w:r>
+      <w:r>
+        <w:rPr>
+          <w:rStyle w:val="CdigoenlneaOE3"/>
+        </w:rPr>
+        <w:t>claudeDocs/tasks/Personajes/capturas/2026-10-06/</w:t>
+      </w:r>
+      <w:r>
+        <w:t>, y no se incrustan: la familia en reposo en la escena 2.2 (</w:t>
+      </w:r>
+      <w:r>
+        <w:rPr>
+          <w:rStyle w:val="CdigoenlneaOE3"/>
+        </w:rPr>
+        <w:t>01</w:t>
+      </w:r>
+      <w:r>
+        <w:t xml:space="preserve"> y </w:t>
+      </w:r>
+      <w:r>
+        <w:rPr>
+          <w:rStyle w:val="CdigoenlneaOE3"/>
+        </w:rPr>
+        <w:t>01b</w:t>
+      </w:r>
+      <w:r>
+        <w:t xml:space="preserve">), Papá en </w:t>
+      </w:r>
+      <w:r>
+        <w:t>el Nivel 1 (</w:t>
+      </w:r>
+      <w:r>
+        <w:rPr>
+          <w:rStyle w:val="CdigoenlneaOE3"/>
+        </w:rPr>
+        <w:t>02</w:t>
+      </w:r>
+      <w:r>
+        <w:t xml:space="preserve">, </w:t>
+      </w:r>
+      <w:r>
+        <w:rPr>
+          <w:rStyle w:val="CdigoenlneaOE3"/>
+        </w:rPr>
+        <w:t>02b</w:t>
+      </w:r>
+      <w:r>
+        <w:t xml:space="preserve">, </w:t>
+      </w:r>
+      <w:r>
+        <w:rPr>
+          <w:rStyle w:val="CdigoenlneaOE3"/>
+        </w:rPr>
+        <w:t>02c</w:t>
+      </w:r>
+      <w:r>
+        <w:t xml:space="preserve"> y </w:t>
+      </w:r>
+      <w:r>
+        <w:rPr>
+          <w:rStyle w:val="CdigoenlneaOE3"/>
+        </w:rPr>
+        <w:t>05</w:t>
+      </w:r>
+      <w:r>
+        <w:t>), Mamá hablando (</w:t>
+      </w:r>
+      <w:r>
+        <w:rPr>
+          <w:rStyle w:val="CdigoenlneaOE3"/>
+        </w:rPr>
+        <w:t>03</w:t>
+      </w:r>
+      <w:r>
+        <w:t>) y la Niña hablando (</w:t>
+      </w:r>
+      <w:r>
+        <w:rPr>
+          <w:rStyle w:val="CdigoenlneaOE3"/>
+        </w:rPr>
+        <w:t>04</w:t>
+      </w:r>
+      <w:r>
+        <w:t xml:space="preserve">). No hay cuadro del choque de Papá en </w:t>
+      </w:r>
+      <w:r>
+        <w:rPr>
+          <w:rStyle w:val="CdigoenlneaOE3"/>
+        </w:rPr>
+        <w:t>Strike</w:t>
+      </w:r>
+      <w:r>
+        <w:t>.</w:t>
+      </w:r>
+    </w:p>
+    <w:p>
+      <w:pPr>
+        <w:pStyle w:val="Ttulo3"/>
+      </w:pPr>
+      <w:r>
+        <w:t>2.11 Pivote del hombro y gestos sobre la cara</w:t>
+      </w:r>
+    </w:p>
+    <w:p>
+      <w:pPr>
+        <w:pStyle w:val="PrimerprrafoOE3"/>
+      </w:pPr>
+      <w:r>
+        <w:t>El 06/10/2026 Santiago Benavides Rey cerró los dos puntos de coreografía que el apartado 2.10 dejaba abiertos: aceptó que la mano cubra la cara en los gestos junto a la cabeza y aceptó subir y mover el pivote del hombro para normalizar el reposo. No hay INC propio: la dirección de arte no prohíbe que una mano tape la cara ni fija el ángulo de reposo, de modo que son reglas de las herramientas.</w:t>
+      </w:r>
+    </w:p>
+    <w:p>
+      <w:pPr>
+        <w:pStyle w:val="TextoOE3"/>
+      </w:pPr>
+      <w:r>
+        <w:rPr>
+          <w:rStyle w:val="CdigoenlneaOE3"/>
+        </w:rPr>
+        <w:t>6ed4d23</w:t>
+      </w:r>
+      <w:r>
+        <w:t xml:space="preserve"> añadió </w:t>
+      </w:r>
+      <w:r>
+        <w:rPr>
+          <w:rStyle w:val="CdigoenlneaOE3"/>
+        </w:rPr>
+        <w:t>hombro.py</w:t>
+      </w:r>
+      <w:r>
+        <w:t xml:space="preserve">, que lleva el pivote de </w:t>
+      </w:r>
+      <w:r>
+        <w:rPr>
+          <w:rStyle w:val="CdigoenlneaOE3"/>
+        </w:rPr>
+        <w:t>BrazoIzq</w:t>
+      </w:r>
+      <w:r>
+        <w:t xml:space="preserve"> y </w:t>
+      </w:r>
+      <w:r>
+        <w:rPr>
+          <w:rStyle w:val="CdigoenlneaOE3"/>
+        </w:rPr>
+        <w:t>BrazoDer</w:t>
+      </w:r>
+      <w:r>
+        <w:t xml:space="preserve"> del centro del pecho al borde del torso (6 px más arriba y de 24 a 44 px hacia afuera) sin mover el arte registrado, y </w:t>
+      </w:r>
+      <w:r>
+        <w:rPr>
+          <w:rStyle w:val="CdigoenlneaOE3"/>
+        </w:rPr>
+        <w:t>preparar_arte_final.py</w:t>
+      </w:r>
+      <w:r>
+        <w:t xml:space="preserve"> lo corre tras escribir </w:t>
+      </w:r>
+      <w:r>
+        <w:rPr>
+          <w:rStyle w:val="CdigoenlneaOE3"/>
+        </w:rPr>
+        <w:t>arte_final.json</w:t>
+      </w:r>
+      <w:r>
+        <w:t>. Los pivotes, en píxeles del lienzo del rig, pasaron de (448, 483) y (567, 483) a (406, 477) y (611, 477) en Papá, de (499, 543) y (529, 550) a (463, 537) y (563, 544) en Mamá, de (489, 537) y (541, 540) a (451, 531) y (577, 534) en la Niña, y de (489, 567) y (535, 564</w:t>
+      </w:r>
+      <w:r>
+        <w:t xml:space="preserve">) a (463, 561) y (559, 558) en el Niño. El ángulo de reposo bajó de 54, 72, 40 y 57° a 15, 20, 13 y 20° (Papá, Mamá, Niña, Niño), con la mano a la altura de la cadera o el muslo, de modo que el reposo deja de ser una A. Los gestos junto a la cabeza (la visera de </w:t>
+      </w:r>
+      <w:r>
+        <w:rPr>
+          <w:rStyle w:val="CdigoenlneaOE3"/>
+        </w:rPr>
+        <w:t>Observe</w:t>
+      </w:r>
+      <w:r>
+        <w:t xml:space="preserve">, </w:t>
+      </w:r>
+      <w:r>
+        <w:rPr>
+          <w:rStyle w:val="CdigoenlneaOE3"/>
+        </w:rPr>
+        <w:t>Celebrate</w:t>
+      </w:r>
+      <w:r>
+        <w:t xml:space="preserve">, </w:t>
+      </w:r>
+      <w:r>
+        <w:rPr>
+          <w:rStyle w:val="CdigoenlneaOE3"/>
+        </w:rPr>
+        <w:t>Hammer</w:t>
+      </w:r>
+      <w:r>
+        <w:t xml:space="preserve">, </w:t>
+      </w:r>
+      <w:r>
+        <w:rPr>
+          <w:rStyle w:val="CdigoenlneaOE3"/>
+        </w:rPr>
+        <w:t>Encourage</w:t>
+      </w:r>
+      <w:r>
+        <w:t xml:space="preserve">, </w:t>
+      </w:r>
+      <w:r>
+        <w:rPr>
+          <w:rStyle w:val="CdigoenlneaOE3"/>
+        </w:rPr>
+        <w:t>Carry</w:t>
+      </w:r>
+      <w:r>
+        <w:t xml:space="preserve"> y el rascado del Niño en </w:t>
+      </w:r>
+      <w:r>
+        <w:rPr>
+          <w:rStyle w:val="CdigoenlneaOE3"/>
+        </w:rPr>
+        <w:t>Idle</w:t>
+      </w:r>
+      <w:r>
+        <w:t xml:space="preserve">) ya no rodean la cara: la mano llega a la frente o a la sien, y el brazo del Niño se queda de 25 a 33 px corto de la sien. </w:t>
+      </w:r>
+      <w:r>
+        <w:rPr>
+          <w:rStyle w:val="CdigoenlneaOE3"/>
+        </w:rPr>
+        <w:t>pose_preview.py</w:t>
+      </w:r>
+      <w:r>
+        <w:t xml:space="preserve"> fija un piso de cara visible por ge</w:t>
+      </w:r>
+      <w:r>
+        <w:t xml:space="preserve">sto (60 % en </w:t>
+      </w:r>
+      <w:r>
+        <w:rPr>
+          <w:rStyle w:val="CdigoenlneaOE3"/>
+        </w:rPr>
+        <w:t>Observe</w:t>
+      </w:r>
+      <w:r>
+        <w:t xml:space="preserve">, 80 % en </w:t>
+      </w:r>
+      <w:r>
+        <w:rPr>
+          <w:rStyle w:val="CdigoenlneaOE3"/>
+        </w:rPr>
+        <w:t>Celebrate</w:t>
+      </w:r>
+      <w:r>
+        <w:t xml:space="preserve">, 55 % en </w:t>
+      </w:r>
+      <w:r>
+        <w:rPr>
+          <w:rStyle w:val="CdigoenlneaOE3"/>
+        </w:rPr>
+        <w:t>Hammer</w:t>
+      </w:r>
+      <w:r>
+        <w:t xml:space="preserve">, 80 % en </w:t>
+      </w:r>
+      <w:r>
+        <w:rPr>
+          <w:rStyle w:val="CdigoenlneaOE3"/>
+        </w:rPr>
+        <w:t>Encourage</w:t>
+      </w:r>
+      <w:r>
+        <w:t xml:space="preserve"> y en </w:t>
+      </w:r>
+      <w:r>
+        <w:rPr>
+          <w:rStyle w:val="CdigoenlneaOE3"/>
+        </w:rPr>
+        <w:t>Carry</w:t>
+      </w:r>
+      <w:r>
+        <w:t xml:space="preserve">, 60 % en el </w:t>
+      </w:r>
+      <w:r>
+        <w:rPr>
+          <w:rStyle w:val="CdigoenlneaOE3"/>
+        </w:rPr>
+        <w:t>Idle</w:t>
+      </w:r>
+      <w:r>
         <w:t xml:space="preserve"> </w:t>
       </w:r>
       <w:r>
-        <w:t xml:space="preserve">reescribió 93 clips. Comparados objeto por objeto contra el commit anterior, cada prefab de la familia ganó cuatro objetos nuevos, las dos anclas con su RectTransform, y no perdió ninguno, con </w:t>
+        <w:t xml:space="preserve">del Niño), exige que nunca se tapen los dos ojos a la vez y baja el umbral del húmero del 40 al 30 %; el antebrazo sigue en el 85 %. El </w:t>
+      </w:r>
+      <w:r>
+        <w:rPr>
+          <w:rStyle w:val="CdigoenlneaOE3"/>
+        </w:rPr>
+        <w:t>Idle</w:t>
+      </w:r>
+      <w:r>
+        <w:t xml:space="preserve"> de Mamá dejó de apoyar la mano en la cadera.</w:t>
+      </w:r>
+    </w:p>
+    <w:p>
+      <w:pPr>
+        <w:pStyle w:val="TextoOE3"/>
+      </w:pPr>
+      <w:r>
+        <w:rPr>
+          <w:rStyle w:val="CdigoenlneaOE3"/>
+        </w:rPr>
+        <w:t>28337c0</w:t>
+      </w:r>
+      <w:r>
+        <w:t xml:space="preserve"> lo aplicó en el Editor: 11 sprites por prefab de la familia, 93 clips reescritos (84 cambian, 21 por miembro de la familia, y los 9 de Algoritm quedan idénticos) y los siete prefabs conformes a la tabla. La pose de mundo, medida antes y después instanciando cada prefab, solo movió </w:t>
+      </w:r>
+      <w:r>
+        <w:rPr>
+          <w:rStyle w:val="CdigoenlneaOE3"/>
+        </w:rPr>
+        <w:t>BrazoIzq</w:t>
+      </w:r>
+      <w:r>
+        <w:t xml:space="preserve"> y </w:t>
+      </w:r>
+      <w:r>
+        <w:rPr>
+          <w:rStyle w:val="CdigoenlneaOE3"/>
+        </w:rPr>
+        <w:t>BrazoDer</w:t>
+      </w:r>
+      <w:r>
+        <w:t xml:space="preserve"> (el hombro izquierdo de Papá pasó de (−64, 29) a (−106, 35)); codos, anclas y antebrazos quedaron donde estaban. Comparados con el commit anterior, ningún prefab ganó ni perdió objetos, </w:t>
       </w:r>
       <w:r>
         <w:rPr>
@@ -7773,134 +8277,65 @@
         <w:t>m_Controller</w:t>
       </w:r>
       <w:r>
-        <w:t xml:space="preserve"> iguales; Algoritm no cambió, y una segunda orden </w:t>
-      </w:r>
-      <w:r>
-        <w:rPr>
-          <w:rStyle w:val="CdigoenlneaOE3"/>
-        </w:rPr>
-        <w:t>orden</w:t>
-      </w:r>
-      <w:r>
-        <w:t xml:space="preserve"> no guardó </w:t>
-      </w:r>
-      <w:r>
+        <w:t xml:space="preserve"> siguen iguales y en los cuatro de la familia cambian 8 líneas </w:t>
+      </w:r>
+      <w:r>
+        <w:rPr>
+          <w:rStyle w:val="CdigoenlneaOE3"/>
+        </w:rPr>
+        <w:t>m_Pivot</w:t>
+      </w:r>
+      <w:r>
+        <w:t xml:space="preserve">; Algoritm, las escenas, </w:t>
+      </w:r>
+      <w:r>
+        <w:rPr>
+          <w:rStyle w:val="CdigoenlneaOE3"/>
+        </w:rPr>
+        <w:t>Assets/Game/Data/</w:t>
+      </w:r>
+      <w:r>
+        <w:t xml:space="preserve"> y </w:t>
+      </w:r>
+      <w:r>
+        <w:rPr>
+          <w:rStyle w:val="CdigoenlneaOE3"/>
+        </w:rPr>
         <w:lastRenderedPageBreak/>
-        <w:t xml:space="preserve">nada. Además, 24 </w:t>
-      </w:r>
-      <w:r>
-        <w:rPr>
-          <w:rStyle w:val="CdigoenlneaOE3"/>
-        </w:rPr>
-        <w:t>.meta</w:t>
-      </w:r>
-      <w:r>
-        <w:t xml:space="preserve"> de PNG pasaron a </w:t>
-      </w:r>
-      <w:r>
-        <w:rPr>
-          <w:rStyle w:val="CdigoenlneaOE3"/>
-        </w:rPr>
-        <w:t>Single</w:t>
-      </w:r>
-      <w:r>
-        <w:t xml:space="preserve"> (</w:t>
-      </w:r>
-      <w:r>
-        <w:rPr>
-          <w:rStyle w:val="CdigoenlneaOE3"/>
-        </w:rPr>
-        <w:t>spriteMode</w:t>
-      </w:r>
-      <w:r>
-        <w:t xml:space="preserve"> de 2 a 1) con los GUID iguales. Las cifras de pruebas están en la Tabla F.13. Las capturas del 06/10/2026 están en el repositorio, en </w:t>
-      </w:r>
-      <w:r>
-        <w:rPr>
-          <w:rStyle w:val="CdigoenlneaOE3"/>
-        </w:rPr>
-        <w:t>claudeDocs/tasks/Personajes/capturas/</w:t>
-      </w:r>
-      <w:r>
-        <w:rPr>
-          <w:rStyle w:val="CdigoenlneaOE3"/>
-        </w:rPr>
-        <w:t>2026-10-06/</w:t>
-      </w:r>
-      <w:r>
-        <w:t>, y no se incrustan: la familia en reposo en la escena 2.2 (</w:t>
-      </w:r>
-      <w:r>
-        <w:rPr>
-          <w:rStyle w:val="CdigoenlneaOE3"/>
-        </w:rPr>
-        <w:t>01</w:t>
-      </w:r>
-      <w:r>
-        <w:t xml:space="preserve"> y </w:t>
-      </w:r>
-      <w:r>
-        <w:rPr>
-          <w:rStyle w:val="CdigoenlneaOE3"/>
-        </w:rPr>
-        <w:t>01b</w:t>
-      </w:r>
-      <w:r>
-        <w:t>), Papá en el Nivel 1 (</w:t>
-      </w:r>
-      <w:r>
-        <w:rPr>
-          <w:rStyle w:val="CdigoenlneaOE3"/>
-        </w:rPr>
-        <w:t>02</w:t>
-      </w:r>
-      <w:r>
-        <w:t xml:space="preserve">, </w:t>
-      </w:r>
-      <w:r>
-        <w:rPr>
-          <w:rStyle w:val="CdigoenlneaOE3"/>
-        </w:rPr>
-        <w:t>02b</w:t>
-      </w:r>
-      <w:r>
-        <w:t xml:space="preserve">, </w:t>
-      </w:r>
-      <w:r>
-        <w:rPr>
-          <w:rStyle w:val="CdigoenlneaOE3"/>
-        </w:rPr>
-        <w:t>02c</w:t>
-      </w:r>
-      <w:r>
-        <w:t xml:space="preserve"> y </w:t>
-      </w:r>
-      <w:r>
-        <w:rPr>
-          <w:rStyle w:val="CdigoenlneaOE3"/>
-        </w:rPr>
-        <w:t>05</w:t>
-      </w:r>
-      <w:r>
-        <w:t>), Mamá hablando (</w:t>
-      </w:r>
-      <w:r>
-        <w:rPr>
-          <w:rStyle w:val="CdigoenlneaOE3"/>
-        </w:rPr>
-        <w:t>03</w:t>
-      </w:r>
-      <w:r>
-        <w:t>) y la Niña hablando (</w:t>
-      </w:r>
-      <w:r>
-        <w:rPr>
-          <w:rStyle w:val="CdigoenlneaOE3"/>
-        </w:rPr>
-        <w:t>04</w:t>
-      </w:r>
-      <w:r>
-        <w:t xml:space="preserve">). No hay cuadro del choque de Papá en </w:t>
+        <w:t>ProjectSettings</w:t>
+      </w:r>
+      <w:r>
+        <w:t xml:space="preserve"> no cambiaron. Las cifras de pruebas están en la Tabla F.13. Las capturas del Editor (</w:t>
+      </w:r>
+      <w:r>
+        <w:rPr>
+          <w:rStyle w:val="CdigoenlneaOE3"/>
+        </w:rPr>
+        <w:t>claudeDocs/tasks/Personajes/capturas/2026-10-06b/</w:t>
+      </w:r>
+      <w:r>
+        <w:t xml:space="preserve">, no incrustadas) muestran el reposo de la familia en la línea 6 de la escena 2.2, con el Niño y Mamá de brazos caídos y sin hueco en el hombro, y los gestos de la línea 5. No hay captura del Editor de un </w:t>
+      </w:r>
+      <w:r>
+        <w:rPr>
+          <w:rStyle w:val="CdigoenlneaOE3"/>
+        </w:rPr>
+        <w:t>Observe</w:t>
+      </w:r>
+      <w:r>
+        <w:t xml:space="preserve"> o un </w:t>
+      </w:r>
+      <w:r>
+        <w:rPr>
+          <w:rStyle w:val="CdigoenlneaOE3"/>
+        </w:rPr>
+        <w:t>Celebrate</w:t>
+      </w:r>
+      <w:r>
+        <w:t xml:space="preserve"> con la mano en la f</w:t>
+      </w:r>
+      <w:r>
+        <w:t xml:space="preserve">rente ni del choque de </w:t>
       </w:r>
       <w:r>
         <w:rPr>
@@ -7910,13 +8345,48 @@
       </w:r>
       <w:r>
         <w:t>.</w:t>
+      </w:r>
+    </w:p>
+    <w:p>
+      <w:pPr>
+        <w:pStyle w:val="TextoOE3"/>
+      </w:pPr>
+      <w:r>
+        <w:t xml:space="preserve">Las Figuras F.1 a F.3 se regeneraron con </w:t>
+      </w:r>
+      <w:r>
+        <w:rPr>
+          <w:rStyle w:val="CdigoenlneaOE3"/>
+        </w:rPr>
+        <w:t>pose_preview.py</w:t>
+      </w:r>
+      <w:r>
+        <w:t xml:space="preserve"> sobre el árbol de </w:t>
+      </w:r>
+      <w:r>
+        <w:rPr>
+          <w:rStyle w:val="CdigoenlneaOE3"/>
+        </w:rPr>
+        <w:t>28337c0</w:t>
+      </w:r>
+      <w:r>
+        <w:t xml:space="preserve">: el reposo cerrado del Niño y de Papá, y el choque de </w:t>
+      </w:r>
+      <w:r>
+        <w:rPr>
+          <w:rStyle w:val="CdigoenlneaOE3"/>
+        </w:rPr>
+        <w:t>Strike</w:t>
+      </w:r>
+      <w:r>
+        <w:t xml:space="preserve"> sobre la cintura en los cuatro (apartado 2.8).</w:t>
       </w:r>
     </w:p>
     <w:p>
       <w:pPr>
         <w:pStyle w:val="Ttulo2"/>
       </w:pPr>
-      <w:bookmarkStart w:id="3" w:name="_Toc242198363"/>
+      <w:bookmarkStart w:id="3" w:name="_Toc242202750"/>
       <w:r>
         <w:t>3. Decisiones de diseño y hallazgos de consistencia</w:t>
       </w:r>
@@ -8100,7 +8570,11 @@
         <w:t>AntepiernaIzq</w:t>
       </w:r>
       <w:r>
-        <w:t xml:space="preserve"> tiene sprite y está encendida, y de eso depende cómo se flexionan las rodillas en los clips. La coreografía vive en Python y no en el C# del generador, para que haya una sola fuente de verdad que se prueba sin el Editor (apartado 2.9).</w:t>
+        <w:t xml:space="preserve"> tiene sprite y está encendida, y de eso depende cómo se flexionan las rodillas en los clips. La coreografía vive </w:t>
+      </w:r>
+      <w:r>
+        <w:lastRenderedPageBreak/>
+        <w:t>en Python y no en el C# del generador, para que haya una sola fuente de verdad que se prueba sin el Editor (apartado 2.9).</w:t>
       </w:r>
     </w:p>
     <w:p>
@@ -8116,10 +8590,7 @@
         <w:t>Tabla F.5.</w:t>
       </w:r>
       <w:r>
-        <w:t xml:space="preserve"> </w:t>
-      </w:r>
-      <w:r>
-        <w:t>Hallazgos de consistencia del incremento.</w:t>
+        <w:t xml:space="preserve"> Hallazgos de consistencia del incremento.</w:t>
       </w:r>
     </w:p>
     <w:tbl>
@@ -8164,7 +8635,6 @@
                 <w:b/>
                 <w:sz w:val="18"/>
               </w:rPr>
-              <w:lastRenderedPageBreak/>
               <w:t>INC</w:t>
             </w:r>
           </w:p>
@@ -9099,7 +9569,14 @@
               <w:rPr>
                 <w:sz w:val="18"/>
               </w:rPr>
-              <w:t>En la familia los brazos se dibujan detrás del torso y delante de la cabeza, y al golpear delante del torso; en Algoritm, delante del cuerpo con las manos sobre la cara</w:t>
+              <w:t xml:space="preserve">En la familia los brazos se dibujan detrás del torso y delante de la cabeza, y al golpear delante del torso; en Algoritm, delante del </w:t>
+            </w:r>
+            <w:r>
+              <w:rPr>
+                <w:sz w:val="18"/>
+              </w:rPr>
+              <w:lastRenderedPageBreak/>
+              <w:t>cuerpo con las manos sobre la cara</w:t>
             </w:r>
           </w:p>
         </w:tc>
@@ -9120,6 +9597,7 @@
               <w:rPr>
                 <w:sz w:val="18"/>
               </w:rPr>
+              <w:lastRenderedPageBreak/>
               <w:t xml:space="preserve">Plan de personajes finales y resultados (apartado C.9); en el juego y las herramientas, de </w:t>
             </w:r>
             <w:r>
@@ -9184,7 +9662,6 @@
               <w:rPr>
                 <w:sz w:val="18"/>
               </w:rPr>
-              <w:lastRenderedPageBreak/>
               <w:t>INC-133</w:t>
             </w:r>
           </w:p>
@@ -9295,7 +9772,7 @@
       <w:pPr>
         <w:pStyle w:val="Ttulo2"/>
       </w:pPr>
-      <w:bookmarkStart w:id="4" w:name="_Toc242198364"/>
+      <w:bookmarkStart w:id="4" w:name="_Toc242202751"/>
       <w:r>
         <w:t>4. Verificación</w:t>
       </w:r>
@@ -9657,14 +10134,8 @@
               <w:rPr>
                 <w:sz w:val="18"/>
               </w:rPr>
-              <w:t xml:space="preserve">Retrato de quien </w:t>
-            </w:r>
-            <w:r>
-              <w:rPr>
-                <w:sz w:val="18"/>
-              </w:rPr>
               <w:lastRenderedPageBreak/>
-              <w:t>habla (RF-05)</w:t>
+              <w:t>Retrato de quien habla (RF-05)</w:t>
             </w:r>
           </w:p>
         </w:tc>
@@ -9686,7 +10157,6 @@
                 <w:rStyle w:val="CdigoenlneaOE3"/>
                 <w:sz w:val="18"/>
               </w:rPr>
-              <w:lastRenderedPageBreak/>
               <w:t>NarrativeScene_RF05_ElRetratoEsElDeQuienHablaYNoHayEnLasAcotaciones</w:t>
             </w:r>
           </w:p>
@@ -10531,14 +11001,8 @@
               <w:rPr>
                 <w:sz w:val="18"/>
               </w:rPr>
-              <w:t xml:space="preserve">La emoción </w:t>
-            </w:r>
-            <w:r>
-              <w:rPr>
-                <w:sz w:val="18"/>
-              </w:rPr>
               <w:lastRenderedPageBreak/>
-              <w:t>de un paso (RF-05)</w:t>
+              <w:t>La emoción de un paso (RF-05)</w:t>
             </w:r>
           </w:p>
         </w:tc>
@@ -10560,7 +11024,6 @@
                 <w:rStyle w:val="CdigoenlneaOE3"/>
                 <w:sz w:val="18"/>
               </w:rPr>
-              <w:lastRenderedPageBreak/>
               <w:t>ActorTimeline_RF05_LaEmocionDeUnPasoSeMantieneHastaQueOtroLaCambie</w:t>
             </w:r>
             <w:r>
@@ -10972,10 +11435,7 @@
         <w:t>RiverScene_INC118_LosPersonajesDeLaMecanicaTienenLaEscalaDeLaNarrativa</w:t>
       </w:r>
       <w:r>
-        <w:t xml:space="preserve"> </w:t>
-      </w:r>
-      <w:r>
-        <w:t xml:space="preserve">falló antes del cambio porque la casilla de Papá medía 77,7 en la orilla frente a 191,5 en la escena 3.1. Los ocho métodos nuevos de </w:t>
+        <w:t xml:space="preserve"> falló antes del cambio porque la casilla de Papá medía 77,7 en la orilla frente a 191,5 en la escena 3.1. Los ocho métodos nuevos de </w:t>
       </w:r>
       <w:r>
         <w:rPr>
@@ -11002,10 +11462,10 @@
         <w:t>Personajes_DA133_CapturaCadaMecanicaConSusPersonajes</w:t>
       </w:r>
       <w:r>
-        <w:t xml:space="preserve"> solo dejan imagen con la vista de juego del Editor; tras la limpieza de bordes del 01/10/2026 se repitieron las de las cinco mecánicas</w:t>
-      </w:r>
-      <w:r>
-        <w:t>.</w:t>
+        <w:t xml:space="preserve"> solo dejan imagen con la vista de juego del Editor; tras la lim</w:t>
+      </w:r>
+      <w:r>
+        <w:t>pieza de bordes del 01/10/2026 se repitieron las de las cinco mecánicas.</w:t>
       </w:r>
     </w:p>
     <w:p>
@@ -11040,7 +11500,11 @@
         <w:t>CharacterRig_DA131_*</w:t>
       </w:r>
       <w:r>
-        <w:t xml:space="preserve"> leen los prefabs y los clips del disco, así que miden el resultado del generador y no el código. </w:t>
+        <w:t xml:space="preserve"> leen los prefabs y los clips del disco, así que miden el resultado del </w:t>
+      </w:r>
+      <w:r>
+        <w:lastRenderedPageBreak/>
+        <w:t xml:space="preserve">generador y no el código. </w:t>
       </w:r>
       <w:r>
         <w:rPr>
@@ -11055,7 +11519,6 @@
         <w:rPr>
           <w:rStyle w:val="CdigoenlneaOE3"/>
         </w:rPr>
-        <w:lastRenderedPageBreak/>
         <w:t>NarrativeScene_RF05_QuienHablaHablaYCallaAlAvanzar</w:t>
       </w:r>
       <w:r>
@@ -11905,7 +12368,7 @@
         <w:pStyle w:val="PrimerprrafoOE3"/>
       </w:pPr>
       <w:r>
-        <w:t xml:space="preserve">Después del corte hubo corridas en el Editor sobre la rama. No dejaron un XML en el repositorio: sus cifras constan en los apartados C.9 y C.10 de </w:t>
+        <w:t xml:space="preserve">Después del corte hubo corridas en el Editor sobre la rama. No dejaron un XML en el repositorio: sus cifras constan en los apartados C.9 a C.11 de </w:t>
       </w:r>
       <w:r>
         <w:rPr>
@@ -12012,6 +12475,7 @@
                 <w:b/>
                 <w:sz w:val="18"/>
               </w:rPr>
+              <w:lastRenderedPageBreak/>
               <w:t>Commit</w:t>
             </w:r>
           </w:p>
@@ -12244,7 +12708,6 @@
                 <w:rStyle w:val="CdigoenlneaOE3"/>
                 <w:sz w:val="18"/>
               </w:rPr>
-              <w:lastRenderedPageBreak/>
               <w:t>6f2b4cf</w:t>
             </w:r>
           </w:p>
@@ -12839,7 +13302,160 @@
               <w:rPr>
                 <w:sz w:val="18"/>
               </w:rPr>
-              <w:t xml:space="preserve"> con 2 161 MB en un Editor de larga duración; pruebas del antebrazo y el ancla 14 de 14; </w:t>
+              <w:t xml:space="preserve"> </w:t>
+            </w:r>
+            <w:r>
+              <w:rPr>
+                <w:sz w:val="18"/>
+              </w:rPr>
+              <w:t xml:space="preserve">con 2 161 MB en un Editor de larga duración; pruebas del antebrazo y el ancla 14 de 14; </w:t>
+            </w:r>
+            <w:r>
+              <w:rPr>
+                <w:rStyle w:val="CdigoenlneaOE3"/>
+                <w:sz w:val="18"/>
+              </w:rPr>
+              <w:t>CharacterCapture</w:t>
+            </w:r>
+            <w:r>
+              <w:rPr>
+                <w:sz w:val="18"/>
+              </w:rPr>
+              <w:t xml:space="preserve"> 5 de 5</w:t>
+            </w:r>
+          </w:p>
+        </w:tc>
+      </w:tr>
+      <w:tr>
+        <w:tc>
+          <w:tcPr>
+            <w:tcW w:w="523" w:type="pct"/>
+            <w:shd w:val="clear" w:color="auto" w:fill="auto"/>
+          </w:tcPr>
+          <w:p>
+            <w:pPr>
+              <w:pStyle w:val="CompactoOE3"/>
+              <w:spacing w:after="0"/>
+              <w:rPr>
+                <w:sz w:val="18"/>
+              </w:rPr>
+            </w:pPr>
+            <w:r>
+              <w:rPr>
+                <w:rStyle w:val="CdigoenlneaOE3"/>
+                <w:sz w:val="18"/>
+              </w:rPr>
+              <w:t>28337c0</w:t>
+            </w:r>
+          </w:p>
+        </w:tc>
+        <w:tc>
+          <w:tcPr>
+            <w:tcW w:w="711" w:type="pct"/>
+            <w:shd w:val="clear" w:color="auto" w:fill="auto"/>
+          </w:tcPr>
+          <w:p>
+            <w:pPr>
+              <w:pStyle w:val="CompactoOE3"/>
+              <w:spacing w:after="0"/>
+              <w:rPr>
+                <w:sz w:val="18"/>
+              </w:rPr>
+            </w:pPr>
+            <w:r>
+              <w:rPr>
+                <w:sz w:val="18"/>
+              </w:rPr>
+              <w:t>06/10/2026</w:t>
+            </w:r>
+          </w:p>
+        </w:tc>
+        <w:tc>
+          <w:tcPr>
+            <w:tcW w:w="1262" w:type="pct"/>
+            <w:shd w:val="clear" w:color="auto" w:fill="auto"/>
+          </w:tcPr>
+          <w:p>
+            <w:pPr>
+              <w:pStyle w:val="CompactoOE3"/>
+              <w:spacing w:after="0"/>
+              <w:rPr>
+                <w:sz w:val="18"/>
+              </w:rPr>
+            </w:pPr>
+            <w:r>
+              <w:rPr>
+                <w:sz w:val="18"/>
+              </w:rPr>
+              <w:t>278 de 278</w:t>
+            </w:r>
+          </w:p>
+        </w:tc>
+        <w:tc>
+          <w:tcPr>
+            <w:tcW w:w="688" w:type="pct"/>
+            <w:shd w:val="clear" w:color="auto" w:fill="auto"/>
+          </w:tcPr>
+          <w:p>
+            <w:pPr>
+              <w:pStyle w:val="CompactoOE3"/>
+              <w:spacing w:after="0"/>
+              <w:rPr>
+                <w:sz w:val="18"/>
+              </w:rPr>
+            </w:pPr>
+            <w:r>
+              <w:rPr>
+                <w:sz w:val="18"/>
+              </w:rPr>
+              <w:t>EditMode: 627 pasan, 1 omitida, 0 fallos; PlayMode: 376 de 377</w:t>
+            </w:r>
+          </w:p>
+        </w:tc>
+        <w:tc>
+          <w:tcPr>
+            <w:tcW w:w="1816" w:type="pct"/>
+            <w:shd w:val="clear" w:color="auto" w:fill="auto"/>
+          </w:tcPr>
+          <w:p>
+            <w:pPr>
+              <w:pStyle w:val="CompactoOE3"/>
+              <w:spacing w:after="0"/>
+              <w:rPr>
+                <w:sz w:val="18"/>
+              </w:rPr>
+            </w:pPr>
+            <w:r>
+              <w:rPr>
+                <w:sz w:val="18"/>
+              </w:rPr>
+              <w:t xml:space="preserve">Falla </w:t>
+            </w:r>
+            <w:r>
+              <w:rPr>
+                <w:rStyle w:val="CdigoenlneaOE3"/>
+                <w:sz w:val="18"/>
+              </w:rPr>
+              <w:t>RiverLevel_RNF05</w:t>
+            </w:r>
+            <w:r>
+              <w:rPr>
+                <w:sz w:val="18"/>
+              </w:rPr>
+              <w:t xml:space="preserve"> con 2 353 MB en un Editor de larga duración; </w:t>
+            </w:r>
+            <w:r>
+              <w:rPr>
+                <w:rStyle w:val="CdigoenlneaOE3"/>
+                <w:sz w:val="18"/>
+              </w:rPr>
+              <w:t>CharacterRigLimb</w:t>
+            </w:r>
+            <w:r>
+              <w:rPr>
+                <w:sz w:val="18"/>
+              </w:rPr>
+              <w:t xml:space="preserve"> 14 de 14; </w:t>
             </w:r>
             <w:r>
               <w:rPr>
@@ -12863,7 +13479,26 @@
         <w:pStyle w:val="PrimerprrafoOE3"/>
       </w:pPr>
       <w:r>
-        <w:t xml:space="preserve">En las dos últimas rondas, </w:t>
+        <w:lastRenderedPageBreak/>
+        <w:t xml:space="preserve">En las rondas de </w:t>
+      </w:r>
+      <w:r>
+        <w:rPr>
+          <w:rStyle w:val="CdigoenlneaOE3"/>
+        </w:rPr>
+        <w:t>117287c</w:t>
+      </w:r>
+      <w:r>
+        <w:t xml:space="preserve"> y </w:t>
+      </w:r>
+      <w:r>
+        <w:rPr>
+          <w:rStyle w:val="CdigoenlneaOE3"/>
+        </w:rPr>
+        <w:t>8cdd4c5</w:t>
+      </w:r>
+      <w:r>
+        <w:t xml:space="preserve">, </w:t>
       </w:r>
       <w:r>
         <w:rPr>
@@ -12872,17 +13507,14 @@
         <w:t>suite2.ps1</w:t>
       </w:r>
       <w:r>
-        <w:t xml:space="preserve"> </w:t>
-      </w:r>
-      <w:r>
-        <w:t>no llegó a correr: el segundo Editor murió dos veces por memoria al abrirse.</w:t>
+        <w:t xml:space="preserve"> no llegó a correr: el segundo Editor murió dos veces por memoria al abrirse.</w:t>
       </w:r>
     </w:p>
     <w:p>
       <w:pPr>
         <w:pStyle w:val="Ttulo2"/>
       </w:pPr>
-      <w:bookmarkStart w:id="5" w:name="_Toc242198365"/>
+      <w:bookmarkStart w:id="5" w:name="_Toc242202752"/>
       <w:r>
         <w:t>5. Archivos principales</w:t>
       </w:r>
@@ -13036,7 +13668,6 @@
                 <w:rStyle w:val="CdigoenlneaOE3"/>
                 <w:sz w:val="18"/>
               </w:rPr>
-              <w:lastRenderedPageBreak/>
               <w:t>Assets/Game/Prefabs/Characters/</w:t>
             </w:r>
           </w:p>
@@ -13539,7 +14170,20 @@
               <w:rPr>
                 <w:sz w:val="18"/>
               </w:rPr>
-              <w:t xml:space="preserve"> (corta cada personaje en partes con sus pivotes), </w:t>
+              <w:t xml:space="preserve"> </w:t>
+            </w:r>
+            <w:r>
+              <w:rPr>
+                <w:sz w:val="18"/>
+              </w:rPr>
+              <w:t xml:space="preserve">(corta cada personaje en partes </w:t>
+            </w:r>
+            <w:r>
+              <w:rPr>
+                <w:sz w:val="18"/>
+              </w:rPr>
+              <w:lastRenderedPageBreak/>
+              <w:t xml:space="preserve">con sus pivotes), </w:t>
             </w:r>
             <w:r>
               <w:rPr>
@@ -14009,6 +14653,7 @@
                 <w:rStyle w:val="CdigoenlneaOE3"/>
                 <w:sz w:val="18"/>
               </w:rPr>
+              <w:lastRenderedPageBreak/>
               <w:t>Assets/Tests/EditMode/Scaffolding/CharacterRigLimbTests.cs</w:t>
             </w:r>
           </w:p>
@@ -14145,7 +14790,6 @@
                 <w:rStyle w:val="CdigoenlneaOE3"/>
                 <w:sz w:val="18"/>
               </w:rPr>
-              <w:lastRenderedPageBreak/>
               <w:t>claudeDocs/tasks/Personajes/herramientas/BuildRigsFinal.cs.txt</w:t>
             </w:r>
           </w:p>
@@ -14555,7 +15199,14 @@
               <w:rPr>
                 <w:sz w:val="18"/>
               </w:rPr>
-              <w:t>Simula el arte final cortando el provisional por las articulaciones</w:t>
+              <w:t xml:space="preserve">Simula el arte final cortando el </w:t>
+            </w:r>
+            <w:r>
+              <w:rPr>
+                <w:sz w:val="18"/>
+              </w:rPr>
+              <w:lastRenderedPageBreak/>
+              <w:t>provisional por las articulaciones</w:t>
             </w:r>
           </w:p>
         </w:tc>
@@ -14579,6 +15230,7 @@
                 <w:rStyle w:val="CdigoenlneaOE3"/>
                 <w:sz w:val="18"/>
               </w:rPr>
+              <w:lastRenderedPageBreak/>
               <w:t>claudeDocs/tasks/Personajes/herramientas/prefabs.py</w:t>
             </w:r>
           </w:p>
@@ -14637,7 +15289,6 @@
                 <w:rStyle w:val="CdigoenlneaOE3"/>
                 <w:sz w:val="18"/>
               </w:rPr>
-              <w:lastRenderedPageBreak/>
               <w:t>claudeDocs/tasks/Personajes/herramientas/preparar_arte_final.py</w:t>
             </w:r>
           </w:p>
@@ -14869,7 +15520,7 @@
       <w:pPr>
         <w:pStyle w:val="Ttulo2"/>
       </w:pPr>
-      <w:bookmarkStart w:id="6" w:name="_Toc242198366"/>
+      <w:bookmarkStart w:id="6" w:name="_Toc242202753"/>
       <w:r>
         <w:t>6. Evaluación del OE4 y verificaciones a cargo de Santiago Benavides Rey</w:t>
       </w:r>
@@ -14883,7 +15534,11 @@
         <w:t>Los personajes no dependen de la observación con estudiantes ni de otros equipos. Dos aspectos quedan para la vista de Santiago Benavides Rey. Uno es la lectura rápida del cruce: si el texto avanza durante el cruce, los niños celebran y Papá señala al llegar la balsa y no al leerse su línea; se aceptó así y Santiago lo comprueba jugando con el guion H9 de la hoja de verificaciones manuales del OE4, que pide además anotar cualquier salto de sitio. El otro, para su visto bueno, es la escala relativa de los ma</w:t>
       </w:r>
       <w:r>
-        <w:t>teriales del río: un tronco mide cerca de 0,6 de la altura de Papá en la escena 3.1, cerca de 1 en la orilla y cerca de 1,3 en la balsa del cruce; el mástil está de pie en la orilla y tumbado en la 3.1, y la familia de la orilla no se escala por profundidad. Lo juzga en la orilla con el guion H10, que recorre la recolección con el plano abierto. La evaluación funcional del OE4 vio además, en la escena final, la llama y el humo de la fogata central saliendo detrás de la cabeza de la Niña; desde el ejecutable</w:t>
+        <w:t xml:space="preserve">teriales del río: un tronco mide cerca de 0,6 de la altura de Papá en la escena 3.1, cerca de 1 en la orilla y cerca de 1,3 en la balsa del cruce; el mástil está de pie en la orilla y tumbado en la 3.1, y la familia de la orilla no se escala por profundidad. Lo juzga en la orilla con el guion H10, que recorre la recolección con </w:t>
+      </w:r>
+      <w:r>
+        <w:lastRenderedPageBreak/>
+        <w:t>el plano abierto. La evaluación funcional del OE4 vio además, en la escena final, la llama y el humo de la fogata central saliendo detrás de la cabeza de la Niña; desde el ejecutable</w:t>
       </w:r>
       <w:r>
         <w:t xml:space="preserve"> del corte esa fogata está a la derecha del Niño y ya no sale detrás de ninguna cabeza (Anexo D, apartado 2.4).</w:t>
@@ -14903,11 +15558,7 @@
         <w:t>N1_Apertura</w:t>
       </w:r>
       <w:r>
-        <w:t xml:space="preserve">), que se corrige marcando a esos personajes y queda como mejora </w:t>
-      </w:r>
-      <w:r>
-        <w:lastRenderedPageBreak/>
-        <w:t>recomendada, y la balsa de la línea 0 de la escena 3.3, que al final de su deslizamiento sale por el borde derecho del encuadre. En el carril de arte (apartado 10.3) siguen los objetos que el guion nombra sin sprite (comida, maleza y piedras en la mano), un objeto que no puede aparecer ni cambiar de sprite a mitad de escena (por eso la escena 3.2 muestra la balsa hundida desde la primera línea), la acción de señalar con una sola dir</w:t>
+        <w:t>), que se corrige marcando a esos personajes y queda como mejora recomendada, y la balsa de la línea 0 de la escena 3.3, que al final de su deslizamiento sale por el borde derecho del encuadre. En el carril de arte (apartado 10.3) siguen los objetos que el guion nombra sin sprite (comida, maleza y piedras en la mano), un objeto que no puede aparecer ni cambiar de sprite a mitad de escena (por eso la escena 3.2 muestra la balsa hundida desde la primera línea), la acción de señalar con una sola dir</w:t>
       </w:r>
       <w:r>
         <w:t>ección y las figuras frontales en las vistas cenitales.</w:t>
@@ -14918,7 +15569,25 @@
         <w:pStyle w:val="TextoOE3"/>
       </w:pPr>
       <w:r>
-        <w:t xml:space="preserve">Después del corte quedan abiertos estos puntos, sin dependencia de estudiantes y a cargo de Santiago Benavides Rey. Falta el arte final de las tres formas de Algoritm, que conservan el arte provisional, y las demás expresiones y las bocas del habla de la familia, que hoy muestra ojos neutros y boca cerrada (apartado 2.10). Dos puntos de coreografía esperan su decisión: los gestos cerca de la cabeza, que se abren a los lados, y el reposo en A de los brazos, de 40 a 72°. El choque de </w:t>
+        <w:t>Después del corte quedan abiertos estos puntos, sin dependencia de estudiantes y a cargo de Santiago Benavides Rey. Falta el arte final de las tres formas de Algoritm, que conservan el arte provisional, y las demás expresiones y las bocas del habla de la familia, que hoy muestra ojos neutros y boca cerrada (apartado 2.10). Los dos puntos de coreografía quedaron decididos y aplicados el 06/10/2026 (</w:t>
+      </w:r>
+      <w:r>
+        <w:rPr>
+          <w:rStyle w:val="CdigoenlneaOE3"/>
+        </w:rPr>
+        <w:t>6ed4d23</w:t>
+      </w:r>
+      <w:r>
+        <w:t xml:space="preserve"> y </w:t>
+      </w:r>
+      <w:r>
+        <w:rPr>
+          <w:rStyle w:val="CdigoenlneaOE3"/>
+        </w:rPr>
+        <w:t>28337c0</w:t>
+      </w:r>
+      <w:r>
+        <w:t xml:space="preserve">, apartado 2.11); el brazo del Niño queda de 25 a 33 px corto de la sien, y ni los gestos sobre la frente ni el choque de </w:t>
       </w:r>
       <w:r>
         <w:rPr>
@@ -14927,7 +15596,7 @@
         <w:t>Strike</w:t>
       </w:r>
       <w:r>
-        <w:t xml:space="preserve"> con el arte final se comprobó fuera del motor y no tiene captura del Editor. Siguen sin ejecutarse los perfiles (</w:t>
+        <w:t xml:space="preserve"> con el arte final tienen captura del Editor: se comprobaron fuera del motor. Siguen sin ejecutarse los perfiles (</w:t>
       </w:r>
       <w:r>
         <w:rPr>
@@ -14936,7 +15605,10 @@
         <w:t>CharacterOrientation</w:t>
       </w:r>
       <w:r>
-        <w:t xml:space="preserve">), el retrato animado del cuadro de diálogo y la carga de emociones explícitas en las dieciocho secuencias, que hoy no declaran ninguna. Quedan además tres puntos de verificación. Conviene reiniciar el Editor antes de correr la suite, porque </w:t>
+        <w:t>), el retrato animado del cuadro de diálogo y la carga de emociones explícitas en las dieciocho secuencias, que hoy no declaran ninguna. Quedan además tres puntos de verificación. Conviene reiniciar el Editor antes de correr la suite</w:t>
+      </w:r>
+      <w:r>
+        <w:t xml:space="preserve">, porque </w:t>
       </w:r>
       <w:r>
         <w:rPr>
@@ -14945,7 +15617,7 @@
         <w:t>RiverLevel_RNF05</w:t>
       </w:r>
       <w:r>
-        <w:t xml:space="preserve"> mide 2 199 MB con un Editor abierto muchas horas y 1 533 MB recién abierto; en la ronda de </w:t>
+        <w:t xml:space="preserve"> mide 2 199 MB con un Editor abierto muchas horas y 1 533 MB recién abierto; en las rondas de </w:t>
       </w:r>
       <w:r>
         <w:rPr>
@@ -14954,10 +15626,16 @@
         <w:t>433603f</w:t>
       </w:r>
       <w:r>
-        <w:t xml:space="preserve"> falló con 2 16</w:t>
-      </w:r>
-      <w:r>
-        <w:t xml:space="preserve">1 MB. </w:t>
+        <w:t xml:space="preserve"> y </w:t>
+      </w:r>
+      <w:r>
+        <w:rPr>
+          <w:rStyle w:val="CdigoenlneaOE3"/>
+        </w:rPr>
+        <w:t>28337c0</w:t>
+      </w:r>
+      <w:r>
+        <w:t xml:space="preserve"> falló con 2 161 MB y 2 353 MB. </w:t>
       </w:r>
       <w:r>
         <w:rPr>
@@ -14984,7 +15662,25 @@
         <w:t>suite2.ps1</w:t>
       </w:r>
       <w:r>
-        <w:t xml:space="preserve"> no corrió en las dos últimas rondas porque el segundo Editor murió por memoria al abrirse.</w:t>
+        <w:t xml:space="preserve"> no corrió en las rondas de </w:t>
+      </w:r>
+      <w:r>
+        <w:rPr>
+          <w:rStyle w:val="CdigoenlneaOE3"/>
+        </w:rPr>
+        <w:t>117287c</w:t>
+      </w:r>
+      <w:r>
+        <w:t xml:space="preserve"> y </w:t>
+      </w:r>
+      <w:r>
+        <w:rPr>
+          <w:rStyle w:val="CdigoenlneaOE3"/>
+        </w:rPr>
+        <w:t>8cdd4c5</w:t>
+      </w:r>
+      <w:r>
+        <w:t xml:space="preserve"> porque el segundo Editor murió por memoria al abrirse.</w:t>
       </w:r>
     </w:p>
     <w:sectPr>
@@ -15185,7 +15881,7 @@
   <w:abstractNum w:abstractNumId="0" w15:restartNumberingAfterBreak="0">
     <w:nsid w:val="0000A990"/>
     <w:multiLevelType w:val="multilevel"/>
-    <w:tmpl w:val="4516DA52"/>
+    <w:tmpl w:val="E4FAEE3A"/>
     <w:lvl w:ilvl="0">
       <w:numFmt w:val="bullet"/>
       <w:lvlText w:val=" "/>
@@ -15458,16 +16154,16 @@
       </w:pPr>
     </w:lvl>
   </w:abstractNum>
-  <w:num w:numId="1" w16cid:durableId="552542706">
+  <w:num w:numId="1" w16cid:durableId="1992517197">
     <w:abstractNumId w:val="1"/>
   </w:num>
-  <w:num w:numId="2" w16cid:durableId="105317137">
+  <w:num w:numId="2" w16cid:durableId="1587491573">
     <w:abstractNumId w:val="2"/>
     <w:lvlOverride w:ilvl="0">
       <w:startOverride w:val="1"/>
     </w:lvlOverride>
   </w:num>
-  <w:num w:numId="3" w16cid:durableId="523515071">
+  <w:num w:numId="3" w16cid:durableId="508955205">
     <w:abstractNumId w:val="0"/>
   </w:num>
 </w:numbering>
@@ -16273,7 +16969,7 @@
     <w:link w:val="EncabezadoCar"/>
     <w:uiPriority w:val="99"/>
     <w:unhideWhenUsed/>
-    <w:rsid w:val="00904D48"/>
+    <w:rsid w:val="00820895"/>
     <w:pPr>
       <w:tabs>
         <w:tab w:val="center" w:pos="4419"/>
@@ -16287,7 +16983,7 @@
     <w:basedOn w:val="Fuentedeprrafopredeter"/>
     <w:link w:val="Encabezado"/>
     <w:uiPriority w:val="99"/>
-    <w:rsid w:val="00904D48"/>
+    <w:rsid w:val="00820895"/>
   </w:style>
   <w:style w:type="paragraph" w:styleId="Piedepgina">
     <w:name w:val="footer"/>
@@ -16295,7 +16991,7 @@
     <w:link w:val="PiedepginaCar"/>
     <w:uiPriority w:val="99"/>
     <w:unhideWhenUsed/>
-    <w:rsid w:val="00904D48"/>
+    <w:rsid w:val="00820895"/>
     <w:pPr>
       <w:tabs>
         <w:tab w:val="center" w:pos="4419"/>
@@ -16309,7 +17005,7 @@
     <w:basedOn w:val="Fuentedeprrafopredeter"/>
     <w:link w:val="Piedepgina"/>
     <w:uiPriority w:val="99"/>
-    <w:rsid w:val="00904D48"/>
+    <w:rsid w:val="00820895"/>
   </w:style>
   <w:style w:type="character" w:styleId="Nmerodepgina">
     <w:name w:val="page number"/>
@@ -16317,7 +17013,7 @@
     <w:uiPriority w:val="99"/>
     <w:semiHidden/>
     <w:unhideWhenUsed/>
-    <w:rsid w:val="00904D48"/>
+    <w:rsid w:val="00820895"/>
   </w:style>
 </w:styles>
 </file>

--- a/docs/anexos oe3/Solucion_OE3_Anexo_F_Personajes.docx
+++ b/docs/anexos oe3/Solucion_OE3_Anexo_F_Personajes.docx
@@ -24,7 +24,7 @@
       <w:r>
         <w:fldChar w:fldCharType="separate"/>
       </w:r>
-      <w:hyperlink w:anchor="_Toc242202747" w:history="1">
+      <w:hyperlink w:anchor="_Toc242400649" w:history="1">
         <w:r>
           <w:rPr>
             <w:rStyle w:val="Hipervnculo"/>
@@ -51,7 +51,7 @@
             <w:noProof/>
             <w:webHidden/>
           </w:rPr>
-          <w:instrText xml:space="preserve"> PAGEREF _Toc242202747 \h </w:instrText>
+          <w:instrText xml:space="preserve"> PAGEREF _Toc242400649 \h </w:instrText>
         </w:r>
         <w:r>
           <w:rPr>
@@ -95,7 +95,7 @@
           <w14:ligatures w14:val="standardContextual"/>
         </w:rPr>
       </w:pPr>
-      <w:hyperlink w:anchor="_Toc242202748" w:history="1">
+      <w:hyperlink w:anchor="_Toc242400650" w:history="1">
         <w:r>
           <w:rPr>
             <w:rStyle w:val="Hipervnculo"/>
@@ -122,7 +122,7 @@
             <w:noProof/>
             <w:webHidden/>
           </w:rPr>
-          <w:instrText xml:space="preserve"> PAGEREF _Toc242202748 \h </w:instrText>
+          <w:instrText xml:space="preserve"> PAGEREF _Toc242400650 \h </w:instrText>
         </w:r>
         <w:r>
           <w:rPr>
@@ -166,7 +166,7 @@
           <w14:ligatures w14:val="standardContextual"/>
         </w:rPr>
       </w:pPr>
-      <w:hyperlink w:anchor="_Toc242202749" w:history="1">
+      <w:hyperlink w:anchor="_Toc242400651" w:history="1">
         <w:r>
           <w:rPr>
             <w:rStyle w:val="Hipervnculo"/>
@@ -193,7 +193,7 @@
             <w:noProof/>
             <w:webHidden/>
           </w:rPr>
-          <w:instrText xml:space="preserve"> PAGEREF _Toc242202749 \h </w:instrText>
+          <w:instrText xml:space="preserve"> PAGEREF _Toc242400651 \h </w:instrText>
         </w:r>
         <w:r>
           <w:rPr>
@@ -237,7 +237,7 @@
           <w14:ligatures w14:val="standardContextual"/>
         </w:rPr>
       </w:pPr>
-      <w:hyperlink w:anchor="_Toc242202750" w:history="1">
+      <w:hyperlink w:anchor="_Toc242400652" w:history="1">
         <w:r>
           <w:rPr>
             <w:rStyle w:val="Hipervnculo"/>
@@ -264,78 +264,7 @@
             <w:noProof/>
             <w:webHidden/>
           </w:rPr>
-          <w:instrText xml:space="preserve"> PAGEREF _Toc242202750 \h </w:instrText>
-        </w:r>
-        <w:r>
-          <w:rPr>
-            <w:noProof/>
-            <w:webHidden/>
-          </w:rPr>
-        </w:r>
-        <w:r>
-          <w:rPr>
-            <w:noProof/>
-            <w:webHidden/>
-          </w:rPr>
-          <w:fldChar w:fldCharType="separate"/>
-        </w:r>
-        <w:r>
-          <w:rPr>
-            <w:noProof/>
-            <w:webHidden/>
-          </w:rPr>
-          <w:t>14</w:t>
-        </w:r>
-        <w:r>
-          <w:rPr>
-            <w:noProof/>
-            <w:webHidden/>
-          </w:rPr>
-          <w:fldChar w:fldCharType="end"/>
-        </w:r>
-      </w:hyperlink>
-    </w:p>
-    <w:p>
-      <w:pPr>
-        <w:pStyle w:val="TDC2"/>
-        <w:tabs>
-          <w:tab w:val="right" w:leader="dot" w:pos="9962"/>
-        </w:tabs>
-        <w:rPr>
-          <w:rFonts w:asciiTheme="minorHAnsi" w:eastAsiaTheme="minorEastAsia" w:hAnsiTheme="minorHAnsi" w:cstheme="minorBidi"/>
-          <w:noProof/>
-          <w:kern w:val="2"/>
-          <w14:ligatures w14:val="standardContextual"/>
-        </w:rPr>
-      </w:pPr>
-      <w:hyperlink w:anchor="_Toc242202751" w:history="1">
-        <w:r>
-          <w:rPr>
-            <w:rStyle w:val="Hipervnculo"/>
-            <w:noProof/>
-          </w:rPr>
-          <w:t>4. Verificación</w:t>
-        </w:r>
-        <w:r>
-          <w:rPr>
-            <w:noProof/>
-            <w:webHidden/>
-          </w:rPr>
-          <w:tab/>
-        </w:r>
-        <w:r>
-          <w:rPr>
-            <w:noProof/>
-            <w:webHidden/>
-          </w:rPr>
-          <w:fldChar w:fldCharType="begin"/>
-        </w:r>
-        <w:r>
-          <w:rPr>
-            <w:noProof/>
-            <w:webHidden/>
-          </w:rPr>
-          <w:instrText xml:space="preserve"> PAGEREF _Toc242202751 \h </w:instrText>
+          <w:instrText xml:space="preserve"> PAGEREF _Toc242400652 \h </w:instrText>
         </w:r>
         <w:r>
           <w:rPr>
@@ -379,7 +308,78 @@
           <w14:ligatures w14:val="standardContextual"/>
         </w:rPr>
       </w:pPr>
-      <w:hyperlink w:anchor="_Toc242202752" w:history="1">
+      <w:hyperlink w:anchor="_Toc242400653" w:history="1">
+        <w:r>
+          <w:rPr>
+            <w:rStyle w:val="Hipervnculo"/>
+            <w:noProof/>
+          </w:rPr>
+          <w:t>4. Verificación</w:t>
+        </w:r>
+        <w:r>
+          <w:rPr>
+            <w:noProof/>
+            <w:webHidden/>
+          </w:rPr>
+          <w:tab/>
+        </w:r>
+        <w:r>
+          <w:rPr>
+            <w:noProof/>
+            <w:webHidden/>
+          </w:rPr>
+          <w:fldChar w:fldCharType="begin"/>
+        </w:r>
+        <w:r>
+          <w:rPr>
+            <w:noProof/>
+            <w:webHidden/>
+          </w:rPr>
+          <w:instrText xml:space="preserve"> PAGEREF _Toc242400653 \h </w:instrText>
+        </w:r>
+        <w:r>
+          <w:rPr>
+            <w:noProof/>
+            <w:webHidden/>
+          </w:rPr>
+        </w:r>
+        <w:r>
+          <w:rPr>
+            <w:noProof/>
+            <w:webHidden/>
+          </w:rPr>
+          <w:fldChar w:fldCharType="separate"/>
+        </w:r>
+        <w:r>
+          <w:rPr>
+            <w:noProof/>
+            <w:webHidden/>
+          </w:rPr>
+          <w:t>18</w:t>
+        </w:r>
+        <w:r>
+          <w:rPr>
+            <w:noProof/>
+            <w:webHidden/>
+          </w:rPr>
+          <w:fldChar w:fldCharType="end"/>
+        </w:r>
+      </w:hyperlink>
+    </w:p>
+    <w:p>
+      <w:pPr>
+        <w:pStyle w:val="TDC2"/>
+        <w:tabs>
+          <w:tab w:val="right" w:leader="dot" w:pos="9962"/>
+        </w:tabs>
+        <w:rPr>
+          <w:rFonts w:asciiTheme="minorHAnsi" w:eastAsiaTheme="minorEastAsia" w:hAnsiTheme="minorHAnsi" w:cstheme="minorBidi"/>
+          <w:noProof/>
+          <w:kern w:val="2"/>
+          <w14:ligatures w14:val="standardContextual"/>
+        </w:rPr>
+      </w:pPr>
+      <w:hyperlink w:anchor="_Toc242400654" w:history="1">
         <w:r>
           <w:rPr>
             <w:rStyle w:val="Hipervnculo"/>
@@ -406,78 +406,7 @@
             <w:noProof/>
             <w:webHidden/>
           </w:rPr>
-          <w:instrText xml:space="preserve"> PAGEREF _Toc242202752 \h </w:instrText>
-        </w:r>
-        <w:r>
-          <w:rPr>
-            <w:noProof/>
-            <w:webHidden/>
-          </w:rPr>
-        </w:r>
-        <w:r>
-          <w:rPr>
-            <w:noProof/>
-            <w:webHidden/>
-          </w:rPr>
-          <w:fldChar w:fldCharType="separate"/>
-        </w:r>
-        <w:r>
-          <w:rPr>
-            <w:noProof/>
-            <w:webHidden/>
-          </w:rPr>
-          <w:t>19</w:t>
-        </w:r>
-        <w:r>
-          <w:rPr>
-            <w:noProof/>
-            <w:webHidden/>
-          </w:rPr>
-          <w:fldChar w:fldCharType="end"/>
-        </w:r>
-      </w:hyperlink>
-    </w:p>
-    <w:p>
-      <w:pPr>
-        <w:pStyle w:val="TDC2"/>
-        <w:tabs>
-          <w:tab w:val="right" w:leader="dot" w:pos="9962"/>
-        </w:tabs>
-        <w:rPr>
-          <w:rFonts w:asciiTheme="minorHAnsi" w:eastAsiaTheme="minorEastAsia" w:hAnsiTheme="minorHAnsi" w:cstheme="minorBidi"/>
-          <w:noProof/>
-          <w:kern w:val="2"/>
-          <w14:ligatures w14:val="standardContextual"/>
-        </w:rPr>
-      </w:pPr>
-      <w:hyperlink w:anchor="_Toc242202753" w:history="1">
-        <w:r>
-          <w:rPr>
-            <w:rStyle w:val="Hipervnculo"/>
-            <w:noProof/>
-          </w:rPr>
-          <w:t>6. Evaluación del OE4 y verificaciones a cargo de Santiago Benavides Rey</w:t>
-        </w:r>
-        <w:r>
-          <w:rPr>
-            <w:noProof/>
-            <w:webHidden/>
-          </w:rPr>
-          <w:tab/>
-        </w:r>
-        <w:r>
-          <w:rPr>
-            <w:noProof/>
-            <w:webHidden/>
-          </w:rPr>
-          <w:fldChar w:fldCharType="begin"/>
-        </w:r>
-        <w:r>
-          <w:rPr>
-            <w:noProof/>
-            <w:webHidden/>
-          </w:rPr>
-          <w:instrText xml:space="preserve"> PAGEREF _Toc242202753 \h </w:instrText>
+          <w:instrText xml:space="preserve"> PAGEREF _Toc242400654 \h </w:instrText>
         </w:r>
         <w:r>
           <w:rPr>
@@ -509,6 +438,77 @@
       </w:hyperlink>
     </w:p>
     <w:p>
+      <w:pPr>
+        <w:pStyle w:val="TDC2"/>
+        <w:tabs>
+          <w:tab w:val="right" w:leader="dot" w:pos="9962"/>
+        </w:tabs>
+        <w:rPr>
+          <w:rFonts w:asciiTheme="minorHAnsi" w:eastAsiaTheme="minorEastAsia" w:hAnsiTheme="minorHAnsi" w:cstheme="minorBidi"/>
+          <w:noProof/>
+          <w:kern w:val="2"/>
+          <w14:ligatures w14:val="standardContextual"/>
+        </w:rPr>
+      </w:pPr>
+      <w:hyperlink w:anchor="_Toc242400655" w:history="1">
+        <w:r>
+          <w:rPr>
+            <w:rStyle w:val="Hipervnculo"/>
+            <w:noProof/>
+          </w:rPr>
+          <w:t>6. Evaluación del OE4 y verificaciones a cargo de Santiago Benavides Rey</w:t>
+        </w:r>
+        <w:r>
+          <w:rPr>
+            <w:noProof/>
+            <w:webHidden/>
+          </w:rPr>
+          <w:tab/>
+        </w:r>
+        <w:r>
+          <w:rPr>
+            <w:noProof/>
+            <w:webHidden/>
+          </w:rPr>
+          <w:fldChar w:fldCharType="begin"/>
+        </w:r>
+        <w:r>
+          <w:rPr>
+            <w:noProof/>
+            <w:webHidden/>
+          </w:rPr>
+          <w:instrText xml:space="preserve"> PAGEREF _Toc242400655 \h </w:instrText>
+        </w:r>
+        <w:r>
+          <w:rPr>
+            <w:noProof/>
+            <w:webHidden/>
+          </w:rPr>
+        </w:r>
+        <w:r>
+          <w:rPr>
+            <w:noProof/>
+            <w:webHidden/>
+          </w:rPr>
+          <w:fldChar w:fldCharType="separate"/>
+        </w:r>
+        <w:r>
+          <w:rPr>
+            <w:noProof/>
+            <w:webHidden/>
+          </w:rPr>
+          <w:t>24</w:t>
+        </w:r>
+        <w:r>
+          <w:rPr>
+            <w:noProof/>
+            <w:webHidden/>
+          </w:rPr>
+          <w:fldChar w:fldCharType="end"/>
+        </w:r>
+      </w:hyperlink>
+    </w:p>
+    <w:p>
       <w:r>
         <w:fldChar w:fldCharType="end"/>
       </w:r>
@@ -522,7 +522,7 @@
       <w:pPr>
         <w:pStyle w:val="Ttulo1"/>
       </w:pPr>
-      <w:bookmarkStart w:id="0" w:name="_Toc242202747"/>
+      <w:bookmarkStart w:id="0" w:name="_Toc242400649"/>
       <w:r>
         <w:lastRenderedPageBreak/>
         <w:t>ANEXO F. PERSONAJES ANIMADOS</w:t>
@@ -574,7 +574,7 @@
       <w:pPr>
         <w:pStyle w:val="Ttulo2"/>
       </w:pPr>
-      <w:bookmarkStart w:id="1" w:name="_Toc242202748"/>
+      <w:bookmarkStart w:id="1" w:name="_Toc242400650"/>
       <w:r>
         <w:t>1. Alcance y seguimiento</w:t>
       </w:r>
@@ -639,9 +639,9 @@
         <w:tblLook w:val="0020" w:firstRow="1" w:lastRow="0" w:firstColumn="0" w:lastColumn="0" w:noHBand="0" w:noVBand="0"/>
       </w:tblPr>
       <w:tblGrid>
-        <w:gridCol w:w="697"/>
-        <w:gridCol w:w="1419"/>
-        <w:gridCol w:w="7846"/>
+        <w:gridCol w:w="695"/>
+        <w:gridCol w:w="1417"/>
+        <w:gridCol w:w="7850"/>
       </w:tblGrid>
       <w:tr>
         <w:trPr>
@@ -649,7 +649,7 @@
         </w:trPr>
         <w:tc>
           <w:tcPr>
-            <w:tcW w:w="350" w:type="pct"/>
+            <w:tcW w:w="349" w:type="pct"/>
             <w:shd w:val="clear" w:color="auto" w:fill="D9D9D9"/>
           </w:tcPr>
           <w:p>
@@ -672,7 +672,7 @@
         </w:tc>
         <w:tc>
           <w:tcPr>
-            <w:tcW w:w="712" w:type="pct"/>
+            <w:tcW w:w="711" w:type="pct"/>
             <w:shd w:val="clear" w:color="auto" w:fill="D9D9D9"/>
           </w:tcPr>
           <w:p>
@@ -695,7 +695,7 @@
         </w:tc>
         <w:tc>
           <w:tcPr>
-            <w:tcW w:w="3938" w:type="pct"/>
+            <w:tcW w:w="3940" w:type="pct"/>
             <w:shd w:val="clear" w:color="auto" w:fill="D9D9D9"/>
           </w:tcPr>
           <w:p>
@@ -720,7 +720,7 @@
       <w:tr>
         <w:tc>
           <w:tcPr>
-            <w:tcW w:w="350" w:type="pct"/>
+            <w:tcW w:w="349" w:type="pct"/>
             <w:shd w:val="clear" w:color="auto" w:fill="auto"/>
           </w:tcPr>
           <w:p>
@@ -741,7 +741,7 @@
         </w:tc>
         <w:tc>
           <w:tcPr>
-            <w:tcW w:w="712" w:type="pct"/>
+            <w:tcW w:w="711" w:type="pct"/>
             <w:shd w:val="clear" w:color="auto" w:fill="auto"/>
           </w:tcPr>
           <w:p>
@@ -762,7 +762,7 @@
         </w:tc>
         <w:tc>
           <w:tcPr>
-            <w:tcW w:w="3938" w:type="pct"/>
+            <w:tcW w:w="3940" w:type="pct"/>
             <w:shd w:val="clear" w:color="auto" w:fill="auto"/>
           </w:tcPr>
           <w:p>
@@ -785,7 +785,7 @@
       <w:tr>
         <w:tc>
           <w:tcPr>
-            <w:tcW w:w="350" w:type="pct"/>
+            <w:tcW w:w="349" w:type="pct"/>
             <w:shd w:val="clear" w:color="auto" w:fill="auto"/>
           </w:tcPr>
           <w:p>
@@ -806,7 +806,7 @@
         </w:tc>
         <w:tc>
           <w:tcPr>
-            <w:tcW w:w="712" w:type="pct"/>
+            <w:tcW w:w="711" w:type="pct"/>
             <w:shd w:val="clear" w:color="auto" w:fill="auto"/>
           </w:tcPr>
           <w:p>
@@ -827,7 +827,7 @@
         </w:tc>
         <w:tc>
           <w:tcPr>
-            <w:tcW w:w="3938" w:type="pct"/>
+            <w:tcW w:w="3940" w:type="pct"/>
             <w:shd w:val="clear" w:color="auto" w:fill="auto"/>
           </w:tcPr>
           <w:p>
@@ -850,7 +850,7 @@
       <w:tr>
         <w:tc>
           <w:tcPr>
-            <w:tcW w:w="350" w:type="pct"/>
+            <w:tcW w:w="349" w:type="pct"/>
             <w:shd w:val="clear" w:color="auto" w:fill="auto"/>
           </w:tcPr>
           <w:p>
@@ -871,7 +871,7 @@
         </w:tc>
         <w:tc>
           <w:tcPr>
-            <w:tcW w:w="712" w:type="pct"/>
+            <w:tcW w:w="711" w:type="pct"/>
             <w:shd w:val="clear" w:color="auto" w:fill="auto"/>
           </w:tcPr>
           <w:p>
@@ -892,7 +892,7 @@
         </w:tc>
         <w:tc>
           <w:tcPr>
-            <w:tcW w:w="3938" w:type="pct"/>
+            <w:tcW w:w="3940" w:type="pct"/>
             <w:shd w:val="clear" w:color="auto" w:fill="auto"/>
           </w:tcPr>
           <w:p>
@@ -915,7 +915,7 @@
       <w:tr>
         <w:tc>
           <w:tcPr>
-            <w:tcW w:w="350" w:type="pct"/>
+            <w:tcW w:w="349" w:type="pct"/>
             <w:shd w:val="clear" w:color="auto" w:fill="auto"/>
           </w:tcPr>
           <w:p>
@@ -936,7 +936,7 @@
         </w:tc>
         <w:tc>
           <w:tcPr>
-            <w:tcW w:w="712" w:type="pct"/>
+            <w:tcW w:w="711" w:type="pct"/>
             <w:shd w:val="clear" w:color="auto" w:fill="auto"/>
           </w:tcPr>
           <w:p>
@@ -957,7 +957,7 @@
         </w:tc>
         <w:tc>
           <w:tcPr>
-            <w:tcW w:w="3938" w:type="pct"/>
+            <w:tcW w:w="3940" w:type="pct"/>
             <w:shd w:val="clear" w:color="auto" w:fill="auto"/>
           </w:tcPr>
           <w:p>
@@ -980,7 +980,7 @@
       <w:tr>
         <w:tc>
           <w:tcPr>
-            <w:tcW w:w="350" w:type="pct"/>
+            <w:tcW w:w="349" w:type="pct"/>
             <w:shd w:val="clear" w:color="auto" w:fill="auto"/>
           </w:tcPr>
           <w:p>
@@ -1002,7 +1002,7 @@
         </w:tc>
         <w:tc>
           <w:tcPr>
-            <w:tcW w:w="712" w:type="pct"/>
+            <w:tcW w:w="711" w:type="pct"/>
             <w:shd w:val="clear" w:color="auto" w:fill="auto"/>
           </w:tcPr>
           <w:p>
@@ -1023,7 +1023,7 @@
         </w:tc>
         <w:tc>
           <w:tcPr>
-            <w:tcW w:w="3938" w:type="pct"/>
+            <w:tcW w:w="3940" w:type="pct"/>
             <w:shd w:val="clear" w:color="auto" w:fill="auto"/>
           </w:tcPr>
           <w:p>
@@ -1168,14 +1168,41 @@
         <w:t>claudeDocs/INCONSISTENCIAS.md</w:t>
       </w:r>
       <w:r>
-        <w:t xml:space="preserve"> (revisiones 17 y 18, del 05/10/2026, y revisión 19, del 06/10/2026).</w:t>
+        <w:t xml:space="preserve"> (revisiones 17 y 18, del 05/10/2026, y revisión 19, del 06/10/2026). El 08/10/2026 se sumó un sexto bloque, el del apartado 2.12: el codo de Papá (</w:t>
+      </w:r>
+      <w:r>
+        <w:rPr>
+          <w:rStyle w:val="CdigoenlneaOE3"/>
+        </w:rPr>
+        <w:t>a938f9a</w:t>
+      </w:r>
+      <w:r>
+        <w:t>), Algoritm por partes con su saludo (</w:t>
+      </w:r>
+      <w:r>
+        <w:rPr>
+          <w:rStyle w:val="CdigoenlneaOE3"/>
+        </w:rPr>
+        <w:t>bd8b802</w:t>
+      </w:r>
+      <w:r>
+        <w:t>) y la portada del inicio con los cinco personajes (</w:t>
+      </w:r>
+      <w:r>
+        <w:rPr>
+          <w:rStyle w:val="CdigoenlneaOE3"/>
+        </w:rPr>
+        <w:t>c96846f</w:t>
+      </w:r>
+      <w:r>
+        <w:t>).</w:t>
       </w:r>
     </w:p>
     <w:p>
       <w:pPr>
         <w:pStyle w:val="Ttulo2"/>
       </w:pPr>
-      <w:bookmarkStart w:id="2" w:name="_Toc242202749"/>
+      <w:bookmarkStart w:id="2" w:name="_Toc242400651"/>
       <w:r>
         <w:t>2. Lo implementado</w:t>
       </w:r>
@@ -1206,10 +1233,19 @@
         <w:t>; la emoción la llevan las acciones del cuerpo, como celebrar, sorprenderse u observar (INC-108). Esa es la descripción del arte provisional, vigente al corte. El 05/10/2026 INC-131 la levantó para el arte final, con la cabeza separada, las extremidades en dos tramos y seis expresiones (apartado 2.6), y desde el 06/10/2026 los cuatro tienen su arte final (apartados 2.7 y 2.10). Algoritm tiene tres formas: la llama con extremidades del Nivel 1 y la misma figura recoloreada en madera (rueda) y en agua (</w:t>
       </w:r>
       <w:r>
-        <w:t>gota) para los Niveles 2 y 3, como la describen desde el 29/09/2026 el guion y la dirección de arte (INC-45, INC-52). Es una sola imagen por forma y todo lo que muestra al guía referencia esos tres archivos, así que una versión dibujada aparte entraría sustituyendo el archivo, sin tocar escenas, prefabs ni assets. Con el arte final de Algoritm la figura se parte en brazos, piernas, ojos y boca (apartado 2.6); hasta que llegue, el cuerpo entero sigue siendo lo visible. El 01/10/2026 se limpió el borde de las</w:t>
-      </w:r>
-      <w:r>
-        <w:t xml:space="preserve"> tres formas y de los cuatro retratos (Anexo E, apartado 2.4).</w:t>
+        <w:t xml:space="preserve">gota) para los Niveles 2 y 3, como la describen desde el 29/09/2026 el guion y la dirección de arte (INC-45, INC-52). La imagen de reposo de cada forma sigue siendo el retrato del cuadro de diálogo y el botón de ayuda, y una versión dibujada aparte entraría sustituyendo el archivo, sin tocar escenas, prefabs ni assets. Desde el 08/10/2026 el cuerpo se dibuja en nueve piezas por forma, recortadas de ese dibujo provisional, y </w:t>
+      </w:r>
+      <w:r>
+        <w:rPr>
+          <w:rStyle w:val="CdigoenlneaOE3"/>
+        </w:rPr>
+        <w:t>Cuerpo</w:t>
+      </w:r>
+      <w:r>
+        <w:t xml:space="preserve"> queda apagado (apartado 2.12); con el arte final de Algoritm se sustituyen es</w:t>
+      </w:r>
+      <w:r>
+        <w:t>as piezas y se encienden ojos y boca (apartado 2.6). El 01/10/2026 se limpió el borde de las tres formas y de los cuatro retratos (Anexo E, apartado 2.4).</w:t>
       </w:r>
     </w:p>
     <w:p>
@@ -1220,6 +1256,7 @@
         <w:rPr>
           <w:rStyle w:val="CdigoenlneaOE3"/>
         </w:rPr>
+        <w:lastRenderedPageBreak/>
         <w:t>CharacterRig</w:t>
       </w:r>
       <w:r>
@@ -1250,7 +1287,16 @@
         <w:t>ActorAction</w:t>
       </w:r>
       <w:r>
-        <w:t xml:space="preserve">, un enumerado de 22 acciones cuyos valores son explícitos porque los assets guardan el número. </w:t>
+        <w:t xml:space="preserve">, un enumerado de 23 acciones, la última el saludo </w:t>
+      </w:r>
+      <w:r>
+        <w:rPr>
+          <w:rStyle w:val="CdigoenlneaOE3"/>
+        </w:rPr>
+        <w:t>Wave</w:t>
+      </w:r>
+      <w:r>
+        <w:t xml:space="preserve"> de Algoritm, cuyos valores son explícitos porque los assets guardan el número. </w:t>
       </w:r>
       <w:r>
         <w:rPr>
@@ -1259,11 +1305,7 @@
         <w:t>Play</w:t>
       </w:r>
       <w:r>
-        <w:t xml:space="preserve"> pasa a una acción con un fundido de 0,18 s y cae </w:t>
-      </w:r>
-      <w:r>
-        <w:lastRenderedPageBreak/>
-        <w:t xml:space="preserve">al reposo si el controlador no tiene ese estado; </w:t>
+        <w:t xml:space="preserve"> pasa a una acción con un fundido de 0,18 s y cae al reposo si el controlador no tiene ese estado; </w:t>
       </w:r>
       <w:r>
         <w:rPr>
@@ -1305,9 +1347,9 @@
         <w:tblLook w:val="0020" w:firstRow="1" w:lastRow="0" w:firstColumn="0" w:lastColumn="0" w:noHBand="0" w:noVBand="0"/>
       </w:tblPr>
       <w:tblGrid>
-        <w:gridCol w:w="2237"/>
-        <w:gridCol w:w="1363"/>
-        <w:gridCol w:w="6362"/>
+        <w:gridCol w:w="2031"/>
+        <w:gridCol w:w="1757"/>
+        <w:gridCol w:w="6174"/>
       </w:tblGrid>
       <w:tr>
         <w:trPr>
@@ -1315,7 +1357,7 @@
         </w:trPr>
         <w:tc>
           <w:tcPr>
-            <w:tcW w:w="1123" w:type="pct"/>
+            <w:tcW w:w="1019" w:type="pct"/>
             <w:shd w:val="clear" w:color="auto" w:fill="D9D9D9"/>
           </w:tcPr>
           <w:p>
@@ -1338,7 +1380,7 @@
         </w:tc>
         <w:tc>
           <w:tcPr>
-            <w:tcW w:w="684" w:type="pct"/>
+            <w:tcW w:w="882" w:type="pct"/>
             <w:shd w:val="clear" w:color="auto" w:fill="D9D9D9"/>
           </w:tcPr>
           <w:p>
@@ -1361,7 +1403,7 @@
         </w:tc>
         <w:tc>
           <w:tcPr>
-            <w:tcW w:w="3193" w:type="pct"/>
+            <w:tcW w:w="3099" w:type="pct"/>
             <w:shd w:val="clear" w:color="auto" w:fill="D9D9D9"/>
           </w:tcPr>
           <w:p>
@@ -1386,7 +1428,7 @@
       <w:tr>
         <w:tc>
           <w:tcPr>
-            <w:tcW w:w="1123" w:type="pct"/>
+            <w:tcW w:w="1019" w:type="pct"/>
             <w:shd w:val="clear" w:color="auto" w:fill="auto"/>
           </w:tcPr>
           <w:p>
@@ -1407,7 +1449,7 @@
         </w:tc>
         <w:tc>
           <w:tcPr>
-            <w:tcW w:w="684" w:type="pct"/>
+            <w:tcW w:w="882" w:type="pct"/>
             <w:shd w:val="clear" w:color="auto" w:fill="auto"/>
           </w:tcPr>
           <w:p>
@@ -1428,7 +1470,7 @@
         </w:tc>
         <w:tc>
           <w:tcPr>
-            <w:tcW w:w="3193" w:type="pct"/>
+            <w:tcW w:w="3099" w:type="pct"/>
             <w:shd w:val="clear" w:color="auto" w:fill="auto"/>
           </w:tcPr>
           <w:p>
@@ -1490,7 +1532,7 @@
       <w:tr>
         <w:tc>
           <w:tcPr>
-            <w:tcW w:w="1123" w:type="pct"/>
+            <w:tcW w:w="1019" w:type="pct"/>
             <w:shd w:val="clear" w:color="auto" w:fill="auto"/>
           </w:tcPr>
           <w:p>
@@ -1511,28 +1553,28 @@
         </w:tc>
         <w:tc>
           <w:tcPr>
-            <w:tcW w:w="684" w:type="pct"/>
-            <w:shd w:val="clear" w:color="auto" w:fill="auto"/>
-          </w:tcPr>
-          <w:p>
-            <w:pPr>
-              <w:pStyle w:val="CompactoOE3"/>
-              <w:spacing w:after="0"/>
-              <w:rPr>
-                <w:sz w:val="18"/>
-              </w:rPr>
-            </w:pPr>
-            <w:r>
-              <w:rPr>
-                <w:sz w:val="18"/>
-              </w:rPr>
-              <w:t>3 imágenes</w:t>
-            </w:r>
-          </w:p>
-        </w:tc>
-        <w:tc>
-          <w:tcPr>
-            <w:tcW w:w="3193" w:type="pct"/>
+            <w:tcW w:w="882" w:type="pct"/>
+            <w:shd w:val="clear" w:color="auto" w:fill="auto"/>
+          </w:tcPr>
+          <w:p>
+            <w:pPr>
+              <w:pStyle w:val="CompactoOE3"/>
+              <w:spacing w:after="0"/>
+              <w:rPr>
+                <w:sz w:val="18"/>
+              </w:rPr>
+            </w:pPr>
+            <w:r>
+              <w:rPr>
+                <w:sz w:val="18"/>
+              </w:rPr>
+              <w:t>3 imágenes de reposo y 27 piezas</w:t>
+            </w:r>
+          </w:p>
+        </w:tc>
+        <w:tc>
+          <w:tcPr>
+            <w:tcW w:w="3099" w:type="pct"/>
             <w:shd w:val="clear" w:color="auto" w:fill="auto"/>
           </w:tcPr>
           <w:p>
@@ -1575,6 +1617,25 @@
                 <w:sz w:val="18"/>
               </w:rPr>
               <w:t>char_algoritm_n3_gota_reposo</w:t>
+            </w:r>
+            <w:r>
+              <w:rPr>
+                <w:sz w:val="18"/>
+              </w:rPr>
+              <w:t xml:space="preserve">, más nueve piezas por forma, </w:t>
+            </w:r>
+            <w:r>
+              <w:rPr>
+                <w:rStyle w:val="CdigoenlneaOE3"/>
+                <w:sz w:val="18"/>
+              </w:rPr>
+              <w:t>char_algoritm_&lt;forma&gt;_parte_*</w:t>
+            </w:r>
+            <w:r>
+              <w:rPr>
+                <w:sz w:val="18"/>
+              </w:rPr>
+              <w:t>, desde el 08/10/2026</w:t>
             </w:r>
           </w:p>
         </w:tc>
@@ -1582,7 +1643,7 @@
       <w:tr>
         <w:tc>
           <w:tcPr>
-            <w:tcW w:w="1123" w:type="pct"/>
+            <w:tcW w:w="1019" w:type="pct"/>
             <w:shd w:val="clear" w:color="auto" w:fill="auto"/>
           </w:tcPr>
           <w:p>
@@ -1603,7 +1664,7 @@
         </w:tc>
         <w:tc>
           <w:tcPr>
-            <w:tcW w:w="684" w:type="pct"/>
+            <w:tcW w:w="882" w:type="pct"/>
             <w:shd w:val="clear" w:color="auto" w:fill="auto"/>
           </w:tcPr>
           <w:p>
@@ -1624,7 +1685,7 @@
         </w:tc>
         <w:tc>
           <w:tcPr>
-            <w:tcW w:w="3193" w:type="pct"/>
+            <w:tcW w:w="3099" w:type="pct"/>
             <w:shd w:val="clear" w:color="auto" w:fill="auto"/>
           </w:tcPr>
           <w:p>
@@ -1726,7 +1787,7 @@
       <w:tr>
         <w:tc>
           <w:tcPr>
-            <w:tcW w:w="1123" w:type="pct"/>
+            <w:tcW w:w="1019" w:type="pct"/>
             <w:shd w:val="clear" w:color="auto" w:fill="auto"/>
           </w:tcPr>
           <w:p>
@@ -1747,7 +1808,7 @@
         </w:tc>
         <w:tc>
           <w:tcPr>
-            <w:tcW w:w="684" w:type="pct"/>
+            <w:tcW w:w="882" w:type="pct"/>
             <w:shd w:val="clear" w:color="auto" w:fill="auto"/>
           </w:tcPr>
           <w:p>
@@ -1768,7 +1829,7 @@
         </w:tc>
         <w:tc>
           <w:tcPr>
-            <w:tcW w:w="3193" w:type="pct"/>
+            <w:tcW w:w="3099" w:type="pct"/>
             <w:shd w:val="clear" w:color="auto" w:fill="auto"/>
           </w:tcPr>
           <w:p>
@@ -1791,7 +1852,7 @@
       <w:tr>
         <w:tc>
           <w:tcPr>
-            <w:tcW w:w="1123" w:type="pct"/>
+            <w:tcW w:w="1019" w:type="pct"/>
             <w:shd w:val="clear" w:color="auto" w:fill="auto"/>
           </w:tcPr>
           <w:p>
@@ -1812,43 +1873,43 @@
         </w:tc>
         <w:tc>
           <w:tcPr>
-            <w:tcW w:w="684" w:type="pct"/>
-            <w:shd w:val="clear" w:color="auto" w:fill="auto"/>
-          </w:tcPr>
-          <w:p>
-            <w:pPr>
-              <w:pStyle w:val="CompactoOE3"/>
-              <w:spacing w:after="0"/>
-              <w:rPr>
-                <w:sz w:val="18"/>
-              </w:rPr>
-            </w:pPr>
-            <w:r>
-              <w:rPr>
-                <w:sz w:val="18"/>
-              </w:rPr>
-              <w:t>9</w:t>
-            </w:r>
-          </w:p>
-        </w:tc>
-        <w:tc>
-          <w:tcPr>
-            <w:tcW w:w="3193" w:type="pct"/>
-            <w:shd w:val="clear" w:color="auto" w:fill="auto"/>
-          </w:tcPr>
-          <w:p>
-            <w:pPr>
-              <w:pStyle w:val="CompactoOE3"/>
-              <w:spacing w:after="0"/>
-              <w:rPr>
-                <w:sz w:val="18"/>
-              </w:rPr>
-            </w:pPr>
-            <w:r>
-              <w:rPr>
-                <w:sz w:val="18"/>
-              </w:rPr>
-              <w:t>Ánimo, apagado, aparición, celebrar, flotar, girar, hablar, oculto y señalar</w:t>
+            <w:tcW w:w="882" w:type="pct"/>
+            <w:shd w:val="clear" w:color="auto" w:fill="auto"/>
+          </w:tcPr>
+          <w:p>
+            <w:pPr>
+              <w:pStyle w:val="CompactoOE3"/>
+              <w:spacing w:after="0"/>
+              <w:rPr>
+                <w:sz w:val="18"/>
+              </w:rPr>
+            </w:pPr>
+            <w:r>
+              <w:rPr>
+                <w:sz w:val="18"/>
+              </w:rPr>
+              <w:t>10</w:t>
+            </w:r>
+          </w:p>
+        </w:tc>
+        <w:tc>
+          <w:tcPr>
+            <w:tcW w:w="3099" w:type="pct"/>
+            <w:shd w:val="clear" w:color="auto" w:fill="auto"/>
+          </w:tcPr>
+          <w:p>
+            <w:pPr>
+              <w:pStyle w:val="CompactoOE3"/>
+              <w:spacing w:after="0"/>
+              <w:rPr>
+                <w:sz w:val="18"/>
+              </w:rPr>
+            </w:pPr>
+            <w:r>
+              <w:rPr>
+                <w:sz w:val="18"/>
+              </w:rPr>
+              <w:t>Ánimo, apagado, aparición, celebrar, flotar, girar, hablar, oculto, saludar y señalar</w:t>
             </w:r>
           </w:p>
         </w:tc>
@@ -1856,7 +1917,7 @@
       <w:tr>
         <w:tc>
           <w:tcPr>
-            <w:tcW w:w="1123" w:type="pct"/>
+            <w:tcW w:w="1019" w:type="pct"/>
             <w:shd w:val="clear" w:color="auto" w:fill="auto"/>
           </w:tcPr>
           <w:p>
@@ -1877,7 +1938,7 @@
         </w:tc>
         <w:tc>
           <w:tcPr>
-            <w:tcW w:w="684" w:type="pct"/>
+            <w:tcW w:w="882" w:type="pct"/>
             <w:shd w:val="clear" w:color="auto" w:fill="auto"/>
           </w:tcPr>
           <w:p>
@@ -1898,7 +1959,7 @@
         </w:tc>
         <w:tc>
           <w:tcPr>
-            <w:tcW w:w="3193" w:type="pct"/>
+            <w:tcW w:w="3099" w:type="pct"/>
             <w:shd w:val="clear" w:color="auto" w:fill="auto"/>
           </w:tcPr>
           <w:p>
@@ -1924,10 +1985,10 @@
         <w:pStyle w:val="PrimerprrafoOE3"/>
       </w:pPr>
       <w:r>
-        <w:t>Ningún clip es de salto, caída ni derrota. Todo el arte de los personajes suma 16,3 MB en memoria. Las cifras de la Tabla F.2 y ese peso son las del corte. Desde el 05/10/2026 hay cinco imágenes más del Niño (cabeza, dos antebrazos y dos antepiernas) y sus cinco partes se sustituyeron por las del arte final; los prefabs siguen siendo siete y los clips 93, con las curvas reescritas (apartados 2.6 y 2.7). Desde el 06/10/2026 Papá, Mamá y la Niña tienen también sus piezas finales, 14 sprites cada uno (11 el Ni</w:t>
-      </w:r>
-      <w:r>
-        <w:t>ño), y un juego de cara por personaje (apartado 2.10). Ese arte no se ha medido en un ejecutable.</w:t>
+        <w:t>Ningún clip es de salto, caída ni derrota. Todo el arte de los personajes suma 16,3 MB en memoria. Las cifras de la Tabla F.2 y ese peso son las del corte. Desde el 05/10/2026 hay cinco imágenes más del Niño (cabeza, dos antebrazos y dos antepiernas) y sus cinco partes se sustituyeron por las del arte final; los prefabs siguen siendo siete y los clips 93, con las curvas reescritas (apartados 2.6 y 2.7); desde el 08/10/2026 los clips son 94, con el saludo de Algoritm (apartado 2.12). Desde el 06/10/2026 Papá</w:t>
+      </w:r>
+      <w:r>
+        <w:t>, Mamá y la Niña tienen también sus piezas finales, 14 sprites cada uno (11 el Niño), y un juego de cara por personaje (apartado 2.10). Ese arte no se ha medido en un ejecutable.</w:t>
       </w:r>
     </w:p>
     <w:p>
@@ -1981,6 +2042,7 @@
         <w:rPr>
           <w:rStyle w:val="CdigoenlneaOE3"/>
         </w:rPr>
+        <w:lastRenderedPageBreak/>
         <w:t>ActorTimeline</w:t>
       </w:r>
       <w:r>
@@ -2016,7 +2078,6 @@
         <w:rPr>
           <w:rStyle w:val="CdigoenlneaOE3"/>
         </w:rPr>
-        <w:lastRenderedPageBreak/>
         <w:t>NarrativeProp.FinishesSteps</w:t>
       </w:r>
       <w:r>
@@ -2051,6 +2112,71 @@
       </w:r>
       <w:r>
         <w:t>n la misma corrección (INC-124), los cuatro bajaron 0,06 con la balsa y viajan en su sitio sobre ella (Anexo D, apartado 2.4).</w:t>
+      </w:r>
+    </w:p>
+    <w:p>
+      <w:pPr>
+        <w:pStyle w:val="TextoOE3"/>
+      </w:pPr>
+      <w:r>
+        <w:t xml:space="preserve">Desde el 08/10/2026 la cámara del cruce acompaña a la balsa. </w:t>
+      </w:r>
+      <w:r>
+        <w:rPr>
+          <w:rStyle w:val="CdigoenlneaOE3"/>
+        </w:rPr>
+        <w:t>NarrativeProp.CameraFollows</w:t>
+      </w:r>
+      <w:r>
+        <w:t xml:space="preserve"> marca el objeto seguido, y </w:t>
+      </w:r>
+      <w:r>
+        <w:rPr>
+          <w:rStyle w:val="CdigoenlneaOE3"/>
+        </w:rPr>
+        <w:t>NarrativeSceneController</w:t>
+      </w:r>
+      <w:r>
+        <w:t xml:space="preserve"> suma al foco de la parada en curso lo que ese objeto se ha movido desde donde empezó, en fracciones de la ilustración; el zoom no cambia, </w:t>
+      </w:r>
+      <w:r>
+        <w:rPr>
+          <w:rStyle w:val="CdigoenlneaOE3"/>
+        </w:rPr>
+        <w:t>IllustrationFraming</w:t>
+      </w:r>
+      <w:r>
+        <w:t xml:space="preserve"> sigue acotando el foco y el desplazamiento se queda al llegar, porque quitarlo sería un salto atrás. Solo la balsa de </w:t>
+      </w:r>
+      <w:r>
+        <w:rPr>
+          <w:rStyle w:val="CdigoenlneaOE3"/>
+        </w:rPr>
+        <w:t>N3_Escena33_Cruce</w:t>
+      </w:r>
+      <w:r>
+        <w:t xml:space="preserve"> lleva la marca, así que las otras diecisiete narrativas no cambian. La apertura del cruce pasó de x 0,38 a 0,50 y la parada de la línea 1,</w:t>
+      </w:r>
+      <w:r>
+        <w:t xml:space="preserve"> de 0,47 a 0,52, para que la balsa se deslice menos hacia la izquierda (de unos 580 a unos 230 px según el modelo del movimiento, que no se midió sobre el resultado). </w:t>
+      </w:r>
+      <w:r>
+        <w:rPr>
+          <w:rStyle w:val="CdigoenlneaOE3"/>
+        </w:rPr>
+        <w:t>NarrativeSequence_RF44_LaCamaraDelCruceAcompanaALaBalsa</w:t>
+      </w:r>
+      <w:r>
+        <w:t xml:space="preserve"> exige verla entera en cada parada y a cinco puntos del cruce, y </w:t>
+      </w:r>
+      <w:r>
+        <w:rPr>
+          <w:rStyle w:val="CdigoenlneaOE3"/>
+        </w:rPr>
+        <w:t>NarrativeScene_RF44_LaCamaraSigueALaBalsaMientrasCruza</w:t>
+      </w:r>
+      <w:r>
+        <w:t xml:space="preserve"> lo comprueba en PlayMode.</w:t>
       </w:r>
     </w:p>
     <w:p>
@@ -2179,6 +2305,7 @@
                 <w:b/>
                 <w:sz w:val="18"/>
               </w:rPr>
+              <w:lastRenderedPageBreak/>
               <w:t>Escena</w:t>
             </w:r>
           </w:p>
@@ -2582,7 +2709,6 @@
         <w:pStyle w:val="PrimerprrafoOE3"/>
       </w:pPr>
       <w:r>
-        <w:lastRenderedPageBreak/>
         <w:t>El 30/09/2026 (</w:t>
       </w:r>
       <w:r>
@@ -2704,10 +2830,14 @@
           <w:b/>
           <w:bCs/>
         </w:rPr>
+        <w:lastRenderedPageBreak/>
         <w:t>Tabla F.4.</w:t>
       </w:r>
       <w:r>
-        <w:t xml:space="preserve"> Casillas de los personajes en </w:t>
+        <w:t xml:space="preserve"> </w:t>
+      </w:r>
+      <w:r>
+        <w:t xml:space="preserve">Casillas de los personajes en </w:t>
       </w:r>
       <w:r>
         <w:rPr>
@@ -3142,7 +3272,6 @@
         <w:pStyle w:val="PrimerprrafoOE3"/>
       </w:pPr>
       <w:r>
-        <w:lastRenderedPageBreak/>
         <w:t>El 05/10/2026 Santiago Benavides Rey decidió que los personajes finales llegan en vista frontal y con más capas: la cabeza separada del torso, ojos y boca en capas propias con seis expresiones y las extremidades en dos sprites, con codos y rodillas además de hombros, cadera y cuello (INC-131). Algoritm entra en la decisión con brazos y piernas en dos tramos y con ojos y boca sobre el cuerpo; no lleva cuello, porque la llama no tiene cabeza aparte. Ninguna expresión es de tristeza, enfado ni derrota (CP-02):</w:t>
       </w:r>
       <w:r>
@@ -3155,7 +3284,7 @@
         <w:t>Worried</w:t>
       </w:r>
       <w:r>
-        <w:t xml:space="preserve"> es la duda de quien pregunta o espera. La decisión levanta INC-108 y la regla de la imagen única de Algoritm solo para el arte final; para el arte provisional, hoy el de Algoritm, ambas siguen valiendo. El código y el generador entraron con </w:t>
+        <w:t xml:space="preserve"> es la duda de quien pregunta o espera. La decisión levanta INC-108 y la regla de la imagen única de Algoritm para el arte final. El 08/10/2026 la regla de Algoritm cayó también para su arte provisional (apartado 2.12), y INC-108 sigue valiendo para él. El código y el generador entraron con </w:t>
       </w:r>
       <w:r>
         <w:rPr>
@@ -3253,7 +3382,10 @@
         <w:t>Animator</w:t>
       </w:r>
       <w:r>
-        <w:t xml:space="preserve"> está inactivo. La segunda causa estaba en los clips: los de hablar, señalar o animar dejaban huesos sin curva y, con </w:t>
+        <w:t xml:space="preserve"> </w:t>
+      </w:r>
+      <w:r>
+        <w:t xml:space="preserve">está inactivo. La segunda causa estaba en los clips: los de hablar, señalar o animar dejaban huesos sin curva y, con </w:t>
       </w:r>
       <w:r>
         <w:rPr>
@@ -3271,10 +3403,7 @@
         <w:t>e9eb6cb</w:t>
       </w:r>
       <w:r>
-        <w:t xml:space="preserve"> reescribió los 93 clips en sitio con u</w:t>
-      </w:r>
-      <w:r>
-        <w:t>na curva de rotación en cada hueso de su personaje (doce en la familia y diez en Algoritm); el hueso que el clip no usa lleva una curva constante en su pose de reposo. Se conservaron los GUID, los controladores y los eventos.</w:t>
+        <w:t xml:space="preserve"> reescribió los 93 clips en sitio con una curva de rotación en cada hueso de su personaje (doce en la familia y diez en Algoritm); el hueso que el clip no usa lleva una curva constante en su pose de reposo. Se conservaron los GUID, los controladores y los eventos.</w:t>
       </w:r>
     </w:p>
     <w:p>
@@ -3291,7 +3420,11 @@
         <w:t>Image</w:t>
       </w:r>
       <w:r>
-        <w:t xml:space="preserve"> apagada y sin sprite, porque una </w:t>
+        <w:t xml:space="preserve"> apagada y sin sprite, </w:t>
+      </w:r>
+      <w:r>
+        <w:lastRenderedPageBreak/>
+        <w:t xml:space="preserve">porque una </w:t>
       </w:r>
       <w:r>
         <w:rPr>
@@ -4027,7 +4160,7 @@
         <w:pStyle w:val="PrimerprrafoOE3"/>
       </w:pPr>
       <w:r>
-        <w:t xml:space="preserve">En Algoritm, </w:t>
+        <w:t xml:space="preserve">En Algoritm, desde el 08/10/2026 las nueve piezas están encendidas y </w:t>
       </w:r>
       <w:r>
         <w:rPr>
@@ -4036,16 +4169,25 @@
         <w:t>Cuerpo</w:t>
       </w:r>
       <w:r>
-        <w:t xml:space="preserve"> sigue siendo una sola </w:t>
-      </w:r>
-      <w:r>
-        <w:rPr>
-          <w:rStyle w:val="CdigoenlneaOE3"/>
-        </w:rPr>
-        <w:t>Image</w:t>
-      </w:r>
-      <w:r>
-        <w:t xml:space="preserve"> con el sprite entero, y es lo que se ve hasta que lleguen las partes.</w:t>
+        <w:t xml:space="preserve"> está apagado (apartado 2.12); </w:t>
+      </w:r>
+      <w:r>
+        <w:rPr>
+          <w:rStyle w:val="CdigoenlneaOE3"/>
+        </w:rPr>
+        <w:t>Ojos</w:t>
+      </w:r>
+      <w:r>
+        <w:t xml:space="preserve"> y </w:t>
+      </w:r>
+      <w:r>
+        <w:rPr>
+          <w:rStyle w:val="CdigoenlneaOE3"/>
+        </w:rPr>
+        <w:t>Boca</w:t>
+      </w:r>
+      <w:r>
+        <w:t xml:space="preserve"> siguen apagados, porque la cara va pintada en el torso.</w:t>
       </w:r>
     </w:p>
     <w:p>
@@ -4071,11 +4213,7 @@
         <w:t>articulaciones.py</w:t>
       </w:r>
       <w:r>
-        <w:t xml:space="preserve"> estima leyendo los prefabs, sin abrir ninguna imagen: el codo en el punto medio entre el hombro y la esquina más lejana del rectángulo del brazo, la rodilla entre la cadera y la base de la pierna, el cuello </w:t>
-      </w:r>
-      <w:r>
-        <w:lastRenderedPageBreak/>
-        <w:t xml:space="preserve">en la base de la cabeza. Sus valores son estimaciones y se sustituyen por las medidas del arte final. Las coordenadas son las de </w:t>
+        <w:t xml:space="preserve"> estima leyendo los prefabs, sin abrir ninguna imagen: el codo en el punto medio entre el hombro y la esquina más lejana del rectángulo del brazo, la rodilla entre la cadera y la base de la pierna, el cuello en la base de la cabeza. Sus valores son estimaciones y se sustituyen por las medidas del arte final. Las coordenadas son las de </w:t>
       </w:r>
       <w:r>
         <w:rPr>
@@ -4090,7 +4228,13 @@
         <w:rPr>
           <w:rStyle w:val="CdigoenlneaOE3"/>
         </w:rPr>
-        <w:t>980936d</w:t>
+        <w:t>98</w:t>
+      </w:r>
+      <w:r>
+        <w:rPr>
+          <w:rStyle w:val="CdigoenlneaOE3"/>
+        </w:rPr>
+        <w:t>0936d</w:t>
       </w:r>
       <w:r>
         <w:t xml:space="preserve">), porque </w:t>
@@ -4191,7 +4335,7 @@
         <w:t>ActionEmotion.For</w:t>
       </w:r>
       <w:r>
-        <w:t xml:space="preserve"> da la emoción por defecto de cada acción, y así las cinco mecánicas ganan expresión sin tocar sus controladores: celebrar, abrazar y animar son </w:t>
+        <w:t xml:space="preserve"> da la emoción por defecto de cada acción, y así las cinco mecánicas ganan expresión sin tocar sus controladores: celebrar, abrazar, animar y saludar son </w:t>
       </w:r>
       <w:r>
         <w:rPr>
@@ -4218,7 +4362,10 @@
         <w:t>Sleeping</w:t>
       </w:r>
       <w:r>
-        <w:t xml:space="preserve">, golpear, martillar, soplar, empujar, cargar, recoger y arrodillarse son </w:t>
+        <w:t>, golpear, martillar, soplar, empujar, cargar, recoger y arrodilla</w:t>
+      </w:r>
+      <w:r>
+        <w:t xml:space="preserve">rse son </w:t>
       </w:r>
       <w:r>
         <w:rPr>
@@ -4245,10 +4392,7 @@
         <w:t>BlinkClock</w:t>
       </w:r>
       <w:r>
-        <w:t xml:space="preserve"> parpadea cada 3,5 ± 1,2 s durante 0,12 s, pasando por medio cerr</w:t>
-      </w:r>
-      <w:r>
-        <w:t xml:space="preserve">ado, cerrado y medio cerrado, y se apaga en </w:t>
+        <w:t xml:space="preserve"> parpadea cada 3,5 ± 1,2 s durante 0,12 s, pasando por medio cerrado, cerrado y medio cerrado, y se apaga en </w:t>
       </w:r>
       <w:r>
         <w:rPr>
@@ -4293,7 +4437,10 @@
         <w:t>Image</w:t>
       </w:r>
       <w:r>
-        <w:t xml:space="preserve">; sin set, o sin el sprite pedido, deja la </w:t>
+        <w:t xml:space="preserve">; sin set, o sin </w:t>
+      </w:r>
+      <w:r>
+        <w:t xml:space="preserve">el sprite pedido, deja la </w:t>
       </w:r>
       <w:r>
         <w:rPr>
@@ -4302,10 +4449,7 @@
         <w:t>Image</w:t>
       </w:r>
       <w:r>
-        <w:t xml:space="preserve"> desactivada, y avanza con tiempo escalado, así que la pausa (RF-07) congela el parp</w:t>
-      </w:r>
-      <w:r>
-        <w:t>adeo y la boca.</w:t>
+        <w:t xml:space="preserve"> desactivada, y avanza con tiempo escalado, así que la pausa (RF-07) congela el parpadeo y la boca.</w:t>
       </w:r>
     </w:p>
     <w:p>
@@ -4391,7 +4535,11 @@
         <w:t>NarrativeSceneController</w:t>
       </w:r>
       <w:r>
-        <w:t xml:space="preserve"> la aplica y marca como hablante al rig de quien dice la línea; una acotación no mueve ninguna boca. </w:t>
+        <w:t xml:space="preserve"> la aplica y marca como </w:t>
+      </w:r>
+      <w:r>
+        <w:lastRenderedPageBreak/>
+        <w:t xml:space="preserve">hablante al rig de quien dice la línea; una acotación no mueve ninguna boca. </w:t>
       </w:r>
       <w:r>
         <w:rPr>
@@ -4409,7 +4557,10 @@
         <w:t>false</w:t>
       </w:r>
       <w:r>
-        <w:t xml:space="preserve"> por defecto, así que las dieciocho secuencias no cambiaron de comportamiento.</w:t>
+        <w:t xml:space="preserve"> </w:t>
+      </w:r>
+      <w:r>
+        <w:t>por defecto, así que las dieciocho secuencias no cambiaron de comportamiento.</w:t>
       </w:r>
     </w:p>
     <w:p>
@@ -4484,9 +4635,8 @@
         <w:rPr>
           <w:noProof/>
         </w:rPr>
-        <w:lastRenderedPageBreak/>
         <w:drawing>
-          <wp:inline distT="0" distB="0" distL="0" distR="0" wp14:anchorId="60FC4522" wp14:editId="48F507E0">
+          <wp:inline distT="0" distB="0" distL="0" distR="0" wp14:anchorId="5C55AD65" wp14:editId="5DE9E976">
             <wp:extent cx="5759999" cy="3218399"/>
             <wp:effectExtent l="0" t="0" r="0" b="0"/>
             <wp:docPr id="10" name="Picture" descr="Figura F.1. Idle del Niño en ocho instantes, uno cada 0,64 s de un ciclo de 5,12 s, con su arte final y su cara neutra colocada por registro. Vista previa de pose_preview.py sobre el árbol de 28337c0, no captura del motor."/>
@@ -4586,19 +4736,16 @@
         <w:t>cut.py</w:t>
       </w:r>
       <w:r>
-        <w:t xml:space="preserve">. Las rodillas pasaron a x = 483, y = 845 y x = 558, y = 842, los ojos al rectángulo (402, 380, 602, 470) y la boca a (447, 468, 557, 512). En el prefab, esos nodos cambiaron solo de </w:t>
-      </w:r>
-      <w:r>
-        <w:rPr>
-          <w:rStyle w:val="CdigoenlneaOE3"/>
-        </w:rPr>
-        <w:t>RectTransfo</w:t>
-      </w:r>
-      <w:r>
-        <w:rPr>
-          <w:rStyle w:val="CdigoenlneaOE3"/>
-        </w:rPr>
-        <w:t>rm</w:t>
+        <w:t>. Las rodillas pasaron a x = 483, y = 845 y x = 558, y = 842, los ojos al rectángulo (402, 380, 602, 470) y la boca a (447, 468, 557, 512). En el prefab, esos nodos</w:t>
+      </w:r>
+      <w:r>
+        <w:t xml:space="preserve"> cambiaron solo de </w:t>
+      </w:r>
+      <w:r>
+        <w:rPr>
+          <w:rStyle w:val="CdigoenlneaOE3"/>
+        </w:rPr>
+        <w:t>RectTransform</w:t>
       </w:r>
       <w:r>
         <w:t xml:space="preserve">. Esos valores son los de ese commit: </w:t>
@@ -4619,7 +4766,11 @@
         <w:t>arte_final.json</w:t>
       </w:r>
       <w:r>
-        <w:t xml:space="preserve"> los hombros quedaron entonces en x = 489, y = 567 y x = 535, y = 564 (</w:t>
+        <w:t xml:space="preserve"> los hombros quedaron entonces en x = 489, y = 567 y x = </w:t>
+      </w:r>
+      <w:r>
+        <w:lastRenderedPageBreak/>
+        <w:t>535, y = 564 (</w:t>
       </w:r>
       <w:r>
         <w:rPr>
@@ -4697,11 +4848,7 @@
         <w:t>Cuello</w:t>
       </w:r>
       <w:r>
-        <w:t xml:space="preserve">, y uGUI pinta de atrás adelante, de modo que los brazos quedaban al fondo. La decisión del 05/10/2026 (INC-132) fijó el orden de la Tabla F.10 y sustituyó, para la familia, la regla de INC-131 de dibujar el cuello sobre el torso. Con el arte provisional la cabeza estaba pintada dentro del torso, y los brazos de Papá, Mamá y la Niña </w:t>
-      </w:r>
-      <w:r>
-        <w:lastRenderedPageBreak/>
-        <w:t>quedaban tras el torso y tras la cara. Con el arte final de los cuatro (apartado 2.10) la cabeza es una pie</w:t>
+        <w:t>, y uGUI pinta de atrás adelante, de modo que los brazos quedaban al fondo. La decisión del 05/10/2026 (INC-132) fijó el orden de la Tabla F.10 y sustituyó, para la familia, la regla de INC-131 de dibujar el cuello sobre el torso. Con el arte provisional la cabeza estaba pintada dentro del torso, y los brazos de Papá, Mamá y la Niña quedaban tras el torso y tras la cara. Con el arte final de los cuatro (apartado 2.10) la cabeza es una pie</w:t>
       </w:r>
       <w:r>
         <w:t>za propia y el orden vigente es el de la tabla.</w:t>
@@ -5538,7 +5685,11 @@
         <w:t>pose_preview.py</w:t>
       </w:r>
       <w:r>
-        <w:t xml:space="preserve"> impiden que una mano entre en la caja de ojos y boca, ampliada un 30 %, con al menos el 99,5 % libre. Y mientras un personaje de la familia golpea las piedras (</w:t>
+        <w:t xml:space="preserve"> impiden que una mano entre en la caja de ojos y boca, ampliada un 30 %, con al menos el 99,5 % libre. Y mientras un personaje de la familia golpea las piedras </w:t>
+      </w:r>
+      <w:r>
+        <w:lastRenderedPageBreak/>
+        <w:t>(</w:t>
       </w:r>
       <w:r>
         <w:rPr>
@@ -5622,10 +5773,10 @@
         <w:t>Tronco</w:t>
       </w:r>
       <w:r>
-        <w:t xml:space="preserve"> y el campo serializado) y los cuatro clips de golpear de la familia. Con INC-133 (apartado 2.10) el húmero sigue detrás del torso, el antebrazo pasa delante y la cabeza de Papá queda delante del torso; la Fig</w:t>
-      </w:r>
-      <w:r>
-        <w:t>ura F.2 muestra ese orden en reposo, junto al de Algoritm.</w:t>
+        <w:t xml:space="preserve"> </w:t>
+      </w:r>
+      <w:r>
+        <w:t>y el campo serializado) y los cuatro clips de golpear de la familia. Con INC-133 (apartado 2.10) el húmero sigue detrás del torso, el antebrazo pasa delante y la cabeza de Papá queda delante del torso; la Figura F.2 muestra ese orden en reposo, junto al de Algoritm.</w:t>
       </w:r>
     </w:p>
     <w:p>
@@ -5636,9 +5787,8 @@
         <w:rPr>
           <w:noProof/>
         </w:rPr>
-        <w:lastRenderedPageBreak/>
         <w:drawing>
-          <wp:inline distT="0" distB="0" distL="0" distR="0" wp14:anchorId="7B3BE859" wp14:editId="444DA594">
+          <wp:inline distT="0" distB="0" distL="0" distR="0" wp14:anchorId="71AE31AD" wp14:editId="42B4A392">
             <wp:extent cx="5759999" cy="2419199"/>
             <wp:effectExtent l="0" t="0" r="0" b="0"/>
             <wp:docPr id="13" name="Picture" descr="Figura F.2. Orden de dibujo con INC-133. El Niño en reposo tiene el húmero detrás del torso y el antebrazo delante; Papá en reposo, la cara y la barba delante del torso y el antebrazo delante; Algoritm (fuego), en Encourage, los brazos delante del cuerpo y los ojos y la boca sin tapar. Vistas previas de pose_preview.py sobre el árbol de 28337c0, no capturas del motor."/>
@@ -5758,8 +5908,9 @@
         <w:rPr>
           <w:noProof/>
         </w:rPr>
+        <w:lastRenderedPageBreak/>
         <w:drawing>
-          <wp:inline distT="0" distB="0" distL="0" distR="0" wp14:anchorId="71D5F35B" wp14:editId="37E5ED09">
+          <wp:inline distT="0" distB="0" distL="0" distR="0" wp14:anchorId="26F3FD45" wp14:editId="794802C0">
             <wp:extent cx="5759999" cy="1825199"/>
             <wp:effectExtent l="0" t="0" r="0" b="0"/>
             <wp:docPr id="16" name="Picture" descr="Figura F.3. Golpe de Strike en el instante del choque, con el arte final de Papá, Mamá, la Niña y el Niño. Cada rótulo da el instante del choque y la altura de las manos (y, en el lienzo de 1024, que crece hacia abajo) frente al límite de la cintura; en los cuatro el choque queda por encima del límite. Vistas previas de pose_preview.py sobre el árbol de 28337c0, no capturas del motor."/>
@@ -5885,11 +6036,7 @@
         <w:t>clips</w:t>
       </w:r>
       <w:r>
-        <w:t xml:space="preserve"> solo las aplica; no crea clips ni </w:t>
-      </w:r>
-      <w:r>
-        <w:lastRenderedPageBreak/>
-        <w:t xml:space="preserve">toca controladores, GUID ni eventos. Así hay una sola fuente de verdad, que se puede probar sin abrir el Editor. El primer paso fue un port del motor de clips: </w:t>
+        <w:t xml:space="preserve"> solo las aplica; no crea clips ni toca controladores, GUID ni eventos. Así hay una sola fuente de verdad, que se puede probar sin abrir el Editor. El primer paso fue un port del motor de clips: </w:t>
       </w:r>
       <w:r>
         <w:rPr>
@@ -6068,6 +6215,7 @@
           <w:b/>
           <w:bCs/>
         </w:rPr>
+        <w:lastRenderedPageBreak/>
         <w:t>Tabla F.11.</w:t>
       </w:r>
       <w:r>
@@ -6534,7 +6682,6 @@
               <w:rPr>
                 <w:sz w:val="18"/>
               </w:rPr>
-              <w:lastRenderedPageBreak/>
               <w:t>Algoritm</w:t>
             </w:r>
           </w:p>
@@ -6696,7 +6843,7 @@
           <w:noProof/>
         </w:rPr>
         <w:drawing>
-          <wp:inline distT="0" distB="0" distL="0" distR="0" wp14:anchorId="0AC3393B" wp14:editId="7E77406E">
+          <wp:inline distT="0" distB="0" distL="0" distR="0" wp14:anchorId="5A9E72EA" wp14:editId="0BAB5BE5">
             <wp:extent cx="5759999" cy="1749599"/>
             <wp:effectExtent l="0" t="0" r="0" b="0"/>
             <wp:docPr id="19" name="Picture" descr="Figura F.4. Composite que genera preparar_arte_final.py al reconocer las capas de una entrega, previo a --aplicar: el reposo con las articulaciones marcadas y tres poses de prueba, dibujadas con el orden de INC-133 (húmero detrás del torso y antebrazo delante). La entrega es la sintética que fabrica la herramienta con el arte del Niño, con la cabeza sin cara. El hombro marcado es el centro del extremo redondo del húmero, que hombro.py lleva después al borde del torso. No es una captura del motor."/>
@@ -6778,6 +6925,7 @@
         <w:pStyle w:val="PrimerprrafoOE3"/>
       </w:pPr>
       <w:r>
+        <w:lastRenderedPageBreak/>
         <w:t xml:space="preserve">Con el arte ya preparado, la sesión local copia </w:t>
       </w:r>
       <w:r>
@@ -7111,7 +7259,6 @@
                 <w:rStyle w:val="CdigoenlneaOE3"/>
                 <w:sz w:val="18"/>
               </w:rPr>
-              <w:lastRenderedPageBreak/>
               <w:t>clips</w:t>
             </w:r>
           </w:p>
@@ -7296,10 +7443,7 @@
         <w:t>d26ea8f</w:t>
       </w:r>
       <w:r>
-        <w:t xml:space="preserve"> </w:t>
-      </w:r>
-      <w:r>
-        <w:t xml:space="preserve">guardó con sus originales en </w:t>
+        <w:t xml:space="preserve"> guardó con sus originales en </w:t>
       </w:r>
       <w:r>
         <w:rPr>
@@ -7398,10 +7542,10 @@
         <w:t>CharacterFaceSet</w:t>
       </w:r>
       <w:r>
-        <w:t xml:space="preserve"> cae a los ojos neutros y la boca cerrada cuando una emoción no tiene sprite propio, de modo que una sola expresión entregada ya muestra cara en todas la</w:t>
-      </w:r>
-      <w:r>
-        <w:t xml:space="preserve">s acciones, y </w:t>
+        <w:t xml:space="preserve"> cae a los ojos neutros y la boca cerrada cuando una emoción no tiene sprite propio, de modo que una sola expr</w:t>
+      </w:r>
+      <w:r>
+        <w:t xml:space="preserve">esión entregada ya muestra cara en todas las acciones, y </w:t>
       </w:r>
       <w:r>
         <w:rPr>
@@ -7564,6 +7708,7 @@
         <w:pStyle w:val="TextoOE3"/>
       </w:pPr>
       <w:r>
+        <w:lastRenderedPageBreak/>
         <w:t>INC-133 (06/10/2026) fija en la familia el húmero detrás del torso y el antebrazo delante del torso, de la cara y de las piernas, y Papá con la cabeza (</w:t>
       </w:r>
       <w:r>
@@ -7591,7 +7736,10 @@
         <w:t>AntebrazoDer</w:t>
       </w:r>
       <w:r>
-        <w:t xml:space="preserve"> (mismo objeto y mismo identificador) pasan a ser hijos de </w:t>
+        <w:t xml:space="preserve"> </w:t>
+      </w:r>
+      <w:r>
+        <w:t xml:space="preserve">(mismo objeto y mismo identificador) pasan a ser hijos de </w:t>
       </w:r>
       <w:r>
         <w:rPr>
@@ -7663,10 +7811,7 @@
         <w:t>Tronco</w:t>
       </w:r>
       <w:r>
-        <w:t xml:space="preserve"> y escribe la pose local del ant</w:t>
-      </w:r>
-      <w:r>
-        <w:t xml:space="preserve">ebrazo; </w:t>
+        <w:t xml:space="preserve"> y escribe la pose local del antebrazo; </w:t>
       </w:r>
       <w:r>
         <w:rPr>
@@ -7702,7 +7847,10 @@
         <w:t>LateUpdate</w:t>
       </w:r>
       <w:r>
-        <w:t xml:space="preserve">. No hay campos serializados nuevos y los clips no cambian, porque no animan el antebrazo. </w:t>
+        <w:t>. No hay campos serializados nuevos y los clips no cambia</w:t>
+      </w:r>
+      <w:r>
+        <w:t xml:space="preserve">n, porque no animan el antebrazo. </w:t>
       </w:r>
       <w:r>
         <w:rPr>
@@ -7729,10 +7877,7 @@
         <w:t>pose_preview.py</w:t>
       </w:r>
       <w:r>
-        <w:t xml:space="preserve"> </w:t>
-      </w:r>
-      <w:r>
-        <w:t xml:space="preserve">mide aparte la visibilidad del húmero (al menos el 40 % en </w:t>
+        <w:t xml:space="preserve"> mide aparte la visibilidad del húmero (al menos el 40 % en </w:t>
       </w:r>
       <w:r>
         <w:rPr>
@@ -7758,7 +7903,6 @@
         <w:pStyle w:val="TextoOE3"/>
       </w:pPr>
       <w:r>
-        <w:lastRenderedPageBreak/>
         <w:t xml:space="preserve">La ronda del Editor de </w:t>
       </w:r>
       <w:r>
@@ -8140,7 +8284,11 @@
         <w:t>Carry</w:t>
       </w:r>
       <w:r>
-        <w:t xml:space="preserve"> y el rascado del Niño en </w:t>
+        <w:t xml:space="preserve"> y el rascado del Niño </w:t>
+      </w:r>
+      <w:r>
+        <w:lastRenderedPageBreak/>
+        <w:t xml:space="preserve">en </w:t>
       </w:r>
       <w:r>
         <w:rPr>
@@ -8215,10 +8363,7 @@
         <w:t>Idle</w:t>
       </w:r>
       <w:r>
-        <w:t xml:space="preserve"> </w:t>
-      </w:r>
-      <w:r>
-        <w:t xml:space="preserve">del Niño), exige que nunca se tapen los dos ojos a la vez y baja el umbral del húmero del 40 al 30 %; el antebrazo sigue en el 85 %. El </w:t>
+        <w:t xml:space="preserve"> del Niño), exige que nunca se tapen los dos ojos a la vez y baja el umbral del húmero del 40 al 30 %; el antebrazo sigue en el 85 %. El </w:t>
       </w:r>
       <w:r>
         <w:rPr>
@@ -8301,7 +8446,6 @@
         <w:rPr>
           <w:rStyle w:val="CdigoenlneaOE3"/>
         </w:rPr>
-        <w:lastRenderedPageBreak/>
         <w:t>ProjectSettings</w:t>
       </w:r>
       <w:r>
@@ -8384,9 +8528,415 @@
     </w:p>
     <w:p>
       <w:pPr>
+        <w:pStyle w:val="Ttulo3"/>
+      </w:pPr>
+      <w:r>
+        <w:t>2.12 Papá, Algoritm por partes y el saludo</w:t>
+      </w:r>
+    </w:p>
+    <w:p>
+      <w:pPr>
+        <w:pStyle w:val="PrimerprrafoOE3"/>
+      </w:pPr>
+      <w:r>
+        <w:t xml:space="preserve">El 08/10/2026 Santiago Benavides Rey pidió corregir el codo de Papá. Su arte final traía el húmero con una punta sin contorno, solapada 42 px (brazo izquierdo) y 21 px (derecho) bajo el antebrazo, y el pivote del codo estaba en el extremo del húmero y no en el casquete del antebrazo, de modo que al doblarlo la punta asomaba como un bulto. </w:t>
+      </w:r>
+      <w:r>
+        <w:rPr>
+          <w:rStyle w:val="CdigoenlneaOE3"/>
+        </w:rPr>
+        <w:t>codo.py</w:t>
+      </w:r>
+      <w:r>
+        <w:t xml:space="preserve"> sube el húmero izquierdo 19,2 px y baja los dos antebrazos 37,4 px a lo largo del eje del brazo, sin mover el hombro, y </w:t>
+      </w:r>
+      <w:r>
+        <w:rPr>
+          <w:rStyle w:val="CdigoenlneaOE3"/>
+        </w:rPr>
+        <w:t>pose_preview.py</w:t>
+      </w:r>
+      <w:r>
+        <w:t xml:space="preserve"> mide ahora cuánto asoma el húmero, con un tope de 15 px: Papá pasó de 52,6 y 33,4 px a −3,2 y 1,0. Los brazos quedan unos 37 px más largos, y el choque de </w:t>
+      </w:r>
+      <w:r>
+        <w:rPr>
+          <w:rStyle w:val="CdigoenlneaOE3"/>
+        </w:rPr>
+        <w:t>Strike</w:t>
+      </w:r>
+      <w:r>
+        <w:t xml:space="preserve"> baja de y = 549 a 595 con los codos más abiertos (decisiones D14 y D16; </w:t>
+      </w:r>
+      <w:r>
+        <w:rPr>
+          <w:rStyle w:val="CdigoenlneaOE3"/>
+        </w:rPr>
+        <w:t>a938f9a</w:t>
+      </w:r>
+      <w:r>
+        <w:t xml:space="preserve">, que tocó </w:t>
+      </w:r>
+      <w:r>
+        <w:rPr>
+          <w:rStyle w:val="CdigoenlneaOE3"/>
+        </w:rPr>
+        <w:t>Papa.prefab</w:t>
+      </w:r>
+      <w:r>
+        <w:t xml:space="preserve"> y sus 21 clips).</w:t>
+      </w:r>
+    </w:p>
+    <w:p>
+      <w:pPr>
+        <w:pStyle w:val="TextoOE3"/>
+      </w:pPr>
+      <w:r>
+        <w:t xml:space="preserve">Algoritm se dibuja por partes también con su arte provisional (decisión D13). </w:t>
+      </w:r>
+      <w:r>
+        <w:rPr>
+          <w:rStyle w:val="CdigoenlneaOE3"/>
+        </w:rPr>
+        <w:t>pose_preview.py --exporta-maqueta</w:t>
+      </w:r>
+      <w:r>
+        <w:t xml:space="preserve"> recorta cada imagen de reposo en las nueve piezas de </w:t>
+      </w:r>
+      <w:r>
+        <w:rPr>
+          <w:rStyle w:val="CdigoenlneaOE3"/>
+        </w:rPr>
+        <w:t>rig_articulaciones.json</w:t>
+      </w:r>
+      <w:r>
+        <w:t xml:space="preserve"> (torso, brazos, antebrazos, piernas y antepiernas) y escribe 27 PNG en </w:t>
+      </w:r>
+      <w:r>
+        <w:rPr>
+          <w:rStyle w:val="CdigoenlneaOE3"/>
+        </w:rPr>
+        <w:t>Assets/Game/Art/Characters/Algoritm/Frontal/</w:t>
+      </w:r>
+      <w:r>
+        <w:t>. El corte (</w:t>
+      </w:r>
+      <w:r>
+        <w:rPr>
+          <w:rStyle w:val="CdigoenlneaOE3"/>
+        </w:rPr>
+        <w:t>maqueta.piezas_guia</w:t>
+      </w:r>
+      <w:r>
+        <w:t xml:space="preserve">) conserva entero el contorno del vientre en hombros y caderas y pone una rótula en cada articulación; sumadas, las piezas reproducen el sprite con un 0,002 % de píxeles distintos. </w:t>
+      </w:r>
+      <w:r>
+        <w:rPr>
+          <w:rStyle w:val="CdigoenlneaOE3"/>
+        </w:rPr>
+        <w:t>BuildRigsFinal</w:t>
+      </w:r>
+      <w:r>
+        <w:t xml:space="preserve"> corrió sus modos </w:t>
+      </w:r>
+      <w:r>
+        <w:rPr>
+          <w:rStyle w:val="CdigoenlneaOE3"/>
+        </w:rPr>
+        <w:t>sprites</w:t>
+      </w:r>
+      <w:r>
+        <w:t xml:space="preserve">, </w:t>
+      </w:r>
+      <w:r>
+        <w:rPr>
+          <w:rStyle w:val="CdigoenlneaOE3"/>
+        </w:rPr>
+        <w:t>orden</w:t>
+      </w:r>
+      <w:r>
+        <w:t xml:space="preserve"> y </w:t>
+      </w:r>
+      <w:r>
+        <w:rPr>
+          <w:rStyle w:val="CdigoenlneaOE3"/>
+        </w:rPr>
+        <w:t>clips</w:t>
+      </w:r>
+      <w:r>
+        <w:t xml:space="preserve"> solo sobre Algoritm: encendió las nueve </w:t>
+      </w:r>
+      <w:r>
+        <w:rPr>
+          <w:rStyle w:val="CdigoenlneaOE3"/>
+        </w:rPr>
+        <w:t>Image</w:t>
+      </w:r>
+      <w:r>
+        <w:t xml:space="preserve">, apagó </w:t>
+      </w:r>
+      <w:r>
+        <w:rPr>
+          <w:rStyle w:val="CdigoenlneaOE3"/>
+        </w:rPr>
+        <w:t>Cuerpo</w:t>
+      </w:r>
+      <w:r>
+        <w:t xml:space="preserve"> y no cambió ningún identificador de los tres prefabs. </w:t>
+      </w:r>
+      <w:r>
+        <w:rPr>
+          <w:rStyle w:val="CdigoenlneaOE3"/>
+        </w:rPr>
+        <w:t>Ojos</w:t>
+      </w:r>
+      <w:r>
+        <w:t xml:space="preserve"> y </w:t>
+      </w:r>
+      <w:r>
+        <w:rPr>
+          <w:rStyle w:val="CdigoenlneaOE3"/>
+        </w:rPr>
+        <w:t>Boca</w:t>
+      </w:r>
+      <w:r>
+        <w:t xml:space="preserve"> siguen apagados, porque la cara está pintada en el torso y duplicarla pondría ojos sobre ojos. Las 27 texturas </w:t>
+      </w:r>
+      <w:r>
+        <w:lastRenderedPageBreak/>
+        <w:t>suman 3,63 MiB sin comprimir, sin medir en un ejecutable. Con el arte final bastará sustituir los PNG con el mismo nombre, medir las articulaciones sobre su alfa y correr los tres modos (</w:t>
+      </w:r>
+      <w:r>
+        <w:rPr>
+          <w:rStyle w:val="CdigoenlneaOE3"/>
+        </w:rPr>
+        <w:t>bd8b802</w:t>
+      </w:r>
+      <w:r>
+        <w:t>).</w:t>
+      </w:r>
+    </w:p>
+    <w:p>
+      <w:pPr>
+        <w:pStyle w:val="TextoOE3"/>
+      </w:pPr>
+      <w:r>
+        <w:t xml:space="preserve">El saludo es </w:t>
+      </w:r>
+      <w:r>
+        <w:rPr>
+          <w:rStyle w:val="CdigoenlneaOE3"/>
+        </w:rPr>
+        <w:t>ActorAction.Wave = 22</w:t>
+      </w:r>
+      <w:r>
+        <w:t xml:space="preserve">, el último valor del enumerado porque los assets guardan el número. Su emoción es </w:t>
+      </w:r>
+      <w:r>
+        <w:rPr>
+          <w:rStyle w:val="CdigoenlneaOE3"/>
+        </w:rPr>
+        <w:t>Happy</w:t>
+      </w:r>
+      <w:r>
+        <w:t xml:space="preserve"> y su clip, </w:t>
+      </w:r>
+      <w:r>
+        <w:rPr>
+          <w:rStyle w:val="CdigoenlneaOE3"/>
+        </w:rPr>
+        <w:t>char_algoritm_anim_saludar</w:t>
+      </w:r>
+      <w:r>
+        <w:t xml:space="preserve">, dura 4,8 s en bucle con 0,9 s de reposo: el hombro derecho de la pantalla sube a 94° y la mano se mece cuatro veces con el codo en 27° ± 16°, y la caja de ojos y boca queda libre al 100 % en las tres formas (el piso de </w:t>
+      </w:r>
+      <w:r>
+        <w:rPr>
+          <w:rStyle w:val="CdigoenlneaOE3"/>
+        </w:rPr>
+        <w:t>pose_preview.py</w:t>
+      </w:r>
+      <w:r>
+        <w:t xml:space="preserve"> es 99,5 %). El clip y su estado en </w:t>
+      </w:r>
+      <w:r>
+        <w:rPr>
+          <w:rStyle w:val="CdigoenlneaOE3"/>
+        </w:rPr>
+        <w:t>char_algoritm.controller</w:t>
+      </w:r>
+      <w:r>
+        <w:t xml:space="preserve"> se crearon con un script de Editor efímero, porque el modo </w:t>
+      </w:r>
+      <w:r>
+        <w:rPr>
+          <w:rStyle w:val="CdigoenlneaOE3"/>
+        </w:rPr>
+        <w:t>clips</w:t>
+      </w:r>
+      <w:r>
+        <w:t xml:space="preserve"> no </w:t>
+      </w:r>
+      <w:r>
+        <w:t xml:space="preserve">crea clips ni estados. Solo Algoritm lo tiene; con él los clips son 94 y las acciones, 23. En los créditos, el rig de la forma de fuego cuelga ahora directamente de </w:t>
+      </w:r>
+      <w:r>
+        <w:rPr>
+          <w:rStyle w:val="CdigoenlneaOE3"/>
+        </w:rPr>
+        <w:t>AlgoritmPanel</w:t>
+      </w:r>
+      <w:r>
+        <w:t xml:space="preserve">, sin la tarjeta que lo enmarcaba (decisión D12), y </w:t>
+      </w:r>
+      <w:r>
+        <w:rPr>
+          <w:rStyle w:val="CdigoenlneaOE3"/>
+        </w:rPr>
+        <w:t>CreditsController</w:t>
+      </w:r>
+      <w:r>
+        <w:t xml:space="preserve"> le pide </w:t>
+      </w:r>
+      <w:r>
+        <w:rPr>
+          <w:rStyle w:val="CdigoenlneaOE3"/>
+        </w:rPr>
+        <w:t>Wave</w:t>
+      </w:r>
+      <w:r>
+        <w:t xml:space="preserve"> al abrir la pantalla.</w:t>
+      </w:r>
+    </w:p>
+    <w:p>
+      <w:pPr>
+        <w:pStyle w:val="TextoOE3"/>
+      </w:pPr>
+      <w:r>
+        <w:t xml:space="preserve">La portada del inicio lleva a los cinco personajes en reposo, y </w:t>
+      </w:r>
+      <w:r>
+        <w:rPr>
+          <w:rStyle w:val="CdigoenlneaOE3"/>
+        </w:rPr>
+        <w:t>CharacterRig.idlePhase</w:t>
+      </w:r>
+      <w:r>
+        <w:t xml:space="preserve"> (de 0 a 1, 0 por defecto) arranca el </w:t>
+      </w:r>
+      <w:r>
+        <w:rPr>
+          <w:rStyle w:val="CdigoenlneaOE3"/>
+        </w:rPr>
+        <w:t>Idle</w:t>
+      </w:r>
+      <w:r>
+        <w:t xml:space="preserve"> de cada uno en una fase distinta de su ciclo, 0; 0,15; 0,35; 0,5 y 0,7, para que no respiren al unísono (</w:t>
+      </w:r>
+      <w:r>
+        <w:rPr>
+          <w:rStyle w:val="CdigoenlneaOE3"/>
+        </w:rPr>
+        <w:t>c96846f</w:t>
+      </w:r>
+      <w:r>
+        <w:t xml:space="preserve">). Lo vigilan </w:t>
+      </w:r>
+      <w:r>
+        <w:rPr>
+          <w:rStyle w:val="CdigoenlneaOE3"/>
+        </w:rPr>
+        <w:t>CharacterRig_RF01_ElReposoArrancaEnLaFaseQueSeLePide</w:t>
+      </w:r>
+      <w:r>
+        <w:t xml:space="preserve"> y </w:t>
+      </w:r>
+      <w:r>
+        <w:rPr>
+          <w:rStyle w:val="CdigoenlneaOE3"/>
+        </w:rPr>
+        <w:t>MainMenu_RF01_LosCincoPersonajesEsperanEnReposoSinRespirarAlUnisono</w:t>
+      </w:r>
+      <w:r>
+        <w:t xml:space="preserve">; el arte por partes, </w:t>
+      </w:r>
+      <w:r>
+        <w:rPr>
+          <w:rStyle w:val="CdigoenlneaOE3"/>
+        </w:rPr>
+        <w:t>CharacterRig_DA131_AlgoritmSeDibujaPorPartesYSuSpriteEnteroSeApaga</w:t>
+      </w:r>
+      <w:r>
+        <w:t xml:space="preserve">, y los créditos, </w:t>
+      </w:r>
+      <w:r>
+        <w:rPr>
+          <w:rStyle w:val="CdigoenlneaOE3"/>
+        </w:rPr>
+        <w:t>Credits_RF08_AlgoritmSaludaOcupandoElLugarDeLaTarjetaSinElla</w:t>
+      </w:r>
+      <w:r>
+        <w:t>.</w:t>
+      </w:r>
+    </w:p>
+    <w:p>
+      <w:pPr>
+        <w:pStyle w:val="TextoOE3"/>
+      </w:pPr>
+      <w:r>
+        <w:t>Quedan dos defectos menores para el arte final de Algoritm (decisión D20). En los fundidos (</w:t>
+      </w:r>
+      <w:r>
+        <w:rPr>
+          <w:rStyle w:val="CdigoenlneaOE3"/>
+        </w:rPr>
+        <w:t>Appear</w:t>
+      </w:r>
+      <w:r>
+        <w:t xml:space="preserve">, </w:t>
+      </w:r>
+      <w:r>
+        <w:rPr>
+          <w:rStyle w:val="CdigoenlneaOE3"/>
+        </w:rPr>
+        <w:t>Vanish</w:t>
+      </w:r>
+      <w:r>
+        <w:t xml:space="preserve"> y </w:t>
+      </w:r>
+      <w:r>
+        <w:rPr>
+          <w:rStyle w:val="CdigoenlneaOE3"/>
+        </w:rPr>
+        <w:t>Hidden</w:t>
+      </w:r>
+      <w:r>
+        <w:t xml:space="preserve">) las rótulas se ven más oscuras unos 0,3 s, porque el alfa del </w:t>
+      </w:r>
+      <w:r>
+        <w:rPr>
+          <w:rStyle w:val="CdigoenlneaOE3"/>
+        </w:rPr>
+        <w:t>CanvasGroup</w:t>
+      </w:r>
+      <w:r>
+        <w:t xml:space="preserve"> multiplica cada </w:t>
+      </w:r>
+      <w:r>
+        <w:rPr>
+          <w:rStyle w:val="CdigoenlneaOE3"/>
+        </w:rPr>
+        <w:t>Image</w:t>
+      </w:r>
+      <w:r>
+        <w:t xml:space="preserve"> por separado, y el hombro girado deja un talón claro de unos 12 px.</w:t>
+      </w:r>
+    </w:p>
+    <w:p>
+      <w:pPr>
         <w:pStyle w:val="Ttulo2"/>
       </w:pPr>
-      <w:bookmarkStart w:id="3" w:name="_Toc242202750"/>
+      <w:bookmarkStart w:id="3" w:name="_Toc242400652"/>
       <w:r>
         <w:t>3. Decisiones de diseño y hallazgos de consistencia</w:t>
       </w:r>
@@ -8458,7 +9008,11 @@
         <w:pStyle w:val="TextoOE3"/>
       </w:pPr>
       <w:r>
-        <w:t>El 24/09/2026 se revisaron las 138 capturas del motor de cada línea narrativa y de las cinco mecánicas. Se corrigieron clips (arrodillarse y dormir bajan casi al suelo, abrazar abre los brazos, celebrar no pasa de unos 100° para que las manos no queden detrás de las cabezas, señalar va casi horizontal, observar lleva las manos a la cintura) y la puesta en escena (personajes que pisaban objetos o flotaban sobre las rocas, materiales de la 3.1 que no apoyaban en el suelo, Algoritm pegado a la mano de Papá).</w:t>
+        <w:t xml:space="preserve">El 24/09/2026 se revisaron las 138 capturas del motor de cada línea narrativa y de las cinco mecánicas. Se corrigieron clips (arrodillarse y dormir bajan casi al suelo, abrazar abre los brazos, celebrar no pasa de unos 100° para que las manos no queden detrás de las cabezas, señalar va casi horizontal, observar lleva las manos a la cintura) y la puesta en escena </w:t>
+      </w:r>
+      <w:r>
+        <w:lastRenderedPageBreak/>
+        <w:t>(personajes que pisaban objetos o flotaban sobre las rocas, materiales de la 3.1 que no apoyaban en el suelo, Algoritm pegado a la mano de Papá).</w:t>
       </w:r>
     </w:p>
     <w:p>
@@ -8519,7 +9073,10 @@
         <w:t>8cdd4c5</w:t>
       </w:r>
       <w:r>
-        <w:t xml:space="preserve"> informaron intactos los identificadores, </w:t>
+        <w:t xml:space="preserve"> </w:t>
+      </w:r>
+      <w:r>
+        <w:t xml:space="preserve">informaron intactos los identificadores, </w:t>
       </w:r>
       <w:r>
         <w:rPr>
@@ -8552,13 +9109,7 @@
         <w:rPr>
           <w:rStyle w:val="CdigoenlneaOE3"/>
         </w:rPr>
-        <w:t>I</w:t>
-      </w:r>
-      <w:r>
-        <w:rPr>
-          <w:rStyle w:val="CdigoenlneaOE3"/>
-        </w:rPr>
-        <w:t>mage</w:t>
+        <w:t>Image</w:t>
       </w:r>
       <w:r>
         <w:t xml:space="preserve"> de </w:t>
@@ -8570,11 +9121,10 @@
         <w:t>AntepiernaIzq</w:t>
       </w:r>
       <w:r>
-        <w:t xml:space="preserve"> tiene sprite y está encendida, y de eso depende cómo se flexionan las rodillas en los clips. La coreografía vive </w:t>
-      </w:r>
-      <w:r>
-        <w:lastRenderedPageBreak/>
-        <w:t>en Python y no en el C# del generador, para que haya una sola fuente de verdad que se prueba sin el Editor (apartado 2.9).</w:t>
+        <w:t xml:space="preserve"> tiene sprite y está encendida, y de eso depende cómo se flexionan las rodillas en los clips. La coreografía vive en Python y no en el C# del generador, para que haya una sola </w:t>
+      </w:r>
+      <w:r>
+        <w:t>fuente de verdad que se prueba sin el Editor (apartado 2.9).</w:t>
       </w:r>
     </w:p>
     <w:p>
@@ -8607,10 +9157,10 @@
         <w:tblLook w:val="0020" w:firstRow="1" w:lastRow="0" w:firstColumn="0" w:lastColumn="0" w:noHBand="0" w:noVBand="0"/>
       </w:tblPr>
       <w:tblGrid>
-        <w:gridCol w:w="747"/>
-        <w:gridCol w:w="3254"/>
-        <w:gridCol w:w="4501"/>
-        <w:gridCol w:w="1460"/>
+        <w:gridCol w:w="743"/>
+        <w:gridCol w:w="3453"/>
+        <w:gridCol w:w="4310"/>
+        <w:gridCol w:w="1456"/>
       </w:tblGrid>
       <w:tr>
         <w:trPr>
@@ -8618,7 +9168,7 @@
         </w:trPr>
         <w:tc>
           <w:tcPr>
-            <w:tcW w:w="375" w:type="pct"/>
+            <w:tcW w:w="373" w:type="pct"/>
             <w:shd w:val="clear" w:color="auto" w:fill="D9D9D9"/>
           </w:tcPr>
           <w:p>
@@ -8641,7 +9191,7 @@
         </w:tc>
         <w:tc>
           <w:tcPr>
-            <w:tcW w:w="1633" w:type="pct"/>
+            <w:tcW w:w="1733" w:type="pct"/>
             <w:shd w:val="clear" w:color="auto" w:fill="D9D9D9"/>
           </w:tcPr>
           <w:p>
@@ -8664,7 +9214,7 @@
         </w:tc>
         <w:tc>
           <w:tcPr>
-            <w:tcW w:w="2259" w:type="pct"/>
+            <w:tcW w:w="2163" w:type="pct"/>
             <w:shd w:val="clear" w:color="auto" w:fill="D9D9D9"/>
           </w:tcPr>
           <w:p>
@@ -8687,7 +9237,7 @@
         </w:tc>
         <w:tc>
           <w:tcPr>
-            <w:tcW w:w="734" w:type="pct"/>
+            <w:tcW w:w="731" w:type="pct"/>
             <w:shd w:val="clear" w:color="auto" w:fill="D9D9D9"/>
           </w:tcPr>
           <w:p>
@@ -8712,7 +9262,7 @@
       <w:tr>
         <w:tc>
           <w:tcPr>
-            <w:tcW w:w="375" w:type="pct"/>
+            <w:tcW w:w="373" w:type="pct"/>
             <w:shd w:val="clear" w:color="auto" w:fill="auto"/>
           </w:tcPr>
           <w:p>
@@ -8733,7 +9283,7 @@
         </w:tc>
         <w:tc>
           <w:tcPr>
-            <w:tcW w:w="1633" w:type="pct"/>
+            <w:tcW w:w="1733" w:type="pct"/>
             <w:shd w:val="clear" w:color="auto" w:fill="auto"/>
           </w:tcPr>
           <w:p>
@@ -8754,7 +9304,7 @@
         </w:tc>
         <w:tc>
           <w:tcPr>
-            <w:tcW w:w="2259" w:type="pct"/>
+            <w:tcW w:w="2163" w:type="pct"/>
             <w:shd w:val="clear" w:color="auto" w:fill="auto"/>
           </w:tcPr>
           <w:p>
@@ -8775,7 +9325,7 @@
         </w:tc>
         <w:tc>
           <w:tcPr>
-            <w:tcW w:w="734" w:type="pct"/>
+            <w:tcW w:w="731" w:type="pct"/>
             <w:shd w:val="clear" w:color="auto" w:fill="auto"/>
           </w:tcPr>
           <w:p>
@@ -8798,7 +9348,7 @@
       <w:tr>
         <w:tc>
           <w:tcPr>
-            <w:tcW w:w="375" w:type="pct"/>
+            <w:tcW w:w="373" w:type="pct"/>
             <w:shd w:val="clear" w:color="auto" w:fill="auto"/>
           </w:tcPr>
           <w:p>
@@ -8819,7 +9369,7 @@
         </w:tc>
         <w:tc>
           <w:tcPr>
-            <w:tcW w:w="1633" w:type="pct"/>
+            <w:tcW w:w="1733" w:type="pct"/>
             <w:shd w:val="clear" w:color="auto" w:fill="auto"/>
           </w:tcPr>
           <w:p>
@@ -8840,7 +9390,7 @@
         </w:tc>
         <w:tc>
           <w:tcPr>
-            <w:tcW w:w="2259" w:type="pct"/>
+            <w:tcW w:w="2163" w:type="pct"/>
             <w:shd w:val="clear" w:color="auto" w:fill="auto"/>
           </w:tcPr>
           <w:p>
@@ -8861,7 +9411,7 @@
         </w:tc>
         <w:tc>
           <w:tcPr>
-            <w:tcW w:w="734" w:type="pct"/>
+            <w:tcW w:w="731" w:type="pct"/>
             <w:shd w:val="clear" w:color="auto" w:fill="auto"/>
           </w:tcPr>
           <w:p>
@@ -8884,7 +9434,7 @@
       <w:tr>
         <w:tc>
           <w:tcPr>
-            <w:tcW w:w="375" w:type="pct"/>
+            <w:tcW w:w="373" w:type="pct"/>
             <w:shd w:val="clear" w:color="auto" w:fill="auto"/>
           </w:tcPr>
           <w:p>
@@ -8905,7 +9455,7 @@
         </w:tc>
         <w:tc>
           <w:tcPr>
-            <w:tcW w:w="1633" w:type="pct"/>
+            <w:tcW w:w="1733" w:type="pct"/>
             <w:shd w:val="clear" w:color="auto" w:fill="auto"/>
           </w:tcPr>
           <w:p>
@@ -8933,7 +9483,7 @@
         </w:tc>
         <w:tc>
           <w:tcPr>
-            <w:tcW w:w="2259" w:type="pct"/>
+            <w:tcW w:w="2163" w:type="pct"/>
             <w:shd w:val="clear" w:color="auto" w:fill="auto"/>
           </w:tcPr>
           <w:p>
@@ -8954,7 +9504,7 @@
         </w:tc>
         <w:tc>
           <w:tcPr>
-            <w:tcW w:w="734" w:type="pct"/>
+            <w:tcW w:w="731" w:type="pct"/>
             <w:shd w:val="clear" w:color="auto" w:fill="auto"/>
           </w:tcPr>
           <w:p>
@@ -8977,7 +9527,7 @@
       <w:tr>
         <w:tc>
           <w:tcPr>
-            <w:tcW w:w="375" w:type="pct"/>
+            <w:tcW w:w="373" w:type="pct"/>
             <w:shd w:val="clear" w:color="auto" w:fill="auto"/>
           </w:tcPr>
           <w:p>
@@ -8998,7 +9548,7 @@
         </w:tc>
         <w:tc>
           <w:tcPr>
-            <w:tcW w:w="1633" w:type="pct"/>
+            <w:tcW w:w="1733" w:type="pct"/>
             <w:shd w:val="clear" w:color="auto" w:fill="auto"/>
           </w:tcPr>
           <w:p>
@@ -9019,7 +9569,7 @@
         </w:tc>
         <w:tc>
           <w:tcPr>
-            <w:tcW w:w="2259" w:type="pct"/>
+            <w:tcW w:w="2163" w:type="pct"/>
             <w:shd w:val="clear" w:color="auto" w:fill="auto"/>
           </w:tcPr>
           <w:p>
@@ -9040,7 +9590,7 @@
         </w:tc>
         <w:tc>
           <w:tcPr>
-            <w:tcW w:w="734" w:type="pct"/>
+            <w:tcW w:w="731" w:type="pct"/>
             <w:shd w:val="clear" w:color="auto" w:fill="auto"/>
           </w:tcPr>
           <w:p>
@@ -9063,7 +9613,7 @@
       <w:tr>
         <w:tc>
           <w:tcPr>
-            <w:tcW w:w="375" w:type="pct"/>
+            <w:tcW w:w="373" w:type="pct"/>
             <w:shd w:val="clear" w:color="auto" w:fill="auto"/>
           </w:tcPr>
           <w:p>
@@ -9084,7 +9634,7 @@
         </w:tc>
         <w:tc>
           <w:tcPr>
-            <w:tcW w:w="1633" w:type="pct"/>
+            <w:tcW w:w="1733" w:type="pct"/>
             <w:shd w:val="clear" w:color="auto" w:fill="auto"/>
           </w:tcPr>
           <w:p>
@@ -9105,7 +9655,7 @@
         </w:tc>
         <w:tc>
           <w:tcPr>
-            <w:tcW w:w="2259" w:type="pct"/>
+            <w:tcW w:w="2163" w:type="pct"/>
             <w:shd w:val="clear" w:color="auto" w:fill="auto"/>
           </w:tcPr>
           <w:p>
@@ -9139,7 +9689,7 @@
         </w:tc>
         <w:tc>
           <w:tcPr>
-            <w:tcW w:w="734" w:type="pct"/>
+            <w:tcW w:w="731" w:type="pct"/>
             <w:shd w:val="clear" w:color="auto" w:fill="auto"/>
           </w:tcPr>
           <w:p>
@@ -9162,7 +9712,7 @@
       <w:tr>
         <w:tc>
           <w:tcPr>
-            <w:tcW w:w="375" w:type="pct"/>
+            <w:tcW w:w="373" w:type="pct"/>
             <w:shd w:val="clear" w:color="auto" w:fill="auto"/>
           </w:tcPr>
           <w:p>
@@ -9183,7 +9733,7 @@
         </w:tc>
         <w:tc>
           <w:tcPr>
-            <w:tcW w:w="1633" w:type="pct"/>
+            <w:tcW w:w="1733" w:type="pct"/>
             <w:shd w:val="clear" w:color="auto" w:fill="auto"/>
           </w:tcPr>
           <w:p>
@@ -9204,7 +9754,7 @@
         </w:tc>
         <w:tc>
           <w:tcPr>
-            <w:tcW w:w="2259" w:type="pct"/>
+            <w:tcW w:w="2163" w:type="pct"/>
             <w:shd w:val="clear" w:color="auto" w:fill="auto"/>
           </w:tcPr>
           <w:p>
@@ -9225,7 +9775,7 @@
         </w:tc>
         <w:tc>
           <w:tcPr>
-            <w:tcW w:w="734" w:type="pct"/>
+            <w:tcW w:w="731" w:type="pct"/>
             <w:shd w:val="clear" w:color="auto" w:fill="auto"/>
           </w:tcPr>
           <w:p>
@@ -9248,28 +9798,29 @@
       <w:tr>
         <w:tc>
           <w:tcPr>
-            <w:tcW w:w="375" w:type="pct"/>
-            <w:shd w:val="clear" w:color="auto" w:fill="auto"/>
-          </w:tcPr>
-          <w:p>
-            <w:pPr>
-              <w:pStyle w:val="CompactoOE3"/>
-              <w:spacing w:after="0"/>
-              <w:rPr>
-                <w:sz w:val="18"/>
-              </w:rPr>
-            </w:pPr>
-            <w:r>
-              <w:rPr>
-                <w:sz w:val="18"/>
-              </w:rPr>
+            <w:tcW w:w="373" w:type="pct"/>
+            <w:shd w:val="clear" w:color="auto" w:fill="auto"/>
+          </w:tcPr>
+          <w:p>
+            <w:pPr>
+              <w:pStyle w:val="CompactoOE3"/>
+              <w:spacing w:after="0"/>
+              <w:rPr>
+                <w:sz w:val="18"/>
+              </w:rPr>
+            </w:pPr>
+            <w:r>
+              <w:rPr>
+                <w:sz w:val="18"/>
+              </w:rPr>
+              <w:lastRenderedPageBreak/>
               <w:t>INC-124</w:t>
             </w:r>
           </w:p>
         </w:tc>
         <w:tc>
           <w:tcPr>
-            <w:tcW w:w="1633" w:type="pct"/>
+            <w:tcW w:w="1733" w:type="pct"/>
             <w:shd w:val="clear" w:color="auto" w:fill="auto"/>
           </w:tcPr>
           <w:p>
@@ -9290,7 +9841,7 @@
         </w:tc>
         <w:tc>
           <w:tcPr>
-            <w:tcW w:w="2259" w:type="pct"/>
+            <w:tcW w:w="2163" w:type="pct"/>
             <w:shd w:val="clear" w:color="auto" w:fill="auto"/>
           </w:tcPr>
           <w:p>
@@ -9318,7 +9869,7 @@
         </w:tc>
         <w:tc>
           <w:tcPr>
-            <w:tcW w:w="734" w:type="pct"/>
+            <w:tcW w:w="731" w:type="pct"/>
             <w:shd w:val="clear" w:color="auto" w:fill="auto"/>
           </w:tcPr>
           <w:p>
@@ -9341,7 +9892,7 @@
       <w:tr>
         <w:tc>
           <w:tcPr>
-            <w:tcW w:w="375" w:type="pct"/>
+            <w:tcW w:w="373" w:type="pct"/>
             <w:shd w:val="clear" w:color="auto" w:fill="auto"/>
           </w:tcPr>
           <w:p>
@@ -9362,7 +9913,7 @@
         </w:tc>
         <w:tc>
           <w:tcPr>
-            <w:tcW w:w="1633" w:type="pct"/>
+            <w:tcW w:w="1733" w:type="pct"/>
             <w:shd w:val="clear" w:color="auto" w:fill="auto"/>
           </w:tcPr>
           <w:p>
@@ -9383,7 +9934,7 @@
         </w:tc>
         <w:tc>
           <w:tcPr>
-            <w:tcW w:w="2259" w:type="pct"/>
+            <w:tcW w:w="2163" w:type="pct"/>
             <w:shd w:val="clear" w:color="auto" w:fill="auto"/>
           </w:tcPr>
           <w:p>
@@ -9404,7 +9955,7 @@
         </w:tc>
         <w:tc>
           <w:tcPr>
-            <w:tcW w:w="734" w:type="pct"/>
+            <w:tcW w:w="731" w:type="pct"/>
             <w:shd w:val="clear" w:color="auto" w:fill="auto"/>
           </w:tcPr>
           <w:p>
@@ -9427,7 +9978,7 @@
       <w:tr>
         <w:tc>
           <w:tcPr>
-            <w:tcW w:w="375" w:type="pct"/>
+            <w:tcW w:w="373" w:type="pct"/>
             <w:shd w:val="clear" w:color="auto" w:fill="auto"/>
           </w:tcPr>
           <w:p>
@@ -9448,28 +9999,28 @@
         </w:tc>
         <w:tc>
           <w:tcPr>
-            <w:tcW w:w="1633" w:type="pct"/>
-            <w:shd w:val="clear" w:color="auto" w:fill="auto"/>
-          </w:tcPr>
-          <w:p>
-            <w:pPr>
-              <w:pStyle w:val="CompactoOE3"/>
-              <w:spacing w:after="0"/>
-              <w:rPr>
-                <w:sz w:val="18"/>
-              </w:rPr>
-            </w:pPr>
-            <w:r>
-              <w:rPr>
-                <w:sz w:val="18"/>
-              </w:rPr>
-              <w:t>El arte final trae seis expresiones y extremidades en dos tramos, con codos y rodillas; levanta INC-108 y la imagen única de Algoritm solo para el arte final</w:t>
-            </w:r>
-          </w:p>
-        </w:tc>
-        <w:tc>
-          <w:tcPr>
-            <w:tcW w:w="2259" w:type="pct"/>
+            <w:tcW w:w="1733" w:type="pct"/>
+            <w:shd w:val="clear" w:color="auto" w:fill="auto"/>
+          </w:tcPr>
+          <w:p>
+            <w:pPr>
+              <w:pStyle w:val="CompactoOE3"/>
+              <w:spacing w:after="0"/>
+              <w:rPr>
+                <w:sz w:val="18"/>
+              </w:rPr>
+            </w:pPr>
+            <w:r>
+              <w:rPr>
+                <w:sz w:val="18"/>
+              </w:rPr>
+              <w:t>El arte final trae seis expresiones y extremidades en dos tramos, con codos y rodillas; levanta INC-108 y la imagen única de Algoritm para el arte final, y el 08/10/2026 esta también para su arte provisional</w:t>
+            </w:r>
+          </w:p>
+        </w:tc>
+        <w:tc>
+          <w:tcPr>
+            <w:tcW w:w="2163" w:type="pct"/>
             <w:shd w:val="clear" w:color="auto" w:fill="auto"/>
           </w:tcPr>
           <w:p>
@@ -9510,7 +10061,7 @@
         </w:tc>
         <w:tc>
           <w:tcPr>
-            <w:tcW w:w="734" w:type="pct"/>
+            <w:tcW w:w="731" w:type="pct"/>
             <w:shd w:val="clear" w:color="auto" w:fill="auto"/>
           </w:tcPr>
           <w:p>
@@ -9533,7 +10084,7 @@
       <w:tr>
         <w:tc>
           <w:tcPr>
-            <w:tcW w:w="375" w:type="pct"/>
+            <w:tcW w:w="373" w:type="pct"/>
             <w:shd w:val="clear" w:color="auto" w:fill="auto"/>
           </w:tcPr>
           <w:p>
@@ -9554,50 +10105,42 @@
         </w:tc>
         <w:tc>
           <w:tcPr>
-            <w:tcW w:w="1633" w:type="pct"/>
-            <w:shd w:val="clear" w:color="auto" w:fill="auto"/>
-          </w:tcPr>
-          <w:p>
-            <w:pPr>
-              <w:pStyle w:val="CompactoOE3"/>
-              <w:spacing w:after="0"/>
-              <w:rPr>
-                <w:sz w:val="18"/>
-              </w:rPr>
-            </w:pPr>
-            <w:r>
-              <w:rPr>
-                <w:sz w:val="18"/>
-              </w:rPr>
-              <w:t xml:space="preserve">En la familia los brazos se dibujan detrás del torso y delante de la cabeza, y al golpear delante del torso; en Algoritm, delante del </w:t>
-            </w:r>
-            <w:r>
-              <w:rPr>
-                <w:sz w:val="18"/>
-              </w:rPr>
-              <w:lastRenderedPageBreak/>
-              <w:t>cuerpo con las manos sobre la cara</w:t>
-            </w:r>
-          </w:p>
-        </w:tc>
-        <w:tc>
-          <w:tcPr>
-            <w:tcW w:w="2259" w:type="pct"/>
-            <w:shd w:val="clear" w:color="auto" w:fill="auto"/>
-          </w:tcPr>
-          <w:p>
-            <w:pPr>
-              <w:pStyle w:val="CompactoOE3"/>
-              <w:spacing w:after="0"/>
-              <w:rPr>
-                <w:sz w:val="18"/>
-              </w:rPr>
-            </w:pPr>
-            <w:r>
-              <w:rPr>
-                <w:sz w:val="18"/>
-              </w:rPr>
-              <w:lastRenderedPageBreak/>
+            <w:tcW w:w="1733" w:type="pct"/>
+            <w:shd w:val="clear" w:color="auto" w:fill="auto"/>
+          </w:tcPr>
+          <w:p>
+            <w:pPr>
+              <w:pStyle w:val="CompactoOE3"/>
+              <w:spacing w:after="0"/>
+              <w:rPr>
+                <w:sz w:val="18"/>
+              </w:rPr>
+            </w:pPr>
+            <w:r>
+              <w:rPr>
+                <w:sz w:val="18"/>
+              </w:rPr>
+              <w:t>En la familia los brazos se dibujan detrás del torso y delante de la cabeza, y al golpear delante del torso; en Algoritm, delante del cuerpo con las manos sobre la cara</w:t>
+            </w:r>
+          </w:p>
+        </w:tc>
+        <w:tc>
+          <w:tcPr>
+            <w:tcW w:w="2163" w:type="pct"/>
+            <w:shd w:val="clear" w:color="auto" w:fill="auto"/>
+          </w:tcPr>
+          <w:p>
+            <w:pPr>
+              <w:pStyle w:val="CompactoOE3"/>
+              <w:spacing w:after="0"/>
+              <w:rPr>
+                <w:sz w:val="18"/>
+              </w:rPr>
+            </w:pPr>
+            <w:r>
+              <w:rPr>
+                <w:sz w:val="18"/>
+              </w:rPr>
               <w:t xml:space="preserve">Plan de personajes finales y resultados (apartado C.9); en el juego y las herramientas, de </w:t>
             </w:r>
             <w:r>
@@ -9624,7 +10167,7 @@
         </w:tc>
         <w:tc>
           <w:tcPr>
-            <w:tcW w:w="734" w:type="pct"/>
+            <w:tcW w:w="731" w:type="pct"/>
             <w:shd w:val="clear" w:color="auto" w:fill="auto"/>
           </w:tcPr>
           <w:p>
@@ -9647,7 +10190,7 @@
       <w:tr>
         <w:tc>
           <w:tcPr>
-            <w:tcW w:w="375" w:type="pct"/>
+            <w:tcW w:w="373" w:type="pct"/>
             <w:shd w:val="clear" w:color="auto" w:fill="auto"/>
           </w:tcPr>
           <w:p>
@@ -9668,7 +10211,7 @@
         </w:tc>
         <w:tc>
           <w:tcPr>
-            <w:tcW w:w="1633" w:type="pct"/>
+            <w:tcW w:w="1733" w:type="pct"/>
             <w:shd w:val="clear" w:color="auto" w:fill="auto"/>
           </w:tcPr>
           <w:p>
@@ -9689,7 +10232,7 @@
         </w:tc>
         <w:tc>
           <w:tcPr>
-            <w:tcW w:w="2259" w:type="pct"/>
+            <w:tcW w:w="2163" w:type="pct"/>
             <w:shd w:val="clear" w:color="auto" w:fill="auto"/>
           </w:tcPr>
           <w:p>
@@ -9730,7 +10273,7 @@
         </w:tc>
         <w:tc>
           <w:tcPr>
-            <w:tcW w:w="734" w:type="pct"/>
+            <w:tcW w:w="731" w:type="pct"/>
             <w:shd w:val="clear" w:color="auto" w:fill="auto"/>
           </w:tcPr>
           <w:p>
@@ -9772,7 +10315,7 @@
       <w:pPr>
         <w:pStyle w:val="Ttulo2"/>
       </w:pPr>
-      <w:bookmarkStart w:id="4" w:name="_Toc242202751"/>
+      <w:bookmarkStart w:id="4" w:name="_Toc242400653"/>
       <w:r>
         <w:t>4. Verificación</w:t>
       </w:r>
@@ -9876,7 +10419,7 @@
         <w:t>Tabla F.6.</w:t>
       </w:r>
       <w:r>
-        <w:t xml:space="preserve"> Pruebas representativas de los personajes. Las siete últimas filas son posteriores al corte.</w:t>
+        <w:t xml:space="preserve"> Pruebas representativas de los personajes. Las ocho últimas filas son posteriores al corte.</w:t>
       </w:r>
     </w:p>
     <w:tbl>
@@ -9893,9 +10436,9 @@
         <w:tblLook w:val="0020" w:firstRow="1" w:lastRow="0" w:firstColumn="0" w:lastColumn="0" w:noHBand="0" w:noVBand="0"/>
       </w:tblPr>
       <w:tblGrid>
-        <w:gridCol w:w="1173"/>
+        <w:gridCol w:w="1296"/>
         <w:gridCol w:w="7639"/>
-        <w:gridCol w:w="1150"/>
+        <w:gridCol w:w="1027"/>
       </w:tblGrid>
       <w:tr>
         <w:trPr>
@@ -9903,7 +10446,7 @@
         </w:trPr>
         <w:tc>
           <w:tcPr>
-            <w:tcW w:w="620" w:type="pct"/>
+            <w:tcW w:w="729" w:type="pct"/>
             <w:shd w:val="clear" w:color="auto" w:fill="D9D9D9"/>
           </w:tcPr>
           <w:p>
@@ -9920,13 +10463,14 @@
                 <w:b/>
                 <w:sz w:val="18"/>
               </w:rPr>
+              <w:lastRenderedPageBreak/>
               <w:t>Qué se vigila</w:t>
             </w:r>
           </w:p>
         </w:tc>
         <w:tc>
           <w:tcPr>
-            <w:tcW w:w="3772" w:type="pct"/>
+            <w:tcW w:w="3677" w:type="pct"/>
             <w:shd w:val="clear" w:color="auto" w:fill="D9D9D9"/>
           </w:tcPr>
           <w:p>
@@ -9949,7 +10493,7 @@
         </w:tc>
         <w:tc>
           <w:tcPr>
-            <w:tcW w:w="608" w:type="pct"/>
+            <w:tcW w:w="595" w:type="pct"/>
             <w:shd w:val="clear" w:color="auto" w:fill="D9D9D9"/>
           </w:tcPr>
           <w:p>
@@ -9974,7 +10518,7 @@
       <w:tr>
         <w:tc>
           <w:tcPr>
-            <w:tcW w:w="620" w:type="pct"/>
+            <w:tcW w:w="729" w:type="pct"/>
             <w:shd w:val="clear" w:color="auto" w:fill="auto"/>
           </w:tcPr>
           <w:p>
@@ -9995,7 +10539,7 @@
         </w:tc>
         <w:tc>
           <w:tcPr>
-            <w:tcW w:w="3772" w:type="pct"/>
+            <w:tcW w:w="3677" w:type="pct"/>
             <w:shd w:val="clear" w:color="auto" w:fill="auto"/>
           </w:tcPr>
           <w:p>
@@ -10017,7 +10561,7 @@
         </w:tc>
         <w:tc>
           <w:tcPr>
-            <w:tcW w:w="608" w:type="pct"/>
+            <w:tcW w:w="595" w:type="pct"/>
             <w:shd w:val="clear" w:color="auto" w:fill="auto"/>
           </w:tcPr>
           <w:p>
@@ -10040,7 +10584,7 @@
       <w:tr>
         <w:tc>
           <w:tcPr>
-            <w:tcW w:w="620" w:type="pct"/>
+            <w:tcW w:w="729" w:type="pct"/>
             <w:shd w:val="clear" w:color="auto" w:fill="auto"/>
           </w:tcPr>
           <w:p>
@@ -10061,7 +10605,7 @@
         </w:tc>
         <w:tc>
           <w:tcPr>
-            <w:tcW w:w="3772" w:type="pct"/>
+            <w:tcW w:w="3677" w:type="pct"/>
             <w:shd w:val="clear" w:color="auto" w:fill="auto"/>
           </w:tcPr>
           <w:p>
@@ -10096,7 +10640,7 @@
         </w:tc>
         <w:tc>
           <w:tcPr>
-            <w:tcW w:w="608" w:type="pct"/>
+            <w:tcW w:w="595" w:type="pct"/>
             <w:shd w:val="clear" w:color="auto" w:fill="auto"/>
           </w:tcPr>
           <w:p>
@@ -10119,29 +10663,28 @@
       <w:tr>
         <w:tc>
           <w:tcPr>
-            <w:tcW w:w="620" w:type="pct"/>
-            <w:shd w:val="clear" w:color="auto" w:fill="auto"/>
-          </w:tcPr>
-          <w:p>
-            <w:pPr>
-              <w:pStyle w:val="CompactoOE3"/>
-              <w:spacing w:after="0"/>
-              <w:rPr>
-                <w:sz w:val="18"/>
-              </w:rPr>
-            </w:pPr>
-            <w:r>
-              <w:rPr>
-                <w:sz w:val="18"/>
-              </w:rPr>
-              <w:lastRenderedPageBreak/>
+            <w:tcW w:w="729" w:type="pct"/>
+            <w:shd w:val="clear" w:color="auto" w:fill="auto"/>
+          </w:tcPr>
+          <w:p>
+            <w:pPr>
+              <w:pStyle w:val="CompactoOE3"/>
+              <w:spacing w:after="0"/>
+              <w:rPr>
+                <w:sz w:val="18"/>
+              </w:rPr>
+            </w:pPr>
+            <w:r>
+              <w:rPr>
+                <w:sz w:val="18"/>
+              </w:rPr>
               <w:t>Retrato de quien habla (RF-05)</w:t>
             </w:r>
           </w:p>
         </w:tc>
         <w:tc>
           <w:tcPr>
-            <w:tcW w:w="3772" w:type="pct"/>
+            <w:tcW w:w="3677" w:type="pct"/>
             <w:shd w:val="clear" w:color="auto" w:fill="auto"/>
           </w:tcPr>
           <w:p>
@@ -10163,7 +10706,7 @@
         </w:tc>
         <w:tc>
           <w:tcPr>
-            <w:tcW w:w="608" w:type="pct"/>
+            <w:tcW w:w="595" w:type="pct"/>
             <w:shd w:val="clear" w:color="auto" w:fill="auto"/>
           </w:tcPr>
           <w:p>
@@ -10186,7 +10729,7 @@
       <w:tr>
         <w:tc>
           <w:tcPr>
-            <w:tcW w:w="620" w:type="pct"/>
+            <w:tcW w:w="729" w:type="pct"/>
             <w:shd w:val="clear" w:color="auto" w:fill="auto"/>
           </w:tcPr>
           <w:p>
@@ -10207,7 +10750,7 @@
         </w:tc>
         <w:tc>
           <w:tcPr>
-            <w:tcW w:w="3772" w:type="pct"/>
+            <w:tcW w:w="3677" w:type="pct"/>
             <w:shd w:val="clear" w:color="auto" w:fill="auto"/>
           </w:tcPr>
           <w:p>
@@ -10248,7 +10791,7 @@
         </w:tc>
         <w:tc>
           <w:tcPr>
-            <w:tcW w:w="608" w:type="pct"/>
+            <w:tcW w:w="595" w:type="pct"/>
             <w:shd w:val="clear" w:color="auto" w:fill="auto"/>
           </w:tcPr>
           <w:p>
@@ -10271,7 +10814,7 @@
       <w:tr>
         <w:tc>
           <w:tcPr>
-            <w:tcW w:w="620" w:type="pct"/>
+            <w:tcW w:w="729" w:type="pct"/>
             <w:shd w:val="clear" w:color="auto" w:fill="auto"/>
           </w:tcPr>
           <w:p>
@@ -10292,7 +10835,7 @@
         </w:tc>
         <w:tc>
           <w:tcPr>
-            <w:tcW w:w="3772" w:type="pct"/>
+            <w:tcW w:w="3677" w:type="pct"/>
             <w:shd w:val="clear" w:color="auto" w:fill="auto"/>
           </w:tcPr>
           <w:p>
@@ -10320,7 +10863,7 @@
         </w:tc>
         <w:tc>
           <w:tcPr>
-            <w:tcW w:w="608" w:type="pct"/>
+            <w:tcW w:w="595" w:type="pct"/>
             <w:shd w:val="clear" w:color="auto" w:fill="auto"/>
           </w:tcPr>
           <w:p>
@@ -10343,7 +10886,7 @@
       <w:tr>
         <w:tc>
           <w:tcPr>
-            <w:tcW w:w="620" w:type="pct"/>
+            <w:tcW w:w="729" w:type="pct"/>
             <w:shd w:val="clear" w:color="auto" w:fill="auto"/>
           </w:tcPr>
           <w:p>
@@ -10364,7 +10907,7 @@
         </w:tc>
         <w:tc>
           <w:tcPr>
-            <w:tcW w:w="3772" w:type="pct"/>
+            <w:tcW w:w="3677" w:type="pct"/>
             <w:shd w:val="clear" w:color="auto" w:fill="auto"/>
           </w:tcPr>
           <w:p>
@@ -10399,7 +10942,7 @@
         </w:tc>
         <w:tc>
           <w:tcPr>
-            <w:tcW w:w="608" w:type="pct"/>
+            <w:tcW w:w="595" w:type="pct"/>
             <w:shd w:val="clear" w:color="auto" w:fill="auto"/>
           </w:tcPr>
           <w:p>
@@ -10422,7 +10965,7 @@
       <w:tr>
         <w:tc>
           <w:tcPr>
-            <w:tcW w:w="620" w:type="pct"/>
+            <w:tcW w:w="729" w:type="pct"/>
             <w:shd w:val="clear" w:color="auto" w:fill="auto"/>
           </w:tcPr>
           <w:p>
@@ -10443,7 +10986,7 @@
         </w:tc>
         <w:tc>
           <w:tcPr>
-            <w:tcW w:w="3772" w:type="pct"/>
+            <w:tcW w:w="3677" w:type="pct"/>
             <w:shd w:val="clear" w:color="auto" w:fill="auto"/>
           </w:tcPr>
           <w:p>
@@ -10478,7 +11021,7 @@
         </w:tc>
         <w:tc>
           <w:tcPr>
-            <w:tcW w:w="608" w:type="pct"/>
+            <w:tcW w:w="595" w:type="pct"/>
             <w:shd w:val="clear" w:color="auto" w:fill="auto"/>
           </w:tcPr>
           <w:p>
@@ -10501,7 +11044,7 @@
       <w:tr>
         <w:tc>
           <w:tcPr>
-            <w:tcW w:w="620" w:type="pct"/>
+            <w:tcW w:w="729" w:type="pct"/>
             <w:shd w:val="clear" w:color="auto" w:fill="auto"/>
           </w:tcPr>
           <w:p>
@@ -10522,7 +11065,7 @@
         </w:tc>
         <w:tc>
           <w:tcPr>
-            <w:tcW w:w="3772" w:type="pct"/>
+            <w:tcW w:w="3677" w:type="pct"/>
             <w:shd w:val="clear" w:color="auto" w:fill="auto"/>
           </w:tcPr>
           <w:p>
@@ -10570,7 +11113,7 @@
         </w:tc>
         <w:tc>
           <w:tcPr>
-            <w:tcW w:w="608" w:type="pct"/>
+            <w:tcW w:w="595" w:type="pct"/>
             <w:shd w:val="clear" w:color="auto" w:fill="auto"/>
           </w:tcPr>
           <w:p>
@@ -10593,7 +11136,7 @@
       <w:tr>
         <w:tc>
           <w:tcPr>
-            <w:tcW w:w="620" w:type="pct"/>
+            <w:tcW w:w="729" w:type="pct"/>
             <w:shd w:val="clear" w:color="auto" w:fill="auto"/>
           </w:tcPr>
           <w:p>
@@ -10614,7 +11157,7 @@
         </w:tc>
         <w:tc>
           <w:tcPr>
-            <w:tcW w:w="3772" w:type="pct"/>
+            <w:tcW w:w="3677" w:type="pct"/>
             <w:shd w:val="clear" w:color="auto" w:fill="auto"/>
           </w:tcPr>
           <w:p>
@@ -10675,7 +11218,7 @@
         </w:tc>
         <w:tc>
           <w:tcPr>
-            <w:tcW w:w="608" w:type="pct"/>
+            <w:tcW w:w="595" w:type="pct"/>
             <w:shd w:val="clear" w:color="auto" w:fill="auto"/>
           </w:tcPr>
           <w:p>
@@ -10698,43 +11241,51 @@
       <w:tr>
         <w:tc>
           <w:tcPr>
-            <w:tcW w:w="620" w:type="pct"/>
-            <w:shd w:val="clear" w:color="auto" w:fill="auto"/>
-          </w:tcPr>
-          <w:p>
-            <w:pPr>
-              <w:pStyle w:val="CompactoOE3"/>
-              <w:spacing w:after="0"/>
-              <w:rPr>
-                <w:sz w:val="18"/>
-              </w:rPr>
-            </w:pPr>
-            <w:r>
-              <w:rPr>
-                <w:sz w:val="18"/>
-              </w:rPr>
-              <w:t>Codos, rodillas, cuello y cara del rig (INC-131)</w:t>
-            </w:r>
-          </w:p>
-        </w:tc>
-        <w:tc>
-          <w:tcPr>
-            <w:tcW w:w="3772" w:type="pct"/>
-            <w:shd w:val="clear" w:color="auto" w:fill="auto"/>
-          </w:tcPr>
-          <w:p>
-            <w:pPr>
-              <w:pStyle w:val="CompactoOE3"/>
-              <w:spacing w:after="0"/>
-              <w:rPr>
-                <w:sz w:val="18"/>
-              </w:rPr>
-            </w:pPr>
-            <w:r>
-              <w:rPr>
-                <w:rStyle w:val="CdigoenlneaOE3"/>
-                <w:sz w:val="18"/>
-              </w:rPr>
+            <w:tcW w:w="729" w:type="pct"/>
+            <w:shd w:val="clear" w:color="auto" w:fill="auto"/>
+          </w:tcPr>
+          <w:p>
+            <w:pPr>
+              <w:pStyle w:val="CompactoOE3"/>
+              <w:spacing w:after="0"/>
+              <w:rPr>
+                <w:sz w:val="18"/>
+              </w:rPr>
+            </w:pPr>
+            <w:r>
+              <w:rPr>
+                <w:sz w:val="18"/>
+              </w:rPr>
+              <w:t xml:space="preserve">Codos, rodillas, cuello y </w:t>
+            </w:r>
+            <w:r>
+              <w:rPr>
+                <w:sz w:val="18"/>
+              </w:rPr>
+              <w:lastRenderedPageBreak/>
+              <w:t>cara del rig (INC-131)</w:t>
+            </w:r>
+          </w:p>
+        </w:tc>
+        <w:tc>
+          <w:tcPr>
+            <w:tcW w:w="3677" w:type="pct"/>
+            <w:shd w:val="clear" w:color="auto" w:fill="auto"/>
+          </w:tcPr>
+          <w:p>
+            <w:pPr>
+              <w:pStyle w:val="CompactoOE3"/>
+              <w:spacing w:after="0"/>
+              <w:rPr>
+                <w:sz w:val="18"/>
+              </w:rPr>
+            </w:pPr>
+            <w:r>
+              <w:rPr>
+                <w:rStyle w:val="CdigoenlneaOE3"/>
+                <w:sz w:val="18"/>
+              </w:rPr>
+              <w:lastRenderedPageBreak/>
               <w:t>CharacterRig_DA131_LaFamiliaTieneCodosRodillasYCuello</w:t>
             </w:r>
             <w:r>
@@ -10774,6 +11325,7 @@
                 <w:rStyle w:val="CdigoenlneaOE3"/>
                 <w:sz w:val="18"/>
               </w:rPr>
+              <w:lastRenderedPageBreak/>
               <w:t>CharacterRig_DA131_CadaClipFijaTodasLasArticulaciones</w:t>
             </w:r>
             <w:r>
@@ -10806,21 +11358,22 @@
         </w:tc>
         <w:tc>
           <w:tcPr>
-            <w:tcW w:w="608" w:type="pct"/>
-            <w:shd w:val="clear" w:color="auto" w:fill="auto"/>
-          </w:tcPr>
-          <w:p>
-            <w:pPr>
-              <w:pStyle w:val="CompactoOE3"/>
-              <w:spacing w:after="0"/>
-              <w:rPr>
-                <w:sz w:val="18"/>
-              </w:rPr>
-            </w:pPr>
-            <w:r>
-              <w:rPr>
-                <w:sz w:val="18"/>
-              </w:rPr>
+            <w:tcW w:w="595" w:type="pct"/>
+            <w:shd w:val="clear" w:color="auto" w:fill="auto"/>
+          </w:tcPr>
+          <w:p>
+            <w:pPr>
+              <w:pStyle w:val="CompactoOE3"/>
+              <w:spacing w:after="0"/>
+              <w:rPr>
+                <w:sz w:val="18"/>
+              </w:rPr>
+            </w:pPr>
+            <w:r>
+              <w:rPr>
+                <w:sz w:val="18"/>
+              </w:rPr>
+              <w:lastRenderedPageBreak/>
               <w:t>EditMode</w:t>
             </w:r>
           </w:p>
@@ -10829,7 +11382,7 @@
       <w:tr>
         <w:tc>
           <w:tcPr>
-            <w:tcW w:w="620" w:type="pct"/>
+            <w:tcW w:w="729" w:type="pct"/>
             <w:shd w:val="clear" w:color="auto" w:fill="auto"/>
           </w:tcPr>
           <w:p>
@@ -10850,7 +11403,7 @@
         </w:tc>
         <w:tc>
           <w:tcPr>
-            <w:tcW w:w="3772" w:type="pct"/>
+            <w:tcW w:w="3677" w:type="pct"/>
             <w:shd w:val="clear" w:color="auto" w:fill="auto"/>
           </w:tcPr>
           <w:p>
@@ -10963,7 +11516,7 @@
         </w:tc>
         <w:tc>
           <w:tcPr>
-            <w:tcW w:w="608" w:type="pct"/>
+            <w:tcW w:w="595" w:type="pct"/>
             <w:shd w:val="clear" w:color="auto" w:fill="auto"/>
           </w:tcPr>
           <w:p>
@@ -10986,29 +11539,28 @@
       <w:tr>
         <w:tc>
           <w:tcPr>
-            <w:tcW w:w="620" w:type="pct"/>
-            <w:shd w:val="clear" w:color="auto" w:fill="auto"/>
-          </w:tcPr>
-          <w:p>
-            <w:pPr>
-              <w:pStyle w:val="CompactoOE3"/>
-              <w:spacing w:after="0"/>
-              <w:rPr>
-                <w:sz w:val="18"/>
-              </w:rPr>
-            </w:pPr>
-            <w:r>
-              <w:rPr>
-                <w:sz w:val="18"/>
-              </w:rPr>
-              <w:lastRenderedPageBreak/>
+            <w:tcW w:w="729" w:type="pct"/>
+            <w:shd w:val="clear" w:color="auto" w:fill="auto"/>
+          </w:tcPr>
+          <w:p>
+            <w:pPr>
+              <w:pStyle w:val="CompactoOE3"/>
+              <w:spacing w:after="0"/>
+              <w:rPr>
+                <w:sz w:val="18"/>
+              </w:rPr>
+            </w:pPr>
+            <w:r>
+              <w:rPr>
+                <w:sz w:val="18"/>
+              </w:rPr>
               <w:t>La emoción de un paso (RF-05)</w:t>
             </w:r>
           </w:p>
         </w:tc>
         <w:tc>
           <w:tcPr>
-            <w:tcW w:w="3772" w:type="pct"/>
+            <w:tcW w:w="3677" w:type="pct"/>
             <w:shd w:val="clear" w:color="auto" w:fill="auto"/>
           </w:tcPr>
           <w:p>
@@ -11043,7 +11595,7 @@
         </w:tc>
         <w:tc>
           <w:tcPr>
-            <w:tcW w:w="608" w:type="pct"/>
+            <w:tcW w:w="595" w:type="pct"/>
             <w:shd w:val="clear" w:color="auto" w:fill="auto"/>
           </w:tcPr>
           <w:p>
@@ -11066,7 +11618,7 @@
       <w:tr>
         <w:tc>
           <w:tcPr>
-            <w:tcW w:w="620" w:type="pct"/>
+            <w:tcW w:w="729" w:type="pct"/>
             <w:shd w:val="clear" w:color="auto" w:fill="auto"/>
           </w:tcPr>
           <w:p>
@@ -11087,7 +11639,7 @@
         </w:tc>
         <w:tc>
           <w:tcPr>
-            <w:tcW w:w="3772" w:type="pct"/>
+            <w:tcW w:w="3677" w:type="pct"/>
             <w:shd w:val="clear" w:color="auto" w:fill="auto"/>
           </w:tcPr>
           <w:p>
@@ -11109,7 +11661,7 @@
         </w:tc>
         <w:tc>
           <w:tcPr>
-            <w:tcW w:w="608" w:type="pct"/>
+            <w:tcW w:w="595" w:type="pct"/>
             <w:shd w:val="clear" w:color="auto" w:fill="auto"/>
           </w:tcPr>
           <w:p>
@@ -11132,7 +11684,7 @@
       <w:tr>
         <w:tc>
           <w:tcPr>
-            <w:tcW w:w="620" w:type="pct"/>
+            <w:tcW w:w="729" w:type="pct"/>
             <w:shd w:val="clear" w:color="auto" w:fill="auto"/>
           </w:tcPr>
           <w:p>
@@ -11153,7 +11705,7 @@
         </w:tc>
         <w:tc>
           <w:tcPr>
-            <w:tcW w:w="3772" w:type="pct"/>
+            <w:tcW w:w="3677" w:type="pct"/>
             <w:shd w:val="clear" w:color="auto" w:fill="auto"/>
           </w:tcPr>
           <w:p>
@@ -11214,7 +11766,7 @@
         </w:tc>
         <w:tc>
           <w:tcPr>
-            <w:tcW w:w="608" w:type="pct"/>
+            <w:tcW w:w="595" w:type="pct"/>
             <w:shd w:val="clear" w:color="auto" w:fill="auto"/>
           </w:tcPr>
           <w:p>
@@ -11237,7 +11789,7 @@
       <w:tr>
         <w:tc>
           <w:tcPr>
-            <w:tcW w:w="620" w:type="pct"/>
+            <w:tcW w:w="729" w:type="pct"/>
             <w:shd w:val="clear" w:color="auto" w:fill="auto"/>
           </w:tcPr>
           <w:p>
@@ -11258,7 +11810,7 @@
         </w:tc>
         <w:tc>
           <w:tcPr>
-            <w:tcW w:w="3772" w:type="pct"/>
+            <w:tcW w:w="3677" w:type="pct"/>
             <w:shd w:val="clear" w:color="auto" w:fill="auto"/>
           </w:tcPr>
           <w:p>
@@ -11293,7 +11845,7 @@
         </w:tc>
         <w:tc>
           <w:tcPr>
-            <w:tcW w:w="608" w:type="pct"/>
+            <w:tcW w:w="595" w:type="pct"/>
             <w:shd w:val="clear" w:color="auto" w:fill="auto"/>
           </w:tcPr>
           <w:p>
@@ -11316,7 +11868,112 @@
       <w:tr>
         <w:tc>
           <w:tcPr>
-            <w:tcW w:w="620" w:type="pct"/>
+            <w:tcW w:w="729" w:type="pct"/>
+            <w:shd w:val="clear" w:color="auto" w:fill="auto"/>
+          </w:tcPr>
+          <w:p>
+            <w:pPr>
+              <w:pStyle w:val="CompactoOE3"/>
+              <w:spacing w:after="0"/>
+              <w:rPr>
+                <w:sz w:val="18"/>
+              </w:rPr>
+            </w:pPr>
+            <w:r>
+              <w:rPr>
+                <w:sz w:val="18"/>
+              </w:rPr>
+              <w:t>Algoritm por partes y su saludo (08/10/2026)</w:t>
+            </w:r>
+          </w:p>
+        </w:tc>
+        <w:tc>
+          <w:tcPr>
+            <w:tcW w:w="3677" w:type="pct"/>
+            <w:shd w:val="clear" w:color="auto" w:fill="auto"/>
+          </w:tcPr>
+          <w:p>
+            <w:pPr>
+              <w:pStyle w:val="CompactoOE3"/>
+              <w:spacing w:after="0"/>
+              <w:rPr>
+                <w:sz w:val="18"/>
+              </w:rPr>
+            </w:pPr>
+            <w:r>
+              <w:rPr>
+                <w:rStyle w:val="CdigoenlneaOE3"/>
+                <w:sz w:val="18"/>
+              </w:rPr>
+              <w:t>CharacterRig_DA131_AlgoritmSeDibujaPorPartesYSuSpriteEnteroSeApaga</w:t>
+            </w:r>
+            <w:r>
+              <w:rPr>
+                <w:sz w:val="18"/>
+              </w:rPr>
+              <w:t xml:space="preserve">, </w:t>
+            </w:r>
+            <w:r>
+              <w:rPr>
+                <w:rStyle w:val="CdigoenlneaOE3"/>
+                <w:sz w:val="18"/>
+              </w:rPr>
+              <w:t>CharacterRig_DA133_CadaPersonajeTieneUnEstadoPorAccion</w:t>
+            </w:r>
+            <w:r>
+              <w:rPr>
+                <w:sz w:val="18"/>
+              </w:rPr>
+              <w:t xml:space="preserve"> con </w:t>
+            </w:r>
+            <w:r>
+              <w:rPr>
+                <w:rStyle w:val="CdigoenlneaOE3"/>
+                <w:sz w:val="18"/>
+              </w:rPr>
+              <w:t>Wave</w:t>
+            </w:r>
+            <w:r>
+              <w:rPr>
+                <w:sz w:val="18"/>
+              </w:rPr>
+              <w:t xml:space="preserve"> en las tres formas, </w:t>
+            </w:r>
+            <w:r>
+              <w:rPr>
+                <w:rStyle w:val="CdigoenlneaOE3"/>
+                <w:sz w:val="18"/>
+              </w:rPr>
+              <w:t>Credits_RF08_AlgoritmSaludaOcupandoElLugarDeLaTarjetaSinElla</w:t>
+            </w:r>
+          </w:p>
+        </w:tc>
+        <w:tc>
+          <w:tcPr>
+            <w:tcW w:w="595" w:type="pct"/>
+            <w:shd w:val="clear" w:color="auto" w:fill="auto"/>
+          </w:tcPr>
+          <w:p>
+            <w:pPr>
+              <w:pStyle w:val="CompactoOE3"/>
+              <w:spacing w:after="0"/>
+              <w:rPr>
+                <w:sz w:val="18"/>
+              </w:rPr>
+            </w:pPr>
+            <w:r>
+              <w:rPr>
+                <w:sz w:val="18"/>
+              </w:rPr>
+              <w:t>EditMode y PlayMode</w:t>
+            </w:r>
+          </w:p>
+        </w:tc>
+      </w:tr>
+      <w:tr>
+        <w:tc>
+          <w:tcPr>
+            <w:tcW w:w="729" w:type="pct"/>
             <w:shd w:val="clear" w:color="auto" w:fill="auto"/>
           </w:tcPr>
           <w:p>
@@ -11337,7 +11994,7 @@
         </w:tc>
         <w:tc>
           <w:tcPr>
-            <w:tcW w:w="3772" w:type="pct"/>
+            <w:tcW w:w="3677" w:type="pct"/>
             <w:shd w:val="clear" w:color="auto" w:fill="auto"/>
           </w:tcPr>
           <w:p>
@@ -11391,7 +12048,7 @@
         </w:tc>
         <w:tc>
           <w:tcPr>
-            <w:tcW w:w="608" w:type="pct"/>
+            <w:tcW w:w="595" w:type="pct"/>
             <w:shd w:val="clear" w:color="auto" w:fill="auto"/>
           </w:tcPr>
           <w:p>
@@ -11435,7 +12092,11 @@
         <w:t>RiverScene_INC118_LosPersonajesDeLaMecanicaTienenLaEscalaDeLaNarrativa</w:t>
       </w:r>
       <w:r>
-        <w:t xml:space="preserve"> falló antes del cambio porque la casilla de Papá medía 77,7 en la orilla frente a 191,5 en la escena 3.1. Los ocho métodos nuevos de </w:t>
+        <w:t xml:space="preserve"> falló antes del cambio porque la casilla de Papá medía 77,7 en la orilla frente a 191,5 en la escena 3.1. </w:t>
+      </w:r>
+      <w:r>
+        <w:lastRenderedPageBreak/>
+        <w:t xml:space="preserve">Los ocho métodos nuevos de </w:t>
       </w:r>
       <w:r>
         <w:rPr>
@@ -11444,7 +12105,10 @@
         <w:t>ActorTimeline</w:t>
       </w:r>
       <w:r>
-        <w:t xml:space="preserve"> se contrastaron con mutaciones que retiran la marca del código, y las pruebas que la protegen pasaron a rojo. Las capturas </w:t>
+        <w:t xml:space="preserve"> se contrastaron con mutaciones que retiran la marca del código, y las pruebas que la protegen pasaron </w:t>
+      </w:r>
+      <w:r>
+        <w:t xml:space="preserve">a rojo. Las capturas </w:t>
       </w:r>
       <w:r>
         <w:rPr>
@@ -11462,10 +12126,7 @@
         <w:t>Personajes_DA133_CapturaCadaMecanicaConSusPersonajes</w:t>
       </w:r>
       <w:r>
-        <w:t xml:space="preserve"> solo dejan imagen con la vista de juego del Editor; tras la lim</w:t>
-      </w:r>
-      <w:r>
-        <w:t>pieza de bordes del 01/10/2026 se repitieron las de las cinco mecánicas.</w:t>
+        <w:t xml:space="preserve"> solo dejan imagen con la vista de juego del Editor; tras la limpieza de bordes del 01/10/2026 se repitieron las de las cinco mecánicas.</w:t>
       </w:r>
     </w:p>
     <w:p>
@@ -11473,7 +12134,70 @@
         <w:pStyle w:val="TextoOE3"/>
       </w:pPr>
       <w:r>
-        <w:t xml:space="preserve">Los métodos posteriores al corte suman 32, contados con </w:t>
+        <w:t>Los métodos de los siete archivos de pruebas de los personajes (</w:t>
+      </w:r>
+      <w:r>
+        <w:rPr>
+          <w:rStyle w:val="CdigoenlneaOE3"/>
+        </w:rPr>
+        <w:t>ActorTimelineTests</w:t>
+      </w:r>
+      <w:r>
+        <w:t xml:space="preserve">, </w:t>
+      </w:r>
+      <w:r>
+        <w:rPr>
+          <w:rStyle w:val="CdigoenlneaOE3"/>
+        </w:rPr>
+        <w:t>CharacterFaceTests</w:t>
+      </w:r>
+      <w:r>
+        <w:t xml:space="preserve">, </w:t>
+      </w:r>
+      <w:r>
+        <w:rPr>
+          <w:rStyle w:val="CdigoenlneaOE3"/>
+        </w:rPr>
+        <w:t>CharacterRigTests</w:t>
+      </w:r>
+      <w:r>
+        <w:t xml:space="preserve">, </w:t>
+      </w:r>
+      <w:r>
+        <w:rPr>
+          <w:rStyle w:val="CdigoenlneaOE3"/>
+        </w:rPr>
+        <w:t>CharacterRigIdlePhaseTests</w:t>
+      </w:r>
+      <w:r>
+        <w:t xml:space="preserve">, </w:t>
+      </w:r>
+      <w:r>
+        <w:rPr>
+          <w:rStyle w:val="CdigoenlneaOE3"/>
+        </w:rPr>
+        <w:t>CharacterRigLimbTests</w:t>
+      </w:r>
+      <w:r>
+        <w:t xml:space="preserve">, </w:t>
+      </w:r>
+      <w:r>
+        <w:rPr>
+          <w:rStyle w:val="CdigoenlneaOE3"/>
+        </w:rPr>
+        <w:t>CharacterViewTests</w:t>
+      </w:r>
+      <w:r>
+        <w:t xml:space="preserve"> y </w:t>
+      </w:r>
+      <w:r>
+        <w:rPr>
+          <w:rStyle w:val="CdigoenlneaOE3"/>
+        </w:rPr>
+        <w:t>FacialEmotionTests</w:t>
+      </w:r>
+      <w:r>
+        <w:t xml:space="preserve">) añadidos después del corte suman 82, todos en EditMode, contados con </w:t>
       </w:r>
       <w:r>
         <w:rPr>
@@ -11482,7 +12206,25 @@
         <w:t>git grep</w:t>
       </w:r>
       <w:r>
-        <w:t xml:space="preserve"> sobre el último commit de la rama al 06/10/2026 (</w:t>
+        <w:t xml:space="preserve"> entre el commit del corte (</w:t>
+      </w:r>
+      <w:r>
+        <w:rPr>
+          <w:rStyle w:val="CdigoenlneaOE3"/>
+        </w:rPr>
+        <w:t>a540618</w:t>
+      </w:r>
+      <w:r>
+        <w:t>) y el de la corrida del 09/10/2026 (</w:t>
+      </w:r>
+      <w:r>
+        <w:rPr>
+          <w:rStyle w:val="CdigoenlneaOE3"/>
+        </w:rPr>
+        <w:t>123785e</w:t>
+      </w:r>
+      <w:r>
+        <w:t xml:space="preserve">); el 06/10/2026, sobre </w:t>
       </w:r>
       <w:r>
         <w:rPr>
@@ -11491,7 +12233,82 @@
         <w:t>ead78c6</w:t>
       </w:r>
       <w:r>
-        <w:t xml:space="preserve">): 31 en EditMode y uno en PlayMode. Las pruebas </w:t>
+        <w:t xml:space="preserve">, </w:t>
+      </w:r>
+      <w:r>
+        <w:rPr>
+          <w:rStyle w:val="CdigoenlneaOE3"/>
+        </w:rPr>
+        <w:t>ActorTimelineTests</w:t>
+      </w:r>
+      <w:r>
+        <w:t xml:space="preserve">, </w:t>
+      </w:r>
+      <w:r>
+        <w:rPr>
+          <w:rStyle w:val="CdigoenlneaOE3"/>
+        </w:rPr>
+        <w:t>CharacterFaceTests</w:t>
+      </w:r>
+      <w:r>
+        <w:t xml:space="preserve">, </w:t>
+      </w:r>
+      <w:r>
+        <w:rPr>
+          <w:rStyle w:val="CdigoenlneaOE3"/>
+        </w:rPr>
+        <w:t>CharacterRigTests</w:t>
+      </w:r>
+      <w:r>
+        <w:t xml:space="preserve"> y </w:t>
+      </w:r>
+      <w:r>
+        <w:rPr>
+          <w:rStyle w:val="CdigoenlneaOE3"/>
+        </w:rPr>
+        <w:t>FacialEmotionTests</w:t>
+      </w:r>
+      <w:r>
+        <w:t xml:space="preserve"> sumaban 31 métodos nuevos, más uno de PlayMode en </w:t>
+      </w:r>
+      <w:r>
+        <w:rPr>
+          <w:rStyle w:val="CdigoenlneaOE3"/>
+        </w:rPr>
+        <w:t>NarrativeSceneTests</w:t>
+      </w:r>
+      <w:r>
+        <w:t>. Las pruebas de persona</w:t>
+      </w:r>
+      <w:r>
+        <w:t>jes que viven en archivos de escena de PlayMode (</w:t>
+      </w:r>
+      <w:r>
+        <w:rPr>
+          <w:rStyle w:val="CdigoenlneaOE3"/>
+        </w:rPr>
+        <w:t>NarrativeSceneTests</w:t>
+      </w:r>
+      <w:r>
+        <w:t xml:space="preserve">, </w:t>
+      </w:r>
+      <w:r>
+        <w:rPr>
+          <w:rStyle w:val="CdigoenlneaOE3"/>
+        </w:rPr>
+        <w:t>CreditsTests</w:t>
+      </w:r>
+      <w:r>
+        <w:t xml:space="preserve">, </w:t>
+      </w:r>
+      <w:r>
+        <w:rPr>
+          <w:rStyle w:val="CdigoenlneaOE3"/>
+        </w:rPr>
+        <w:t>MainMenuTests</w:t>
+      </w:r>
+      <w:r>
+        <w:t xml:space="preserve">) no se separan en este conteo. Las pruebas </w:t>
       </w:r>
       <w:r>
         <w:rPr>
@@ -11500,11 +12317,7 @@
         <w:t>CharacterRig_DA131_*</w:t>
       </w:r>
       <w:r>
-        <w:t xml:space="preserve"> leen los prefabs y los clips del disco, así que miden el resultado del </w:t>
-      </w:r>
-      <w:r>
-        <w:lastRenderedPageBreak/>
-        <w:t xml:space="preserve">generador y no el código. </w:t>
+        <w:t xml:space="preserve"> leen los prefabs y los clips del disco, así que miden el resultado del generador y no el código. </w:t>
       </w:r>
       <w:r>
         <w:rPr>
@@ -12357,7 +13170,14 @@
               <w:rPr>
                 <w:sz w:val="18"/>
               </w:rPr>
-              <w:t>Corrida final, anterior al ejecutable del corte; con la fogata de la escena final apartada de las cabezas de la familia</w:t>
+              <w:t xml:space="preserve">Corrida final, anterior al ejecutable del corte; con la </w:t>
+            </w:r>
+            <w:r>
+              <w:rPr>
+                <w:sz w:val="18"/>
+              </w:rPr>
+              <w:lastRenderedPageBreak/>
+              <w:t>fogata de la escena final apartada de las cabezas de la familia</w:t>
             </w:r>
           </w:p>
         </w:tc>
@@ -12368,6 +13188,7 @@
         <w:pStyle w:val="PrimerprrafoOE3"/>
       </w:pPr>
       <w:r>
+        <w:lastRenderedPageBreak/>
         <w:t xml:space="preserve">Después del corte hubo corridas en el Editor sobre la rama. No dejaron un XML en el repositorio: sus cifras constan en los apartados C.9 a C.11 de </w:t>
       </w:r>
       <w:r>
@@ -12446,11 +13267,11 @@
         <w:tblLook w:val="0020" w:firstRow="1" w:lastRow="0" w:firstColumn="0" w:lastColumn="0" w:noHBand="0" w:noVBand="0"/>
       </w:tblPr>
       <w:tblGrid>
-        <w:gridCol w:w="1042"/>
-        <w:gridCol w:w="1417"/>
-        <w:gridCol w:w="2514"/>
-        <w:gridCol w:w="1371"/>
-        <w:gridCol w:w="3618"/>
+        <w:gridCol w:w="817"/>
+        <w:gridCol w:w="996"/>
+        <w:gridCol w:w="2102"/>
+        <w:gridCol w:w="1117"/>
+        <w:gridCol w:w="4930"/>
       </w:tblGrid>
       <w:tr>
         <w:trPr>
@@ -12458,7 +13279,7 @@
         </w:trPr>
         <w:tc>
           <w:tcPr>
-            <w:tcW w:w="523" w:type="pct"/>
+            <w:tcW w:w="430" w:type="pct"/>
             <w:shd w:val="clear" w:color="auto" w:fill="D9D9D9"/>
           </w:tcPr>
           <w:p>
@@ -12475,14 +13296,13 @@
                 <w:b/>
                 <w:sz w:val="18"/>
               </w:rPr>
-              <w:lastRenderedPageBreak/>
               <w:t>Commit</w:t>
             </w:r>
           </w:p>
         </w:tc>
         <w:tc>
           <w:tcPr>
-            <w:tcW w:w="711" w:type="pct"/>
+            <w:tcW w:w="576" w:type="pct"/>
             <w:shd w:val="clear" w:color="auto" w:fill="D9D9D9"/>
           </w:tcPr>
           <w:p>
@@ -12505,7 +13325,7 @@
         </w:tc>
         <w:tc>
           <w:tcPr>
-            <w:tcW w:w="1262" w:type="pct"/>
+            <w:tcW w:w="1003" w:type="pct"/>
             <w:shd w:val="clear" w:color="auto" w:fill="D9D9D9"/>
           </w:tcPr>
           <w:p>
@@ -12529,7 +13349,7 @@
         </w:tc>
         <w:tc>
           <w:tcPr>
-            <w:tcW w:w="688" w:type="pct"/>
+            <w:tcW w:w="648" w:type="pct"/>
             <w:shd w:val="clear" w:color="auto" w:fill="D9D9D9"/>
           </w:tcPr>
           <w:p>
@@ -12552,7 +13372,7 @@
         </w:tc>
         <w:tc>
           <w:tcPr>
-            <w:tcW w:w="1816" w:type="pct"/>
+            <w:tcW w:w="2344" w:type="pct"/>
             <w:shd w:val="clear" w:color="auto" w:fill="D9D9D9"/>
           </w:tcPr>
           <w:p>
@@ -12577,7 +13397,7 @@
       <w:tr>
         <w:tc>
           <w:tcPr>
-            <w:tcW w:w="523" w:type="pct"/>
+            <w:tcW w:w="430" w:type="pct"/>
             <w:shd w:val="clear" w:color="auto" w:fill="auto"/>
           </w:tcPr>
           <w:p>
@@ -12599,7 +13419,7 @@
         </w:tc>
         <w:tc>
           <w:tcPr>
-            <w:tcW w:w="711" w:type="pct"/>
+            <w:tcW w:w="576" w:type="pct"/>
             <w:shd w:val="clear" w:color="auto" w:fill="auto"/>
           </w:tcPr>
           <w:p>
@@ -12620,7 +13440,7 @@
         </w:tc>
         <w:tc>
           <w:tcPr>
-            <w:tcW w:w="1262" w:type="pct"/>
+            <w:tcW w:w="1003" w:type="pct"/>
             <w:shd w:val="clear" w:color="auto" w:fill="auto"/>
           </w:tcPr>
           <w:p>
@@ -12641,7 +13461,7 @@
         </w:tc>
         <w:tc>
           <w:tcPr>
-            <w:tcW w:w="688" w:type="pct"/>
+            <w:tcW w:w="648" w:type="pct"/>
             <w:shd w:val="clear" w:color="auto" w:fill="auto"/>
           </w:tcPr>
           <w:p>
@@ -12662,7 +13482,7 @@
         </w:tc>
         <w:tc>
           <w:tcPr>
-            <w:tcW w:w="1816" w:type="pct"/>
+            <w:tcW w:w="2344" w:type="pct"/>
             <w:shd w:val="clear" w:color="auto" w:fill="auto"/>
           </w:tcPr>
           <w:p>
@@ -12692,7 +13512,7 @@
       <w:tr>
         <w:tc>
           <w:tcPr>
-            <w:tcW w:w="523" w:type="pct"/>
+            <w:tcW w:w="430" w:type="pct"/>
             <w:shd w:val="clear" w:color="auto" w:fill="auto"/>
           </w:tcPr>
           <w:p>
@@ -12714,7 +13534,7 @@
         </w:tc>
         <w:tc>
           <w:tcPr>
-            <w:tcW w:w="711" w:type="pct"/>
+            <w:tcW w:w="576" w:type="pct"/>
             <w:shd w:val="clear" w:color="auto" w:fill="auto"/>
           </w:tcPr>
           <w:p>
@@ -12735,7 +13555,7 @@
         </w:tc>
         <w:tc>
           <w:tcPr>
-            <w:tcW w:w="1262" w:type="pct"/>
+            <w:tcW w:w="1003" w:type="pct"/>
             <w:shd w:val="clear" w:color="auto" w:fill="auto"/>
           </w:tcPr>
           <w:p>
@@ -12756,7 +13576,7 @@
         </w:tc>
         <w:tc>
           <w:tcPr>
-            <w:tcW w:w="688" w:type="pct"/>
+            <w:tcW w:w="648" w:type="pct"/>
             <w:shd w:val="clear" w:color="auto" w:fill="auto"/>
           </w:tcPr>
           <w:p>
@@ -12777,7 +13597,7 @@
         </w:tc>
         <w:tc>
           <w:tcPr>
-            <w:tcW w:w="1816" w:type="pct"/>
+            <w:tcW w:w="2344" w:type="pct"/>
             <w:shd w:val="clear" w:color="auto" w:fill="auto"/>
           </w:tcPr>
           <w:p>
@@ -12813,7 +13633,7 @@
       <w:tr>
         <w:tc>
           <w:tcPr>
-            <w:tcW w:w="523" w:type="pct"/>
+            <w:tcW w:w="430" w:type="pct"/>
             <w:shd w:val="clear" w:color="auto" w:fill="auto"/>
           </w:tcPr>
           <w:p>
@@ -12835,7 +13655,7 @@
         </w:tc>
         <w:tc>
           <w:tcPr>
-            <w:tcW w:w="711" w:type="pct"/>
+            <w:tcW w:w="576" w:type="pct"/>
             <w:shd w:val="clear" w:color="auto" w:fill="auto"/>
           </w:tcPr>
           <w:p>
@@ -12856,7 +13676,7 @@
         </w:tc>
         <w:tc>
           <w:tcPr>
-            <w:tcW w:w="1262" w:type="pct"/>
+            <w:tcW w:w="1003" w:type="pct"/>
             <w:shd w:val="clear" w:color="auto" w:fill="auto"/>
           </w:tcPr>
           <w:p>
@@ -12877,7 +13697,7 @@
         </w:tc>
         <w:tc>
           <w:tcPr>
-            <w:tcW w:w="688" w:type="pct"/>
+            <w:tcW w:w="648" w:type="pct"/>
             <w:shd w:val="clear" w:color="auto" w:fill="auto"/>
           </w:tcPr>
           <w:p>
@@ -12898,7 +13718,7 @@
         </w:tc>
         <w:tc>
           <w:tcPr>
-            <w:tcW w:w="1816" w:type="pct"/>
+            <w:tcW w:w="2344" w:type="pct"/>
             <w:shd w:val="clear" w:color="auto" w:fill="auto"/>
           </w:tcPr>
           <w:p>
@@ -12921,7 +13741,7 @@
       <w:tr>
         <w:tc>
           <w:tcPr>
-            <w:tcW w:w="523" w:type="pct"/>
+            <w:tcW w:w="430" w:type="pct"/>
             <w:shd w:val="clear" w:color="auto" w:fill="auto"/>
           </w:tcPr>
           <w:p>
@@ -12943,7 +13763,7 @@
         </w:tc>
         <w:tc>
           <w:tcPr>
-            <w:tcW w:w="711" w:type="pct"/>
+            <w:tcW w:w="576" w:type="pct"/>
             <w:shd w:val="clear" w:color="auto" w:fill="auto"/>
           </w:tcPr>
           <w:p>
@@ -12964,7 +13784,7 @@
         </w:tc>
         <w:tc>
           <w:tcPr>
-            <w:tcW w:w="1262" w:type="pct"/>
+            <w:tcW w:w="1003" w:type="pct"/>
             <w:shd w:val="clear" w:color="auto" w:fill="auto"/>
           </w:tcPr>
           <w:p>
@@ -12985,7 +13805,7 @@
         </w:tc>
         <w:tc>
           <w:tcPr>
-            <w:tcW w:w="688" w:type="pct"/>
+            <w:tcW w:w="648" w:type="pct"/>
             <w:shd w:val="clear" w:color="auto" w:fill="auto"/>
           </w:tcPr>
           <w:p>
@@ -13006,7 +13826,7 @@
         </w:tc>
         <w:tc>
           <w:tcPr>
-            <w:tcW w:w="1816" w:type="pct"/>
+            <w:tcW w:w="2344" w:type="pct"/>
             <w:shd w:val="clear" w:color="auto" w:fill="auto"/>
           </w:tcPr>
           <w:p>
@@ -13055,7 +13875,7 @@
       <w:tr>
         <w:tc>
           <w:tcPr>
-            <w:tcW w:w="523" w:type="pct"/>
+            <w:tcW w:w="430" w:type="pct"/>
             <w:shd w:val="clear" w:color="auto" w:fill="auto"/>
           </w:tcPr>
           <w:p>
@@ -13077,7 +13897,7 @@
         </w:tc>
         <w:tc>
           <w:tcPr>
-            <w:tcW w:w="711" w:type="pct"/>
+            <w:tcW w:w="576" w:type="pct"/>
             <w:shd w:val="clear" w:color="auto" w:fill="auto"/>
           </w:tcPr>
           <w:p>
@@ -13098,7 +13918,7 @@
         </w:tc>
         <w:tc>
           <w:tcPr>
-            <w:tcW w:w="1262" w:type="pct"/>
+            <w:tcW w:w="1003" w:type="pct"/>
             <w:shd w:val="clear" w:color="auto" w:fill="auto"/>
           </w:tcPr>
           <w:p>
@@ -13119,7 +13939,7 @@
         </w:tc>
         <w:tc>
           <w:tcPr>
-            <w:tcW w:w="688" w:type="pct"/>
+            <w:tcW w:w="648" w:type="pct"/>
             <w:shd w:val="clear" w:color="auto" w:fill="auto"/>
           </w:tcPr>
           <w:p>
@@ -13140,7 +13960,7 @@
         </w:tc>
         <w:tc>
           <w:tcPr>
-            <w:tcW w:w="1816" w:type="pct"/>
+            <w:tcW w:w="2344" w:type="pct"/>
             <w:shd w:val="clear" w:color="auto" w:fill="auto"/>
           </w:tcPr>
           <w:p>
@@ -13189,7 +14009,7 @@
       <w:tr>
         <w:tc>
           <w:tcPr>
-            <w:tcW w:w="523" w:type="pct"/>
+            <w:tcW w:w="430" w:type="pct"/>
             <w:shd w:val="clear" w:color="auto" w:fill="auto"/>
           </w:tcPr>
           <w:p>
@@ -13211,7 +14031,7 @@
         </w:tc>
         <w:tc>
           <w:tcPr>
-            <w:tcW w:w="711" w:type="pct"/>
+            <w:tcW w:w="576" w:type="pct"/>
             <w:shd w:val="clear" w:color="auto" w:fill="auto"/>
           </w:tcPr>
           <w:p>
@@ -13232,7 +14052,7 @@
         </w:tc>
         <w:tc>
           <w:tcPr>
-            <w:tcW w:w="1262" w:type="pct"/>
+            <w:tcW w:w="1003" w:type="pct"/>
             <w:shd w:val="clear" w:color="auto" w:fill="auto"/>
           </w:tcPr>
           <w:p>
@@ -13253,42 +14073,50 @@
         </w:tc>
         <w:tc>
           <w:tcPr>
-            <w:tcW w:w="688" w:type="pct"/>
-            <w:shd w:val="clear" w:color="auto" w:fill="auto"/>
-          </w:tcPr>
-          <w:p>
-            <w:pPr>
-              <w:pStyle w:val="CompactoOE3"/>
-              <w:spacing w:after="0"/>
-              <w:rPr>
-                <w:sz w:val="18"/>
-              </w:rPr>
-            </w:pPr>
-            <w:r>
-              <w:rPr>
-                <w:sz w:val="18"/>
-              </w:rPr>
-              <w:t>EditMode: 627 pasan, 1 omitida, 0 fallos; PlayMode: 376 de 377</w:t>
-            </w:r>
-          </w:p>
-        </w:tc>
-        <w:tc>
-          <w:tcPr>
-            <w:tcW w:w="1816" w:type="pct"/>
-            <w:shd w:val="clear" w:color="auto" w:fill="auto"/>
-          </w:tcPr>
-          <w:p>
-            <w:pPr>
-              <w:pStyle w:val="CompactoOE3"/>
-              <w:spacing w:after="0"/>
-              <w:rPr>
-                <w:sz w:val="18"/>
-              </w:rPr>
-            </w:pPr>
-            <w:r>
-              <w:rPr>
-                <w:sz w:val="18"/>
-              </w:rPr>
+            <w:tcW w:w="648" w:type="pct"/>
+            <w:shd w:val="clear" w:color="auto" w:fill="auto"/>
+          </w:tcPr>
+          <w:p>
+            <w:pPr>
+              <w:pStyle w:val="CompactoOE3"/>
+              <w:spacing w:after="0"/>
+              <w:rPr>
+                <w:sz w:val="18"/>
+              </w:rPr>
+            </w:pPr>
+            <w:r>
+              <w:rPr>
+                <w:sz w:val="18"/>
+              </w:rPr>
+              <w:t xml:space="preserve">EditMode: 627 pasan, 1 omitida, 0 fallos; </w:t>
+            </w:r>
+            <w:r>
+              <w:rPr>
+                <w:sz w:val="18"/>
+              </w:rPr>
+              <w:lastRenderedPageBreak/>
+              <w:t>PlayMode: 376 de 377</w:t>
+            </w:r>
+          </w:p>
+        </w:tc>
+        <w:tc>
+          <w:tcPr>
+            <w:tcW w:w="2344" w:type="pct"/>
+            <w:shd w:val="clear" w:color="auto" w:fill="auto"/>
+          </w:tcPr>
+          <w:p>
+            <w:pPr>
+              <w:pStyle w:val="CompactoOE3"/>
+              <w:spacing w:after="0"/>
+              <w:rPr>
+                <w:sz w:val="18"/>
+              </w:rPr>
+            </w:pPr>
+            <w:r>
+              <w:rPr>
+                <w:sz w:val="18"/>
+              </w:rPr>
+              <w:lastRenderedPageBreak/>
               <w:t xml:space="preserve">Falla </w:t>
             </w:r>
             <w:r>
@@ -13302,13 +14130,7 @@
               <w:rPr>
                 <w:sz w:val="18"/>
               </w:rPr>
-              <w:t xml:space="preserve"> </w:t>
-            </w:r>
-            <w:r>
-              <w:rPr>
-                <w:sz w:val="18"/>
-              </w:rPr>
-              <w:t xml:space="preserve">con 2 161 MB en un Editor de larga duración; pruebas del antebrazo y el ancla 14 de 14; </w:t>
+              <w:t xml:space="preserve"> con 2 161 MB en un Editor de larga duración; pruebas del antebrazo y el ancla 14 de 14; </w:t>
             </w:r>
             <w:r>
               <w:rPr>
@@ -13329,7 +14151,7 @@
       <w:tr>
         <w:tc>
           <w:tcPr>
-            <w:tcW w:w="523" w:type="pct"/>
+            <w:tcW w:w="430" w:type="pct"/>
             <w:shd w:val="clear" w:color="auto" w:fill="auto"/>
           </w:tcPr>
           <w:p>
@@ -13351,7 +14173,7 @@
         </w:tc>
         <w:tc>
           <w:tcPr>
-            <w:tcW w:w="711" w:type="pct"/>
+            <w:tcW w:w="576" w:type="pct"/>
             <w:shd w:val="clear" w:color="auto" w:fill="auto"/>
           </w:tcPr>
           <w:p>
@@ -13372,7 +14194,7 @@
         </w:tc>
         <w:tc>
           <w:tcPr>
-            <w:tcW w:w="1262" w:type="pct"/>
+            <w:tcW w:w="1003" w:type="pct"/>
             <w:shd w:val="clear" w:color="auto" w:fill="auto"/>
           </w:tcPr>
           <w:p>
@@ -13393,7 +14215,7 @@
         </w:tc>
         <w:tc>
           <w:tcPr>
-            <w:tcW w:w="688" w:type="pct"/>
+            <w:tcW w:w="648" w:type="pct"/>
             <w:shd w:val="clear" w:color="auto" w:fill="auto"/>
           </w:tcPr>
           <w:p>
@@ -13414,7 +14236,7 @@
         </w:tc>
         <w:tc>
           <w:tcPr>
-            <w:tcW w:w="1816" w:type="pct"/>
+            <w:tcW w:w="2344" w:type="pct"/>
             <w:shd w:val="clear" w:color="auto" w:fill="auto"/>
           </w:tcPr>
           <w:p>
@@ -13469,6 +14291,166 @@
                 <w:sz w:val="18"/>
               </w:rPr>
               <w:t xml:space="preserve"> 5 de 5</w:t>
+            </w:r>
+          </w:p>
+        </w:tc>
+      </w:tr>
+      <w:tr>
+        <w:tc>
+          <w:tcPr>
+            <w:tcW w:w="430" w:type="pct"/>
+            <w:shd w:val="clear" w:color="auto" w:fill="auto"/>
+          </w:tcPr>
+          <w:p>
+            <w:pPr>
+              <w:pStyle w:val="CompactoOE3"/>
+              <w:spacing w:after="0"/>
+              <w:rPr>
+                <w:sz w:val="18"/>
+              </w:rPr>
+            </w:pPr>
+            <w:r>
+              <w:rPr>
+                <w:rStyle w:val="CdigoenlneaOE3"/>
+                <w:sz w:val="18"/>
+              </w:rPr>
+              <w:t>123785e</w:t>
+            </w:r>
+          </w:p>
+        </w:tc>
+        <w:tc>
+          <w:tcPr>
+            <w:tcW w:w="576" w:type="pct"/>
+            <w:shd w:val="clear" w:color="auto" w:fill="auto"/>
+          </w:tcPr>
+          <w:p>
+            <w:pPr>
+              <w:pStyle w:val="CompactoOE3"/>
+              <w:spacing w:after="0"/>
+              <w:rPr>
+                <w:sz w:val="18"/>
+              </w:rPr>
+            </w:pPr>
+            <w:r>
+              <w:rPr>
+                <w:sz w:val="18"/>
+              </w:rPr>
+              <w:t>09/10/2026</w:t>
+            </w:r>
+          </w:p>
+        </w:tc>
+        <w:tc>
+          <w:tcPr>
+            <w:tcW w:w="1003" w:type="pct"/>
+            <w:shd w:val="clear" w:color="auto" w:fill="auto"/>
+          </w:tcPr>
+          <w:p>
+            <w:pPr>
+              <w:pStyle w:val="CompactoOE3"/>
+              <w:spacing w:after="0"/>
+              <w:rPr>
+                <w:sz w:val="18"/>
+              </w:rPr>
+            </w:pPr>
+            <w:r>
+              <w:rPr>
+                <w:sz w:val="18"/>
+              </w:rPr>
+              <w:t>Sin desglose por módulo</w:t>
+            </w:r>
+          </w:p>
+        </w:tc>
+        <w:tc>
+          <w:tcPr>
+            <w:tcW w:w="648" w:type="pct"/>
+            <w:shd w:val="clear" w:color="auto" w:fill="auto"/>
+          </w:tcPr>
+          <w:p>
+            <w:pPr>
+              <w:pStyle w:val="CompactoOE3"/>
+              <w:spacing w:after="0"/>
+              <w:rPr>
+                <w:sz w:val="18"/>
+              </w:rPr>
+            </w:pPr>
+            <w:r>
+              <w:rPr>
+                <w:sz w:val="18"/>
+              </w:rPr>
+              <w:t>EditMode: 706 de 711 (1 omitida, 4 rojas esperadas); PlayMode: 416 de 417 (1 inconclusiva)</w:t>
+            </w:r>
+          </w:p>
+        </w:tc>
+        <w:tc>
+          <w:tcPr>
+            <w:tcW w:w="2344" w:type="pct"/>
+            <w:shd w:val="clear" w:color="auto" w:fill="auto"/>
+          </w:tcPr>
+          <w:p>
+            <w:pPr>
+              <w:pStyle w:val="CompactoOE3"/>
+              <w:spacing w:after="0"/>
+              <w:rPr>
+                <w:sz w:val="18"/>
+              </w:rPr>
+            </w:pPr>
+            <w:r>
+              <w:rPr>
+                <w:sz w:val="18"/>
+              </w:rPr>
+              <w:t xml:space="preserve">Corrida completa en dos Editores sobre </w:t>
+            </w:r>
+            <w:r>
+              <w:rPr>
+                <w:rStyle w:val="CdigoenlneaOE3"/>
+                <w:sz w:val="18"/>
+              </w:rPr>
+              <w:t>eb9be13</w:t>
+            </w:r>
+            <w:r>
+              <w:rPr>
+                <w:sz w:val="18"/>
+              </w:rPr>
+              <w:t xml:space="preserve">, el merge de la ronda del 08/10 con el carril de perfil; las 4 rojas son </w:t>
+            </w:r>
+            <w:r>
+              <w:rPr>
+                <w:rStyle w:val="CdigoenlneaOE3"/>
+                <w:sz w:val="18"/>
+              </w:rPr>
+              <w:t>CharacterRig_INC134_LaFamiliaTieneCuerpoDePerfilConArte</w:t>
+            </w:r>
+            <w:r>
+              <w:rPr>
+                <w:sz w:val="18"/>
+              </w:rPr>
+              <w:t xml:space="preserve"> y esperan el arte de perfil; </w:t>
+            </w:r>
+            <w:r>
+              <w:rPr>
+                <w:rStyle w:val="CdigoenlneaOE3"/>
+                <w:sz w:val="18"/>
+              </w:rPr>
+              <w:t>RiverLevel_RNF05</w:t>
+            </w:r>
+            <w:r>
+              <w:rPr>
+                <w:sz w:val="18"/>
+              </w:rPr>
+              <w:t xml:space="preserve"> pasó; </w:t>
+            </w:r>
+            <w:r>
+              <w:rPr>
+                <w:rStyle w:val="CdigoenlneaOE3"/>
+                <w:sz w:val="18"/>
+              </w:rPr>
+              <w:t>Wave</w:t>
+            </w:r>
+            <w:r>
+              <w:rPr>
+                <w:sz w:val="18"/>
+              </w:rPr>
+              <w:t xml:space="preserve"> entra como saludo de frente</w:t>
             </w:r>
           </w:p>
         </w:tc>
@@ -13479,7 +14461,6 @@
         <w:pStyle w:val="PrimerprrafoOE3"/>
       </w:pPr>
       <w:r>
-        <w:lastRenderedPageBreak/>
         <w:t xml:space="preserve">En las rondas de </w:t>
       </w:r>
       <w:r>
@@ -13514,7 +14495,7 @@
       <w:pPr>
         <w:pStyle w:val="Ttulo2"/>
       </w:pPr>
-      <w:bookmarkStart w:id="5" w:name="_Toc242202752"/>
+      <w:bookmarkStart w:id="5" w:name="_Toc242400654"/>
       <w:r>
         <w:t>5. Archivos principales</w:t>
       </w:r>
@@ -13715,7 +14696,13 @@
               <w:rPr>
                 <w:sz w:val="18"/>
               </w:rPr>
-              <w:t xml:space="preserve"> en la familia</w:t>
+              <w:t xml:space="preserve"> </w:t>
+            </w:r>
+            <w:r>
+              <w:rPr>
+                <w:sz w:val="18"/>
+              </w:rPr>
+              <w:t>en la familia</w:t>
             </w:r>
           </w:p>
         </w:tc>
@@ -13739,6 +14726,7 @@
                 <w:rStyle w:val="CdigoenlneaOE3"/>
                 <w:sz w:val="18"/>
               </w:rPr>
+              <w:lastRenderedPageBreak/>
               <w:t>Assets/Game/Scripts/Runtime/Scaffolding/</w:t>
             </w:r>
           </w:p>
@@ -14176,14 +15164,7 @@
               <w:rPr>
                 <w:sz w:val="18"/>
               </w:rPr>
-              <w:t xml:space="preserve">(corta cada personaje en partes </w:t>
-            </w:r>
-            <w:r>
-              <w:rPr>
-                <w:sz w:val="18"/>
-              </w:rPr>
-              <w:lastRenderedPageBreak/>
-              <w:t xml:space="preserve">con sus pivotes), </w:t>
+              <w:t xml:space="preserve">(corta cada personaje en partes con sus pivotes), </w:t>
             </w:r>
             <w:r>
               <w:rPr>
@@ -14246,7 +15227,6 @@
                 <w:rStyle w:val="CdigoenlneaOE3"/>
                 <w:sz w:val="18"/>
               </w:rPr>
-              <w:lastRenderedPageBreak/>
               <w:t>Assets/Game/Scripts/Runtime/Scaffolding/FacialEmotion.cs</w:t>
             </w:r>
           </w:p>
@@ -14292,6 +15272,7 @@
                 <w:rStyle w:val="CdigoenlneaOE3"/>
                 <w:sz w:val="18"/>
               </w:rPr>
+              <w:lastRenderedPageBreak/>
               <w:t>Assets/Game/Scripts/Runtime/Scaffolding/ActionEmotion.cs</w:t>
             </w:r>
           </w:p>
@@ -14653,7 +15634,6 @@
                 <w:rStyle w:val="CdigoenlneaOE3"/>
                 <w:sz w:val="18"/>
               </w:rPr>
-              <w:lastRenderedPageBreak/>
               <w:t>Assets/Tests/EditMode/Scaffolding/CharacterRigLimbTests.cs</w:t>
             </w:r>
           </w:p>
@@ -14811,7 +15791,14 @@
               <w:rPr>
                 <w:sz w:val="18"/>
               </w:rPr>
-              <w:t>El generador del arte final, con los modos de la Tabla F.12; no es código del juego</w:t>
+              <w:t xml:space="preserve">El generador del arte final, con los modos de la Tabla </w:t>
+            </w:r>
+            <w:r>
+              <w:rPr>
+                <w:sz w:val="18"/>
+              </w:rPr>
+              <w:lastRenderedPageBreak/>
+              <w:t>F.12; no es código del juego</w:t>
             </w:r>
           </w:p>
         </w:tc>
@@ -14835,6 +15822,7 @@
                 <w:rStyle w:val="CdigoenlneaOE3"/>
                 <w:sz w:val="18"/>
               </w:rPr>
+              <w:lastRenderedPageBreak/>
               <w:t>claudeDocs/tasks/Personajes/herramientas/articulaciones.py</w:t>
             </w:r>
           </w:p>
@@ -15005,7 +15993,7 @@
               <w:rPr>
                 <w:sz w:val="18"/>
               </w:rPr>
-              <w:t xml:space="preserve">La coreografía de los 93 clips y su salida, </w:t>
+              <w:t xml:space="preserve">La coreografía de los 94 clips y su salida, </w:t>
             </w:r>
             <w:r>
               <w:rPr>
@@ -15154,7 +16142,20 @@
               <w:rPr>
                 <w:sz w:val="18"/>
               </w:rPr>
-              <w:t>Renderiza el rig fuera de Unity y prueba cada clip (Tabla F.11)</w:t>
+              <w:t xml:space="preserve">Renderiza el rig fuera de Unity y prueba cada clip (Tabla F.11); con </w:t>
+            </w:r>
+            <w:r>
+              <w:rPr>
+                <w:rStyle w:val="CdigoenlneaOE3"/>
+                <w:sz w:val="18"/>
+              </w:rPr>
+              <w:t>--exporta-maqueta</w:t>
+            </w:r>
+            <w:r>
+              <w:rPr>
+                <w:sz w:val="18"/>
+              </w:rPr>
+              <w:t xml:space="preserve"> escribe las 27 piezas de Algoritm</w:t>
             </w:r>
           </w:p>
         </w:tc>
@@ -15199,14 +16200,20 @@
               <w:rPr>
                 <w:sz w:val="18"/>
               </w:rPr>
-              <w:t xml:space="preserve">Simula el arte final cortando el </w:t>
-            </w:r>
-            <w:r>
-              <w:rPr>
-                <w:sz w:val="18"/>
-              </w:rPr>
-              <w:lastRenderedPageBreak/>
-              <w:t>provisional por las articulaciones</w:t>
+              <w:t xml:space="preserve">Simula el arte final cortando el provisional por las articulaciones; </w:t>
+            </w:r>
+            <w:r>
+              <w:rPr>
+                <w:rStyle w:val="CdigoenlneaOE3"/>
+                <w:sz w:val="18"/>
+              </w:rPr>
+              <w:t>piezas_guia</w:t>
+            </w:r>
+            <w:r>
+              <w:rPr>
+                <w:sz w:val="18"/>
+              </w:rPr>
+              <w:t xml:space="preserve"> corta a Algoritm en sus nueve piezas</w:t>
             </w:r>
           </w:p>
         </w:tc>
@@ -15230,42 +16237,48 @@
                 <w:rStyle w:val="CdigoenlneaOE3"/>
                 <w:sz w:val="18"/>
               </w:rPr>
+              <w:t>claudeDocs/tasks/Personajes/herramientas/prefabs.py</w:t>
+            </w:r>
+          </w:p>
+        </w:tc>
+        <w:tc>
+          <w:tcPr>
+            <w:tcW w:w="1200" w:type="pct"/>
+            <w:shd w:val="clear" w:color="auto" w:fill="auto"/>
+          </w:tcPr>
+          <w:p>
+            <w:pPr>
+              <w:pStyle w:val="CompactoOE3"/>
+              <w:spacing w:after="0"/>
+              <w:rPr>
+                <w:sz w:val="18"/>
+              </w:rPr>
+            </w:pPr>
+            <w:r>
+              <w:rPr>
+                <w:sz w:val="18"/>
+              </w:rPr>
+              <w:t xml:space="preserve">Simula el modo </w:t>
+            </w:r>
+            <w:r>
+              <w:rPr>
+                <w:rStyle w:val="CdigoenlneaOE3"/>
+                <w:sz w:val="18"/>
+              </w:rPr>
+              <w:t>sprites</w:t>
+            </w:r>
+            <w:r>
+              <w:rPr>
+                <w:sz w:val="18"/>
+              </w:rPr>
+              <w:t xml:space="preserve"> y el orden de dibujo, para la </w:t>
+            </w:r>
+            <w:r>
+              <w:rPr>
+                <w:sz w:val="18"/>
+              </w:rPr>
               <w:lastRenderedPageBreak/>
-              <w:t>claudeDocs/tasks/Personajes/herramientas/prefabs.py</w:t>
-            </w:r>
-          </w:p>
-        </w:tc>
-        <w:tc>
-          <w:tcPr>
-            <w:tcW w:w="1200" w:type="pct"/>
-            <w:shd w:val="clear" w:color="auto" w:fill="auto"/>
-          </w:tcPr>
-          <w:p>
-            <w:pPr>
-              <w:pStyle w:val="CompactoOE3"/>
-              <w:spacing w:after="0"/>
-              <w:rPr>
-                <w:sz w:val="18"/>
-              </w:rPr>
-            </w:pPr>
-            <w:r>
-              <w:rPr>
-                <w:sz w:val="18"/>
-              </w:rPr>
-              <w:t xml:space="preserve">Simula el modo </w:t>
-            </w:r>
-            <w:r>
-              <w:rPr>
-                <w:rStyle w:val="CdigoenlneaOE3"/>
-                <w:sz w:val="18"/>
-              </w:rPr>
-              <w:t>sprites</w:t>
-            </w:r>
-            <w:r>
-              <w:rPr>
-                <w:sz w:val="18"/>
-              </w:rPr>
-              <w:t xml:space="preserve"> y el orden de dibujo, para la maqueta y la vista previa</w:t>
+              <w:t>maqueta y la vista previa</w:t>
             </w:r>
           </w:p>
         </w:tc>
@@ -15289,6 +16302,7 @@
                 <w:rStyle w:val="CdigoenlneaOE3"/>
                 <w:sz w:val="18"/>
               </w:rPr>
+              <w:lastRenderedPageBreak/>
               <w:t>claudeDocs/tasks/Personajes/herramientas/preparar_arte_final.py</w:t>
             </w:r>
           </w:p>
@@ -15324,6 +16338,64 @@
                 <w:sz w:val="18"/>
               </w:rPr>
               <w:t>, PNG y tablas</w:t>
+            </w:r>
+          </w:p>
+        </w:tc>
+      </w:tr>
+      <w:tr>
+        <w:tc>
+          <w:tcPr>
+            <w:tcW w:w="3800" w:type="pct"/>
+            <w:shd w:val="clear" w:color="auto" w:fill="auto"/>
+          </w:tcPr>
+          <w:p>
+            <w:pPr>
+              <w:pStyle w:val="CompactoOE3"/>
+              <w:spacing w:after="0"/>
+              <w:rPr>
+                <w:sz w:val="18"/>
+              </w:rPr>
+            </w:pPr>
+            <w:r>
+              <w:rPr>
+                <w:rStyle w:val="CdigoenlneaOE3"/>
+                <w:sz w:val="18"/>
+              </w:rPr>
+              <w:t>claudeDocs/tasks/Personajes/herramientas/codo.py</w:t>
+            </w:r>
+          </w:p>
+        </w:tc>
+        <w:tc>
+          <w:tcPr>
+            <w:tcW w:w="1200" w:type="pct"/>
+            <w:shd w:val="clear" w:color="auto" w:fill="auto"/>
+          </w:tcPr>
+          <w:p>
+            <w:pPr>
+              <w:pStyle w:val="CompactoOE3"/>
+              <w:spacing w:after="0"/>
+              <w:rPr>
+                <w:sz w:val="18"/>
+              </w:rPr>
+            </w:pPr>
+            <w:r>
+              <w:rPr>
+                <w:sz w:val="18"/>
+              </w:rPr>
+              <w:t xml:space="preserve">Sube el húmero y baja el antebrazo hasta que el húmero no asome por el codo; con </w:t>
+            </w:r>
+            <w:r>
+              <w:rPr>
+                <w:rStyle w:val="CdigoenlneaOE3"/>
+                <w:sz w:val="18"/>
+              </w:rPr>
+              <w:t>--verifica</w:t>
+            </w:r>
+            <w:r>
+              <w:rPr>
+                <w:sz w:val="18"/>
+              </w:rPr>
+              <w:t xml:space="preserve"> falla si asoma</w:t>
             </w:r>
           </w:p>
         </w:tc>
@@ -15520,7 +16592,7 @@
       <w:pPr>
         <w:pStyle w:val="Ttulo2"/>
       </w:pPr>
-      <w:bookmarkStart w:id="6" w:name="_Toc242202753"/>
+      <w:bookmarkStart w:id="6" w:name="_Toc242400655"/>
       <w:r>
         <w:t>6. Evaluación del OE4 y verificaciones a cargo de Santiago Benavides Rey</w:t>
       </w:r>
@@ -15534,11 +16606,11 @@
         <w:t>Los personajes no dependen de la observación con estudiantes ni de otros equipos. Dos aspectos quedan para la vista de Santiago Benavides Rey. Uno es la lectura rápida del cruce: si el texto avanza durante el cruce, los niños celebran y Papá señala al llegar la balsa y no al leerse su línea; se aceptó así y Santiago lo comprueba jugando con el guion H9 de la hoja de verificaciones manuales del OE4, que pide además anotar cualquier salto de sitio. El otro, para su visto bueno, es la escala relativa de los ma</w:t>
       </w:r>
       <w:r>
-        <w:t xml:space="preserve">teriales del río: un tronco mide cerca de 0,6 de la altura de Papá en la escena 3.1, cerca de 1 en la orilla y cerca de 1,3 en la balsa del cruce; el mástil está de pie en la orilla y tumbado en la 3.1, y la familia de la orilla no se escala por profundidad. Lo juzga en la orilla con el guion H10, que recorre la recolección con </w:t>
+        <w:t xml:space="preserve">teriales del río: un tronco mide cerca de 0,6 de la altura de Papá en la escena 3.1, cerca de 1 en la orilla y cerca de 1,3 en la balsa </w:t>
       </w:r>
       <w:r>
         <w:lastRenderedPageBreak/>
-        <w:t>el plano abierto. La evaluación funcional del OE4 vio además, en la escena final, la llama y el humo de la fogata central saliendo detrás de la cabeza de la Niña; desde el ejecutable</w:t>
+        <w:t>del cruce; el mástil está de pie en la orilla y tumbado en la 3.1, y la familia de la orilla no se escala por profundidad. Lo juzga en la orilla con el guion H10, que recorre la recolección con el plano abierto. La evaluación funcional del OE4 vio además, en la escena final, la llama y el humo de la fogata central saliendo detrás de la cabeza de la Niña; desde el ejecutable</w:t>
       </w:r>
       <w:r>
         <w:t xml:space="preserve"> del corte esa fogata está a la derecha del Niño y ya no sale detrás de ninguna cabeza (Anexo D, apartado 2.4).</w:t>
@@ -15558,10 +16630,10 @@
         <w:t>N1_Apertura</w:t>
       </w:r>
       <w:r>
-        <w:t>), que se corrige marcando a esos personajes y queda como mejora recomendada, y la balsa de la línea 0 de la escena 3.3, que al final de su deslizamiento sale por el borde derecho del encuadre. En el carril de arte (apartado 10.3) siguen los objetos que el guion nombra sin sprite (comida, maleza y piedras en la mano), un objeto que no puede aparecer ni cambiar de sprite a mitad de escena (por eso la escena 3.2 muestra la balsa hundida desde la primera línea), la acción de señalar con una sola dir</w:t>
-      </w:r>
-      <w:r>
-        <w:t>ección y las figuras frontales en las vistas cenitales.</w:t>
+        <w:t>), que se corrige marcando a esos personajes y queda como mejora recomendada, y la balsa de la línea 0 de la escena 3.3, que salía por el borde derecho del encuadre hasta que la cámara pasó a acompañarla (apartado 2.2). En el carril de arte (apartado 10.3) siguen los objetos que el guion nombra sin sprite (comida, maleza y piedras en la mano), un objeto que no puede aparecer ni cambiar de sprite a mitad de escena (por eso la escena 3.2 muestra la balsa hundida desde la primera línea), la acción d</w:t>
+      </w:r>
+      <w:r>
+        <w:t>e señalar con una sola dirección y las figuras frontales en las vistas cenitales.</w:t>
       </w:r>
     </w:p>
     <w:p>
@@ -15569,7 +16641,7 @@
         <w:pStyle w:val="TextoOE3"/>
       </w:pPr>
       <w:r>
-        <w:t>Después del corte quedan abiertos estos puntos, sin dependencia de estudiantes y a cargo de Santiago Benavides Rey. Falta el arte final de las tres formas de Algoritm, que conservan el arte provisional, y las demás expresiones y las bocas del habla de la familia, que hoy muestra ojos neutros y boca cerrada (apartado 2.10). Los dos puntos de coreografía quedaron decididos y aplicados el 06/10/2026 (</w:t>
+        <w:t>Después del corte quedan abiertos estos puntos, sin dependencia de estudiantes y a cargo de Santiago Benavides Rey. Falta el arte final de las tres formas de Algoritm, que conservan el arte provisional, partido en nueve piezas desde el 08/10/2026 (apartado 2.12), y las demás expresiones y las bocas del habla de la familia, que hoy muestra ojos neutros y boca cerrada (apartado 2.10). Los dos puntos de coreografía quedaron decididos y aplicados el 06/10/2026 (</w:t>
       </w:r>
       <w:r>
         <w:rPr>
@@ -15881,7 +16953,7 @@
   <w:abstractNum w:abstractNumId="0" w15:restartNumberingAfterBreak="0">
     <w:nsid w:val="0000A990"/>
     <w:multiLevelType w:val="multilevel"/>
-    <w:tmpl w:val="E4FAEE3A"/>
+    <w:tmpl w:val="AE103EE2"/>
     <w:lvl w:ilvl="0">
       <w:numFmt w:val="bullet"/>
       <w:lvlText w:val=" "/>
@@ -16154,16 +17226,16 @@
       </w:pPr>
     </w:lvl>
   </w:abstractNum>
-  <w:num w:numId="1" w16cid:durableId="1992517197">
+  <w:num w:numId="1" w16cid:durableId="1594241934">
     <w:abstractNumId w:val="1"/>
   </w:num>
-  <w:num w:numId="2" w16cid:durableId="1587491573">
+  <w:num w:numId="2" w16cid:durableId="1597444141">
     <w:abstractNumId w:val="2"/>
     <w:lvlOverride w:ilvl="0">
       <w:startOverride w:val="1"/>
     </w:lvlOverride>
   </w:num>
-  <w:num w:numId="3" w16cid:durableId="508955205">
+  <w:num w:numId="3" w16cid:durableId="1183861239">
     <w:abstractNumId w:val="0"/>
   </w:num>
 </w:numbering>
@@ -16969,7 +18041,7 @@
     <w:link w:val="EncabezadoCar"/>
     <w:uiPriority w:val="99"/>
     <w:unhideWhenUsed/>
-    <w:rsid w:val="00820895"/>
+    <w:rsid w:val="000370E0"/>
     <w:pPr>
       <w:tabs>
         <w:tab w:val="center" w:pos="4419"/>
@@ -16983,7 +18055,7 @@
     <w:basedOn w:val="Fuentedeprrafopredeter"/>
     <w:link w:val="Encabezado"/>
     <w:uiPriority w:val="99"/>
-    <w:rsid w:val="00820895"/>
+    <w:rsid w:val="000370E0"/>
   </w:style>
   <w:style w:type="paragraph" w:styleId="Piedepgina">
     <w:name w:val="footer"/>
@@ -16991,7 +18063,7 @@
     <w:link w:val="PiedepginaCar"/>
     <w:uiPriority w:val="99"/>
     <w:unhideWhenUsed/>
-    <w:rsid w:val="00820895"/>
+    <w:rsid w:val="000370E0"/>
     <w:pPr>
       <w:tabs>
         <w:tab w:val="center" w:pos="4419"/>
@@ -17005,7 +18077,7 @@
     <w:basedOn w:val="Fuentedeprrafopredeter"/>
     <w:link w:val="Piedepgina"/>
     <w:uiPriority w:val="99"/>
-    <w:rsid w:val="00820895"/>
+    <w:rsid w:val="000370E0"/>
   </w:style>
   <w:style w:type="character" w:styleId="Nmerodepgina">
     <w:name w:val="page number"/>
@@ -17013,7 +18085,7 @@
     <w:uiPriority w:val="99"/>
     <w:semiHidden/>
     <w:unhideWhenUsed/>
-    <w:rsid w:val="00820895"/>
+    <w:rsid w:val="000370E0"/>
   </w:style>
 </w:styles>
 </file>

--- a/docs/anexos oe3/Solucion_OE3_Anexo_F_Personajes.docx
+++ b/docs/anexos oe3/Solucion_OE3_Anexo_F_Personajes.docx
@@ -24,7 +24,7 @@
       <w:r>
         <w:fldChar w:fldCharType="separate"/>
       </w:r>
-      <w:hyperlink w:anchor="_Toc242544983" w:history="1">
+      <w:hyperlink w:anchor="_Toc242827116" w:history="1">
         <w:r>
           <w:rPr>
             <w:rStyle w:val="Hipervnculo"/>
@@ -51,7 +51,7 @@
             <w:noProof/>
             <w:webHidden/>
           </w:rPr>
-          <w:instrText xml:space="preserve"> PAGEREF _Toc242544983 \h </w:instrText>
+          <w:instrText xml:space="preserve"> PAGEREF _Toc242827116 \h </w:instrText>
         </w:r>
         <w:r>
           <w:rPr>
@@ -95,7 +95,7 @@
           <w14:ligatures w14:val="standardContextual"/>
         </w:rPr>
       </w:pPr>
-      <w:hyperlink w:anchor="_Toc242544984" w:history="1">
+      <w:hyperlink w:anchor="_Toc242827117" w:history="1">
         <w:r>
           <w:rPr>
             <w:rStyle w:val="Hipervnculo"/>
@@ -122,7 +122,7 @@
             <w:noProof/>
             <w:webHidden/>
           </w:rPr>
-          <w:instrText xml:space="preserve"> PAGEREF _Toc242544984 \h </w:instrText>
+          <w:instrText xml:space="preserve"> PAGEREF _Toc242827117 \h </w:instrText>
         </w:r>
         <w:r>
           <w:rPr>
@@ -166,7 +166,7 @@
           <w14:ligatures w14:val="standardContextual"/>
         </w:rPr>
       </w:pPr>
-      <w:hyperlink w:anchor="_Toc242544985" w:history="1">
+      <w:hyperlink w:anchor="_Toc242827118" w:history="1">
         <w:r>
           <w:rPr>
             <w:rStyle w:val="Hipervnculo"/>
@@ -193,7 +193,7 @@
             <w:noProof/>
             <w:webHidden/>
           </w:rPr>
-          <w:instrText xml:space="preserve"> PAGEREF _Toc242544985 \h </w:instrText>
+          <w:instrText xml:space="preserve"> PAGEREF _Toc242827118 \h </w:instrText>
         </w:r>
         <w:r>
           <w:rPr>
@@ -237,7 +237,7 @@
           <w14:ligatures w14:val="standardContextual"/>
         </w:rPr>
       </w:pPr>
-      <w:hyperlink w:anchor="_Toc242544986" w:history="1">
+      <w:hyperlink w:anchor="_Toc242827119" w:history="1">
         <w:r>
           <w:rPr>
             <w:rStyle w:val="Hipervnculo"/>
@@ -264,7 +264,7 @@
             <w:noProof/>
             <w:webHidden/>
           </w:rPr>
-          <w:instrText xml:space="preserve"> PAGEREF _Toc242544986 \h </w:instrText>
+          <w:instrText xml:space="preserve"> PAGEREF _Toc242827119 \h </w:instrText>
         </w:r>
         <w:r>
           <w:rPr>
@@ -284,7 +284,7 @@
             <w:noProof/>
             <w:webHidden/>
           </w:rPr>
-          <w:t>25</w:t>
+          <w:t>26</w:t>
         </w:r>
         <w:r>
           <w:rPr>
@@ -308,7 +308,7 @@
           <w14:ligatures w14:val="standardContextual"/>
         </w:rPr>
       </w:pPr>
-      <w:hyperlink w:anchor="_Toc242544987" w:history="1">
+      <w:hyperlink w:anchor="_Toc242827120" w:history="1">
         <w:r>
           <w:rPr>
             <w:rStyle w:val="Hipervnculo"/>
@@ -335,7 +335,7 @@
             <w:noProof/>
             <w:webHidden/>
           </w:rPr>
-          <w:instrText xml:space="preserve"> PAGEREF _Toc242544987 \h </w:instrText>
+          <w:instrText xml:space="preserve"> PAGEREF _Toc242827120 \h </w:instrText>
         </w:r>
         <w:r>
           <w:rPr>
@@ -355,7 +355,7 @@
             <w:noProof/>
             <w:webHidden/>
           </w:rPr>
-          <w:t>27</w:t>
+          <w:t>28</w:t>
         </w:r>
         <w:r>
           <w:rPr>
@@ -379,7 +379,7 @@
           <w14:ligatures w14:val="standardContextual"/>
         </w:rPr>
       </w:pPr>
-      <w:hyperlink w:anchor="_Toc242544988" w:history="1">
+      <w:hyperlink w:anchor="_Toc242827121" w:history="1">
         <w:r>
           <w:rPr>
             <w:rStyle w:val="Hipervnculo"/>
@@ -406,7 +406,7 @@
             <w:noProof/>
             <w:webHidden/>
           </w:rPr>
-          <w:instrText xml:space="preserve"> PAGEREF _Toc242544988 \h </w:instrText>
+          <w:instrText xml:space="preserve"> PAGEREF _Toc242827121 \h </w:instrText>
         </w:r>
         <w:r>
           <w:rPr>
@@ -426,7 +426,7 @@
             <w:noProof/>
             <w:webHidden/>
           </w:rPr>
-          <w:t>33</w:t>
+          <w:t>35</w:t>
         </w:r>
         <w:r>
           <w:rPr>
@@ -450,7 +450,7 @@
           <w14:ligatures w14:val="standardContextual"/>
         </w:rPr>
       </w:pPr>
-      <w:hyperlink w:anchor="_Toc242544989" w:history="1">
+      <w:hyperlink w:anchor="_Toc242827122" w:history="1">
         <w:r>
           <w:rPr>
             <w:rStyle w:val="Hipervnculo"/>
@@ -477,7 +477,7 @@
             <w:noProof/>
             <w:webHidden/>
           </w:rPr>
-          <w:instrText xml:space="preserve"> PAGEREF _Toc242544989 \h </w:instrText>
+          <w:instrText xml:space="preserve"> PAGEREF _Toc242827122 \h </w:instrText>
         </w:r>
         <w:r>
           <w:rPr>
@@ -497,7 +497,7 @@
             <w:noProof/>
             <w:webHidden/>
           </w:rPr>
-          <w:t>36</w:t>
+          <w:t>38</w:t>
         </w:r>
         <w:r>
           <w:rPr>
@@ -522,7 +522,7 @@
       <w:pPr>
         <w:pStyle w:val="Ttulo1"/>
       </w:pPr>
-      <w:bookmarkStart w:id="0" w:name="_Toc242544983"/>
+      <w:bookmarkStart w:id="0" w:name="_Toc242827116"/>
       <w:r>
         <w:lastRenderedPageBreak/>
         <w:t>ANEXO F. PERSONAJES ANIMADOS</w:t>
@@ -574,7 +574,7 @@
       <w:pPr>
         <w:pStyle w:val="Ttulo2"/>
       </w:pPr>
-      <w:bookmarkStart w:id="1" w:name="_Toc242544984"/>
+      <w:bookmarkStart w:id="1" w:name="_Toc242827117"/>
       <w:r>
         <w:t>1. Alcance y seguimiento</w:t>
       </w:r>
@@ -639,9 +639,9 @@
         <w:tblLook w:val="0020" w:firstRow="1" w:lastRow="0" w:firstColumn="0" w:lastColumn="0" w:noHBand="0" w:noVBand="0"/>
       </w:tblPr>
       <w:tblGrid>
-        <w:gridCol w:w="695"/>
-        <w:gridCol w:w="1417"/>
-        <w:gridCol w:w="7850"/>
+        <w:gridCol w:w="697"/>
+        <w:gridCol w:w="1419"/>
+        <w:gridCol w:w="7846"/>
       </w:tblGrid>
       <w:tr>
         <w:trPr>
@@ -649,7 +649,7 @@
         </w:trPr>
         <w:tc>
           <w:tcPr>
-            <w:tcW w:w="349" w:type="pct"/>
+            <w:tcW w:w="350" w:type="pct"/>
             <w:shd w:val="clear" w:color="auto" w:fill="D9D9D9"/>
           </w:tcPr>
           <w:p>
@@ -672,7 +672,7 @@
         </w:tc>
         <w:tc>
           <w:tcPr>
-            <w:tcW w:w="711" w:type="pct"/>
+            <w:tcW w:w="712" w:type="pct"/>
             <w:shd w:val="clear" w:color="auto" w:fill="D9D9D9"/>
           </w:tcPr>
           <w:p>
@@ -695,7 +695,7 @@
         </w:tc>
         <w:tc>
           <w:tcPr>
-            <w:tcW w:w="3940" w:type="pct"/>
+            <w:tcW w:w="3938" w:type="pct"/>
             <w:shd w:val="clear" w:color="auto" w:fill="D9D9D9"/>
           </w:tcPr>
           <w:p>
@@ -720,7 +720,7 @@
       <w:tr>
         <w:tc>
           <w:tcPr>
-            <w:tcW w:w="349" w:type="pct"/>
+            <w:tcW w:w="350" w:type="pct"/>
             <w:shd w:val="clear" w:color="auto" w:fill="auto"/>
           </w:tcPr>
           <w:p>
@@ -741,7 +741,7 @@
         </w:tc>
         <w:tc>
           <w:tcPr>
-            <w:tcW w:w="711" w:type="pct"/>
+            <w:tcW w:w="712" w:type="pct"/>
             <w:shd w:val="clear" w:color="auto" w:fill="auto"/>
           </w:tcPr>
           <w:p>
@@ -762,7 +762,7 @@
         </w:tc>
         <w:tc>
           <w:tcPr>
-            <w:tcW w:w="3940" w:type="pct"/>
+            <w:tcW w:w="3938" w:type="pct"/>
             <w:shd w:val="clear" w:color="auto" w:fill="auto"/>
           </w:tcPr>
           <w:p>
@@ -785,7 +785,7 @@
       <w:tr>
         <w:tc>
           <w:tcPr>
-            <w:tcW w:w="349" w:type="pct"/>
+            <w:tcW w:w="350" w:type="pct"/>
             <w:shd w:val="clear" w:color="auto" w:fill="auto"/>
           </w:tcPr>
           <w:p>
@@ -806,7 +806,7 @@
         </w:tc>
         <w:tc>
           <w:tcPr>
-            <w:tcW w:w="711" w:type="pct"/>
+            <w:tcW w:w="712" w:type="pct"/>
             <w:shd w:val="clear" w:color="auto" w:fill="auto"/>
           </w:tcPr>
           <w:p>
@@ -827,7 +827,7 @@
         </w:tc>
         <w:tc>
           <w:tcPr>
-            <w:tcW w:w="3940" w:type="pct"/>
+            <w:tcW w:w="3938" w:type="pct"/>
             <w:shd w:val="clear" w:color="auto" w:fill="auto"/>
           </w:tcPr>
           <w:p>
@@ -850,7 +850,7 @@
       <w:tr>
         <w:tc>
           <w:tcPr>
-            <w:tcW w:w="349" w:type="pct"/>
+            <w:tcW w:w="350" w:type="pct"/>
             <w:shd w:val="clear" w:color="auto" w:fill="auto"/>
           </w:tcPr>
           <w:p>
@@ -871,7 +871,7 @@
         </w:tc>
         <w:tc>
           <w:tcPr>
-            <w:tcW w:w="711" w:type="pct"/>
+            <w:tcW w:w="712" w:type="pct"/>
             <w:shd w:val="clear" w:color="auto" w:fill="auto"/>
           </w:tcPr>
           <w:p>
@@ -892,7 +892,7 @@
         </w:tc>
         <w:tc>
           <w:tcPr>
-            <w:tcW w:w="3940" w:type="pct"/>
+            <w:tcW w:w="3938" w:type="pct"/>
             <w:shd w:val="clear" w:color="auto" w:fill="auto"/>
           </w:tcPr>
           <w:p>
@@ -915,7 +915,7 @@
       <w:tr>
         <w:tc>
           <w:tcPr>
-            <w:tcW w:w="349" w:type="pct"/>
+            <w:tcW w:w="350" w:type="pct"/>
             <w:shd w:val="clear" w:color="auto" w:fill="auto"/>
           </w:tcPr>
           <w:p>
@@ -936,7 +936,7 @@
         </w:tc>
         <w:tc>
           <w:tcPr>
-            <w:tcW w:w="711" w:type="pct"/>
+            <w:tcW w:w="712" w:type="pct"/>
             <w:shd w:val="clear" w:color="auto" w:fill="auto"/>
           </w:tcPr>
           <w:p>
@@ -957,7 +957,7 @@
         </w:tc>
         <w:tc>
           <w:tcPr>
-            <w:tcW w:w="3940" w:type="pct"/>
+            <w:tcW w:w="3938" w:type="pct"/>
             <w:shd w:val="clear" w:color="auto" w:fill="auto"/>
           </w:tcPr>
           <w:p>
@@ -980,7 +980,7 @@
       <w:tr>
         <w:tc>
           <w:tcPr>
-            <w:tcW w:w="349" w:type="pct"/>
+            <w:tcW w:w="350" w:type="pct"/>
             <w:shd w:val="clear" w:color="auto" w:fill="auto"/>
           </w:tcPr>
           <w:p>
@@ -1002,7 +1002,7 @@
         </w:tc>
         <w:tc>
           <w:tcPr>
-            <w:tcW w:w="711" w:type="pct"/>
+            <w:tcW w:w="712" w:type="pct"/>
             <w:shd w:val="clear" w:color="auto" w:fill="auto"/>
           </w:tcPr>
           <w:p>
@@ -1023,7 +1023,7 @@
         </w:tc>
         <w:tc>
           <w:tcPr>
-            <w:tcW w:w="3940" w:type="pct"/>
+            <w:tcW w:w="3938" w:type="pct"/>
             <w:shd w:val="clear" w:color="auto" w:fill="auto"/>
           </w:tcPr>
           <w:p>
@@ -1261,14 +1261,35 @@
         <w:t>claudeDocs/INCONSISTENCIAS.md</w:t>
       </w:r>
       <w:r>
-        <w:t xml:space="preserve"> (revisión 24).</w:t>
+        <w:t xml:space="preserve"> (revisión 24). El 13/10/2026 se sumó un noveno bloque, el del apartado 2.15, a raíz de la </w:t>
+      </w:r>
+      <w:r>
+        <w:t xml:space="preserve">sesión con estudiantes: la caminata real de la familia en la escena 1.1 (INC-153, </w:t>
+      </w:r>
+      <w:r>
+        <w:rPr>
+          <w:rStyle w:val="CdigoenlneaOE3"/>
+        </w:rPr>
+        <w:t>52ecca5</w:t>
+      </w:r>
+      <w:r>
+        <w:t xml:space="preserve">) y el abrazo y el sueño de perfil (INC-154, </w:t>
+      </w:r>
+      <w:r>
+        <w:rPr>
+          <w:rStyle w:val="CdigoenlneaOE3"/>
+        </w:rPr>
+        <w:t>d8ab0f4</w:t>
+      </w:r>
+      <w:r>
+        <w:t>), que constan en la revisión 26 del mismo documento.</w:t>
       </w:r>
     </w:p>
     <w:p>
       <w:pPr>
         <w:pStyle w:val="Ttulo2"/>
       </w:pPr>
-      <w:bookmarkStart w:id="2" w:name="_Toc242544985"/>
+      <w:bookmarkStart w:id="2" w:name="_Toc242827118"/>
       <w:r>
         <w:t>2. Lo implementado</w:t>
       </w:r>
@@ -1296,11 +1317,11 @@
         <w:t>neutra</w:t>
       </w:r>
       <w:r>
-        <w:t xml:space="preserve">; la emoción la llevan las acciones del cuerpo, como celebrar, sorprenderse u observar (INC-108). Esa es la descripción del arte provisional, vigente al corte. El 05/10/2026 INC-131 la levantó para el arte final, con la cabeza separada, las extremidades en dos tramos y seis expresiones (apartado 2.6), y desde el 06/10/2026 los cuatro tienen su arte final (apartados </w:t>
+        <w:t xml:space="preserve">; la emoción la llevan las acciones del cuerpo, como celebrar, sorprenderse u observar </w:t>
       </w:r>
       <w:r>
         <w:lastRenderedPageBreak/>
-        <w:t>2.7 y 2.10). Algoritm tiene tres formas: la llama con extremidades del Nivel 1 y la misma figura recoloreada en madera (rueda) y en agua (</w:t>
+        <w:t>(INC-108). Esa es la descripción del arte provisional, vigente al corte. El 05/10/2026 INC-131 la levantó para el arte final, con la cabeza separada, las extremidades en dos tramos y seis expresiones (apartado 2.6), y desde el 06/10/2026 los cuatro tienen su arte final (apartados 2.7 y 2.10). Algoritm tiene tres formas: la llama con extremidades del Nivel 1 y la misma figura recoloreada en madera (rueda) y en agua (</w:t>
       </w:r>
       <w:r>
         <w:t>gota) para los Niveles 2 y 3, como la describen desde el 29/09/2026 el guion y la dirección de arte (INC-45, INC-52); esa es la descripción del corte, porque desde el 09/10/2026 el diseño oficial de Algoritm es otro, con tres siluetas (llama, disco de madera y gota) y una pantaloneta de cuadros (INC-136, apartado 2.13), que el guion y el trabajo de grado radicados aún no recogen. La imagen de reposo de cada forma sigue siendo el retrato del cuadro de diálogo y el botón de ayuda, y una versión dibujada apart</w:t>
@@ -2045,14 +2066,14 @@
         <w:pStyle w:val="PrimerprrafoOE3"/>
       </w:pPr>
       <w:r>
-        <w:t xml:space="preserve">Ningún clip es de salto, caída ni derrota. Todo el arte de los personajes suma 16,3 MB en memoria. Las cifras de la Tabla F.2 y ese peso son las del corte. Desde el 05/10/2026 hay cinco imágenes más del Niño (cabeza, dos antebrazos y dos antepiernas) y sus cinco partes se sustituyeron por las del arte final; los prefabs siguen siendo siete y los clips 93, con las curvas reescritas (apartados 2.6 y 2.7); desde el 08/10/2026 los clips son 94, con el saludo </w:t>
+        <w:t xml:space="preserve">Ningún clip es de salto, caída ni derrota. Todo el arte de los personajes suma 16,3 MB en memoria. Las cifras de la Tabla F.2 y ese peso son las del corte. Desde el 05/10/2026 hay </w:t>
       </w:r>
       <w:r>
         <w:lastRenderedPageBreak/>
-        <w:t>de Algoritm (apartado 2.12). Desde el 06/10/2026 Papá, Mamá y la Niña tienen también sus piezas finales, 14 sprites cada uno (11 el Niño), y un juego de cara por personaje (apartado 2.10). Desde el 09/10/2026 hay además 55 PNG de perfil de la familia (13 de Papá y 14 de cada uno de los otros tres, unos 8,5 MB según el cálculo de la ingesta) y las 21 piezas de Algoritm (6,9 MB estimados, unos 3,4 MB netos del corte que sustituyen); los prefabs siguen siendo siete y los clips 94, con las curvas de perfil añad</w:t>
-      </w:r>
-      <w:r>
-        <w:t>idas a los de la familia (apartado 2.13). Con ese arte el paquete midió 499,3 MB el 09/10/2026 (sin candidato) y 420,6 MB con INC-146; la carga y la memoria no se han medido en un ejecutable.</w:t>
+        <w:t>cinco imágenes más del Niño (cabeza, dos antebrazos y dos antepiernas) y sus cinco partes se sustituyeron por las del arte final; los prefabs siguen siendo siete y los clips 93, con las curvas reescritas (apartados 2.6 y 2.7); desde el 08/10/2026 los clips son 94, con el saludo de Algoritm (apartado 2.12). Desde el 06/10/2026 Papá, Mamá y la Niña tienen también sus piezas finales, 14 sprites cada uno (11 el Niño), y un juego de cara por personaje (apartado 2.10). Desde el 09/10/2026 hay además 55 PNG de per</w:t>
+      </w:r>
+      <w:r>
+        <w:t>fil de la familia (13 de Papá y 14 de cada uno de los otros tres, unos 8,5 MB según el cálculo de la ingesta) y las 21 piezas de Algoritm (6,9 MB estimados, unos 3,4 MB netos del corte que sustituyen); los prefabs siguen siendo siete y los clips 94, con las curvas de perfil añadidas a los de la familia (apartado 2.13). Con ese arte el paquete midió 499,3 MB el 09/10/2026 (sin candidato) y 420,6 MB con INC-146; la carga y la memoria no se han medido en un ejecutable.</w:t>
       </w:r>
     </w:p>
     <w:p>
@@ -2221,7 +2242,11 @@
         <w:t xml:space="preserve"> lleva la marca, así que las otras diecisiete narrativas no cambian. La apertura del cruce pasó de x 0,38 a 0,50 y la parada de la línea 1,</w:t>
       </w:r>
       <w:r>
-        <w:t xml:space="preserve"> de 0,47 a 0,52, para que la balsa se deslice menos hacia la izquierda (de unos 580 a unos 230 px según el modelo del movimiento, que no se midió sobre el resultado). </w:t>
+        <w:t xml:space="preserve"> de 0,47 a 0,52, para que la balsa se deslice menos hacia la izquierda </w:t>
+      </w:r>
+      <w:r>
+        <w:lastRenderedPageBreak/>
+        <w:t xml:space="preserve">(de unos 580 a unos 230 px según el modelo del movimiento, que no se midió sobre el resultado). </w:t>
       </w:r>
       <w:r>
         <w:rPr>
@@ -2230,11 +2255,7 @@
         <w:t>NarrativeSequence_RF44_LaCamaraDelCruceAcompanaALaBalsa</w:t>
       </w:r>
       <w:r>
-        <w:t xml:space="preserve"> exige verla entera en cada </w:t>
-      </w:r>
-      <w:r>
-        <w:lastRenderedPageBreak/>
-        <w:t xml:space="preserve">parada y a cinco puntos del cruce, y </w:t>
+        <w:t xml:space="preserve"> exige verla entera en cada parada y a cinco puntos del cruce, y </w:t>
       </w:r>
       <w:r>
         <w:rPr>
@@ -2900,7 +2921,10 @@
         <w:t>Tabla F.4.</w:t>
       </w:r>
       <w:r>
-        <w:t xml:space="preserve"> Casillas de los personajes en </w:t>
+        <w:t xml:space="preserve"> </w:t>
+      </w:r>
+      <w:r>
+        <w:t xml:space="preserve">Casillas de los personajes en </w:t>
       </w:r>
       <w:r>
         <w:rPr>
@@ -3348,7 +3372,10 @@
         <w:t>Worried</w:t>
       </w:r>
       <w:r>
-        <w:t xml:space="preserve"> es la duda de quien pregunta o espera. La decisión levanta INC-108 y la regla de la imagen única de Algoritm para el arte final. El 08/10/2026 la regla de Algoritm cayó también para su arte provisional (apartado 2.12), y INC-108 sigue valiendo para él. El código y el generador entraron con </w:t>
+        <w:t xml:space="preserve"> </w:t>
+      </w:r>
+      <w:r>
+        <w:t xml:space="preserve">es la duda de quien pregunta o espera. La decisión levanta INC-108 y la regla de la imagen única de Algoritm para el arte final. El 08/10/2026 la regla de Algoritm cayó también para su arte provisional (apartado 2.12), y INC-108 sigue valiendo para él. El código y el generador entraron con </w:t>
       </w:r>
       <w:r>
         <w:rPr>
@@ -3464,10 +3491,10 @@
         <w:t>e9eb6cb</w:t>
       </w:r>
       <w:r>
-        <w:t xml:space="preserve"> reescribió los 93 clips en sitio con una curv</w:t>
-      </w:r>
-      <w:r>
-        <w:t>a de rotación en cada hueso de su personaje (doce en la familia y diez en Algoritm); el hueso que el clip no usa lleva una curva constante en su pose de reposo. Se conservaron los GUID, los controladores y los eventos.</w:t>
+        <w:t xml:space="preserve"> reescribió los 93 clips en sitio con u</w:t>
+      </w:r>
+      <w:r>
+        <w:t>na curva de rotación en cada hueso de su personaje (doce en la familia y diez en Algoritm); el hueso que el clip no usa lleva una curva constante en su pose de reposo. Se conservaron los GUID, los controladores y los eventos.</w:t>
       </w:r>
     </w:p>
     <w:p>
@@ -4554,7 +4581,10 @@
         <w:t>Speaking</w:t>
       </w:r>
       <w:r>
-        <w:t xml:space="preserve"> sin cambiar sus firmas públicas. En las narrativas, </w:t>
+        <w:t xml:space="preserve"> </w:t>
+      </w:r>
+      <w:r>
+        <w:t xml:space="preserve">sin cambiar sus firmas públicas. En las narrativas, </w:t>
       </w:r>
       <w:r>
         <w:rPr>
@@ -4590,10 +4620,7 @@
         <w:t>ActorTimeline.EmotionAt</w:t>
       </w:r>
       <w:r>
-        <w:t xml:space="preserve"> </w:t>
-      </w:r>
-      <w:r>
-        <w:t xml:space="preserve">mantiene la emoción de un paso hasta que otro la cambia, y </w:t>
+        <w:t xml:space="preserve"> mantiene la emoción de un paso hasta que otro la cambia, y </w:t>
       </w:r>
       <w:r>
         <w:rPr>
@@ -4697,7 +4724,7 @@
         </w:rPr>
         <w:lastRenderedPageBreak/>
         <w:drawing>
-          <wp:inline distT="0" distB="0" distL="0" distR="0" wp14:anchorId="64BB5938" wp14:editId="025A9AE8">
+          <wp:inline distT="0" distB="0" distL="0" distR="0" wp14:anchorId="4197D469" wp14:editId="78BCA598">
             <wp:extent cx="5759999" cy="3218399"/>
             <wp:effectExtent l="0" t="0" r="0" b="0"/>
             <wp:docPr id="10" name="Picture" descr="Figura F.1. Idle del Niño en ocho instantes, uno cada 0,64 s de un ciclo de 5,12 s, con su arte final y su cara neutra colocada por registro. Vista previa de pose_preview.py sobre el árbol de 28337c0, no captura del motor."/>
@@ -5788,10 +5815,7 @@
         <w:t>117287c</w:t>
       </w:r>
       <w:r>
-        <w:t xml:space="preserve"> </w:t>
-      </w:r>
-      <w:r>
-        <w:t xml:space="preserve">subió cuatro prefabs, de los que solo cambió el orden de </w:t>
+        <w:t xml:space="preserve"> subió cuatro prefabs, de los que solo cambió el orden de </w:t>
       </w:r>
       <w:r>
         <w:rPr>
@@ -5920,7 +5944,7 @@
           <w:noProof/>
         </w:rPr>
         <w:drawing>
-          <wp:inline distT="0" distB="0" distL="0" distR="0" wp14:anchorId="68F5566C" wp14:editId="27016A85">
+          <wp:inline distT="0" distB="0" distL="0" distR="0" wp14:anchorId="7829B62C" wp14:editId="733E9CDC">
             <wp:extent cx="5759999" cy="2419199"/>
             <wp:effectExtent l="0" t="0" r="0" b="0"/>
             <wp:docPr id="13" name="Picture" descr="Figura F.2. Orden de dibujo con INC-133 e INC-147. El Niño en reposo tiene el húmero detrás del torso y el antebrazo delante; Papá en reposo, la cara y la barba delante del torso y el antebrazo delante; Algoritm (fuego, diseño final de INC-136), en Encourage, con los brazos detrás de todo el cuerpo y los ojos y la boca sin tapar (apartado 2.13). Vistas previas de pose_preview.py sobre el árbol de a44ca96, solo con el cuerpo de frente, no capturas del motor."/>
@@ -6041,7 +6065,7 @@
           <w:noProof/>
         </w:rPr>
         <w:drawing>
-          <wp:inline distT="0" distB="0" distL="0" distR="0" wp14:anchorId="7C602F67" wp14:editId="11078060">
+          <wp:inline distT="0" distB="0" distL="0" distR="0" wp14:anchorId="44148CE6" wp14:editId="636E1976">
             <wp:extent cx="5759999" cy="1825199"/>
             <wp:effectExtent l="0" t="0" r="0" b="0"/>
             <wp:docPr id="16" name="Picture" descr="Figura F.3. Golpe de Strike en el instante del choque, con el arte final de Papá, Mamá, la Niña y el Niño. Cada rótulo da el instante del choque y la altura de las manos (y, en el lienzo de 1024, que crece hacia abajo) frente al límite de la cintura; en los cuatro el choque queda por encima del límite. Vistas previas de pose_preview.py sobre el árbol de 28337c0, no capturas del motor."/>
@@ -6999,7 +7023,7 @@
           <w:noProof/>
         </w:rPr>
         <w:drawing>
-          <wp:inline distT="0" distB="0" distL="0" distR="0" wp14:anchorId="67D4A363" wp14:editId="638CF5DD">
+          <wp:inline distT="0" distB="0" distL="0" distR="0" wp14:anchorId="11D3AFC4" wp14:editId="010ABB43">
             <wp:extent cx="5759999" cy="1749599"/>
             <wp:effectExtent l="0" t="0" r="0" b="0"/>
             <wp:docPr id="19" name="Picture" descr="Figura F.4. Composite que genera preparar_arte_final.py al reconocer las capas de una entrega, previo a --aplicar: el reposo con las articulaciones marcadas y tres poses de prueba, dibujadas con el orden de INC-133 (húmero detrás del torso y antebrazo delante). La entrega es la sintética que fabrica la herramienta con el arte del Niño, con la cabeza sin cara. El hombro marcado es el centro del extremo redondo del húmero, que hombro.py lleva después al borde del torso. No es una captura del motor."/>
@@ -7073,7 +7097,10 @@
         <w:t>hombro.py</w:t>
       </w:r>
       <w:r>
-        <w:t xml:space="preserve"> lleva después al borde del torso. No es una captura del motor.</w:t>
+        <w:t xml:space="preserve"> </w:t>
+      </w:r>
+      <w:r>
+        <w:t>lleva después al borde del torso. No es una captura del motor.</w:t>
       </w:r>
     </w:p>
     <w:p>
@@ -8711,7 +8738,10 @@
         <w:t>28337c0</w:t>
       </w:r>
       <w:r>
-        <w:t xml:space="preserve"> lo aplicó en el Editor: 11 sprites por prefab de la familia, 93 clips reescritos (84 cambian, 21 por miembro de la familia, y los 9 de Algoritm quedan idénticos) y los siete prefabs conformes a la tabla. La pose de mundo, medida antes y después instanciando cada prefab, solo movió </w:t>
+        <w:t xml:space="preserve"> </w:t>
+      </w:r>
+      <w:r>
+        <w:t xml:space="preserve">lo aplicó en el Editor: 11 sprites por prefab de la familia, 93 clips reescritos (84 cambian, 21 por miembro de la familia, y los 9 de Algoritm quedan idénticos) y los siete prefabs conformes a la tabla. La pose de mundo, medida antes y después instanciando cada prefab, solo movió </w:t>
       </w:r>
       <w:r>
         <w:rPr>
@@ -8729,16 +8759,43 @@
         <w:t>BrazoDer</w:t>
       </w:r>
       <w:r>
+        <w:t xml:space="preserve"> (el hombro izquierdo de Papá pasó de (−64, 29) a (−106, 35)); codos, anclas y antebrazos quedaron donde estaban. Comparados con el commit anterior, ningún prefab ganó ni perdió objetos, </w:t>
+      </w:r>
+      <w:r>
+        <w:rPr>
+          <w:rStyle w:val="CdigoenlneaOE3"/>
+        </w:rPr>
+        <w:t>m_Script</w:t>
+      </w:r>
+      <w:r>
+        <w:t xml:space="preserve"> y </w:t>
+      </w:r>
+      <w:r>
+        <w:rPr>
+          <w:rStyle w:val="CdigoenlneaOE3"/>
+        </w:rPr>
+        <w:t>m_Controller</w:t>
+      </w:r>
+      <w:r>
         <w:t xml:space="preserve"> </w:t>
       </w:r>
       <w:r>
-        <w:t xml:space="preserve">(el hombro izquierdo de Papá pasó de (−64, 29) a (−106, 35)); codos, anclas y antebrazos quedaron donde estaban. Comparados con el commit anterior, ningún prefab ganó ni perdió objetos, </w:t>
-      </w:r>
-      <w:r>
-        <w:rPr>
-          <w:rStyle w:val="CdigoenlneaOE3"/>
-        </w:rPr>
-        <w:t>m_Script</w:t>
+        <w:t xml:space="preserve">siguen iguales y en los cuatro de la familia cambian 8 líneas </w:t>
+      </w:r>
+      <w:r>
+        <w:rPr>
+          <w:rStyle w:val="CdigoenlneaOE3"/>
+        </w:rPr>
+        <w:t>m_Pivot</w:t>
+      </w:r>
+      <w:r>
+        <w:t xml:space="preserve">; Algoritm, las escenas, </w:t>
+      </w:r>
+      <w:r>
+        <w:rPr>
+          <w:rStyle w:val="CdigoenlneaOE3"/>
+        </w:rPr>
+        <w:t>Assets/Game/Data/</w:t>
       </w:r>
       <w:r>
         <w:t xml:space="preserve"> y </w:t>
@@ -8747,33 +8804,6 @@
         <w:rPr>
           <w:rStyle w:val="CdigoenlneaOE3"/>
         </w:rPr>
-        <w:t>m_Controller</w:t>
-      </w:r>
-      <w:r>
-        <w:t xml:space="preserve"> siguen iguales y en los cuatro de la familia cambian 8 líneas </w:t>
-      </w:r>
-      <w:r>
-        <w:rPr>
-          <w:rStyle w:val="CdigoenlneaOE3"/>
-        </w:rPr>
-        <w:t>m_Pivot</w:t>
-      </w:r>
-      <w:r>
-        <w:t xml:space="preserve">; Algoritm, las escenas, </w:t>
-      </w:r>
-      <w:r>
-        <w:rPr>
-          <w:rStyle w:val="CdigoenlneaOE3"/>
-        </w:rPr>
-        <w:t>Assets/Game/Data/</w:t>
-      </w:r>
-      <w:r>
-        <w:t xml:space="preserve"> y </w:t>
-      </w:r>
-      <w:r>
-        <w:rPr>
-          <w:rStyle w:val="CdigoenlneaOE3"/>
-        </w:rPr>
         <w:t>ProjectSettings</w:t>
       </w:r>
       <w:r>
@@ -8786,10 +8816,7 @@
         <w:t>claudeDocs/tasks/Personajes/capturas/2026-10-06b/</w:t>
       </w:r>
       <w:r>
-        <w:t>, no incrustadas) muestran el reposo d</w:t>
-      </w:r>
-      <w:r>
-        <w:t xml:space="preserve">e la familia en la línea 6 de la escena 2.2, con el Niño y Mamá de brazos caídos y sin hueco en el hombro, y los gestos de la línea 5. No hay captura del Editor de un </w:t>
+        <w:t xml:space="preserve">, no incrustadas) muestran el reposo de la familia en la línea 6 de la escena 2.2, con el Niño y Mamá de brazos caídos y sin hueco en el hombro, y los gestos de la línea 5. No hay captura del Editor de un </w:t>
       </w:r>
       <w:r>
         <w:rPr>
@@ -8807,7 +8834,10 @@
         <w:t>Celebrate</w:t>
       </w:r>
       <w:r>
-        <w:t xml:space="preserve"> con la mano en la frente ni del choque de </w:t>
+        <w:t xml:space="preserve"> con la mano en la fr</w:t>
+      </w:r>
+      <w:r>
+        <w:t xml:space="preserve">ente ni del choque de </w:t>
       </w:r>
       <w:r>
         <w:rPr>
@@ -9162,7 +9192,10 @@
         <w:t>Idle</w:t>
       </w:r>
       <w:r>
-        <w:t xml:space="preserve"> de cada uno en una fase distinta de su ciclo, 0; 0,15; 0,35; 0,5 y 0,7, para que no respiren al unísono (</w:t>
+        <w:t xml:space="preserve"> </w:t>
+      </w:r>
+      <w:r>
+        <w:t>de cada uno en una fase distinta de su ciclo, 0; 0,15; 0,35; 0,5 y 0,7, para que no respiren al unísono (</w:t>
       </w:r>
       <w:r>
         <w:rPr>
@@ -9411,6 +9444,24 @@
         <w:t>Blow</w:t>
       </w:r>
       <w:r>
+        <w:t xml:space="preserve"> y, desde el 13/10/2026 (INC-154; apartado 2.15), </w:t>
+      </w:r>
+      <w:r>
+        <w:rPr>
+          <w:rStyle w:val="CdigoenlneaOE3"/>
+        </w:rPr>
+        <w:t>Hug</w:t>
+      </w:r>
+      <w:r>
+        <w:t xml:space="preserve"> y </w:t>
+      </w:r>
+      <w:r>
+        <w:rPr>
+          <w:rStyle w:val="CdigoenlneaOE3"/>
+        </w:rPr>
+        <w:t>Sleep</w:t>
+      </w:r>
+      <w:r>
         <w:t xml:space="preserve">, y a las demás, </w:t>
       </w:r>
       <w:r>
@@ -9429,10 +9480,10 @@
         <w:t>Idle</w:t>
       </w:r>
       <w:r>
-        <w:t xml:space="preserve"> mientras se desplaza, y Algoritm flotando siguen de frente, y los gestos hacia el estudiante, hablar, señalar y animar, nunca se dan de costado (CP-02). El lado lo da un</w:t>
-      </w:r>
-      <w:r>
-        <w:t xml:space="preserve">a sola función pura, </w:t>
+        <w:t xml:space="preserve"> mientras se desplaza, y Algoritm flotando siguen de frente, y los gestos hacia el estudiante, hablar, señala</w:t>
+      </w:r>
+      <w:r>
+        <w:t xml:space="preserve">r y animar, nunca se dan de costado (CP-02). El lado lo da una sola función pura, </w:t>
       </w:r>
       <w:r>
         <w:rPr>
@@ -9441,7 +9492,11 @@
         <w:t>Heading.FacesLeft</w:t>
       </w:r>
       <w:r>
-        <w:t xml:space="preserve">: a la izquierda o hacia arriba mira a la izquierda, a la derecha o hacia abajo mira a la derecha, y en una diagonal manda el eje dominante y, en un empate, el horizontal. El frente nunca se espeja por el rumbo: </w:t>
+        <w:t xml:space="preserve">: a la izquierda o hacia arriba mira a la izquierda, a la derecha o hacia abajo mira a la derecha, y en una diagonal manda el eje dominante y, en un empate, el horizontal. El frente nunca se espeja por el </w:t>
+      </w:r>
+      <w:r>
+        <w:lastRenderedPageBreak/>
+        <w:t xml:space="preserve">rumbo: </w:t>
       </w:r>
       <w:r>
         <w:rPr>
@@ -9450,14 +9505,10 @@
         <w:t>CharacterRig.Mirrored</w:t>
       </w:r>
       <w:r>
-        <w:t xml:space="preserve"> solo voltea el lienzo en perfil, y </w:t>
-      </w:r>
-      <w:r>
-        <w:lastRenderedPageBreak/>
-        <w:t>un rig sin torso de perfil con sprite, como Algoritm, se queda de frente en cualquier acción. Esto levanta el «ciclo único que se voltea» de la dirección de arte (apartado 13.3), que ahora trae el apartado</w:t>
-      </w:r>
-      <w:r>
-        <w:t xml:space="preserve"> 13.4.</w:t>
+        <w:t xml:space="preserve"> solo voltea el lienzo en perfil, y un rig sin torso de perfil con sprite, como Algoritm, se queda de frente en cualquier acción. Esto levanta el «ciclo único que se voltea» de la </w:t>
+      </w:r>
+      <w:r>
+        <w:t>dirección de arte (apartado 13.3), que ahora trae el apartado 13.4.</w:t>
       </w:r>
     </w:p>
     <w:p>
@@ -11108,7 +11159,10 @@
         <w:t>suite2.ps1</w:t>
       </w:r>
       <w:r>
-        <w:t xml:space="preserve"> (23,9 min) en EditMode 710 de 711 (1 omitida) y PlayMode 417 de 417. Fuera del Editor pasan las autopruebas de las herramientas y </w:t>
+        <w:t xml:space="preserve"> </w:t>
+      </w:r>
+      <w:r>
+        <w:t xml:space="preserve">(23,9 min) en EditMode 710 de 711 (1 omitida) y PlayMode 417 de 417. Fuera del Editor pasan las autopruebas de las herramientas y </w:t>
       </w:r>
       <w:r>
         <w:rPr>
@@ -11117,10 +11171,7 @@
         <w:t>coreografia.py --valida</w:t>
       </w:r>
       <w:r>
-        <w:t>. Las 144 capturas de la ronda (139 lí</w:t>
-      </w:r>
-      <w:r>
-        <w:t xml:space="preserve">neas narrativas y las cinco mecánicas, en JPEG a resolución completa) están en </w:t>
+        <w:t xml:space="preserve">. Las 144 capturas de la ronda (139 líneas narrativas y las cinco mecánicas, en JPEG a resolución completa) están en </w:t>
       </w:r>
       <w:r>
         <w:rPr>
@@ -11138,10 +11189,10 @@
         <w:t>0212469</w:t>
       </w:r>
       <w:r>
-        <w:t>) y no se reproducen en este anexo, que por eso no lleva figuras. En una muestra, quien recoge o se arrodilla va de perfil, mirando hacia su lado y con las piernas detrás del torso; en reposo, de frente en las cinco mecánicas; y Algoritm se ve con el diseño final y la cara provisional en sus tres formas. Como cada captura se toma al terminar el movimiento de su línea, ningu</w:t>
-      </w:r>
-      <w:r>
-        <w:t xml:space="preserve">na muestra una caminata a mitad de paso (lo cubre </w:t>
+        <w:t xml:space="preserve">) y no se reproducen en este anexo, que por eso no lleva figuras. En una muestra, quien recoge o se arrodilla va de perfil, mirando hacia su lado y con las piernas detrás del torso; en </w:t>
+      </w:r>
+      <w:r>
+        <w:t xml:space="preserve">reposo, de frente en las cinco mecánicas; y Algoritm se ve con el diseño final y la cara provisional en sus tres formas. Como cada captura se toma al terminar el movimiento de su línea, ninguna muestra una caminata a mitad de paso (lo cubre </w:t>
       </w:r>
       <w:r>
         <w:rPr>
@@ -11150,7 +11201,10 @@
         <w:t>NarrativeScene_INC134_QuienSeDesplazaVaDePerfilHaciaDondeCamina</w:t>
       </w:r>
       <w:r>
-        <w:t xml:space="preserve">) ni el parpadeo. El margen de 21 MB con que quedó el paquete es el del candidato del 01/10/2026, anterior a este arte, y el perfil y Algoritm consumen unos 12 MB de él. Se midió el peso en un ejecutable: el 09/10/2026, un build sobre </w:t>
+        <w:t xml:space="preserve">) ni el parpadeo. El margen de 21 MB con que quedó el paquete es el del candidato del 01/10/2026, anterior a este arte, y el perfil y Algoritm consumen unos 12 MB de él. Se midió el peso en un ejecutable: el </w:t>
+      </w:r>
+      <w:r>
+        <w:t xml:space="preserve">09/10/2026, un build sobre </w:t>
       </w:r>
       <w:r>
         <w:rPr>
@@ -11165,13 +11219,7 @@
         <w:rPr>
           <w:rStyle w:val="CdigoenlneaOE3"/>
         </w:rPr>
-        <w:t>Character</w:t>
-      </w:r>
-      <w:r>
-        <w:rPr>
-          <w:rStyle w:val="CdigoenlneaOE3"/>
-        </w:rPr>
-        <w:t>s/</w:t>
+        <w:t>Characters/</w:t>
       </w:r>
       <w:r>
         <w:t xml:space="preserve"> (</w:t>
@@ -11214,7 +11262,10 @@
         <w:t>Characters/**</w:t>
       </w:r>
       <w:r>
-        <w:t xml:space="preserve">: Santiago Benavides Rey decidió dejar esos cinco props a 256 × 256 (INC-146, </w:t>
+        <w:t>: Santiago Benav</w:t>
+      </w:r>
+      <w:r>
+        <w:t xml:space="preserve">ides Rey decidió dejar esos cinco props a 256 × 256 (INC-146, </w:t>
       </w:r>
       <w:r>
         <w:rPr>
@@ -11265,16 +11316,13 @@
         <w:rPr>
           <w:rStyle w:val="CdigoenlneaOE3"/>
         </w:rPr>
-        <w:t>claudeDocs/tasks/Personajes/capturas/2026-10-09-pr</w:t>
-      </w:r>
-      <w:r>
-        <w:rPr>
-          <w:rStyle w:val="CdigoenlneaOE3"/>
-        </w:rPr>
-        <w:t>ops256/</w:t>
-      </w:r>
-      <w:r>
-        <w:t xml:space="preserve"> y no muestran diferencia apreciable. Ninguno de los dos builds es un candidato, y por eso las Tablas 8.1 a 8.3 no cambian: la carga (RNF-04) y la memoria (RNF-05) del arte nuevo no se han medido en un ejecutable.</w:t>
+        <w:t>claudeDocs/tasks/Personajes/capturas/2026-10-09-props256/</w:t>
+      </w:r>
+      <w:r>
+        <w:t xml:space="preserve"> y no muestran diferencia apreciable. Ninguno de los dos builds es un candidato, y por eso las Tablas 8.1 a 8.3 no cambian: la carga (RNF-04) y la memoria (RNF-05) del arte nuevo no se han medido en un</w:t>
+      </w:r>
+      <w:r>
+        <w:t xml:space="preserve"> ejecutable.</w:t>
       </w:r>
     </w:p>
     <w:p>
@@ -11574,10 +11622,10 @@
         <w:t>ArmLayering</w:t>
       </w:r>
       <w:r>
-        <w:t xml:space="preserve"> los traería delante al golpear aunque Algoritm no golpee, de modo que comprueba que la ida y vuelta es exacta y que las manos nunca pasan por encima de la cara. El cambio s</w:t>
-      </w:r>
-      <w:r>
-        <w:t xml:space="preserve">acó a la luz un defecto de las herramientas: </w:t>
+        <w:t xml:space="preserve"> </w:t>
+      </w:r>
+      <w:r>
+        <w:t xml:space="preserve">los traería delante al golpear aunque Algoritm no golpee, de modo que comprueba que la ida y vuelta es exacta y que las manos nunca pasan por encima de la cara. El cambio sacó a la luz un defecto de las herramientas: </w:t>
       </w:r>
       <w:r>
         <w:rPr>
@@ -11648,10 +11696,7 @@
         <w:t>estado</w:t>
       </w:r>
       <w:r>
-        <w:t xml:space="preserve"> </w:t>
-      </w:r>
-      <w:r>
-        <w:t xml:space="preserve">pasó de «NO cumple la tabla» a «cumple la tabla»: </w:t>
+        <w:t xml:space="preserve"> pasó de «NO cumple la tabla» a «cumple la tabla»: </w:t>
       </w:r>
       <w:r>
         <w:rPr>
@@ -11777,7 +11822,10 @@
         <w:t>Boca</w:t>
       </w:r>
       <w:r>
-        <w:t xml:space="preserve">, y la familia ya estaba en orden. Comparados objeto por objeto con el commit anterior, la familia no cambió y los tres prefabs de Algoritm conservan sus 69 bloques, sin </w:t>
+        <w:t>, y la familia ya estaba en orden. Comparados objeto por objeto con el commit anterior, la familia no cambió y los tres prefabs de Algoritm conservan sus 69 blo</w:t>
+      </w:r>
+      <w:r>
+        <w:t xml:space="preserve">ques, sin </w:t>
       </w:r>
       <w:r>
         <w:lastRenderedPageBreak/>
@@ -11817,10 +11865,7 @@
         <w:t>.meta</w:t>
       </w:r>
       <w:r>
-        <w:t xml:space="preserve"> de los tres reposos </w:t>
-      </w:r>
-      <w:r>
-        <w:t xml:space="preserve">tampoco cambiaron. </w:t>
+        <w:t xml:space="preserve"> de los tres reposos tampoco cambiaron. </w:t>
       </w:r>
       <w:r>
         <w:rPr>
@@ -11889,7 +11934,13 @@
         <w:rPr>
           <w:rStyle w:val="CdigoenlneaOE3"/>
         </w:rPr>
-        <w:t>N2_Escena21_Bosque</w:t>
+        <w:t>N2_Esce</w:t>
+      </w:r>
+      <w:r>
+        <w:rPr>
+          <w:rStyle w:val="CdigoenlneaOE3"/>
+        </w:rPr>
+        <w:t>na21_Bosque</w:t>
       </w:r>
       <w:r>
         <w:t xml:space="preserve"> y </w:t>
@@ -11910,10 +11961,7 @@
         <w:t>claudeDocs/tasks/Personajes/capturas/2026-10-09-algoritm-brazos/</w:t>
       </w:r>
       <w:r>
-        <w:t xml:space="preserve">, en JPEG de calidad 90 y 4,83 MB en total, y no </w:t>
-      </w:r>
-      <w:r>
-        <w:t>incrustadas en este anexo) se revisaron: en las tres formas los brazos salen por detrás del cuerpo y ninguna mano tapa la cara.</w:t>
+        <w:t>, en JPEG de calidad 90 y 4,83 MB en total, y no incrustadas en este anexo) se revisaron: en las tres formas los brazos salen por detrás del cuerpo y ninguna mano tapa la cara.</w:t>
       </w:r>
     </w:p>
     <w:p>
@@ -12604,7 +12652,13 @@
               <w:rPr>
                 <w:sz w:val="18"/>
               </w:rPr>
-              <w:t xml:space="preserve"> se marca en los datos y se ve con la cara neutra; </w:t>
+              <w:t xml:space="preserve"> </w:t>
+            </w:r>
+            <w:r>
+              <w:rPr>
+                <w:sz w:val="18"/>
+              </w:rPr>
+              <w:t xml:space="preserve">se marca en los datos y se ve con la cara neutra; </w:t>
             </w:r>
             <w:r>
               <w:rPr>
@@ -12617,13 +12671,7 @@
               <w:rPr>
                 <w:sz w:val="18"/>
               </w:rPr>
-              <w:t xml:space="preserve"> </w:t>
-            </w:r>
-            <w:r>
-              <w:rPr>
-                <w:sz w:val="18"/>
-              </w:rPr>
-              <w:t>se ve con los ojos cerrados</w:t>
+              <w:t xml:space="preserve"> se ve con los ojos cerrados</w:t>
             </w:r>
           </w:p>
         </w:tc>
@@ -12898,10 +12946,7 @@
         <w:t>ActorTimeline.EmotionOf</w:t>
       </w:r>
       <w:r>
-        <w:t xml:space="preserve"> da la expresión de la línea: la del guion o, si ningún paso la fija, la de la acción. Solo se usan las seis emociones del apartado 2.6 y ninguna es de tristeza, enfado ni derrota (CP-02</w:t>
-      </w:r>
-      <w:r>
-        <w:t xml:space="preserve">): </w:t>
+        <w:t xml:space="preserve"> da la expresión de la línea: la del guion o, si ningún paso la fija, la de la acción. Solo se usan las seis emociones del apartado 2.6 y ninguna es de tristeza, enfado ni derrota (CP-02): </w:t>
       </w:r>
       <w:r>
         <w:rPr>
@@ -12910,7 +12955,10 @@
         <w:t>Worried</w:t>
       </w:r>
       <w:r>
-        <w:t xml:space="preserve"> es la duda, y en la escena 3.2, tras el primer fallo, nadie queda en </w:t>
+        <w:t xml:space="preserve"> es la duda, y en la escena 3.2, tras el primer</w:t>
+      </w:r>
+      <w:r>
+        <w:t xml:space="preserve"> fallo, nadie queda en </w:t>
       </w:r>
       <w:r>
         <w:rPr>
@@ -12934,10 +12982,7 @@
         <w:t>La tarjeta del cuadro de diálogo es una cara animada (INC-148).</w:t>
       </w:r>
       <w:r>
-        <w:t xml:space="preserve"> </w:t>
-      </w:r>
-      <w:r>
-        <w:t xml:space="preserve">Santiago eligió la opción «Expresión, parpadeo y boca», con el encuadre «cabeza y hombros, igual para todos». La tarjeta deja de ser la imagen fija </w:t>
+        <w:t xml:space="preserve"> Santiago eligió la opción «Expresión, parpadeo y boca», con el encuadre «cabeza y hombros, igual para todos». La tarjeta deja de ser la imagen fija </w:t>
       </w:r>
       <w:r>
         <w:rPr>
@@ -12955,10 +13000,10 @@
         <w:t>char_&lt;x&gt;_retrato_base.png</w:t>
       </w:r>
       <w:r>
-        <w:t>, 256 × 256) con los ojos y la boca de quien habla encima. La cara tiene la expresión que el guion fija en esa línea, parpadea y mueve la boca mientras la línea está en pantalla. El texto sale entero, sin máquina de escribir, de modo que la boca se mueve hast</w:t>
-      </w:r>
-      <w:r>
-        <w:t xml:space="preserve">a que el estudiante avanza, igual que la del personaje en escena. Tras ver la primera hoja de retratos, Santiago pidió la familia en primer plano y sin brazos: la cabeza ocupa 0,78 del lado, con 0,05 de aire arriba, y los brazos y las manos se borran fuera del cuerpo, de modo que los niños salen tan grandes como los adultos. Algoritm conserva el primer encuadre, desde la punta de su forma hasta el mentón en 0,62 del lado y con los brazos, porque así lo prefirió Santiago. </w:t>
+        <w:t>, 256 × 256) con los ojos y la boca de quien habla encima. La cara tiene la expresión que el guion fija en esa línea, parpadea y mueve la boca mientras la línea está en pantalla. El texto sale entero, sin máquina de escribir, de modo que la boca se mueve has</w:t>
+      </w:r>
+      <w:r>
+        <w:t xml:space="preserve">ta que el estudiante avanza, igual que la del personaje en escena. Tras ver la primera hoja de retratos, Santiago pidió la familia en primer plano y sin brazos: la cabeza ocupa 0,78 del lado, con 0,05 de aire arriba, y los brazos y las manos se borran fuera del cuerpo, de modo que los niños salen tan grandes como los adultos. Algoritm conserva el primer encuadre, desde la punta de su forma hasta el mentón en 0,62 del lado y con los brazos, porque así lo prefirió Santiago. </w:t>
       </w:r>
       <w:r>
         <w:rPr>
@@ -12967,10 +13012,10 @@
         <w:t>preparar_retrato.py</w:t>
       </w:r>
       <w:r>
-        <w:t xml:space="preserve"> comprueba que el</w:t>
-      </w:r>
-      <w:r>
-        <w:t xml:space="preserve"> retrato entregado coincide con la cabeza sin cara (IoU del alfa de al menos 0,97), borra la cara </w:t>
+        <w:t xml:space="preserve"> comprueba que e</w:t>
+      </w:r>
+      <w:r>
+        <w:t xml:space="preserve">l retrato entregado coincide con la cabeza sin cara (IoU del alfa de al menos 0,97), borra la cara </w:t>
       </w:r>
       <w:r>
         <w:lastRenderedPageBreak/>
@@ -13052,7 +13097,13 @@
         <w:rPr>
           <w:rStyle w:val="CdigoenlneaOE3"/>
         </w:rPr>
-        <w:t>Narrative.unity</w:t>
+        <w:t>Narrative.unit</w:t>
+      </w:r>
+      <w:r>
+        <w:rPr>
+          <w:rStyle w:val="CdigoenlneaOE3"/>
+        </w:rPr>
+        <w:t>y</w:t>
       </w:r>
       <w:r>
         <w:t xml:space="preserve">. </w:t>
@@ -13398,7 +13449,10 @@
         <w:t>char_nino_retrato_neutra.png</w:t>
       </w:r>
       <w:r>
-        <w:t xml:space="preserve"> conservó la regla anterior (2048 comprimida), porque Unity la importó antes de recargar el nuevo </w:t>
+        <w:t xml:space="preserve"> </w:t>
+      </w:r>
+      <w:r>
+        <w:t xml:space="preserve">conservó la regla anterior (2048 comprimida), porque Unity la importó antes de recargar el nuevo </w:t>
       </w:r>
       <w:r>
         <w:rPr>
@@ -13416,61 +13470,456 @@
         <w:t>292b108</w:t>
       </w:r>
       <w:r>
+        <w:t xml:space="preserve"> se forzó la reimportación de los 86 PNG de caras y retratos y se repitió </w:t>
+      </w:r>
+      <w:r>
+        <w:rPr>
+          <w:rStyle w:val="CdigoenlneaOE3"/>
+        </w:rPr>
+        <w:t>retrato → estado</w:t>
+      </w:r>
+      <w:r>
+        <w:t xml:space="preserve">, con lo que </w:t>
+      </w:r>
+      <w:r>
+        <w:rPr>
+          <w:rStyle w:val="CdigoenlneaOE3"/>
+        </w:rPr>
+        <w:t>Game.Architecture.Tests</w:t>
+      </w:r>
+      <w:r>
+        <w:t xml:space="preserve"> pasó de 24 a 25 de 25. La comparación de los siete prefabs contra </w:t>
+      </w:r>
+      <w:r>
+        <w:rPr>
+          <w:rStyle w:val="CdigoenlneaOE3"/>
+        </w:rPr>
+        <w:t>HEAD</w:t>
+      </w:r>
+      <w:r>
+        <w:t xml:space="preserve">, bloque por bloque, dio 148 bloques en cada uno de los cuatro de la familia y 69 en cada forma de Algoritm, ninguno añadido ni perdido y sin cambios en </w:t>
+      </w:r>
+      <w:r>
+        <w:rPr>
+          <w:rStyle w:val="CdigoenlneaOE3"/>
+        </w:rPr>
+        <w:t>m_Script</w:t>
+      </w:r>
+      <w:r>
+        <w:t xml:space="preserve"> ni en </w:t>
+      </w:r>
+      <w:r>
+        <w:rPr>
+          <w:rStyle w:val="CdigoenlneaOE3"/>
+        </w:rPr>
+        <w:t>m_Controller</w:t>
+      </w:r>
+      <w:r>
+        <w:t>; solo cam</w:t>
+      </w:r>
+      <w:r>
+        <w:t xml:space="preserve">bian valores: los recuadros de </w:t>
+      </w:r>
+      <w:r>
+        <w:rPr>
+          <w:rStyle w:val="CdigoenlneaOE3"/>
+        </w:rPr>
+        <w:t>Ojos</w:t>
+      </w:r>
+      <w:r>
+        <w:t xml:space="preserve">, </w:t>
+      </w:r>
+      <w:r>
+        <w:rPr>
+          <w:rStyle w:val="CdigoenlneaOE3"/>
+        </w:rPr>
+        <w:t>Boca</w:t>
+      </w:r>
+      <w:r>
+        <w:t xml:space="preserve"> y </w:t>
+      </w:r>
+      <w:r>
+        <w:rPr>
+          <w:rStyle w:val="CdigoenlneaOE3"/>
+        </w:rPr>
+        <w:t>CaraBase</w:t>
+      </w:r>
+      <w:r>
+        <w:t xml:space="preserve"> (de frente y de perfil), los sprites de la cara de Algoritm, que apuntan a la cara compartida, y los campos nuevos </w:t>
+      </w:r>
+      <w:r>
+        <w:rPr>
+          <w:rStyle w:val="CdigoenlneaOE3"/>
+        </w:rPr>
+        <w:t>PortraitBase</w:t>
+      </w:r>
+      <w:r>
+        <w:t xml:space="preserve"> y </w:t>
+      </w:r>
+      <w:r>
+        <w:rPr>
+          <w:rStyle w:val="CdigoenlneaOE3"/>
+        </w:rPr>
+        <w:t>PortraitFace</w:t>
+      </w:r>
+      <w:r>
+        <w:t>. Seis clips cambiaron en centésimas de grado (</w:t>
+      </w:r>
+      <w:r>
+        <w:rPr>
+          <w:rStyle w:val="CdigoenlneaOE3"/>
+        </w:rPr>
+        <w:t>char_nino_anim_idle</w:t>
+      </w:r>
+      <w:r>
+        <w:t xml:space="preserve">, </w:t>
+      </w:r>
+      <w:r>
+        <w:rPr>
+          <w:rStyle w:val="CdigoenlneaOE3"/>
+        </w:rPr>
+        <w:t>char_nino_anim_observar</w:t>
+      </w:r>
+      <w:r>
+        <w:t xml:space="preserve">, </w:t>
+      </w:r>
+      <w:r>
+        <w:rPr>
+          <w:rStyle w:val="CdigoenlneaOE3"/>
+        </w:rPr>
+        <w:t>char_papa_anim_observar</w:t>
+      </w:r>
+      <w:r>
+        <w:t xml:space="preserve">, </w:t>
+      </w:r>
+      <w:r>
+        <w:rPr>
+          <w:rStyle w:val="CdigoenlneaOE3"/>
+        </w:rPr>
+        <w:t>char_nina_anim_observar</w:t>
+      </w:r>
+      <w:r>
+        <w:t xml:space="preserve">, </w:t>
+      </w:r>
+      <w:r>
+        <w:rPr>
+          <w:rStyle w:val="CdigoenlneaOE3"/>
+        </w:rPr>
+        <w:t>char_mama_anim_idle</w:t>
+      </w:r>
+      <w:r>
+        <w:t xml:space="preserve"> y </w:t>
+      </w:r>
+      <w:r>
+        <w:rPr>
+          <w:rStyle w:val="CdigoenlneaOE3"/>
+        </w:rPr>
+        <w:t>char_mama_anim_observar</w:t>
+      </w:r>
+      <w:r>
+        <w:t>). Los siete personajes tienen 10 de las 16 casillas de cara llenas; faltan la alegría, el sueño, el cuadro de medio parpadeo y l</w:t>
+      </w:r>
+      <w:r>
+        <w:t xml:space="preserve">as bocas E y U. Se tomaron 144 capturas (139 líneas de narrativa y las 5 mecánicas) en </w:t>
+      </w:r>
+      <w:r>
+        <w:rPr>
+          <w:rStyle w:val="CdigoenlneaOE3"/>
+        </w:rPr>
+        <w:t>claudeDocs/tasks/Personajes/capturas/2026-10-10/</w:t>
+      </w:r>
+      <w:r>
+        <w:t>, y la revisión confirmó que Papá se arrodilla mirando la llama en N1 1.3 y Mamá en N2 2.5, que las expresiones siguen el guion y que la tarjeta de la familia es un primer plano sin brazos mientras la de Algoritm conserva su encuadre abierto. Las corridas están en la Tabla F.13. Quedan pendientes del artista la alegría, el sueño y una neutra nueva de la Niña y del Niño, cuya</w:t>
+      </w:r>
+      <w:r>
+        <w:t xml:space="preserve"> neutra de frente tiene el iris naranja y un rubor que sus otras cinco expresiones no tienen, y las cejas del Niño difieren un poco. El guion y el trabajo de grado radicados, que describen el retrato fijo y la cara de Algoritm del diseño anterior, no se editan sin la autorización de Santiago.</w:t>
+      </w:r>
+    </w:p>
+    <w:p>
+      <w:pPr>
+        <w:pStyle w:val="Ttulo3"/>
+      </w:pPr>
+      <w:r>
+        <w:t>2.15 Caminata de la escena 1.1 y abrazo y sueño de perfil (INC-153 e INC-154)</w:t>
+      </w:r>
+    </w:p>
+    <w:p>
+      <w:pPr>
+        <w:pStyle w:val="PrimerprrafoOE3"/>
+      </w:pPr>
+      <w:r>
+        <w:t xml:space="preserve">La sesión con estudiantes del 13/10/2026 dejó dos ajustes de los personajes. Ambos constan en </w:t>
+      </w:r>
+      <w:r>
+        <w:rPr>
+          <w:rStyle w:val="CdigoenlneaOE3"/>
+        </w:rPr>
+        <w:t>claudeDocs/INCONSISTENCIAS.md</w:t>
+      </w:r>
+      <w:r>
+        <w:t xml:space="preserve"> (revisión 26) y en </w:t>
+      </w:r>
+      <w:r>
+        <w:rPr>
+          <w:rStyle w:val="CdigoenlneaOE3"/>
+        </w:rPr>
+        <w:t>Personajes-Resultados.md</w:t>
+      </w:r>
+      <w:r>
+        <w:t xml:space="preserve"> (apartado C.16), y el contexto de la sesión está en el Anexo G, apartado 2.6.</w:t>
+      </w:r>
+    </w:p>
+    <w:p>
+      <w:pPr>
+        <w:pStyle w:val="TextoOE3"/>
+      </w:pPr>
+      <w:r>
+        <w:rPr>
+          <w:b/>
+          <w:bCs/>
+        </w:rPr>
+        <w:t xml:space="preserve">Caminata de la escena 1.1 (INC-153, </w:t>
+      </w:r>
+      <w:r>
+        <w:rPr>
+          <w:rStyle w:val="CdigoenlneaOE3"/>
+          <w:b/>
+          <w:bCs/>
+        </w:rPr>
+        <w:t>52ecca5</w:t>
+      </w:r>
+      <w:r>
+        <w:rPr>
+          <w:b/>
+          <w:bCs/>
+        </w:rPr>
+        <w:t>).</w:t>
+      </w:r>
+      <w:r>
+        <w:t xml:space="preserve"> En la línea 7 de </w:t>
+      </w:r>
+      <w:r>
+        <w:rPr>
+          <w:rStyle w:val="CdigoenlneaOE3"/>
+        </w:rPr>
+        <w:t>N1_AparicionGuia</w:t>
+      </w:r>
+      <w:r>
+        <w:t xml:space="preserve"> los pasos </w:t>
+      </w:r>
+      <w:r>
+        <w:rPr>
+          <w:rStyle w:val="CdigoenlneaOE3"/>
+        </w:rPr>
+        <w:t>Walk</w:t>
+      </w:r>
+      <w:r>
+        <w:t xml:space="preserve"> de Papá, Mamá, la Niña y el Niño tenían un destino casi igual a su origen (Papá, de 0,285 a 0,281), por debajo de </w:t>
+      </w:r>
+      <w:r>
+        <w:rPr>
+          <w:rStyle w:val="CdigoenlneaOE3"/>
+        </w:rPr>
+        <w:t>ActorTimeline.MinimumDisplacement</w:t>
+      </w:r>
+      <w:r>
+        <w:t xml:space="preserve"> (0,01), el umbral bajo el cual el desplazamiento no da rumbo; ninguna prueba exigía que un paso de locomoción desplazara al actor. Los destinos pasaron a x entre 0,18 y 0,22 (Papá 0,18; la Niña 0,195; Mamá 0,215; el Niño 0,22), con el mismo orden y separación y </w:t>
+      </w:r>
+      <w:r>
+        <w:rPr>
+          <w:rStyle w:val="CdigoenlneaOE3"/>
+        </w:rPr>
+        <w:t>Facing: 1</w:t>
+      </w:r>
+      <w:r>
+        <w:t>, hacia la izquierda. La prueba nu</w:t>
+      </w:r>
+      <w:r>
+        <w:t xml:space="preserve">eva, </w:t>
+      </w:r>
+      <w:r>
+        <w:rPr>
+          <w:rStyle w:val="CdigoenlneaOE3"/>
+        </w:rPr>
+        <w:t>NarrativeSequence_INC153_LosPasosDeLocomocionDesplazanAlActor</w:t>
+      </w:r>
+      <w:r>
+        <w:t xml:space="preserve">, recorre todo paso </w:t>
+      </w:r>
+      <w:r>
+        <w:rPr>
+          <w:rStyle w:val="CdigoenlneaOE3"/>
+        </w:rPr>
+        <w:t>Walk</w:t>
+      </w:r>
+      <w:r>
+        <w:t xml:space="preserve">, </w:t>
+      </w:r>
+      <w:r>
+        <w:rPr>
+          <w:rStyle w:val="CdigoenlneaOE3"/>
+        </w:rPr>
+        <w:t>Run</w:t>
+      </w:r>
+      <w:r>
+        <w:t xml:space="preserve">, </w:t>
+      </w:r>
+      <w:r>
+        <w:rPr>
+          <w:rStyle w:val="CdigoenlneaOE3"/>
+        </w:rPr>
+        <w:t>Carry</w:t>
+      </w:r>
+      <w:r>
+        <w:t xml:space="preserve"> o </w:t>
+      </w:r>
+      <w:r>
+        <w:rPr>
+          <w:rStyle w:val="CdigoenlneaOE3"/>
+        </w:rPr>
+        <w:t>Push</w:t>
+      </w:r>
+      <w:r>
+        <w:t xml:space="preserve"> con movimiento de las dieciocho narrativas y encontró otros tres pasos </w:t>
+      </w:r>
+      <w:r>
+        <w:rPr>
+          <w:rStyle w:val="CdigoenlneaOE3"/>
+        </w:rPr>
+        <w:t>Push</w:t>
+      </w:r>
+      <w:r>
+        <w:t xml:space="preserve"> del Nivel 2 (uno en </w:t>
+      </w:r>
+      <w:r>
+        <w:rPr>
+          <w:rStyle w:val="CdigoenlneaOE3"/>
+        </w:rPr>
+        <w:t>N2_Escena21_Bosque</w:t>
+      </w:r>
+      <w:r>
+        <w:t xml:space="preserve"> y dos en </w:t>
+      </w:r>
+      <w:r>
+        <w:rPr>
+          <w:rStyle w:val="CdigoenlneaOE3"/>
+        </w:rPr>
+        <w:t>N2_PuenteI_Bosque</w:t>
+      </w:r>
+      <w:r>
+        <w:t>) con un desplazamiento de entre 0,004 y 0,006, que se alargaron a 0,012. En el motor (</w:t>
+      </w:r>
+      <w:r>
+        <w:rPr>
+          <w:rStyle w:val="CdigoenlneaOE3"/>
+        </w:rPr>
+        <w:t>56897fd</w:t>
+      </w:r>
+      <w:r>
+        <w:t xml:space="preserve">), la </w:t>
+      </w:r>
+      <w:r>
+        <w:lastRenderedPageBreak/>
+        <w:t>familia aparece en x de 0,281 a 0,333 a los 0,35 s y en x de 0,180 a 0,220 a los 3,05 s, de perfil y hacia la izquierda (</w:t>
+      </w:r>
+      <w:r>
+        <w:rPr>
+          <w:rStyle w:val="CdigoenlneaOE3"/>
+        </w:rPr>
+        <w:t>claudeDocs/tasks/Personajes/capturas/202</w:t>
+      </w:r>
+      <w:r>
+        <w:rPr>
+          <w:rStyle w:val="CdigoenlneaOE3"/>
+        </w:rPr>
+        <w:t>6-10-13-inc154/Inc154_AparicionGuia_L07_caminata.txt</w:t>
+      </w:r>
+      <w:r>
+        <w:t>). Queda pendiente un solapamiento: al llegar, Papá (x = 0,180) queda parcialmente detrás de Algoritm (x = 0,168), y está por decidir si se corrige.</w:t>
+      </w:r>
+    </w:p>
+    <w:p>
+      <w:pPr>
+        <w:pStyle w:val="TextoOE3"/>
+      </w:pPr>
+      <w:r>
+        <w:rPr>
+          <w:b/>
+          <w:bCs/>
+        </w:rPr>
+        <w:t xml:space="preserve">Abrazo y sueño de perfil (INC-154, </w:t>
+      </w:r>
+      <w:r>
+        <w:rPr>
+          <w:rStyle w:val="CdigoenlneaOE3"/>
+          <w:b/>
+          <w:bCs/>
+        </w:rPr>
+        <w:t>d8ab0f4</w:t>
+      </w:r>
+      <w:r>
+        <w:rPr>
+          <w:b/>
+          <w:bCs/>
+        </w:rPr>
+        <w:t>).</w:t>
+      </w:r>
+      <w:r>
         <w:t xml:space="preserve"> </w:t>
       </w:r>
       <w:r>
-        <w:t xml:space="preserve">se forzó la reimportación de los 86 PNG de caras y retratos y se repitió </w:t>
-      </w:r>
-      <w:r>
-        <w:rPr>
-          <w:rStyle w:val="CdigoenlneaOE3"/>
-        </w:rPr>
-        <w:t>retrato → estado</w:t>
-      </w:r>
-      <w:r>
-        <w:t xml:space="preserve">, con lo que </w:t>
-      </w:r>
-      <w:r>
-        <w:rPr>
-          <w:rStyle w:val="CdigoenlneaOE3"/>
-        </w:rPr>
-        <w:t>Game.Architecture.Tests</w:t>
-      </w:r>
-      <w:r>
-        <w:t xml:space="preserve"> pasó de 24 a 25 de 25. La comparación de los siete prefabs contra </w:t>
-      </w:r>
-      <w:r>
-        <w:rPr>
-          <w:rStyle w:val="CdigoenlneaOE3"/>
-        </w:rPr>
-        <w:t>HEAD</w:t>
-      </w:r>
-      <w:r>
-        <w:t xml:space="preserve">, bloque por bloque, dio 148 bloques en cada uno de los cuatro de la familia y 69 en cada forma de Algoritm, ninguno añadido ni perdido y sin cambios en </w:t>
-      </w:r>
-      <w:r>
-        <w:rPr>
-          <w:rStyle w:val="CdigoenlneaOE3"/>
-        </w:rPr>
-        <w:t>m_Script</w:t>
-      </w:r>
-      <w:r>
-        <w:t xml:space="preserve"> ni en </w:t>
-      </w:r>
-      <w:r>
-        <w:rPr>
-          <w:rStyle w:val="CdigoenlneaOE3"/>
-        </w:rPr>
-        <w:t>m_Controller</w:t>
-      </w:r>
-      <w:r>
-        <w:t xml:space="preserve">; solo cambian valores: los recuadros de </w:t>
-      </w:r>
-      <w:r>
-        <w:rPr>
-          <w:rStyle w:val="CdigoenlneaOE3"/>
-        </w:rPr>
-        <w:t>Ojos</w:t>
+        <w:rPr>
+          <w:rStyle w:val="CdigoenlneaOE3"/>
+        </w:rPr>
+        <w:t>ActionView</w:t>
+      </w:r>
+      <w:r>
+        <w:t xml:space="preserve"> mandaba </w:t>
+      </w:r>
+      <w:r>
+        <w:rPr>
+          <w:rStyle w:val="CdigoenlneaOE3"/>
+        </w:rPr>
+        <w:t>Hug</w:t>
+      </w:r>
+      <w:r>
+        <w:t xml:space="preserve"> y </w:t>
+      </w:r>
+      <w:r>
+        <w:rPr>
+          <w:rStyle w:val="CdigoenlneaOE3"/>
+        </w:rPr>
+        <w:t>Sleep</w:t>
+      </w:r>
+      <w:r>
+        <w:t xml:space="preserve"> </w:t>
+      </w:r>
+      <w:r>
+        <w:t xml:space="preserve">de frente: los brazos abiertos del abrazo se leían como una T y quien duerme no se ve acostado si se le mira de frente. Desde </w:t>
+      </w:r>
+      <w:r>
+        <w:rPr>
+          <w:rStyle w:val="CdigoenlneaOE3"/>
+        </w:rPr>
+        <w:t>d8ab0f4</w:t>
+      </w:r>
+      <w:r>
+        <w:t xml:space="preserve"> las dos acciones devuelven </w:t>
+      </w:r>
+      <w:r>
+        <w:rPr>
+          <w:rStyle w:val="CdigoenlneaOE3"/>
+        </w:rPr>
+        <w:t>Profile</w:t>
+      </w:r>
+      <w:r>
+        <w:t xml:space="preserve">, y la lista de acciones de perfil de INC-134 queda en </w:t>
+      </w:r>
+      <w:r>
+        <w:rPr>
+          <w:rStyle w:val="CdigoenlneaOE3"/>
+        </w:rPr>
+        <w:t>Walk</w:t>
       </w:r>
       <w:r>
         <w:t xml:space="preserve">, </w:t>
@@ -13479,7 +13928,61 @@
         <w:rPr>
           <w:rStyle w:val="CdigoenlneaOE3"/>
         </w:rPr>
-        <w:t>Boca</w:t>
+        <w:t>Run</w:t>
+      </w:r>
+      <w:r>
+        <w:t xml:space="preserve">, </w:t>
+      </w:r>
+      <w:r>
+        <w:rPr>
+          <w:rStyle w:val="CdigoenlneaOE3"/>
+        </w:rPr>
+        <w:t>Carry</w:t>
+      </w:r>
+      <w:r>
+        <w:t xml:space="preserve">, </w:t>
+      </w:r>
+      <w:r>
+        <w:rPr>
+          <w:rStyle w:val="CdigoenlneaOE3"/>
+        </w:rPr>
+        <w:t>Push</w:t>
+      </w:r>
+      <w:r>
+        <w:t xml:space="preserve">, </w:t>
+      </w:r>
+      <w:r>
+        <w:rPr>
+          <w:rStyle w:val="CdigoenlneaOE3"/>
+        </w:rPr>
+        <w:t>PickUp</w:t>
+      </w:r>
+      <w:r>
+        <w:t xml:space="preserve">, </w:t>
+      </w:r>
+      <w:r>
+        <w:rPr>
+          <w:rStyle w:val="CdigoenlneaOE3"/>
+        </w:rPr>
+        <w:t>Kneel</w:t>
+      </w:r>
+      <w:r>
+        <w:t xml:space="preserve">, </w:t>
+      </w:r>
+      <w:r>
+        <w:rPr>
+          <w:rStyle w:val="CdigoenlneaOE3"/>
+        </w:rPr>
+        <w:t>Blow</w:t>
+      </w:r>
+      <w:r>
+        <w:t xml:space="preserve">, </w:t>
+      </w:r>
+      <w:r>
+        <w:rPr>
+          <w:rStyle w:val="CdigoenlneaOE3"/>
+        </w:rPr>
+        <w:t>Hug</w:t>
       </w:r>
       <w:r>
         <w:t xml:space="preserve"> y </w:t>
@@ -13488,19 +13991,25 @@
         <w:rPr>
           <w:rStyle w:val="CdigoenlneaOE3"/>
         </w:rPr>
-        <w:t>CaraBase</w:t>
-      </w:r>
-      <w:r>
-        <w:t xml:space="preserve"> (de frente y de perfil), los sprites de la cara de Algoritm, que apuntan </w:t>
-      </w:r>
-      <w:r>
-        <w:t xml:space="preserve">a la cara compartida, y los campos nuevos </w:t>
-      </w:r>
-      <w:r>
-        <w:rPr>
-          <w:rStyle w:val="CdigoenlneaOE3"/>
-        </w:rPr>
-        <w:t>PortraitBase</w:t>
+        <w:t>Sleep</w:t>
+      </w:r>
+      <w:r>
+        <w:t xml:space="preserve">; Algoritm sigue de frente porque no tiene torso de perfil. Se regeneraron solo las curvas de </w:t>
+      </w:r>
+      <w:r>
+        <w:rPr>
+          <w:rStyle w:val="CdigoenlneaOE3"/>
+        </w:rPr>
+        <w:t>Lienzo/Perfil</w:t>
+      </w:r>
+      <w:r>
+        <w:t xml:space="preserve"> de los ocho clips </w:t>
+      </w:r>
+      <w:r>
+        <w:rPr>
+          <w:rStyle w:val="CdigoenlneaOE3"/>
+        </w:rPr>
+        <w:t>abrazar</w:t>
       </w:r>
       <w:r>
         <w:t xml:space="preserve"> y </w:t>
@@ -13509,16 +14018,70 @@
         <w:rPr>
           <w:rStyle w:val="CdigoenlneaOE3"/>
         </w:rPr>
-        <w:t>PortraitFace</w:t>
-      </w:r>
-      <w:r>
-        <w:t>. Seis clips cambiaron en centésimas de grado (</w:t>
-      </w:r>
-      <w:r>
-        <w:rPr>
-          <w:rStyle w:val="CdigoenlneaOE3"/>
-        </w:rPr>
-        <w:t>char_nino_anim_idle</w:t>
+        <w:t>dormir</w:t>
+      </w:r>
+      <w:r>
+        <w:t xml:space="preserve"> de la familia, sin reconstruir ningún prefab. En el abrazo los dos brazos van hacia delant</w:t>
+      </w:r>
+      <w:r>
+        <w:t xml:space="preserve">e y los adultos bajan las manos hacia los niños. En el sueño </w:t>
+      </w:r>
+      <w:r>
+        <w:rPr>
+          <w:rStyle w:val="CdigoenlneaOE3"/>
+        </w:rPr>
+        <w:t>Lienzo/Perfil</w:t>
+      </w:r>
+      <w:r>
+        <w:t xml:space="preserve"> gira a +90°, de modo que el cuerpo queda boca arriba y respira en un ciclo de 4 s, con la cabeza opuesta a la mirada; a −90° quedaba boca abajo y sin ojos visibles. El guion decide hacia dónde con </w:t>
+      </w:r>
+      <w:r>
+        <w:rPr>
+          <w:rStyle w:val="CdigoenlneaOE3"/>
+        </w:rPr>
+        <w:t>ActorBeat.Facing</w:t>
+      </w:r>
+      <w:r>
+        <w:t xml:space="preserve">, y quien abraza mira a quien abraza: en </w:t>
+      </w:r>
+      <w:r>
+        <w:rPr>
+          <w:rStyle w:val="CdigoenlneaOE3"/>
+        </w:rPr>
+        <w:t>N1_NacimientoDelFuego</w:t>
+      </w:r>
+      <w:r>
+        <w:t xml:space="preserve"> se fijó </w:t>
+      </w:r>
+      <w:r>
+        <w:rPr>
+          <w:rStyle w:val="CdigoenlneaOE3"/>
+        </w:rPr>
+        <w:t>Facing</w:t>
+      </w:r>
+      <w:r>
+        <w:t xml:space="preserve"> en los abrazos de las líneas 4, 5 y 12, y en la línea 16 cada uno camina a su sitio alrededor del fuego y llega dormido, sin taparlo; en </w:t>
+      </w:r>
+      <w:r>
+        <w:rPr>
+          <w:rStyle w:val="CdigoenlneaOE3"/>
+        </w:rPr>
+        <w:t>N1_Hallaz</w:t>
+      </w:r>
+      <w:r>
+        <w:rPr>
+          <w:rStyle w:val="CdigoenlneaOE3"/>
+        </w:rPr>
+        <w:t>go</w:t>
+      </w:r>
+      <w:r>
+        <w:t xml:space="preserve">, línea 12, Mamá abraza mirando a la izquierda, hacia el niño. Cambiaron también </w:t>
+      </w:r>
+      <w:r>
+        <w:rPr>
+          <w:rStyle w:val="CdigoenlneaOE3"/>
+        </w:rPr>
+        <w:t>coreografia.py</w:t>
       </w:r>
       <w:r>
         <w:t xml:space="preserve">, </w:t>
@@ -13527,7 +14090,7 @@
         <w:rPr>
           <w:rStyle w:val="CdigoenlneaOE3"/>
         </w:rPr>
-        <w:t>char_nino_anim_observar</w:t>
+        <w:t>clips_personajes.json</w:t>
       </w:r>
       <w:r>
         <w:t xml:space="preserve">, </w:t>
@@ -13536,25 +14099,7 @@
         <w:rPr>
           <w:rStyle w:val="CdigoenlneaOE3"/>
         </w:rPr>
-        <w:t>char_papa_anim_observar</w:t>
-      </w:r>
-      <w:r>
-        <w:t xml:space="preserve">, </w:t>
-      </w:r>
-      <w:r>
-        <w:rPr>
-          <w:rStyle w:val="CdigoenlneaOE3"/>
-        </w:rPr>
-        <w:t>char_nina_anim_observar</w:t>
-      </w:r>
-      <w:r>
-        <w:t xml:space="preserve">, </w:t>
-      </w:r>
-      <w:r>
-        <w:rPr>
-          <w:rStyle w:val="CdigoenlneaOE3"/>
-        </w:rPr>
-        <w:t>char_mama_anim_idle</w:t>
+        <w:t>pose_preview.py</w:t>
       </w:r>
       <w:r>
         <w:t xml:space="preserve"> y </w:t>
@@ -13563,35 +14108,71 @@
         <w:rPr>
           <w:rStyle w:val="CdigoenlneaOE3"/>
         </w:rPr>
-        <w:t>char_mama_anim_observar</w:t>
-      </w:r>
-      <w:r>
-        <w:t xml:space="preserve">). Los siete personajes tienen 10 de las 16 casillas de cara llenas; faltan la alegría, el sueño, el cuadro de medio parpadeo y las bocas E y U. Se tomaron 144 capturas (139 líneas de narrativa y las 5 mecánicas) en </w:t>
-      </w:r>
-      <w:r>
-        <w:rPr>
-          <w:rStyle w:val="CdigoenlneaOE3"/>
-        </w:rPr>
-        <w:t>claudeDocs/tasks/Personajes/capturas/20</w:t>
-      </w:r>
-      <w:r>
-        <w:rPr>
-          <w:rStyle w:val="CdigoenlneaOE3"/>
-        </w:rPr>
-        <w:t>26-10-10/</w:t>
-      </w:r>
-      <w:r>
-        <w:t>, y la revisión confirmó que Papá se arrodilla mirando la llama en N1 1.3 y Mamá en N2 2.5, que las expresiones siguen el guion y que la tarjeta de la familia es un primer plano sin brazos mientras la de Algoritm conserva su encuadre abierto. Las corridas están en la Tabla F.13. Quedan pendientes del artista la alegría, el sueño y una neutra nueva de la Niña y del Niño, cuya neutra de frente tiene el iris naranja y un rubor que sus otras cinco expresiones no tienen, y las cejas del Niño difieren un</w:t>
-      </w:r>
-      <w:r>
-        <w:t xml:space="preserve"> poco. El guion y el trabajo de grado radicados, que describen el retrato fijo y la cara de Algoritm del diseño anterior, no se editan sin la autorización de Santiago.</w:t>
+        <w:t>prefabs.py</w:t>
+      </w:r>
+      <w:r>
+        <w:t>.</w:t>
+      </w:r>
+    </w:p>
+    <w:p>
+      <w:pPr>
+        <w:pStyle w:val="TextoOE3"/>
+      </w:pPr>
+      <w:r>
+        <w:rPr>
+          <w:b/>
+          <w:bCs/>
+        </w:rPr>
+        <w:t>Verificación.</w:t>
+      </w:r>
+      <w:r>
+        <w:t xml:space="preserve"> Las pruebas están en la Tabla F.6 y las corridas, en la Tabla F.13. Según la sesión local, en EditMode pasaron </w:t>
+      </w:r>
+      <w:r>
+        <w:rPr>
+          <w:rStyle w:val="CdigoenlneaOE3"/>
+        </w:rPr>
+        <w:t>Character</w:t>
+      </w:r>
+      <w:r>
+        <w:t xml:space="preserve"> (220 de 220) y </w:t>
+      </w:r>
+      <w:r>
+        <w:rPr>
+          <w:rStyle w:val="CdigoenlneaOE3"/>
+        </w:rPr>
+        <w:t>NarrativeSequence</w:t>
+      </w:r>
+      <w:r>
+        <w:t xml:space="preserve"> (34 de 34, con RNF-03), y </w:t>
+      </w:r>
+      <w:r>
+        <w:rPr>
+          <w:rStyle w:val="CdigoenlneaOE3"/>
+        </w:rPr>
+        <w:t>pose_preview.py</w:t>
+      </w:r>
+      <w:r>
+        <w:t xml:space="preserve"> también; el PlayMode pasó en la suite completa del 13/10/2026 (427 de 427). Con capturas del motor (</w:t>
+      </w:r>
+      <w:r>
+        <w:rPr>
+          <w:rStyle w:val="CdigoenlneaOE3"/>
+        </w:rPr>
+        <w:t>claudeDocs/tasks/Personajes/capturas/2026-10-13-inc154/</w:t>
+      </w:r>
+      <w:r>
+        <w:t>), el abrazo de la línea 5 se lee; el de la línea 12 se lee a medias, porque Papá no rodea a la Niña; y el sueño de perfil no tapa el fuego. El abrazo de la lín</w:t>
+      </w:r>
+      <w:r>
+        <w:t>ea 12 queda pendiente.</w:t>
       </w:r>
     </w:p>
     <w:p>
       <w:pPr>
         <w:pStyle w:val="Ttulo2"/>
       </w:pPr>
-      <w:bookmarkStart w:id="3" w:name="_Toc242544986"/>
+      <w:bookmarkStart w:id="3" w:name="_Toc242827119"/>
       <w:r>
         <w:t>3. Decisiones de diseño y hallazgos de consistencia</w:t>
       </w:r>
@@ -13752,19 +14333,16 @@
         <w:t>m_Sprite</w:t>
       </w:r>
       <w:r>
-        <w:t xml:space="preserve"> de los siete prefabs. «Segmentado» se deduce del prefab, porque un campo por personaje en la tabla de articulaciones sería una segunda fuente de verdad que se desincroniza con el primer cambio de arte; un personaje es segmentado cuando la </w:t>
-      </w:r>
-      <w:r>
-        <w:rPr>
-          <w:rStyle w:val="CdigoenlneaOE3"/>
-        </w:rPr>
-        <w:t>I</w:t>
-      </w:r>
-      <w:r>
-        <w:rPr>
-          <w:rStyle w:val="CdigoenlneaOE3"/>
-        </w:rPr>
-        <w:t>mage</w:t>
+        <w:t xml:space="preserve"> </w:t>
+      </w:r>
+      <w:r>
+        <w:t xml:space="preserve">de los siete prefabs. «Segmentado» se deduce del prefab, porque un campo por personaje en la tabla de articulaciones sería una segunda fuente de verdad que se desincroniza con el primer cambio de arte; un personaje es segmentado cuando la </w:t>
+      </w:r>
+      <w:r>
+        <w:rPr>
+          <w:rStyle w:val="CdigoenlneaOE3"/>
+        </w:rPr>
+        <w:t>Image</w:t>
       </w:r>
       <w:r>
         <w:t xml:space="preserve"> de </w:t>
@@ -13810,9 +14388,9 @@
       </w:tblPr>
       <w:tblGrid>
         <w:gridCol w:w="729"/>
-        <w:gridCol w:w="3885"/>
-        <w:gridCol w:w="3907"/>
-        <w:gridCol w:w="1441"/>
+        <w:gridCol w:w="3833"/>
+        <w:gridCol w:w="3961"/>
+        <w:gridCol w:w="1439"/>
       </w:tblGrid>
       <w:tr>
         <w:trPr>
@@ -13843,7 +14421,7 @@
         </w:tc>
         <w:tc>
           <w:tcPr>
-            <w:tcW w:w="1950" w:type="pct"/>
+            <w:tcW w:w="1924" w:type="pct"/>
             <w:shd w:val="clear" w:color="auto" w:fill="D9D9D9"/>
           </w:tcPr>
           <w:p>
@@ -13866,7 +14444,7 @@
         </w:tc>
         <w:tc>
           <w:tcPr>
-            <w:tcW w:w="1961" w:type="pct"/>
+            <w:tcW w:w="1988" w:type="pct"/>
             <w:shd w:val="clear" w:color="auto" w:fill="D9D9D9"/>
           </w:tcPr>
           <w:p>
@@ -13889,7 +14467,7 @@
         </w:tc>
         <w:tc>
           <w:tcPr>
-            <w:tcW w:w="723" w:type="pct"/>
+            <w:tcW w:w="722" w:type="pct"/>
             <w:shd w:val="clear" w:color="auto" w:fill="D9D9D9"/>
           </w:tcPr>
           <w:p>
@@ -13935,7 +14513,7 @@
         </w:tc>
         <w:tc>
           <w:tcPr>
-            <w:tcW w:w="1950" w:type="pct"/>
+            <w:tcW w:w="1924" w:type="pct"/>
             <w:shd w:val="clear" w:color="auto" w:fill="auto"/>
           </w:tcPr>
           <w:p>
@@ -13956,7 +14534,7 @@
         </w:tc>
         <w:tc>
           <w:tcPr>
-            <w:tcW w:w="1961" w:type="pct"/>
+            <w:tcW w:w="1988" w:type="pct"/>
             <w:shd w:val="clear" w:color="auto" w:fill="auto"/>
           </w:tcPr>
           <w:p>
@@ -13977,7 +14555,7 @@
         </w:tc>
         <w:tc>
           <w:tcPr>
-            <w:tcW w:w="723" w:type="pct"/>
+            <w:tcW w:w="722" w:type="pct"/>
             <w:shd w:val="clear" w:color="auto" w:fill="auto"/>
           </w:tcPr>
           <w:p>
@@ -14021,7 +14599,7 @@
         </w:tc>
         <w:tc>
           <w:tcPr>
-            <w:tcW w:w="1950" w:type="pct"/>
+            <w:tcW w:w="1924" w:type="pct"/>
             <w:shd w:val="clear" w:color="auto" w:fill="auto"/>
           </w:tcPr>
           <w:p>
@@ -14042,7 +14620,7 @@
         </w:tc>
         <w:tc>
           <w:tcPr>
-            <w:tcW w:w="1961" w:type="pct"/>
+            <w:tcW w:w="1988" w:type="pct"/>
             <w:shd w:val="clear" w:color="auto" w:fill="auto"/>
           </w:tcPr>
           <w:p>
@@ -14063,7 +14641,7 @@
         </w:tc>
         <w:tc>
           <w:tcPr>
-            <w:tcW w:w="723" w:type="pct"/>
+            <w:tcW w:w="722" w:type="pct"/>
             <w:shd w:val="clear" w:color="auto" w:fill="auto"/>
           </w:tcPr>
           <w:p>
@@ -14107,7 +14685,7 @@
         </w:tc>
         <w:tc>
           <w:tcPr>
-            <w:tcW w:w="1950" w:type="pct"/>
+            <w:tcW w:w="1924" w:type="pct"/>
             <w:shd w:val="clear" w:color="auto" w:fill="auto"/>
           </w:tcPr>
           <w:p>
@@ -14135,7 +14713,7 @@
         </w:tc>
         <w:tc>
           <w:tcPr>
-            <w:tcW w:w="1961" w:type="pct"/>
+            <w:tcW w:w="1988" w:type="pct"/>
             <w:shd w:val="clear" w:color="auto" w:fill="auto"/>
           </w:tcPr>
           <w:p>
@@ -14156,7 +14734,7 @@
         </w:tc>
         <w:tc>
           <w:tcPr>
-            <w:tcW w:w="723" w:type="pct"/>
+            <w:tcW w:w="722" w:type="pct"/>
             <w:shd w:val="clear" w:color="auto" w:fill="auto"/>
           </w:tcPr>
           <w:p>
@@ -14200,7 +14778,7 @@
         </w:tc>
         <w:tc>
           <w:tcPr>
-            <w:tcW w:w="1950" w:type="pct"/>
+            <w:tcW w:w="1924" w:type="pct"/>
             <w:shd w:val="clear" w:color="auto" w:fill="auto"/>
           </w:tcPr>
           <w:p>
@@ -14221,7 +14799,7 @@
         </w:tc>
         <w:tc>
           <w:tcPr>
-            <w:tcW w:w="1961" w:type="pct"/>
+            <w:tcW w:w="1988" w:type="pct"/>
             <w:shd w:val="clear" w:color="auto" w:fill="auto"/>
           </w:tcPr>
           <w:p>
@@ -14242,7 +14820,7 @@
         </w:tc>
         <w:tc>
           <w:tcPr>
-            <w:tcW w:w="723" w:type="pct"/>
+            <w:tcW w:w="722" w:type="pct"/>
             <w:shd w:val="clear" w:color="auto" w:fill="auto"/>
           </w:tcPr>
           <w:p>
@@ -14287,7 +14865,7 @@
         </w:tc>
         <w:tc>
           <w:tcPr>
-            <w:tcW w:w="1950" w:type="pct"/>
+            <w:tcW w:w="1924" w:type="pct"/>
             <w:shd w:val="clear" w:color="auto" w:fill="auto"/>
           </w:tcPr>
           <w:p>
@@ -14308,7 +14886,7 @@
         </w:tc>
         <w:tc>
           <w:tcPr>
-            <w:tcW w:w="1961" w:type="pct"/>
+            <w:tcW w:w="1988" w:type="pct"/>
             <w:shd w:val="clear" w:color="auto" w:fill="auto"/>
           </w:tcPr>
           <w:p>
@@ -14342,7 +14920,7 @@
         </w:tc>
         <w:tc>
           <w:tcPr>
-            <w:tcW w:w="723" w:type="pct"/>
+            <w:tcW w:w="722" w:type="pct"/>
             <w:shd w:val="clear" w:color="auto" w:fill="auto"/>
           </w:tcPr>
           <w:p>
@@ -14386,7 +14964,7 @@
         </w:tc>
         <w:tc>
           <w:tcPr>
-            <w:tcW w:w="1950" w:type="pct"/>
+            <w:tcW w:w="1924" w:type="pct"/>
             <w:shd w:val="clear" w:color="auto" w:fill="auto"/>
           </w:tcPr>
           <w:p>
@@ -14407,7 +14985,7 @@
         </w:tc>
         <w:tc>
           <w:tcPr>
-            <w:tcW w:w="1961" w:type="pct"/>
+            <w:tcW w:w="1988" w:type="pct"/>
             <w:shd w:val="clear" w:color="auto" w:fill="auto"/>
           </w:tcPr>
           <w:p>
@@ -14428,7 +15006,7 @@
         </w:tc>
         <w:tc>
           <w:tcPr>
-            <w:tcW w:w="723" w:type="pct"/>
+            <w:tcW w:w="722" w:type="pct"/>
             <w:shd w:val="clear" w:color="auto" w:fill="auto"/>
           </w:tcPr>
           <w:p>
@@ -14472,7 +15050,7 @@
         </w:tc>
         <w:tc>
           <w:tcPr>
-            <w:tcW w:w="1950" w:type="pct"/>
+            <w:tcW w:w="1924" w:type="pct"/>
             <w:shd w:val="clear" w:color="auto" w:fill="auto"/>
           </w:tcPr>
           <w:p>
@@ -14493,7 +15071,7 @@
         </w:tc>
         <w:tc>
           <w:tcPr>
-            <w:tcW w:w="1961" w:type="pct"/>
+            <w:tcW w:w="1988" w:type="pct"/>
             <w:shd w:val="clear" w:color="auto" w:fill="auto"/>
           </w:tcPr>
           <w:p>
@@ -14521,7 +15099,7 @@
         </w:tc>
         <w:tc>
           <w:tcPr>
-            <w:tcW w:w="723" w:type="pct"/>
+            <w:tcW w:w="722" w:type="pct"/>
             <w:shd w:val="clear" w:color="auto" w:fill="auto"/>
           </w:tcPr>
           <w:p>
@@ -14565,7 +15143,7 @@
         </w:tc>
         <w:tc>
           <w:tcPr>
-            <w:tcW w:w="1950" w:type="pct"/>
+            <w:tcW w:w="1924" w:type="pct"/>
             <w:shd w:val="clear" w:color="auto" w:fill="auto"/>
           </w:tcPr>
           <w:p>
@@ -14586,7 +15164,7 @@
         </w:tc>
         <w:tc>
           <w:tcPr>
-            <w:tcW w:w="1961" w:type="pct"/>
+            <w:tcW w:w="1988" w:type="pct"/>
             <w:shd w:val="clear" w:color="auto" w:fill="auto"/>
           </w:tcPr>
           <w:p>
@@ -14607,7 +15185,7 @@
         </w:tc>
         <w:tc>
           <w:tcPr>
-            <w:tcW w:w="723" w:type="pct"/>
+            <w:tcW w:w="722" w:type="pct"/>
             <w:shd w:val="clear" w:color="auto" w:fill="auto"/>
           </w:tcPr>
           <w:p>
@@ -14651,7 +15229,7 @@
         </w:tc>
         <w:tc>
           <w:tcPr>
-            <w:tcW w:w="1950" w:type="pct"/>
+            <w:tcW w:w="1924" w:type="pct"/>
             <w:shd w:val="clear" w:color="auto" w:fill="auto"/>
           </w:tcPr>
           <w:p>
@@ -14672,7 +15250,7 @@
         </w:tc>
         <w:tc>
           <w:tcPr>
-            <w:tcW w:w="1961" w:type="pct"/>
+            <w:tcW w:w="1988" w:type="pct"/>
             <w:shd w:val="clear" w:color="auto" w:fill="auto"/>
           </w:tcPr>
           <w:p>
@@ -14713,7 +15291,7 @@
         </w:tc>
         <w:tc>
           <w:tcPr>
-            <w:tcW w:w="723" w:type="pct"/>
+            <w:tcW w:w="722" w:type="pct"/>
             <w:shd w:val="clear" w:color="auto" w:fill="auto"/>
           </w:tcPr>
           <w:p>
@@ -14757,7 +15335,7 @@
         </w:tc>
         <w:tc>
           <w:tcPr>
-            <w:tcW w:w="1950" w:type="pct"/>
+            <w:tcW w:w="1924" w:type="pct"/>
             <w:shd w:val="clear" w:color="auto" w:fill="auto"/>
           </w:tcPr>
           <w:p>
@@ -14778,7 +15356,7 @@
         </w:tc>
         <w:tc>
           <w:tcPr>
-            <w:tcW w:w="1961" w:type="pct"/>
+            <w:tcW w:w="1988" w:type="pct"/>
             <w:shd w:val="clear" w:color="auto" w:fill="auto"/>
           </w:tcPr>
           <w:p>
@@ -14819,7 +15397,7 @@
         </w:tc>
         <w:tc>
           <w:tcPr>
-            <w:tcW w:w="723" w:type="pct"/>
+            <w:tcW w:w="722" w:type="pct"/>
             <w:shd w:val="clear" w:color="auto" w:fill="auto"/>
           </w:tcPr>
           <w:p>
@@ -14863,7 +15441,7 @@
         </w:tc>
         <w:tc>
           <w:tcPr>
-            <w:tcW w:w="1950" w:type="pct"/>
+            <w:tcW w:w="1924" w:type="pct"/>
             <w:shd w:val="clear" w:color="auto" w:fill="auto"/>
           </w:tcPr>
           <w:p>
@@ -14884,7 +15462,7 @@
         </w:tc>
         <w:tc>
           <w:tcPr>
-            <w:tcW w:w="1961" w:type="pct"/>
+            <w:tcW w:w="1988" w:type="pct"/>
             <w:shd w:val="clear" w:color="auto" w:fill="auto"/>
           </w:tcPr>
           <w:p>
@@ -14925,7 +15503,7 @@
         </w:tc>
         <w:tc>
           <w:tcPr>
-            <w:tcW w:w="723" w:type="pct"/>
+            <w:tcW w:w="722" w:type="pct"/>
             <w:shd w:val="clear" w:color="auto" w:fill="auto"/>
           </w:tcPr>
           <w:p>
@@ -14969,7 +15547,7 @@
         </w:tc>
         <w:tc>
           <w:tcPr>
-            <w:tcW w:w="1950" w:type="pct"/>
+            <w:tcW w:w="1924" w:type="pct"/>
             <w:shd w:val="clear" w:color="auto" w:fill="auto"/>
           </w:tcPr>
           <w:p>
@@ -14990,7 +15568,7 @@
         </w:tc>
         <w:tc>
           <w:tcPr>
-            <w:tcW w:w="1961" w:type="pct"/>
+            <w:tcW w:w="1988" w:type="pct"/>
             <w:shd w:val="clear" w:color="auto" w:fill="auto"/>
           </w:tcPr>
           <w:p>
@@ -15031,7 +15609,7 @@
         </w:tc>
         <w:tc>
           <w:tcPr>
-            <w:tcW w:w="723" w:type="pct"/>
+            <w:tcW w:w="722" w:type="pct"/>
             <w:shd w:val="clear" w:color="auto" w:fill="auto"/>
           </w:tcPr>
           <w:p>
@@ -15076,7 +15654,7 @@
         </w:tc>
         <w:tc>
           <w:tcPr>
-            <w:tcW w:w="1950" w:type="pct"/>
+            <w:tcW w:w="1924" w:type="pct"/>
             <w:shd w:val="clear" w:color="auto" w:fill="auto"/>
           </w:tcPr>
           <w:p>
@@ -15097,7 +15675,7 @@
         </w:tc>
         <w:tc>
           <w:tcPr>
-            <w:tcW w:w="1961" w:type="pct"/>
+            <w:tcW w:w="1988" w:type="pct"/>
             <w:shd w:val="clear" w:color="auto" w:fill="auto"/>
           </w:tcPr>
           <w:p>
@@ -15125,7 +15703,7 @@
         </w:tc>
         <w:tc>
           <w:tcPr>
-            <w:tcW w:w="723" w:type="pct"/>
+            <w:tcW w:w="722" w:type="pct"/>
             <w:shd w:val="clear" w:color="auto" w:fill="auto"/>
           </w:tcPr>
           <w:p>
@@ -15169,7 +15747,7 @@
         </w:tc>
         <w:tc>
           <w:tcPr>
-            <w:tcW w:w="1950" w:type="pct"/>
+            <w:tcW w:w="1924" w:type="pct"/>
             <w:shd w:val="clear" w:color="auto" w:fill="auto"/>
           </w:tcPr>
           <w:p>
@@ -15190,7 +15768,7 @@
         </w:tc>
         <w:tc>
           <w:tcPr>
-            <w:tcW w:w="1961" w:type="pct"/>
+            <w:tcW w:w="1988" w:type="pct"/>
             <w:shd w:val="clear" w:color="auto" w:fill="auto"/>
           </w:tcPr>
           <w:p>
@@ -15224,7 +15802,7 @@
         </w:tc>
         <w:tc>
           <w:tcPr>
-            <w:tcW w:w="723" w:type="pct"/>
+            <w:tcW w:w="722" w:type="pct"/>
             <w:shd w:val="clear" w:color="auto" w:fill="auto"/>
           </w:tcPr>
           <w:p>
@@ -15268,7 +15846,7 @@
         </w:tc>
         <w:tc>
           <w:tcPr>
-            <w:tcW w:w="1950" w:type="pct"/>
+            <w:tcW w:w="1924" w:type="pct"/>
             <w:shd w:val="clear" w:color="auto" w:fill="auto"/>
           </w:tcPr>
           <w:p>
@@ -15289,7 +15867,7 @@
         </w:tc>
         <w:tc>
           <w:tcPr>
-            <w:tcW w:w="1961" w:type="pct"/>
+            <w:tcW w:w="1988" w:type="pct"/>
             <w:shd w:val="clear" w:color="auto" w:fill="auto"/>
           </w:tcPr>
           <w:p>
@@ -15343,7 +15921,7 @@
         </w:tc>
         <w:tc>
           <w:tcPr>
-            <w:tcW w:w="723" w:type="pct"/>
+            <w:tcW w:w="722" w:type="pct"/>
             <w:shd w:val="clear" w:color="auto" w:fill="auto"/>
           </w:tcPr>
           <w:p>
@@ -15387,7 +15965,7 @@
         </w:tc>
         <w:tc>
           <w:tcPr>
-            <w:tcW w:w="1950" w:type="pct"/>
+            <w:tcW w:w="1924" w:type="pct"/>
             <w:shd w:val="clear" w:color="auto" w:fill="auto"/>
           </w:tcPr>
           <w:p>
@@ -15408,7 +15986,7 @@
         </w:tc>
         <w:tc>
           <w:tcPr>
-            <w:tcW w:w="1961" w:type="pct"/>
+            <w:tcW w:w="1988" w:type="pct"/>
             <w:shd w:val="clear" w:color="auto" w:fill="auto"/>
           </w:tcPr>
           <w:p>
@@ -15468,7 +16046,7 @@
         </w:tc>
         <w:tc>
           <w:tcPr>
-            <w:tcW w:w="723" w:type="pct"/>
+            <w:tcW w:w="722" w:type="pct"/>
             <w:shd w:val="clear" w:color="auto" w:fill="auto"/>
           </w:tcPr>
           <w:p>
@@ -15512,7 +16090,7 @@
         </w:tc>
         <w:tc>
           <w:tcPr>
-            <w:tcW w:w="1950" w:type="pct"/>
+            <w:tcW w:w="1924" w:type="pct"/>
             <w:shd w:val="clear" w:color="auto" w:fill="auto"/>
           </w:tcPr>
           <w:p>
@@ -15533,7 +16111,7 @@
         </w:tc>
         <w:tc>
           <w:tcPr>
-            <w:tcW w:w="1961" w:type="pct"/>
+            <w:tcW w:w="1988" w:type="pct"/>
             <w:shd w:val="clear" w:color="auto" w:fill="auto"/>
           </w:tcPr>
           <w:p>
@@ -15574,7 +16152,7 @@
         </w:tc>
         <w:tc>
           <w:tcPr>
-            <w:tcW w:w="723" w:type="pct"/>
+            <w:tcW w:w="722" w:type="pct"/>
             <w:shd w:val="clear" w:color="auto" w:fill="auto"/>
           </w:tcPr>
           <w:p>
@@ -15618,7 +16196,7 @@
         </w:tc>
         <w:tc>
           <w:tcPr>
-            <w:tcW w:w="1950" w:type="pct"/>
+            <w:tcW w:w="1924" w:type="pct"/>
             <w:shd w:val="clear" w:color="auto" w:fill="auto"/>
           </w:tcPr>
           <w:p>
@@ -15646,7 +16224,7 @@
         </w:tc>
         <w:tc>
           <w:tcPr>
-            <w:tcW w:w="1961" w:type="pct"/>
+            <w:tcW w:w="1988" w:type="pct"/>
             <w:shd w:val="clear" w:color="auto" w:fill="auto"/>
           </w:tcPr>
           <w:p>
@@ -15695,7 +16273,7 @@
         </w:tc>
         <w:tc>
           <w:tcPr>
-            <w:tcW w:w="723" w:type="pct"/>
+            <w:tcW w:w="722" w:type="pct"/>
             <w:shd w:val="clear" w:color="auto" w:fill="auto"/>
           </w:tcPr>
           <w:p>
@@ -15740,7 +16318,7 @@
         </w:tc>
         <w:tc>
           <w:tcPr>
-            <w:tcW w:w="1950" w:type="pct"/>
+            <w:tcW w:w="1924" w:type="pct"/>
             <w:shd w:val="clear" w:color="auto" w:fill="auto"/>
           </w:tcPr>
           <w:p>
@@ -15787,7 +16365,7 @@
         </w:tc>
         <w:tc>
           <w:tcPr>
-            <w:tcW w:w="1961" w:type="pct"/>
+            <w:tcW w:w="1988" w:type="pct"/>
             <w:shd w:val="clear" w:color="auto" w:fill="auto"/>
           </w:tcPr>
           <w:p>
@@ -15815,7 +16393,7 @@
         </w:tc>
         <w:tc>
           <w:tcPr>
-            <w:tcW w:w="723" w:type="pct"/>
+            <w:tcW w:w="722" w:type="pct"/>
             <w:shd w:val="clear" w:color="auto" w:fill="auto"/>
           </w:tcPr>
           <w:p>
@@ -15831,6 +16409,336 @@
                 <w:sz w:val="18"/>
               </w:rPr>
               <w:t>10/10/2026</w:t>
+            </w:r>
+          </w:p>
+        </w:tc>
+      </w:tr>
+      <w:tr>
+        <w:tc>
+          <w:tcPr>
+            <w:tcW w:w="366" w:type="pct"/>
+            <w:shd w:val="clear" w:color="auto" w:fill="auto"/>
+          </w:tcPr>
+          <w:p>
+            <w:pPr>
+              <w:pStyle w:val="CompactoOE3"/>
+              <w:spacing w:after="0"/>
+              <w:rPr>
+                <w:sz w:val="18"/>
+              </w:rPr>
+            </w:pPr>
+            <w:r>
+              <w:rPr>
+                <w:sz w:val="18"/>
+              </w:rPr>
+              <w:t>INC-153</w:t>
+            </w:r>
+          </w:p>
+        </w:tc>
+        <w:tc>
+          <w:tcPr>
+            <w:tcW w:w="1924" w:type="pct"/>
+            <w:shd w:val="clear" w:color="auto" w:fill="auto"/>
+          </w:tcPr>
+          <w:p>
+            <w:pPr>
+              <w:pStyle w:val="CompactoOE3"/>
+              <w:spacing w:after="0"/>
+              <w:rPr>
+                <w:sz w:val="18"/>
+              </w:rPr>
+            </w:pPr>
+            <w:r>
+              <w:rPr>
+                <w:sz w:val="18"/>
+              </w:rPr>
+              <w:t xml:space="preserve">Todo paso </w:t>
+            </w:r>
+            <w:r>
+              <w:rPr>
+                <w:rStyle w:val="CdigoenlneaOE3"/>
+                <w:sz w:val="18"/>
+              </w:rPr>
+              <w:t>Walk</w:t>
+            </w:r>
+            <w:r>
+              <w:rPr>
+                <w:sz w:val="18"/>
+              </w:rPr>
+              <w:t xml:space="preserve">, </w:t>
+            </w:r>
+            <w:r>
+              <w:rPr>
+                <w:rStyle w:val="CdigoenlneaOE3"/>
+                <w:sz w:val="18"/>
+              </w:rPr>
+              <w:t>Run</w:t>
+            </w:r>
+            <w:r>
+              <w:rPr>
+                <w:sz w:val="18"/>
+              </w:rPr>
+              <w:t xml:space="preserve">, </w:t>
+            </w:r>
+            <w:r>
+              <w:rPr>
+                <w:rStyle w:val="CdigoenlneaOE3"/>
+                <w:sz w:val="18"/>
+              </w:rPr>
+              <w:t>Carry</w:t>
+            </w:r>
+            <w:r>
+              <w:rPr>
+                <w:sz w:val="18"/>
+              </w:rPr>
+              <w:t xml:space="preserve"> o </w:t>
+            </w:r>
+            <w:r>
+              <w:rPr>
+                <w:rStyle w:val="CdigoenlneaOE3"/>
+                <w:sz w:val="18"/>
+              </w:rPr>
+              <w:t>Push</w:t>
+            </w:r>
+            <w:r>
+              <w:rPr>
+                <w:sz w:val="18"/>
+              </w:rPr>
+              <w:t xml:space="preserve"> con movimiento desplaza al actor al menos </w:t>
+            </w:r>
+            <w:r>
+              <w:rPr>
+                <w:rStyle w:val="CdigoenlneaOE3"/>
+                <w:sz w:val="18"/>
+              </w:rPr>
+              <w:t>MinimumDisplacement</w:t>
+            </w:r>
+            <w:r>
+              <w:rPr>
+                <w:sz w:val="18"/>
+              </w:rPr>
+              <w:t xml:space="preserve">; la familia camina de verdad en la línea 7 de </w:t>
+            </w:r>
+            <w:r>
+              <w:rPr>
+                <w:rStyle w:val="CdigoenlneaOE3"/>
+                <w:sz w:val="18"/>
+              </w:rPr>
+              <w:t>N1_AparicionGuia</w:t>
+            </w:r>
+          </w:p>
+        </w:tc>
+        <w:tc>
+          <w:tcPr>
+            <w:tcW w:w="1988" w:type="pct"/>
+            <w:shd w:val="clear" w:color="auto" w:fill="auto"/>
+          </w:tcPr>
+          <w:p>
+            <w:pPr>
+              <w:pStyle w:val="CompactoOE3"/>
+              <w:spacing w:after="0"/>
+              <w:rPr>
+                <w:sz w:val="18"/>
+              </w:rPr>
+            </w:pPr>
+            <w:r>
+              <w:rPr>
+                <w:sz w:val="18"/>
+              </w:rPr>
+              <w:t xml:space="preserve">Datos de </w:t>
+            </w:r>
+            <w:r>
+              <w:rPr>
+                <w:rStyle w:val="CdigoenlneaOE3"/>
+                <w:sz w:val="18"/>
+              </w:rPr>
+              <w:t>N1_AparicionGuia</w:t>
+            </w:r>
+            <w:r>
+              <w:rPr>
+                <w:sz w:val="18"/>
+              </w:rPr>
+              <w:t xml:space="preserve">, </w:t>
+            </w:r>
+            <w:r>
+              <w:rPr>
+                <w:rStyle w:val="CdigoenlneaOE3"/>
+                <w:sz w:val="18"/>
+              </w:rPr>
+              <w:t>N2_Escena21_Bosque</w:t>
+            </w:r>
+            <w:r>
+              <w:rPr>
+                <w:sz w:val="18"/>
+              </w:rPr>
+              <w:t xml:space="preserve"> y </w:t>
+            </w:r>
+            <w:r>
+              <w:rPr>
+                <w:rStyle w:val="CdigoenlneaOE3"/>
+                <w:sz w:val="18"/>
+              </w:rPr>
+              <w:t>N2_PuenteI_Bosque</w:t>
+            </w:r>
+            <w:r>
+              <w:rPr>
+                <w:sz w:val="18"/>
+              </w:rPr>
+              <w:t xml:space="preserve">; en el juego, </w:t>
+            </w:r>
+            <w:r>
+              <w:rPr>
+                <w:rStyle w:val="CdigoenlneaOE3"/>
+                <w:sz w:val="18"/>
+              </w:rPr>
+              <w:t>52ecca5</w:t>
+            </w:r>
+            <w:r>
+              <w:rPr>
+                <w:sz w:val="18"/>
+              </w:rPr>
+              <w:t xml:space="preserve"> y </w:t>
+            </w:r>
+            <w:r>
+              <w:rPr>
+                <w:rStyle w:val="CdigoenlneaOE3"/>
+                <w:sz w:val="18"/>
+              </w:rPr>
+              <w:t>NarrativeLocomotionTests</w:t>
+            </w:r>
+          </w:p>
+        </w:tc>
+        <w:tc>
+          <w:tcPr>
+            <w:tcW w:w="722" w:type="pct"/>
+            <w:shd w:val="clear" w:color="auto" w:fill="auto"/>
+          </w:tcPr>
+          <w:p>
+            <w:pPr>
+              <w:pStyle w:val="CompactoOE3"/>
+              <w:spacing w:after="0"/>
+              <w:rPr>
+                <w:sz w:val="18"/>
+              </w:rPr>
+            </w:pPr>
+            <w:r>
+              <w:rPr>
+                <w:sz w:val="18"/>
+              </w:rPr>
+              <w:t>13/10/2026</w:t>
+            </w:r>
+          </w:p>
+        </w:tc>
+      </w:tr>
+      <w:tr>
+        <w:tc>
+          <w:tcPr>
+            <w:tcW w:w="366" w:type="pct"/>
+            <w:shd w:val="clear" w:color="auto" w:fill="auto"/>
+          </w:tcPr>
+          <w:p>
+            <w:pPr>
+              <w:pStyle w:val="CompactoOE3"/>
+              <w:spacing w:after="0"/>
+              <w:rPr>
+                <w:sz w:val="18"/>
+              </w:rPr>
+            </w:pPr>
+            <w:r>
+              <w:rPr>
+                <w:sz w:val="18"/>
+              </w:rPr>
+              <w:t>INC-154</w:t>
+            </w:r>
+          </w:p>
+        </w:tc>
+        <w:tc>
+          <w:tcPr>
+            <w:tcW w:w="1924" w:type="pct"/>
+            <w:shd w:val="clear" w:color="auto" w:fill="auto"/>
+          </w:tcPr>
+          <w:p>
+            <w:pPr>
+              <w:pStyle w:val="CompactoOE3"/>
+              <w:spacing w:after="0"/>
+              <w:rPr>
+                <w:sz w:val="18"/>
+              </w:rPr>
+            </w:pPr>
+            <w:r>
+              <w:rPr>
+                <w:sz w:val="18"/>
+              </w:rPr>
+              <w:t xml:space="preserve">Abrazar y dormir se ven de perfil; la lista de acciones de perfil de INC-134 pasa a incluir </w:t>
+            </w:r>
+            <w:r>
+              <w:rPr>
+                <w:rStyle w:val="CdigoenlneaOE3"/>
+                <w:sz w:val="18"/>
+              </w:rPr>
+              <w:t>Hug</w:t>
+            </w:r>
+            <w:r>
+              <w:rPr>
+                <w:sz w:val="18"/>
+              </w:rPr>
+              <w:t xml:space="preserve"> y </w:t>
+            </w:r>
+            <w:r>
+              <w:rPr>
+                <w:rStyle w:val="CdigoenlneaOE3"/>
+                <w:sz w:val="18"/>
+              </w:rPr>
+              <w:t>Sleep</w:t>
+            </w:r>
+          </w:p>
+        </w:tc>
+        <w:tc>
+          <w:tcPr>
+            <w:tcW w:w="1988" w:type="pct"/>
+            <w:shd w:val="clear" w:color="auto" w:fill="auto"/>
+          </w:tcPr>
+          <w:p>
+            <w:pPr>
+              <w:pStyle w:val="CompactoOE3"/>
+              <w:spacing w:after="0"/>
+              <w:rPr>
+                <w:sz w:val="18"/>
+              </w:rPr>
+            </w:pPr>
+            <w:r>
+              <w:rPr>
+                <w:sz w:val="18"/>
+              </w:rPr>
+              <w:t xml:space="preserve">Resultados (apartado C.16); en el juego y las herramientas, </w:t>
+            </w:r>
+            <w:r>
+              <w:rPr>
+                <w:rStyle w:val="CdigoenlneaOE3"/>
+                <w:sz w:val="18"/>
+              </w:rPr>
+              <w:t>d8ab0f4</w:t>
+            </w:r>
+          </w:p>
+        </w:tc>
+        <w:tc>
+          <w:tcPr>
+            <w:tcW w:w="722" w:type="pct"/>
+            <w:shd w:val="clear" w:color="auto" w:fill="auto"/>
+          </w:tcPr>
+          <w:p>
+            <w:pPr>
+              <w:pStyle w:val="CompactoOE3"/>
+              <w:spacing w:after="0"/>
+              <w:rPr>
+                <w:sz w:val="18"/>
+              </w:rPr>
+            </w:pPr>
+            <w:r>
+              <w:rPr>
+                <w:sz w:val="18"/>
+              </w:rPr>
+              <w:t>13/10/2026</w:t>
             </w:r>
           </w:p>
         </w:tc>
@@ -15850,14 +16758,14 @@
         <w:t>INCONSISTENCIAS.md</w:t>
       </w:r>
       <w:r>
-        <w:t>.</w:t>
+        <w:t>. INC-153 e INC-154 salen de la sesión con estudiantes del 13/10/2026 y constan en la revisión 26 del mismo documento.</w:t>
       </w:r>
     </w:p>
     <w:p>
       <w:pPr>
         <w:pStyle w:val="Ttulo2"/>
       </w:pPr>
-      <w:bookmarkStart w:id="4" w:name="_Toc242544987"/>
+      <w:bookmarkStart w:id="4" w:name="_Toc242827120"/>
       <w:r>
         <w:t>4. Verificación</w:t>
       </w:r>
@@ -15882,10 +16790,7 @@
         <w:t>88fe0ee</w:t>
       </w:r>
       <w:r>
-        <w:t xml:space="preserve"> </w:t>
-      </w:r>
-      <w:r>
-        <w:t xml:space="preserve">añadió 50 métodos de prueba, que el 25/09/2026, contados sobre </w:t>
+        <w:t xml:space="preserve"> añadió 50 métodos de prueba, que el 25/09/2026, contados sobre </w:t>
       </w:r>
       <w:r>
         <w:rPr>
@@ -15964,7 +16869,7 @@
         <w:t>Tabla F.6.</w:t>
       </w:r>
       <w:r>
-        <w:t xml:space="preserve"> Pruebas representativas de los personajes. Las dieciséis últimas filas son posteriores al corte.</w:t>
+        <w:t xml:space="preserve"> Pruebas representativas de los personajes. Las diecinueve últimas filas son posteriores al corte.</w:t>
       </w:r>
     </w:p>
     <w:tbl>
@@ -16143,7 +17048,14 @@
               <w:rPr>
                 <w:sz w:val="18"/>
               </w:rPr>
-              <w:t>Un estado por acción; las partes no reciben clics</w:t>
+              <w:t xml:space="preserve">Un estado por acción; </w:t>
+            </w:r>
+            <w:r>
+              <w:rPr>
+                <w:sz w:val="18"/>
+              </w:rPr>
+              <w:lastRenderedPageBreak/>
+              <w:t>las partes no reciben clics</w:t>
             </w:r>
           </w:p>
         </w:tc>
@@ -16165,6 +17077,7 @@
                 <w:rStyle w:val="CdigoenlneaOE3"/>
                 <w:sz w:val="18"/>
               </w:rPr>
+              <w:lastRenderedPageBreak/>
               <w:t>CharacterRig_DA133_CadaPersonajeTieneUnEstadoPorAccion</w:t>
             </w:r>
             <w:r>
@@ -16288,7 +17201,6 @@
               <w:rPr>
                 <w:sz w:val="18"/>
               </w:rPr>
-              <w:lastRenderedPageBreak/>
               <w:t>Reglas de las narrativas</w:t>
             </w:r>
           </w:p>
@@ -16999,7 +17911,14 @@
               <w:rPr>
                 <w:sz w:val="18"/>
               </w:rPr>
-              <w:t xml:space="preserve">: cuatro métodos </w:t>
+              <w:t xml:space="preserve">: </w:t>
+            </w:r>
+            <w:r>
+              <w:rPr>
+                <w:sz w:val="18"/>
+              </w:rPr>
+              <w:lastRenderedPageBreak/>
+              <w:t xml:space="preserve">cuatro métodos </w:t>
             </w:r>
             <w:r>
               <w:rPr>
@@ -17066,6 +17985,7 @@
               <w:rPr>
                 <w:sz w:val="18"/>
               </w:rPr>
+              <w:lastRenderedPageBreak/>
               <w:t>EditMode</w:t>
             </w:r>
           </w:p>
@@ -17168,14 +18088,7 @@
               <w:rPr>
                 <w:sz w:val="18"/>
               </w:rPr>
-              <w:t xml:space="preserve">Quien habla </w:t>
-            </w:r>
-            <w:r>
-              <w:rPr>
-                <w:sz w:val="18"/>
-              </w:rPr>
-              <w:lastRenderedPageBreak/>
-              <w:t>habla y calla al avanzar</w:t>
+              <w:t>Quien habla habla y calla al avanzar</w:t>
             </w:r>
           </w:p>
         </w:tc>
@@ -17197,7 +18110,6 @@
                 <w:rStyle w:val="CdigoenlneaOE3"/>
                 <w:sz w:val="18"/>
               </w:rPr>
-              <w:lastRenderedPageBreak/>
               <w:t>NarrativeScene_RF05_QuienHablaHablaYCallaAlAvanzar</w:t>
             </w:r>
           </w:p>
@@ -17648,7 +18560,14 @@
               <w:rPr>
                 <w:sz w:val="18"/>
               </w:rPr>
-              <w:t>Vista por acción y rumbo (INC-134)</w:t>
+              <w:t xml:space="preserve">Vista por acción y </w:t>
+            </w:r>
+            <w:r>
+              <w:rPr>
+                <w:sz w:val="18"/>
+              </w:rPr>
+              <w:lastRenderedPageBreak/>
+              <w:t>rumbo (INC-134)</w:t>
             </w:r>
           </w:p>
         </w:tc>
@@ -17670,6 +18589,7 @@
                 <w:rStyle w:val="CdigoenlneaOE3"/>
                 <w:sz w:val="18"/>
               </w:rPr>
+              <w:lastRenderedPageBreak/>
               <w:t>ActionView_INC134_LaTablaCubreTodasLasAcciones</w:t>
             </w:r>
             <w:r>
@@ -17683,7 +18603,15 @@
                 <w:rStyle w:val="CdigoenlneaOE3"/>
                 <w:sz w:val="18"/>
               </w:rPr>
-              <w:t>Heading_INC134_IzquierdaYArribaMiranALaIzquierdaDerechaYAbajoALaDerecha</w:t>
+              <w:t>Heading_INC134_IzquierdaYArribaMiranALaIzquierdaDerechaYAbajoALaDere</w:t>
+            </w:r>
+            <w:r>
+              <w:rPr>
+                <w:rStyle w:val="CdigoenlneaOE3"/>
+                <w:sz w:val="18"/>
+              </w:rPr>
+              <w:lastRenderedPageBreak/>
+              <w:t>cha</w:t>
             </w:r>
             <w:r>
               <w:rPr>
@@ -17730,6 +18658,7 @@
               <w:rPr>
                 <w:sz w:val="18"/>
               </w:rPr>
+              <w:lastRenderedPageBreak/>
               <w:t>EditMode</w:t>
             </w:r>
           </w:p>
@@ -17825,7 +18754,6 @@
               <w:rPr>
                 <w:sz w:val="18"/>
               </w:rPr>
-              <w:lastRenderedPageBreak/>
               <w:t>Perfil en las narrativas y en las mecánicas (INC-134)</w:t>
             </w:r>
           </w:p>
@@ -18408,6 +19336,7 @@
               <w:rPr>
                 <w:sz w:val="18"/>
               </w:rPr>
+              <w:lastRenderedPageBreak/>
               <w:t>La tarjeta en la escena (INC-148)</w:t>
             </w:r>
           </w:p>
@@ -18493,14 +19422,7 @@
               <w:rPr>
                 <w:sz w:val="18"/>
               </w:rPr>
-              <w:t xml:space="preserve">Quien trabaja junto al fuego lo </w:t>
-            </w:r>
-            <w:r>
-              <w:rPr>
-                <w:sz w:val="18"/>
-              </w:rPr>
-              <w:lastRenderedPageBreak/>
-              <w:t>mira (INC-150)</w:t>
+              <w:t>Quien trabaja junto al fuego lo mira (INC-150)</w:t>
             </w:r>
           </w:p>
         </w:tc>
@@ -18522,7 +19444,6 @@
                 <w:rStyle w:val="CdigoenlneaOE3"/>
                 <w:sz w:val="18"/>
               </w:rPr>
-              <w:lastRenderedPageBreak/>
               <w:t>NarrativeSequence_INC150_QuienTrabajaJuntoAlFuegoLoMira</w:t>
             </w:r>
           </w:p>
@@ -18590,6 +19511,249 @@
                 <w:sz w:val="18"/>
               </w:rPr>
               <w:t>ArtImport_RNF06_LasCarasYLosRetratosDeLosPersonajesSeImportanA256SinComprimir</w:t>
+            </w:r>
+          </w:p>
+        </w:tc>
+        <w:tc>
+          <w:tcPr>
+            <w:tcW w:w="585" w:type="pct"/>
+            <w:shd w:val="clear" w:color="auto" w:fill="auto"/>
+          </w:tcPr>
+          <w:p>
+            <w:pPr>
+              <w:pStyle w:val="CompactoOE3"/>
+              <w:spacing w:after="0"/>
+              <w:rPr>
+                <w:sz w:val="18"/>
+              </w:rPr>
+            </w:pPr>
+            <w:r>
+              <w:rPr>
+                <w:sz w:val="18"/>
+              </w:rPr>
+              <w:t>EditMode</w:t>
+            </w:r>
+          </w:p>
+        </w:tc>
+      </w:tr>
+      <w:tr>
+        <w:tc>
+          <w:tcPr>
+            <w:tcW w:w="716" w:type="pct"/>
+            <w:shd w:val="clear" w:color="auto" w:fill="auto"/>
+          </w:tcPr>
+          <w:p>
+            <w:pPr>
+              <w:pStyle w:val="CompactoOE3"/>
+              <w:spacing w:after="0"/>
+              <w:rPr>
+                <w:sz w:val="18"/>
+              </w:rPr>
+            </w:pPr>
+            <w:r>
+              <w:rPr>
+                <w:sz w:val="18"/>
+              </w:rPr>
+              <w:t>Abrazar y dormir de perfil (INC-154)</w:t>
+            </w:r>
+          </w:p>
+        </w:tc>
+        <w:tc>
+          <w:tcPr>
+            <w:tcW w:w="3699" w:type="pct"/>
+            <w:shd w:val="clear" w:color="auto" w:fill="auto"/>
+          </w:tcPr>
+          <w:p>
+            <w:pPr>
+              <w:pStyle w:val="CompactoOE3"/>
+              <w:spacing w:after="0"/>
+              <w:rPr>
+                <w:sz w:val="18"/>
+              </w:rPr>
+            </w:pPr>
+            <w:r>
+              <w:rPr>
+                <w:rStyle w:val="CdigoenlneaOE3"/>
+                <w:sz w:val="18"/>
+              </w:rPr>
+              <w:t>ActionView_INC154_AbrazarYDormirVanDePerfil</w:t>
+            </w:r>
+            <w:r>
+              <w:rPr>
+                <w:sz w:val="18"/>
+              </w:rPr>
+              <w:t xml:space="preserve">; </w:t>
+            </w:r>
+            <w:r>
+              <w:rPr>
+                <w:rStyle w:val="CdigoenlneaOE3"/>
+                <w:sz w:val="18"/>
+              </w:rPr>
+              <w:t>ActionView_INC134_LaTablaCubreTodasLasAcciones</w:t>
+            </w:r>
+            <w:r>
+              <w:rPr>
+                <w:sz w:val="18"/>
+              </w:rPr>
+              <w:t xml:space="preserve"> incluye ahora las dos acciones y </w:t>
+            </w:r>
+            <w:r>
+              <w:rPr>
+                <w:rStyle w:val="CdigoenlneaOE3"/>
+                <w:sz w:val="18"/>
+              </w:rPr>
+              <w:t>ActionView_INC134_LosGestosHaciaElEstudianteVanDeFrente</w:t>
+            </w:r>
+            <w:r>
+              <w:rPr>
+                <w:sz w:val="18"/>
+              </w:rPr>
+              <w:t xml:space="preserve"> ya no</w:t>
+            </w:r>
+          </w:p>
+        </w:tc>
+        <w:tc>
+          <w:tcPr>
+            <w:tcW w:w="585" w:type="pct"/>
+            <w:shd w:val="clear" w:color="auto" w:fill="auto"/>
+          </w:tcPr>
+          <w:p>
+            <w:pPr>
+              <w:pStyle w:val="CompactoOE3"/>
+              <w:spacing w:after="0"/>
+              <w:rPr>
+                <w:sz w:val="18"/>
+              </w:rPr>
+            </w:pPr>
+            <w:r>
+              <w:rPr>
+                <w:sz w:val="18"/>
+              </w:rPr>
+              <w:t>EditMode</w:t>
+            </w:r>
+          </w:p>
+        </w:tc>
+      </w:tr>
+      <w:tr>
+        <w:tc>
+          <w:tcPr>
+            <w:tcW w:w="716" w:type="pct"/>
+            <w:shd w:val="clear" w:color="auto" w:fill="auto"/>
+          </w:tcPr>
+          <w:p>
+            <w:pPr>
+              <w:pStyle w:val="CompactoOE3"/>
+              <w:spacing w:after="0"/>
+              <w:rPr>
+                <w:sz w:val="18"/>
+              </w:rPr>
+            </w:pPr>
+            <w:r>
+              <w:rPr>
+                <w:sz w:val="18"/>
+              </w:rPr>
+              <w:t>Los pasos de locomoción desplazan al actor (INC-153)</w:t>
+            </w:r>
+          </w:p>
+        </w:tc>
+        <w:tc>
+          <w:tcPr>
+            <w:tcW w:w="3699" w:type="pct"/>
+            <w:shd w:val="clear" w:color="auto" w:fill="auto"/>
+          </w:tcPr>
+          <w:p>
+            <w:pPr>
+              <w:pStyle w:val="CompactoOE3"/>
+              <w:spacing w:after="0"/>
+              <w:rPr>
+                <w:sz w:val="18"/>
+              </w:rPr>
+            </w:pPr>
+            <w:r>
+              <w:rPr>
+                <w:rStyle w:val="CdigoenlneaOE3"/>
+                <w:sz w:val="18"/>
+              </w:rPr>
+              <w:t>NarrativeSequence_INC153_LosPasosDeLocomocionDesplazanAlActor</w:t>
+            </w:r>
+          </w:p>
+        </w:tc>
+        <w:tc>
+          <w:tcPr>
+            <w:tcW w:w="585" w:type="pct"/>
+            <w:shd w:val="clear" w:color="auto" w:fill="auto"/>
+          </w:tcPr>
+          <w:p>
+            <w:pPr>
+              <w:pStyle w:val="CompactoOE3"/>
+              <w:spacing w:after="0"/>
+              <w:rPr>
+                <w:sz w:val="18"/>
+              </w:rPr>
+            </w:pPr>
+            <w:r>
+              <w:rPr>
+                <w:sz w:val="18"/>
+              </w:rPr>
+              <w:t>EditMode</w:t>
+            </w:r>
+          </w:p>
+        </w:tc>
+      </w:tr>
+      <w:tr>
+        <w:tc>
+          <w:tcPr>
+            <w:tcW w:w="716" w:type="pct"/>
+            <w:shd w:val="clear" w:color="auto" w:fill="auto"/>
+          </w:tcPr>
+          <w:p>
+            <w:pPr>
+              <w:pStyle w:val="CompactoOE3"/>
+              <w:spacing w:after="0"/>
+              <w:rPr>
+                <w:sz w:val="18"/>
+              </w:rPr>
+            </w:pPr>
+            <w:r>
+              <w:rPr>
+                <w:sz w:val="18"/>
+              </w:rPr>
+              <w:t>Línea releída con «Atrás» (INC-160)</w:t>
+            </w:r>
+          </w:p>
+        </w:tc>
+        <w:tc>
+          <w:tcPr>
+            <w:tcW w:w="3699" w:type="pct"/>
+            <w:shd w:val="clear" w:color="auto" w:fill="auto"/>
+          </w:tcPr>
+          <w:p>
+            <w:pPr>
+              <w:pStyle w:val="CompactoOE3"/>
+              <w:spacing w:after="0"/>
+              <w:rPr>
+                <w:sz w:val="18"/>
+              </w:rPr>
+            </w:pPr>
+            <w:r>
+              <w:rPr>
+                <w:rStyle w:val="CdigoenlneaOE3"/>
+                <w:sz w:val="18"/>
+              </w:rPr>
+              <w:t>ActorTimeline_INC160_*</w:t>
+            </w:r>
+            <w:r>
+              <w:rPr>
+                <w:sz w:val="18"/>
+              </w:rPr>
+              <w:t xml:space="preserve">: cinco métodos, entre ellos </w:t>
+            </w:r>
+            <w:r>
+              <w:rPr>
+                <w:rStyle w:val="CdigoenlneaOE3"/>
+                <w:sz w:val="18"/>
+              </w:rPr>
+              <w:t>ActorTimeline_INC160_UnaAccionDeDesplazamientoQuedaDePieAlReleerla</w:t>
             </w:r>
           </w:p>
         </w:tc>
@@ -18677,6 +19841,7 @@
         <w:pStyle w:val="TextoOE3"/>
       </w:pPr>
       <w:r>
+        <w:lastRenderedPageBreak/>
         <w:t>Los métodos de los siete archivos de pruebas de los personajes (</w:t>
       </w:r>
       <w:r>
@@ -18963,7 +20128,6 @@
         <w:pStyle w:val="PrimerprrafoOE3"/>
       </w:pPr>
       <w:r>
-        <w:lastRenderedPageBreak/>
         <w:t>El documento de resultados de los personajes no registra corridas propias: sus pruebas corren dentro de las corridas completas de la suite, que el Anexo G (apartado 4.2) desglosa por módulo. El 24/09/2026, con los personajes ya en escena, la prueba de memoria del Nivel 3 marcó 2 191 MB en un Editor abierto durante horas; esa prueba mide la sesión del Editor, y el valor que verifica RNF-05 es el del ejecutable (documento principal, apartado 8.1).</w:t>
       </w:r>
     </w:p>
@@ -19583,6 +20747,7 @@
               <w:rPr>
                 <w:sz w:val="18"/>
               </w:rPr>
+              <w:lastRenderedPageBreak/>
               <w:t>01/10/2026</w:t>
             </w:r>
           </w:p>
@@ -19785,7 +20950,7 @@
         <w:pStyle w:val="PrimerprrafoOE3"/>
       </w:pPr>
       <w:r>
-        <w:t xml:space="preserve">Después del corte hubo corridas en el Editor sobre la rama. No dejaron un XML en el repositorio: sus cifras constan en los apartados C.9 a C.11, C.13 y C.14 de </w:t>
+        <w:t xml:space="preserve">Después del corte hubo corridas en el Editor sobre la rama. No dejaron un XML en el repositorio: sus cifras constan en los apartados C.9 a C.11, C.13, C.14 y C.16 de </w:t>
       </w:r>
       <w:r>
         <w:rPr>
@@ -20254,7 +21419,6 @@
                 <w:rStyle w:val="CdigoenlneaOE3"/>
                 <w:sz w:val="18"/>
               </w:rPr>
-              <w:lastRenderedPageBreak/>
               <w:t>5ce0797</w:t>
             </w:r>
           </w:p>
@@ -20631,6 +21795,7 @@
                 <w:rStyle w:val="CdigoenlneaOE3"/>
                 <w:sz w:val="18"/>
               </w:rPr>
+              <w:lastRenderedPageBreak/>
               <w:t>433603f</w:t>
             </w:r>
           </w:p>
@@ -20975,14 +22140,7 @@
               <w:rPr>
                 <w:sz w:val="18"/>
               </w:rPr>
-              <w:t xml:space="preserve">EditMode: 706 de 711 (1 omitida, 4 rojas esperadas); PlayMode: 416 de </w:t>
-            </w:r>
-            <w:r>
-              <w:rPr>
-                <w:sz w:val="18"/>
-              </w:rPr>
-              <w:lastRenderedPageBreak/>
-              <w:t>417 (1 inconclusiva)</w:t>
+              <w:t>EditMode: 706 de 711 (1 omitida, 4 rojas esperadas); PlayMode: 416 de 417 (1 inconclusiva)</w:t>
             </w:r>
           </w:p>
         </w:tc>
@@ -21003,7 +22161,6 @@
               <w:rPr>
                 <w:sz w:val="18"/>
               </w:rPr>
-              <w:lastRenderedPageBreak/>
               <w:t xml:space="preserve">Corrida completa en dos Editores sobre </w:t>
             </w:r>
             <w:r>
@@ -21342,7 +22499,14 @@
               <w:rPr>
                 <w:sz w:val="18"/>
               </w:rPr>
-              <w:t xml:space="preserve">Sin corrida completa; PlayMode por grupos: </w:t>
+              <w:t xml:space="preserve">Sin corrida completa; PlayMode </w:t>
+            </w:r>
+            <w:r>
+              <w:rPr>
+                <w:sz w:val="18"/>
+              </w:rPr>
+              <w:lastRenderedPageBreak/>
+              <w:t xml:space="preserve">por grupos: </w:t>
             </w:r>
             <w:r>
               <w:rPr>
@@ -21441,6 +22605,7 @@
               <w:rPr>
                 <w:sz w:val="18"/>
               </w:rPr>
+              <w:lastRenderedPageBreak/>
               <w:t xml:space="preserve">Ronda 2 del Editor, con los modos </w:t>
             </w:r>
             <w:r>
@@ -21506,7 +22671,14 @@
               <w:rPr>
                 <w:sz w:val="18"/>
               </w:rPr>
-              <w:t xml:space="preserve">: piernas detrás del torso y Algoritm final con cara provisional; ningún identificador de los prefabs se perdió ni cambió; las 3 rojas son </w:t>
+              <w:t xml:space="preserve">: piernas detrás del torso y Algoritm final con cara provisional; ningún identificador de los </w:t>
+            </w:r>
+            <w:r>
+              <w:rPr>
+                <w:sz w:val="18"/>
+              </w:rPr>
+              <w:lastRenderedPageBreak/>
+              <w:t xml:space="preserve">prefabs se perdió ni cambió; las 3 rojas son </w:t>
             </w:r>
             <w:r>
               <w:rPr>
@@ -21543,6 +22715,7 @@
                 <w:rStyle w:val="CdigoenlneaOE3"/>
                 <w:sz w:val="18"/>
               </w:rPr>
+              <w:lastRenderedPageBreak/>
               <w:t>b4aed0e</w:t>
             </w:r>
           </w:p>
@@ -21747,14 +22920,7 @@
               <w:rPr>
                 <w:sz w:val="18"/>
               </w:rPr>
-              <w:t xml:space="preserve">Sin corrida </w:t>
-            </w:r>
-            <w:r>
-              <w:rPr>
-                <w:sz w:val="18"/>
-              </w:rPr>
-              <w:lastRenderedPageBreak/>
-              <w:t xml:space="preserve">completa; PlayMode por grupos: </w:t>
+              <w:t xml:space="preserve">Sin corrida completa; PlayMode por grupos: </w:t>
             </w:r>
             <w:r>
               <w:rPr>
@@ -21814,7 +22980,6 @@
               <w:rPr>
                 <w:sz w:val="18"/>
               </w:rPr>
-              <w:lastRenderedPageBreak/>
               <w:t xml:space="preserve">Ronda del Editor de INC-147, con el modo </w:t>
             </w:r>
             <w:r>
@@ -21828,14 +22993,7 @@
               <w:rPr>
                 <w:sz w:val="18"/>
               </w:rPr>
-              <w:t xml:space="preserve"> sobre los tres prefabs de Algoritm: solo </w:t>
-            </w:r>
-            <w:r>
-              <w:rPr>
-                <w:sz w:val="18"/>
-              </w:rPr>
-              <w:lastRenderedPageBreak/>
-              <w:t xml:space="preserve">cambia el orden de </w:t>
+              <w:t xml:space="preserve"> sobre los tres prefabs de Algoritm: solo cambia el orden de </w:t>
             </w:r>
             <w:r>
               <w:rPr>
@@ -21898,8 +23056,358 @@
                 <w:rStyle w:val="CdigoenlneaOE3"/>
                 <w:sz w:val="18"/>
               </w:rPr>
+              <w:t>23d7e8c</w:t>
+            </w:r>
+          </w:p>
+        </w:tc>
+        <w:tc>
+          <w:tcPr>
+            <w:tcW w:w="525" w:type="pct"/>
+            <w:shd w:val="clear" w:color="auto" w:fill="auto"/>
+          </w:tcPr>
+          <w:p>
+            <w:pPr>
+              <w:pStyle w:val="CompactoOE3"/>
+              <w:spacing w:after="0"/>
+              <w:rPr>
+                <w:sz w:val="18"/>
+              </w:rPr>
+            </w:pPr>
+            <w:r>
+              <w:rPr>
+                <w:sz w:val="18"/>
+              </w:rPr>
+              <w:t>10/10/2026</w:t>
+            </w:r>
+          </w:p>
+        </w:tc>
+        <w:tc>
+          <w:tcPr>
+            <w:tcW w:w="906" w:type="pct"/>
+            <w:shd w:val="clear" w:color="auto" w:fill="auto"/>
+          </w:tcPr>
+          <w:p>
+            <w:pPr>
+              <w:pStyle w:val="CompactoOE3"/>
+              <w:spacing w:after="0"/>
+              <w:rPr>
+                <w:sz w:val="18"/>
+              </w:rPr>
+            </w:pPr>
+            <w:r>
+              <w:rPr>
+                <w:sz w:val="18"/>
+              </w:rPr>
+              <w:t>387 de 387</w:t>
+            </w:r>
+          </w:p>
+        </w:tc>
+        <w:tc>
+          <w:tcPr>
+            <w:tcW w:w="652" w:type="pct"/>
+            <w:shd w:val="clear" w:color="auto" w:fill="auto"/>
+          </w:tcPr>
+          <w:p>
+            <w:pPr>
+              <w:pStyle w:val="CompactoOE3"/>
+              <w:spacing w:after="0"/>
+              <w:rPr>
+                <w:sz w:val="18"/>
+              </w:rPr>
+            </w:pPr>
+            <w:r>
+              <w:rPr>
+                <w:sz w:val="18"/>
+              </w:rPr>
+              <w:t xml:space="preserve">EditMode: 748 de 749 (1 omitida, 0 </w:t>
+            </w:r>
+            <w:r>
+              <w:rPr>
+                <w:sz w:val="18"/>
+              </w:rPr>
               <w:lastRenderedPageBreak/>
-              <w:t>23d7e8c</w:t>
+              <w:t>fallos); PlayMode: 417 de 418</w:t>
+            </w:r>
+          </w:p>
+        </w:tc>
+        <w:tc>
+          <w:tcPr>
+            <w:tcW w:w="2523" w:type="pct"/>
+            <w:shd w:val="clear" w:color="auto" w:fill="auto"/>
+          </w:tcPr>
+          <w:p>
+            <w:pPr>
+              <w:pStyle w:val="CompactoOE3"/>
+              <w:spacing w:after="0"/>
+              <w:rPr>
+                <w:sz w:val="18"/>
+              </w:rPr>
+            </w:pPr>
+            <w:r>
+              <w:rPr>
+                <w:sz w:val="18"/>
+              </w:rPr>
+              <w:lastRenderedPageBreak/>
+              <w:t xml:space="preserve">Ronda del Editor de INC-148 a INC-150 sobre </w:t>
+            </w:r>
+            <w:r>
+              <w:rPr>
+                <w:rStyle w:val="CdigoenlneaOE3"/>
+                <w:sz w:val="18"/>
+              </w:rPr>
+              <w:t>cc938e9</w:t>
+            </w:r>
+            <w:r>
+              <w:rPr>
+                <w:sz w:val="18"/>
+              </w:rPr>
+              <w:t xml:space="preserve"> y </w:t>
+            </w:r>
+            <w:r>
+              <w:rPr>
+                <w:rStyle w:val="CdigoenlneaOE3"/>
+                <w:sz w:val="18"/>
+              </w:rPr>
+              <w:t>292b108</w:t>
+            </w:r>
+            <w:r>
+              <w:rPr>
+                <w:sz w:val="18"/>
+              </w:rPr>
+              <w:t xml:space="preserve">: modos </w:t>
+            </w:r>
+            <w:r>
+              <w:rPr>
+                <w:rStyle w:val="CdigoenlneaOE3"/>
+                <w:sz w:val="18"/>
+              </w:rPr>
+              <w:t>estado</w:t>
+            </w:r>
+            <w:r>
+              <w:rPr>
+                <w:sz w:val="18"/>
+              </w:rPr>
+              <w:t xml:space="preserve">, </w:t>
+            </w:r>
+            <w:r>
+              <w:rPr>
+                <w:rStyle w:val="CdigoenlneaOE3"/>
+                <w:sz w:val="18"/>
+              </w:rPr>
+              <w:t>sprites</w:t>
+            </w:r>
+            <w:r>
+              <w:rPr>
+                <w:sz w:val="18"/>
+              </w:rPr>
+              <w:t xml:space="preserve">, </w:t>
+            </w:r>
+            <w:r>
+              <w:rPr>
+                <w:rStyle w:val="CdigoenlneaOE3"/>
+                <w:sz w:val="18"/>
+              </w:rPr>
+              <w:t>retrato</w:t>
+            </w:r>
+            <w:r>
+              <w:rPr>
+                <w:sz w:val="18"/>
+              </w:rPr>
+              <w:t xml:space="preserve">, </w:t>
+            </w:r>
+            <w:r>
+              <w:rPr>
+                <w:rStyle w:val="CdigoenlneaOE3"/>
+                <w:sz w:val="18"/>
+              </w:rPr>
+              <w:t>clips</w:t>
+            </w:r>
+            <w:r>
+              <w:rPr>
+                <w:sz w:val="18"/>
+              </w:rPr>
+              <w:t xml:space="preserve"> y </w:t>
+            </w:r>
+            <w:r>
+              <w:rPr>
+                <w:rStyle w:val="CdigoenlneaOE3"/>
+                <w:sz w:val="18"/>
+              </w:rPr>
+              <w:t>estado</w:t>
+            </w:r>
+            <w:r>
+              <w:rPr>
+                <w:sz w:val="18"/>
+              </w:rPr>
+              <w:t xml:space="preserve">; </w:t>
+            </w:r>
+            <w:r>
+              <w:rPr>
+                <w:rStyle w:val="CdigoenlneaOE3"/>
+                <w:sz w:val="18"/>
+              </w:rPr>
+              <w:t>Game.Architecture.Tests</w:t>
+            </w:r>
+            <w:r>
+              <w:rPr>
+                <w:sz w:val="18"/>
+              </w:rPr>
+              <w:t xml:space="preserve"> 25 de 25 tras </w:t>
+            </w:r>
+            <w:r>
+              <w:rPr>
+                <w:sz w:val="18"/>
+              </w:rPr>
+              <w:lastRenderedPageBreak/>
+              <w:t xml:space="preserve">reimportar (24 de 25 antes); PlayMode por grupos </w:t>
+            </w:r>
+            <w:r>
+              <w:rPr>
+                <w:rStyle w:val="CdigoenlneaOE3"/>
+                <w:sz w:val="18"/>
+              </w:rPr>
+              <w:t>NarrativeScene_</w:t>
+            </w:r>
+            <w:r>
+              <w:rPr>
+                <w:sz w:val="18"/>
+              </w:rPr>
+              <w:t xml:space="preserve"> 108 de 108, </w:t>
+            </w:r>
+            <w:r>
+              <w:rPr>
+                <w:rStyle w:val="CdigoenlneaOE3"/>
+                <w:sz w:val="18"/>
+              </w:rPr>
+              <w:t>MainMenu</w:t>
+            </w:r>
+            <w:r>
+              <w:rPr>
+                <w:sz w:val="18"/>
+              </w:rPr>
+              <w:t xml:space="preserve"> 19 de 19, </w:t>
+            </w:r>
+            <w:r>
+              <w:rPr>
+                <w:rStyle w:val="CdigoenlneaOE3"/>
+                <w:sz w:val="18"/>
+              </w:rPr>
+              <w:t>Credits</w:t>
+            </w:r>
+            <w:r>
+              <w:rPr>
+                <w:sz w:val="18"/>
+              </w:rPr>
+              <w:t xml:space="preserve"> 6 de 6, </w:t>
+            </w:r>
+            <w:r>
+              <w:rPr>
+                <w:rStyle w:val="CdigoenlneaOE3"/>
+                <w:sz w:val="18"/>
+              </w:rPr>
+              <w:t>Fire</w:t>
+            </w:r>
+            <w:r>
+              <w:rPr>
+                <w:sz w:val="18"/>
+              </w:rPr>
+              <w:t xml:space="preserve"> 76 de 76, </w:t>
+            </w:r>
+            <w:r>
+              <w:rPr>
+                <w:rStyle w:val="CdigoenlneaOE3"/>
+                <w:sz w:val="18"/>
+              </w:rPr>
+              <w:t>Forest</w:t>
+            </w:r>
+            <w:r>
+              <w:rPr>
+                <w:sz w:val="18"/>
+              </w:rPr>
+              <w:t xml:space="preserve"> 40 de 40 y </w:t>
+            </w:r>
+            <w:r>
+              <w:rPr>
+                <w:rStyle w:val="CdigoenlneaOE3"/>
+                <w:sz w:val="18"/>
+              </w:rPr>
+              <w:t>RiverScene_</w:t>
+            </w:r>
+            <w:r>
+              <w:rPr>
+                <w:sz w:val="18"/>
+              </w:rPr>
+              <w:t xml:space="preserve"> 23 de 23; </w:t>
+            </w:r>
+            <w:r>
+              <w:rPr>
+                <w:rStyle w:val="CdigoenlneaOE3"/>
+                <w:sz w:val="18"/>
+              </w:rPr>
+              <w:t>suite2.ps1</w:t>
+            </w:r>
+            <w:r>
+              <w:rPr>
+                <w:sz w:val="18"/>
+              </w:rPr>
+              <w:t xml:space="preserve"> en 25,9 min con 1 167 pruebas listadas, cada una corrida una vez; la que falla, </w:t>
+            </w:r>
+            <w:r>
+              <w:rPr>
+                <w:rStyle w:val="CdigoenlneaOE3"/>
+                <w:sz w:val="18"/>
+              </w:rPr>
+              <w:t>RiverLevel_RNF21_NingunaAnimacionDelNivel3TieneDestellos</w:t>
+            </w:r>
+            <w:r>
+              <w:rPr>
+                <w:sz w:val="18"/>
+              </w:rPr>
+              <w:t xml:space="preserve">, midió un salto por cuadro de 0,056 frente al tope de 0,05 mientras los dos Editores se disputaban la CPU, y sola pasa (1 de </w:t>
+            </w:r>
+            <w:r>
+              <w:rPr>
+                <w:sz w:val="18"/>
+              </w:rPr>
+              <w:t xml:space="preserve">1, 12,6 s); 144 capturas revisadas. </w:t>
+            </w:r>
+            <w:r>
+              <w:rPr>
+                <w:rStyle w:val="CdigoenlneaOE3"/>
+                <w:sz w:val="18"/>
+              </w:rPr>
+              <w:t>8602c79</w:t>
+            </w:r>
+            <w:r>
+              <w:rPr>
+                <w:sz w:val="18"/>
+              </w:rPr>
+              <w:t xml:space="preserve"> quita los seis PNG de la cara provisional de Algoritm</w:t>
+            </w:r>
+          </w:p>
+        </w:tc>
+      </w:tr>
+      <w:tr>
+        <w:tc>
+          <w:tcPr>
+            <w:tcW w:w="395" w:type="pct"/>
+            <w:shd w:val="clear" w:color="auto" w:fill="auto"/>
+          </w:tcPr>
+          <w:p>
+            <w:pPr>
+              <w:pStyle w:val="CompactoOE3"/>
+              <w:spacing w:after="0"/>
+              <w:rPr>
+                <w:sz w:val="18"/>
+              </w:rPr>
+            </w:pPr>
+            <w:r>
+              <w:rPr>
+                <w:rStyle w:val="CdigoenlneaOE3"/>
+                <w:sz w:val="18"/>
+              </w:rPr>
+              <w:lastRenderedPageBreak/>
+              <w:t>d8ab0f4</w:t>
             </w:r>
           </w:p>
         </w:tc>
@@ -21920,7 +23428,7 @@
               <w:rPr>
                 <w:sz w:val="18"/>
               </w:rPr>
-              <w:t>10/10/2026</w:t>
+              <w:t>13/10/2026</w:t>
             </w:r>
           </w:p>
         </w:tc>
@@ -21941,7 +23449,33 @@
               <w:rPr>
                 <w:sz w:val="18"/>
               </w:rPr>
-              <w:t>387 de 387</w:t>
+              <w:t xml:space="preserve">Sin desglose por módulo; grupos </w:t>
+            </w:r>
+            <w:r>
+              <w:rPr>
+                <w:rStyle w:val="CdigoenlneaOE3"/>
+                <w:sz w:val="18"/>
+              </w:rPr>
+              <w:t>Character</w:t>
+            </w:r>
+            <w:r>
+              <w:rPr>
+                <w:sz w:val="18"/>
+              </w:rPr>
+              <w:t xml:space="preserve"> 220 de 220 y </w:t>
+            </w:r>
+            <w:r>
+              <w:rPr>
+                <w:rStyle w:val="CdigoenlneaOE3"/>
+                <w:sz w:val="18"/>
+              </w:rPr>
+              <w:t>NarrativeSequence</w:t>
+            </w:r>
+            <w:r>
+              <w:rPr>
+                <w:sz w:val="18"/>
+              </w:rPr>
+              <w:t xml:space="preserve"> 34 de 34 (con RNF-03)</w:t>
             </w:r>
           </w:p>
         </w:tc>
@@ -21962,7 +23496,7 @@
               <w:rPr>
                 <w:sz w:val="18"/>
               </w:rPr>
-              <w:t>EditMode: 748 de 749 (1 omitida, 0 fallos); PlayMode: 417 de 418</w:t>
+              <w:t>Sin corrida completa ni PlayMode en esta ronda</w:t>
             </w:r>
           </w:p>
         </w:tc>
@@ -21983,189 +23517,141 @@
               <w:rPr>
                 <w:sz w:val="18"/>
               </w:rPr>
-              <w:t xml:space="preserve">Ronda del Editor de INC-148 a INC-150 sobre </w:t>
-            </w:r>
-            <w:r>
-              <w:rPr>
-                <w:rStyle w:val="CdigoenlneaOE3"/>
-                <w:sz w:val="18"/>
-              </w:rPr>
-              <w:t>cc938e9</w:t>
-            </w:r>
-            <w:r>
-              <w:rPr>
-                <w:sz w:val="18"/>
-              </w:rPr>
-              <w:t xml:space="preserve"> y </w:t>
-            </w:r>
-            <w:r>
-              <w:rPr>
-                <w:rStyle w:val="CdigoenlneaOE3"/>
-                <w:sz w:val="18"/>
-              </w:rPr>
-              <w:t>292b108</w:t>
-            </w:r>
-            <w:r>
-              <w:rPr>
-                <w:sz w:val="18"/>
-              </w:rPr>
-              <w:t xml:space="preserve">: modos </w:t>
-            </w:r>
-            <w:r>
-              <w:rPr>
-                <w:rStyle w:val="CdigoenlneaOE3"/>
-                <w:sz w:val="18"/>
-              </w:rPr>
-              <w:t>estado</w:t>
-            </w:r>
-            <w:r>
-              <w:rPr>
-                <w:sz w:val="18"/>
-              </w:rPr>
-              <w:t xml:space="preserve">, </w:t>
-            </w:r>
-            <w:r>
-              <w:rPr>
-                <w:rStyle w:val="CdigoenlneaOE3"/>
-                <w:sz w:val="18"/>
-              </w:rPr>
-              <w:t>sprites</w:t>
-            </w:r>
-            <w:r>
-              <w:rPr>
-                <w:sz w:val="18"/>
-              </w:rPr>
-              <w:t xml:space="preserve">, </w:t>
-            </w:r>
-            <w:r>
-              <w:rPr>
-                <w:rStyle w:val="CdigoenlneaOE3"/>
-                <w:sz w:val="18"/>
-              </w:rPr>
-              <w:t>retrato</w:t>
-            </w:r>
-            <w:r>
-              <w:rPr>
-                <w:sz w:val="18"/>
-              </w:rPr>
-              <w:t xml:space="preserve">, </w:t>
-            </w:r>
-            <w:r>
-              <w:rPr>
-                <w:rStyle w:val="CdigoenlneaOE3"/>
-                <w:sz w:val="18"/>
-              </w:rPr>
-              <w:t>clips</w:t>
-            </w:r>
-            <w:r>
-              <w:rPr>
-                <w:sz w:val="18"/>
-              </w:rPr>
-              <w:t xml:space="preserve"> y </w:t>
-            </w:r>
-            <w:r>
-              <w:rPr>
-                <w:rStyle w:val="CdigoenlneaOE3"/>
-                <w:sz w:val="18"/>
-              </w:rPr>
-              <w:t>estado</w:t>
-            </w:r>
-            <w:r>
-              <w:rPr>
-                <w:sz w:val="18"/>
-              </w:rPr>
-              <w:t xml:space="preserve">; </w:t>
-            </w:r>
-            <w:r>
-              <w:rPr>
-                <w:rStyle w:val="CdigoenlneaOE3"/>
-                <w:sz w:val="18"/>
-              </w:rPr>
-              <w:t>Game.Architecture.Tests</w:t>
-            </w:r>
-            <w:r>
-              <w:rPr>
-                <w:sz w:val="18"/>
-              </w:rPr>
-              <w:t xml:space="preserve"> 25 de 25 tras reimportar (24 de 25 antes); PlayMode por grupos </w:t>
-            </w:r>
-            <w:r>
-              <w:rPr>
-                <w:rStyle w:val="CdigoenlneaOE3"/>
-                <w:sz w:val="18"/>
-              </w:rPr>
-              <w:t>NarrativeScene_</w:t>
-            </w:r>
-            <w:r>
-              <w:rPr>
-                <w:sz w:val="18"/>
-              </w:rPr>
-              <w:t xml:space="preserve"> 108 de 108, </w:t>
-            </w:r>
-            <w:r>
-              <w:rPr>
-                <w:rStyle w:val="CdigoenlneaOE3"/>
-                <w:sz w:val="18"/>
-              </w:rPr>
-              <w:t>MainMenu</w:t>
-            </w:r>
-            <w:r>
-              <w:rPr>
-                <w:sz w:val="18"/>
-              </w:rPr>
-              <w:t xml:space="preserve"> 19 de 19, </w:t>
-            </w:r>
-            <w:r>
-              <w:rPr>
-                <w:rStyle w:val="CdigoenlneaOE3"/>
-                <w:sz w:val="18"/>
-              </w:rPr>
-              <w:t>Credits</w:t>
-            </w:r>
-            <w:r>
-              <w:rPr>
-                <w:sz w:val="18"/>
-              </w:rPr>
-              <w:t xml:space="preserve"> 6 de 6, </w:t>
-            </w:r>
-            <w:r>
-              <w:rPr>
-                <w:rStyle w:val="CdigoenlneaOE3"/>
-                <w:sz w:val="18"/>
-              </w:rPr>
-              <w:t>Fire</w:t>
-            </w:r>
-            <w:r>
-              <w:rPr>
-                <w:sz w:val="18"/>
-              </w:rPr>
-              <w:t xml:space="preserve"> 76 de 76, </w:t>
-            </w:r>
-            <w:r>
-              <w:rPr>
-                <w:rStyle w:val="CdigoenlneaOE3"/>
-                <w:sz w:val="18"/>
-              </w:rPr>
-              <w:t>Forest</w:t>
-            </w:r>
-            <w:r>
-              <w:rPr>
-                <w:sz w:val="18"/>
-              </w:rPr>
-              <w:t xml:space="preserve"> 40 de 40 y </w:t>
-            </w:r>
-            <w:r>
-              <w:rPr>
-                <w:rStyle w:val="CdigoenlneaOE3"/>
-                <w:sz w:val="18"/>
-              </w:rPr>
-              <w:t>RiverScene_</w:t>
-            </w:r>
-            <w:r>
-              <w:rPr>
-                <w:sz w:val="18"/>
-              </w:rPr>
-              <w:t xml:space="preserve"> 23 de 23; </w:t>
+              <w:t xml:space="preserve">Abrazo y sueño de perfil (INC-154): ocho clips regenerados sin reconstruir ningún prefab; </w:t>
+            </w:r>
+            <w:r>
+              <w:rPr>
+                <w:rStyle w:val="CdigoenlneaOE3"/>
+                <w:sz w:val="18"/>
+              </w:rPr>
+              <w:t>pose_preview.py</w:t>
+            </w:r>
+            <w:r>
+              <w:rPr>
+                <w:sz w:val="18"/>
+              </w:rPr>
+              <w:t xml:space="preserve"> también pasó; cifras de la sesión local, según </w:t>
+            </w:r>
+            <w:r>
+              <w:rPr>
+                <w:rStyle w:val="CdigoenlneaOE3"/>
+                <w:sz w:val="18"/>
+              </w:rPr>
+              <w:t>Personajes-Resultados.md</w:t>
+            </w:r>
+            <w:r>
+              <w:rPr>
+                <w:sz w:val="18"/>
+              </w:rPr>
+              <w:t xml:space="preserve"> (apartado C.16)</w:t>
+            </w:r>
+          </w:p>
+        </w:tc>
+      </w:tr>
+      <w:tr>
+        <w:tc>
+          <w:tcPr>
+            <w:tcW w:w="395" w:type="pct"/>
+            <w:shd w:val="clear" w:color="auto" w:fill="auto"/>
+          </w:tcPr>
+          <w:p>
+            <w:pPr>
+              <w:pStyle w:val="CompactoOE3"/>
+              <w:spacing w:after="0"/>
+              <w:rPr>
+                <w:sz w:val="18"/>
+              </w:rPr>
+            </w:pPr>
+            <w:r>
+              <w:rPr>
+                <w:rStyle w:val="CdigoenlneaOE3"/>
+                <w:sz w:val="18"/>
+              </w:rPr>
+              <w:t>0405eba</w:t>
+            </w:r>
+          </w:p>
+        </w:tc>
+        <w:tc>
+          <w:tcPr>
+            <w:tcW w:w="525" w:type="pct"/>
+            <w:shd w:val="clear" w:color="auto" w:fill="auto"/>
+          </w:tcPr>
+          <w:p>
+            <w:pPr>
+              <w:pStyle w:val="CompactoOE3"/>
+              <w:spacing w:after="0"/>
+              <w:rPr>
+                <w:sz w:val="18"/>
+              </w:rPr>
+            </w:pPr>
+            <w:r>
+              <w:rPr>
+                <w:sz w:val="18"/>
+              </w:rPr>
+              <w:t>13/10/2026</w:t>
+            </w:r>
+          </w:p>
+        </w:tc>
+        <w:tc>
+          <w:tcPr>
+            <w:tcW w:w="906" w:type="pct"/>
+            <w:shd w:val="clear" w:color="auto" w:fill="auto"/>
+          </w:tcPr>
+          <w:p>
+            <w:pPr>
+              <w:pStyle w:val="CompactoOE3"/>
+              <w:spacing w:after="0"/>
+              <w:rPr>
+                <w:sz w:val="18"/>
+              </w:rPr>
+            </w:pPr>
+            <w:r>
+              <w:rPr>
+                <w:sz w:val="18"/>
+              </w:rPr>
+              <w:t>Sin desglose por módulo</w:t>
+            </w:r>
+          </w:p>
+        </w:tc>
+        <w:tc>
+          <w:tcPr>
+            <w:tcW w:w="652" w:type="pct"/>
+            <w:shd w:val="clear" w:color="auto" w:fill="auto"/>
+          </w:tcPr>
+          <w:p>
+            <w:pPr>
+              <w:pStyle w:val="CompactoOE3"/>
+              <w:spacing w:after="0"/>
+              <w:rPr>
+                <w:sz w:val="18"/>
+              </w:rPr>
+            </w:pPr>
+            <w:r>
+              <w:rPr>
+                <w:sz w:val="18"/>
+              </w:rPr>
+              <w:t>EditMode: 792 de 793 (1 omitida por entorno); PlayMode: 435 de 435</w:t>
+            </w:r>
+          </w:p>
+        </w:tc>
+        <w:tc>
+          <w:tcPr>
+            <w:tcW w:w="2523" w:type="pct"/>
+            <w:shd w:val="clear" w:color="auto" w:fill="auto"/>
+          </w:tcPr>
+          <w:p>
+            <w:pPr>
+              <w:pStyle w:val="CompactoOE3"/>
+              <w:spacing w:after="0"/>
+              <w:rPr>
+                <w:sz w:val="18"/>
+              </w:rPr>
+            </w:pPr>
+            <w:r>
+              <w:rPr>
+                <w:sz w:val="18"/>
+              </w:rPr>
+              <w:t xml:space="preserve">Suite completa con </w:t>
             </w:r>
             <w:r>
               <w:rPr>
@@ -22178,39 +23664,128 @@
               <w:rPr>
                 <w:sz w:val="18"/>
               </w:rPr>
-              <w:t xml:space="preserve"> en 25,9 min con 1 167 pruebas listadas, cada una corrida una vez; la que falla, </w:t>
-            </w:r>
-            <w:r>
-              <w:rPr>
-                <w:rStyle w:val="CdigoenlneaOE3"/>
-                <w:sz w:val="18"/>
-              </w:rPr>
-              <w:t>RiverLevel_RNF21_NingunaAnimacionDelNivel3TieneDestellos</w:t>
-            </w:r>
-            <w:r>
-              <w:rPr>
-                <w:sz w:val="18"/>
-              </w:rPr>
-              <w:t>, midió un salto por cuadro de 0,056 frente al tope de 0,05 mientras los dos Editores se disp</w:t>
-            </w:r>
-            <w:r>
-              <w:rPr>
-                <w:sz w:val="18"/>
-              </w:rPr>
-              <w:t xml:space="preserve">utaban la CPU, y sola pasa (1 de 1, 12,6 s); 144 capturas revisadas. </w:t>
-            </w:r>
-            <w:r>
-              <w:rPr>
-                <w:rStyle w:val="CdigoenlneaOE3"/>
-                <w:sz w:val="18"/>
-              </w:rPr>
-              <w:t>8602c79</w:t>
-            </w:r>
-            <w:r>
-              <w:rPr>
-                <w:sz w:val="18"/>
-              </w:rPr>
-              <w:t xml:space="preserve"> quita los seis PNG de la cara provisional de Algoritm</w:t>
+              <w:t xml:space="preserve"> (Tabla 9.6 del documento principal) sobre el commit del que se compiló rc4; incluye los retoques del abrazo de Papá en la 1.4.4 y de la escena 1.1</w:t>
+            </w:r>
+          </w:p>
+        </w:tc>
+      </w:tr>
+      <w:tr>
+        <w:tc>
+          <w:tcPr>
+            <w:tcW w:w="395" w:type="pct"/>
+            <w:shd w:val="clear" w:color="auto" w:fill="auto"/>
+          </w:tcPr>
+          <w:p>
+            <w:pPr>
+              <w:pStyle w:val="CompactoOE3"/>
+              <w:spacing w:after="0"/>
+              <w:rPr>
+                <w:sz w:val="18"/>
+              </w:rPr>
+            </w:pPr>
+            <w:r>
+              <w:rPr>
+                <w:rStyle w:val="CdigoenlneaOE3"/>
+                <w:sz w:val="18"/>
+              </w:rPr>
+              <w:t>56897fd</w:t>
+            </w:r>
+          </w:p>
+        </w:tc>
+        <w:tc>
+          <w:tcPr>
+            <w:tcW w:w="525" w:type="pct"/>
+            <w:shd w:val="clear" w:color="auto" w:fill="auto"/>
+          </w:tcPr>
+          <w:p>
+            <w:pPr>
+              <w:pStyle w:val="CompactoOE3"/>
+              <w:spacing w:after="0"/>
+              <w:rPr>
+                <w:sz w:val="18"/>
+              </w:rPr>
+            </w:pPr>
+            <w:r>
+              <w:rPr>
+                <w:sz w:val="18"/>
+              </w:rPr>
+              <w:t>13/10/2026</w:t>
+            </w:r>
+          </w:p>
+        </w:tc>
+        <w:tc>
+          <w:tcPr>
+            <w:tcW w:w="906" w:type="pct"/>
+            <w:shd w:val="clear" w:color="auto" w:fill="auto"/>
+          </w:tcPr>
+          <w:p>
+            <w:pPr>
+              <w:pStyle w:val="CompactoOE3"/>
+              <w:spacing w:after="0"/>
+              <w:rPr>
+                <w:sz w:val="18"/>
+              </w:rPr>
+            </w:pPr>
+            <w:r>
+              <w:rPr>
+                <w:sz w:val="18"/>
+              </w:rPr>
+              <w:t>Sin desglose por módulo</w:t>
+            </w:r>
+          </w:p>
+        </w:tc>
+        <w:tc>
+          <w:tcPr>
+            <w:tcW w:w="652" w:type="pct"/>
+            <w:shd w:val="clear" w:color="auto" w:fill="auto"/>
+          </w:tcPr>
+          <w:p>
+            <w:pPr>
+              <w:pStyle w:val="CompactoOE3"/>
+              <w:spacing w:after="0"/>
+              <w:rPr>
+                <w:sz w:val="18"/>
+              </w:rPr>
+            </w:pPr>
+            <w:r>
+              <w:rPr>
+                <w:sz w:val="18"/>
+              </w:rPr>
+              <w:t>EditMode: 785 de 786 (1 omitida por entorno); PlayMode: 427 de 427</w:t>
+            </w:r>
+          </w:p>
+        </w:tc>
+        <w:tc>
+          <w:tcPr>
+            <w:tcW w:w="2523" w:type="pct"/>
+            <w:shd w:val="clear" w:color="auto" w:fill="auto"/>
+          </w:tcPr>
+          <w:p>
+            <w:pPr>
+              <w:pStyle w:val="CompactoOE3"/>
+              <w:spacing w:after="0"/>
+              <w:rPr>
+                <w:sz w:val="18"/>
+              </w:rPr>
+            </w:pPr>
+            <w:r>
+              <w:rPr>
+                <w:sz w:val="18"/>
+              </w:rPr>
+              <w:t xml:space="preserve">Verificación de rc4 con </w:t>
+            </w:r>
+            <w:r>
+              <w:rPr>
+                <w:rStyle w:val="CdigoenlneaOE3"/>
+                <w:sz w:val="18"/>
+              </w:rPr>
+              <w:t>suite2.ps1</w:t>
+            </w:r>
+            <w:r>
+              <w:rPr>
+                <w:sz w:val="18"/>
+              </w:rPr>
+              <w:t xml:space="preserve"> (Tabla 9.6 del documento principal); el PlayMode cubre las narrativas con el abrazo y el sueño de perfil</w:t>
             </w:r>
           </w:p>
         </w:tc>
@@ -22221,6 +23796,7 @@
         <w:pStyle w:val="PrimerprrafoOE3"/>
       </w:pPr>
       <w:r>
+        <w:lastRenderedPageBreak/>
         <w:t xml:space="preserve">En las rondas de </w:t>
       </w:r>
       <w:r>
@@ -22255,7 +23831,7 @@
       <w:pPr>
         <w:pStyle w:val="Ttulo2"/>
       </w:pPr>
-      <w:bookmarkStart w:id="5" w:name="_Toc242544988"/>
+      <w:bookmarkStart w:id="5" w:name="_Toc242827121"/>
       <w:r>
         <w:t>5. Archivos principales</w:t>
       </w:r>
@@ -22385,14 +23961,7 @@
               <w:rPr>
                 <w:sz w:val="18"/>
               </w:rPr>
-              <w:t xml:space="preserve">Partes, retratos, formas de Algoritm, clips y controladores; en cada </w:t>
-            </w:r>
-            <w:r>
-              <w:rPr>
-                <w:sz w:val="18"/>
-              </w:rPr>
-              <w:lastRenderedPageBreak/>
-              <w:t xml:space="preserve">personaje, </w:t>
+              <w:t xml:space="preserve">Partes, retratos, formas de Algoritm, clips y controladores; en cada personaje, </w:t>
             </w:r>
             <w:r>
               <w:rPr>
@@ -22468,7 +24037,6 @@
                 <w:rStyle w:val="CdigoenlneaOE3"/>
                 <w:sz w:val="18"/>
               </w:rPr>
-              <w:lastRenderedPageBreak/>
               <w:t>Assets/Game/Prefabs/Characters/</w:t>
             </w:r>
           </w:p>
@@ -22819,6 +24387,7 @@
                 <w:rStyle w:val="CdigoenlneaOE3"/>
                 <w:sz w:val="18"/>
               </w:rPr>
+              <w:lastRenderedPageBreak/>
               <w:t>Assets/Game/Scripts/Runtime/Scaffolding/PortraitLook.cs</w:t>
             </w:r>
           </w:p>
@@ -22929,7 +24498,6 @@
                 <w:rStyle w:val="CdigoenlneaOE3"/>
                 <w:sz w:val="18"/>
               </w:rPr>
-              <w:lastRenderedPageBreak/>
               <w:t>Assets/Game/Data/Narrative/</w:t>
             </w:r>
           </w:p>
@@ -23114,13 +24682,7 @@
               <w:rPr>
                 <w:sz w:val="18"/>
               </w:rPr>
-              <w:t xml:space="preserve"> </w:t>
-            </w:r>
-            <w:r>
-              <w:rPr>
-                <w:sz w:val="18"/>
-              </w:rPr>
-              <w:t xml:space="preserve">(corta cada personaje en partes con sus pivotes), </w:t>
+              <w:t xml:space="preserve"> (corta cada personaje en partes con sus pivotes), </w:t>
             </w:r>
             <w:r>
               <w:rPr>
@@ -23383,6 +24945,7 @@
                 <w:rStyle w:val="CdigoenlneaOE3"/>
                 <w:sz w:val="18"/>
               </w:rPr>
+              <w:lastRenderedPageBreak/>
               <w:t>Assets/Game/Scripts/Runtime/Scaffolding/CharacterFaceSet.cs</w:t>
             </w:r>
           </w:p>
@@ -23507,14 +25070,7 @@
               <w:rPr>
                 <w:sz w:val="18"/>
               </w:rPr>
-              <w:t xml:space="preserve">Pasa los brazos delante del torso en las </w:t>
-            </w:r>
-            <w:r>
-              <w:rPr>
-                <w:sz w:val="18"/>
-              </w:rPr>
-              <w:lastRenderedPageBreak/>
-              <w:t xml:space="preserve">acciones de </w:t>
+              <w:t xml:space="preserve">Pasa los brazos delante del torso en las acciones de </w:t>
             </w:r>
             <w:r>
               <w:rPr>
@@ -23551,7 +25107,6 @@
                 <w:rStyle w:val="CdigoenlneaOE3"/>
                 <w:sz w:val="18"/>
               </w:rPr>
-              <w:lastRenderedPageBreak/>
               <w:t>Assets/Game/Scripts/Runtime/Scaffolding/LimbFollower.cs</w:t>
             </w:r>
           </w:p>
@@ -23940,6 +25495,7 @@
                 <w:rStyle w:val="CdigoenlneaOE3"/>
                 <w:sz w:val="18"/>
               </w:rPr>
+              <w:lastRenderedPageBreak/>
               <w:t>claudeDocs/tasks/Personajes/herramientas/coreografia.py</w:t>
             </w:r>
           </w:p>
@@ -24117,15 +25673,7 @@
                 <w:rStyle w:val="CdigoenlneaOE3"/>
                 <w:sz w:val="18"/>
               </w:rPr>
-              <w:t>--</w:t>
-            </w:r>
-            <w:r>
-              <w:rPr>
-                <w:rStyle w:val="CdigoenlneaOE3"/>
-                <w:sz w:val="18"/>
-              </w:rPr>
-              <w:lastRenderedPageBreak/>
-              <w:t>exporta-maqueta</w:t>
+              <w:t>--exporta-maqueta</w:t>
             </w:r>
             <w:r>
               <w:rPr>
@@ -24155,7 +25703,6 @@
                 <w:rStyle w:val="CdigoenlneaOE3"/>
                 <w:sz w:val="18"/>
               </w:rPr>
-              <w:lastRenderedPageBreak/>
               <w:t>claudeDocs/tasks/Personajes/herramientas/maqueta.py</w:t>
             </w:r>
           </w:p>
@@ -24395,6 +25942,7 @@
                 <w:rStyle w:val="CdigoenlneaOE3"/>
                 <w:sz w:val="18"/>
               </w:rPr>
+              <w:lastRenderedPageBreak/>
               <w:t>claudeDocs/tasks/Personajes/herramientas/preparar_algoritm.py</w:t>
             </w:r>
           </w:p>
@@ -24487,14 +26035,7 @@
               <w:rPr>
                 <w:sz w:val="18"/>
               </w:rPr>
-              <w:t xml:space="preserve">Sube el húmero y baja el antebrazo hasta que </w:t>
-            </w:r>
-            <w:r>
-              <w:rPr>
-                <w:sz w:val="18"/>
-              </w:rPr>
-              <w:lastRenderedPageBreak/>
-              <w:t xml:space="preserve">el húmero no asome por el codo; con </w:t>
+              <w:t xml:space="preserve">Sube el húmero y baja el antebrazo hasta que el húmero no asome por el codo; con </w:t>
             </w:r>
             <w:r>
               <w:rPr>
@@ -24531,7 +26072,6 @@
                 <w:rStyle w:val="CdigoenlneaOE3"/>
                 <w:sz w:val="18"/>
               </w:rPr>
-              <w:lastRenderedPageBreak/>
               <w:t>claudeDocs/tasks/Personajes/herramientas/preparar_expresion.py</w:t>
             </w:r>
           </w:p>
@@ -24790,6 +26330,7 @@
                 <w:rStyle w:val="CdigoenlneaOE3"/>
                 <w:sz w:val="18"/>
               </w:rPr>
+              <w:lastRenderedPageBreak/>
               <w:t>claudeDocs/tasks/Personajes/entregas/2026-10-06/</w:t>
             </w:r>
           </w:p>
@@ -24911,9 +26452,8 @@
       <w:pPr>
         <w:pStyle w:val="Ttulo2"/>
       </w:pPr>
-      <w:bookmarkStart w:id="6" w:name="_Toc242544989"/>
-      <w:r>
-        <w:lastRenderedPageBreak/>
+      <w:bookmarkStart w:id="6" w:name="_Toc242827122"/>
+      <w:r>
         <w:t>6. Evaluación del OE4 y verificaciones a cargo de Santiago Benavides Rey</w:t>
       </w:r>
       <w:bookmarkEnd w:id="6"/>
@@ -24957,7 +26497,11 @@
         <w:pStyle w:val="TextoOE3"/>
       </w:pPr>
       <w:r>
-        <w:t>Después del corte quedan abiertos estos puntos, sin dependencia de estudiantes y a cargo de Santiago Benavides Rey. Del arte faltan la alegría y el sueño de los cinco personajes y una neutra nueva de la Niña y del Niño, cuya neutra de frente no concuerda con sus otras cinco expresiones (apartado 2.14). La cara de Algoritm y los ojos cerrados de frente, que estuvieron pendientes hasta el 09/10/2026, llegaron el 10/10/2026. Los dos puntos de coreografía quedaron decididos y aplicados el 06/10/2026 (</w:t>
+        <w:t xml:space="preserve">Después del corte quedan abiertos estos puntos, sin dependencia de estudiantes y a cargo de Santiago Benavides Rey. Del arte faltan la alegría y el sueño de los cinco personajes y </w:t>
+      </w:r>
+      <w:r>
+        <w:lastRenderedPageBreak/>
+        <w:t>una neutra nueva de la Niña y del Niño, cuya neutra de frente no concuerda con sus otras cinco expresiones (apartado 2.14). La cara de Algoritm y los ojos cerrados de frente, que estuvieron pendientes hasta el 09/10/2026, llegaron el 10/10/2026. Los dos puntos de coreografía quedaron decididos y aplicados el 06/10/2026 (</w:t>
       </w:r>
       <w:r>
         <w:rPr>
@@ -24984,7 +26528,10 @@
         <w:t>Strike</w:t>
       </w:r>
       <w:r>
-        <w:t xml:space="preserve"> con el arte final tienen captura del Editor: se comprobaron fuera del motor. Los perfiles de la familia entraron el 09/10/2026 (apartado 2.13), y su ronda 2 del Editor, con la suite completa y las capturas, se hizo ese mismo día (</w:t>
+        <w:t xml:space="preserve"> con el arte final tienen captura del Editor:</w:t>
+      </w:r>
+      <w:r>
+        <w:t xml:space="preserve"> se comprobaron fuera del motor. Los perfiles de la familia entraron el 09/10/2026 (apartado 2.13), y su ronda 2 del Editor, con la suite completa y las capturas, se hizo ese mismo día (</w:t>
       </w:r>
       <w:r>
         <w:rPr>
@@ -24993,10 +26540,7 @@
         <w:t>f20b271</w:t>
       </w:r>
       <w:r>
-        <w:t>); el peso se midió en un ejecutable ese día (499,3 MB y, con INC-146, 420,6 MB), pero la carga y la memoria siguen sin medir. El</w:t>
-      </w:r>
-      <w:r>
-        <w:t xml:space="preserve"> retrato animado del cuadro de diálogo y la expresión del guion en las dieciocho secuencias se ejecutaron el 10/10/2026 (apartado 2.14); su ronda del Editor (</w:t>
+        <w:t>); el peso se midió en un ejecutable ese día (499,3 MB y, con INC-146, 420,6 MB), pero la carga y la memoria siguen sin medir. El retrato animado del cuadro de diálogo y la expresión del guion en las dieciocho secuencias se ejecutaron el 10/10/2026 (apartado 2.14); su ronda del Editor (</w:t>
       </w:r>
       <w:r>
         <w:rPr>
@@ -25005,7 +26549,10 @@
         <w:t>23d7e8c</w:t>
       </w:r>
       <w:r>
-        <w:t xml:space="preserve">) consta en la Tabla F.13. Quedan además tres puntos de verificación. Conviene reiniciar el Editor antes de correr la suite, porque </w:t>
+        <w:t>) consta en la Tabla F.13</w:t>
+      </w:r>
+      <w:r>
+        <w:t xml:space="preserve">. Quedan además tres puntos de verificación. Conviene reiniciar el Editor antes de correr la suite, porque </w:t>
       </w:r>
       <w:r>
         <w:rPr>
@@ -25050,14 +26597,10 @@
         <w:t>6f2b4cf</w:t>
       </w:r>
       <w:r>
-        <w:t xml:space="preserve"> frente a</w:t>
-      </w:r>
-      <w:r>
-        <w:t xml:space="preserve">l ratón real del Editor y queda </w:t>
-      </w:r>
-      <w:r>
-        <w:lastRenderedPageBreak/>
-        <w:t xml:space="preserve">como tarea del carril del Nivel 2. Y </w:t>
+        <w:t xml:space="preserve"> </w:t>
+      </w:r>
+      <w:r>
+        <w:t xml:space="preserve">frente al ratón real del Editor y queda como tarea del carril del Nivel 2. Y </w:t>
       </w:r>
       <w:r>
         <w:rPr>
@@ -25285,7 +26828,7 @@
   <w:abstractNum w:abstractNumId="0" w15:restartNumberingAfterBreak="0">
     <w:nsid w:val="0000A990"/>
     <w:multiLevelType w:val="multilevel"/>
-    <w:tmpl w:val="0BC005A0"/>
+    <w:tmpl w:val="16D443C4"/>
     <w:lvl w:ilvl="0">
       <w:numFmt w:val="bullet"/>
       <w:lvlText w:val=" "/>
@@ -25558,16 +27101,16 @@
       </w:pPr>
     </w:lvl>
   </w:abstractNum>
-  <w:num w:numId="1" w16cid:durableId="1288243945">
+  <w:num w:numId="1" w16cid:durableId="1005786238">
     <w:abstractNumId w:val="1"/>
   </w:num>
-  <w:num w:numId="2" w16cid:durableId="829063040">
+  <w:num w:numId="2" w16cid:durableId="198591767">
     <w:abstractNumId w:val="2"/>
     <w:lvlOverride w:ilvl="0">
       <w:startOverride w:val="1"/>
     </w:lvlOverride>
   </w:num>
-  <w:num w:numId="3" w16cid:durableId="946041842">
+  <w:num w:numId="3" w16cid:durableId="1059790671">
     <w:abstractNumId w:val="0"/>
   </w:num>
 </w:numbering>
@@ -26373,7 +27916,7 @@
     <w:link w:val="EncabezadoCar"/>
     <w:uiPriority w:val="99"/>
     <w:unhideWhenUsed/>
-    <w:rsid w:val="003436FF"/>
+    <w:rsid w:val="0007319E"/>
     <w:pPr>
       <w:tabs>
         <w:tab w:val="center" w:pos="4419"/>
@@ -26387,7 +27930,7 @@
     <w:basedOn w:val="Fuentedeprrafopredeter"/>
     <w:link w:val="Encabezado"/>
     <w:uiPriority w:val="99"/>
-    <w:rsid w:val="003436FF"/>
+    <w:rsid w:val="0007319E"/>
   </w:style>
   <w:style w:type="paragraph" w:styleId="Piedepgina">
     <w:name w:val="footer"/>
@@ -26395,7 +27938,7 @@
     <w:link w:val="PiedepginaCar"/>
     <w:uiPriority w:val="99"/>
     <w:unhideWhenUsed/>
-    <w:rsid w:val="003436FF"/>
+    <w:rsid w:val="0007319E"/>
     <w:pPr>
       <w:tabs>
         <w:tab w:val="center" w:pos="4419"/>
@@ -26409,7 +27952,7 @@
     <w:basedOn w:val="Fuentedeprrafopredeter"/>
     <w:link w:val="Piedepgina"/>
     <w:uiPriority w:val="99"/>
-    <w:rsid w:val="003436FF"/>
+    <w:rsid w:val="0007319E"/>
   </w:style>
   <w:style w:type="character" w:styleId="Nmerodepgina">
     <w:name w:val="page number"/>
@@ -26417,7 +27960,7 @@
     <w:uiPriority w:val="99"/>
     <w:semiHidden/>
     <w:unhideWhenUsed/>
-    <w:rsid w:val="003436FF"/>
+    <w:rsid w:val="0007319E"/>
   </w:style>
 </w:styles>
 </file>

--- a/docs/anexos oe3/Solucion_OE3_Anexo_F_Personajes.docx
+++ b/docs/anexos oe3/Solucion_OE3_Anexo_F_Personajes.docx
@@ -24,7 +24,7 @@
       <w:r>
         <w:fldChar w:fldCharType="separate"/>
       </w:r>
-      <w:hyperlink w:anchor="_Toc242827116" w:history="1">
+      <w:hyperlink w:anchor="_Toc242887301" w:history="1">
         <w:r>
           <w:rPr>
             <w:rStyle w:val="Hipervnculo"/>
@@ -51,7 +51,7 @@
             <w:noProof/>
             <w:webHidden/>
           </w:rPr>
-          <w:instrText xml:space="preserve"> PAGEREF _Toc242827116 \h </w:instrText>
+          <w:instrText xml:space="preserve"> PAGEREF _Toc242887301 \h </w:instrText>
         </w:r>
         <w:r>
           <w:rPr>
@@ -95,7 +95,7 @@
           <w14:ligatures w14:val="standardContextual"/>
         </w:rPr>
       </w:pPr>
-      <w:hyperlink w:anchor="_Toc242827117" w:history="1">
+      <w:hyperlink w:anchor="_Toc242887302" w:history="1">
         <w:r>
           <w:rPr>
             <w:rStyle w:val="Hipervnculo"/>
@@ -122,7 +122,7 @@
             <w:noProof/>
             <w:webHidden/>
           </w:rPr>
-          <w:instrText xml:space="preserve"> PAGEREF _Toc242827117 \h </w:instrText>
+          <w:instrText xml:space="preserve"> PAGEREF _Toc242887302 \h </w:instrText>
         </w:r>
         <w:r>
           <w:rPr>
@@ -166,7 +166,7 @@
           <w14:ligatures w14:val="standardContextual"/>
         </w:rPr>
       </w:pPr>
-      <w:hyperlink w:anchor="_Toc242827118" w:history="1">
+      <w:hyperlink w:anchor="_Toc242887303" w:history="1">
         <w:r>
           <w:rPr>
             <w:rStyle w:val="Hipervnculo"/>
@@ -193,7 +193,7 @@
             <w:noProof/>
             <w:webHidden/>
           </w:rPr>
-          <w:instrText xml:space="preserve"> PAGEREF _Toc242827118 \h </w:instrText>
+          <w:instrText xml:space="preserve"> PAGEREF _Toc242887303 \h </w:instrText>
         </w:r>
         <w:r>
           <w:rPr>
@@ -237,7 +237,7 @@
           <w14:ligatures w14:val="standardContextual"/>
         </w:rPr>
       </w:pPr>
-      <w:hyperlink w:anchor="_Toc242827119" w:history="1">
+      <w:hyperlink w:anchor="_Toc242887304" w:history="1">
         <w:r>
           <w:rPr>
             <w:rStyle w:val="Hipervnculo"/>
@@ -264,7 +264,7 @@
             <w:noProof/>
             <w:webHidden/>
           </w:rPr>
-          <w:instrText xml:space="preserve"> PAGEREF _Toc242827119 \h </w:instrText>
+          <w:instrText xml:space="preserve"> PAGEREF _Toc242887304 \h </w:instrText>
         </w:r>
         <w:r>
           <w:rPr>
@@ -308,7 +308,7 @@
           <w14:ligatures w14:val="standardContextual"/>
         </w:rPr>
       </w:pPr>
-      <w:hyperlink w:anchor="_Toc242827120" w:history="1">
+      <w:hyperlink w:anchor="_Toc242887305" w:history="1">
         <w:r>
           <w:rPr>
             <w:rStyle w:val="Hipervnculo"/>
@@ -335,7 +335,7 @@
             <w:noProof/>
             <w:webHidden/>
           </w:rPr>
-          <w:instrText xml:space="preserve"> PAGEREF _Toc242827120 \h </w:instrText>
+          <w:instrText xml:space="preserve"> PAGEREF _Toc242887305 \h </w:instrText>
         </w:r>
         <w:r>
           <w:rPr>
@@ -379,7 +379,7 @@
           <w14:ligatures w14:val="standardContextual"/>
         </w:rPr>
       </w:pPr>
-      <w:hyperlink w:anchor="_Toc242827121" w:history="1">
+      <w:hyperlink w:anchor="_Toc242887306" w:history="1">
         <w:r>
           <w:rPr>
             <w:rStyle w:val="Hipervnculo"/>
@@ -406,7 +406,7 @@
             <w:noProof/>
             <w:webHidden/>
           </w:rPr>
-          <w:instrText xml:space="preserve"> PAGEREF _Toc242827121 \h </w:instrText>
+          <w:instrText xml:space="preserve"> PAGEREF _Toc242887306 \h </w:instrText>
         </w:r>
         <w:r>
           <w:rPr>
@@ -450,7 +450,7 @@
           <w14:ligatures w14:val="standardContextual"/>
         </w:rPr>
       </w:pPr>
-      <w:hyperlink w:anchor="_Toc242827122" w:history="1">
+      <w:hyperlink w:anchor="_Toc242887307" w:history="1">
         <w:r>
           <w:rPr>
             <w:rStyle w:val="Hipervnculo"/>
@@ -477,7 +477,7 @@
             <w:noProof/>
             <w:webHidden/>
           </w:rPr>
-          <w:instrText xml:space="preserve"> PAGEREF _Toc242827122 \h </w:instrText>
+          <w:instrText xml:space="preserve"> PAGEREF _Toc242887307 \h </w:instrText>
         </w:r>
         <w:r>
           <w:rPr>
@@ -522,7 +522,7 @@
       <w:pPr>
         <w:pStyle w:val="Ttulo1"/>
       </w:pPr>
-      <w:bookmarkStart w:id="0" w:name="_Toc242827116"/>
+      <w:bookmarkStart w:id="0" w:name="_Toc242887301"/>
       <w:r>
         <w:lastRenderedPageBreak/>
         <w:t>ANEXO F. PERSONAJES ANIMADOS</w:t>
@@ -574,7 +574,7 @@
       <w:pPr>
         <w:pStyle w:val="Ttulo2"/>
       </w:pPr>
-      <w:bookmarkStart w:id="1" w:name="_Toc242827117"/>
+      <w:bookmarkStart w:id="1" w:name="_Toc242887302"/>
       <w:r>
         <w:t>1. Alcance y seguimiento</w:t>
       </w:r>
@@ -639,9 +639,9 @@
         <w:tblLook w:val="0020" w:firstRow="1" w:lastRow="0" w:firstColumn="0" w:lastColumn="0" w:noHBand="0" w:noVBand="0"/>
       </w:tblPr>
       <w:tblGrid>
-        <w:gridCol w:w="697"/>
-        <w:gridCol w:w="1419"/>
-        <w:gridCol w:w="7846"/>
+        <w:gridCol w:w="607"/>
+        <w:gridCol w:w="1117"/>
+        <w:gridCol w:w="8238"/>
       </w:tblGrid>
       <w:tr>
         <w:trPr>
@@ -649,7 +649,7 @@
         </w:trPr>
         <w:tc>
           <w:tcPr>
-            <w:tcW w:w="350" w:type="pct"/>
+            <w:tcW w:w="290" w:type="pct"/>
             <w:shd w:val="clear" w:color="auto" w:fill="D9D9D9"/>
           </w:tcPr>
           <w:p>
@@ -672,7 +672,7 @@
         </w:tc>
         <w:tc>
           <w:tcPr>
-            <w:tcW w:w="712" w:type="pct"/>
+            <w:tcW w:w="561" w:type="pct"/>
             <w:shd w:val="clear" w:color="auto" w:fill="D9D9D9"/>
           </w:tcPr>
           <w:p>
@@ -695,7 +695,7 @@
         </w:tc>
         <w:tc>
           <w:tcPr>
-            <w:tcW w:w="3938" w:type="pct"/>
+            <w:tcW w:w="4150" w:type="pct"/>
             <w:shd w:val="clear" w:color="auto" w:fill="D9D9D9"/>
           </w:tcPr>
           <w:p>
@@ -720,7 +720,7 @@
       <w:tr>
         <w:tc>
           <w:tcPr>
-            <w:tcW w:w="350" w:type="pct"/>
+            <w:tcW w:w="290" w:type="pct"/>
             <w:shd w:val="clear" w:color="auto" w:fill="auto"/>
           </w:tcPr>
           <w:p>
@@ -741,7 +741,7 @@
         </w:tc>
         <w:tc>
           <w:tcPr>
-            <w:tcW w:w="712" w:type="pct"/>
+            <w:tcW w:w="561" w:type="pct"/>
             <w:shd w:val="clear" w:color="auto" w:fill="auto"/>
           </w:tcPr>
           <w:p>
@@ -762,7 +762,7 @@
         </w:tc>
         <w:tc>
           <w:tcPr>
-            <w:tcW w:w="3938" w:type="pct"/>
+            <w:tcW w:w="4150" w:type="pct"/>
             <w:shd w:val="clear" w:color="auto" w:fill="auto"/>
           </w:tcPr>
           <w:p>
@@ -785,7 +785,7 @@
       <w:tr>
         <w:tc>
           <w:tcPr>
-            <w:tcW w:w="350" w:type="pct"/>
+            <w:tcW w:w="290" w:type="pct"/>
             <w:shd w:val="clear" w:color="auto" w:fill="auto"/>
           </w:tcPr>
           <w:p>
@@ -806,7 +806,7 @@
         </w:tc>
         <w:tc>
           <w:tcPr>
-            <w:tcW w:w="712" w:type="pct"/>
+            <w:tcW w:w="561" w:type="pct"/>
             <w:shd w:val="clear" w:color="auto" w:fill="auto"/>
           </w:tcPr>
           <w:p>
@@ -827,7 +827,7 @@
         </w:tc>
         <w:tc>
           <w:tcPr>
-            <w:tcW w:w="3938" w:type="pct"/>
+            <w:tcW w:w="4150" w:type="pct"/>
             <w:shd w:val="clear" w:color="auto" w:fill="auto"/>
           </w:tcPr>
           <w:p>
@@ -850,7 +850,7 @@
       <w:tr>
         <w:tc>
           <w:tcPr>
-            <w:tcW w:w="350" w:type="pct"/>
+            <w:tcW w:w="290" w:type="pct"/>
             <w:shd w:val="clear" w:color="auto" w:fill="auto"/>
           </w:tcPr>
           <w:p>
@@ -871,7 +871,7 @@
         </w:tc>
         <w:tc>
           <w:tcPr>
-            <w:tcW w:w="712" w:type="pct"/>
+            <w:tcW w:w="561" w:type="pct"/>
             <w:shd w:val="clear" w:color="auto" w:fill="auto"/>
           </w:tcPr>
           <w:p>
@@ -892,7 +892,7 @@
         </w:tc>
         <w:tc>
           <w:tcPr>
-            <w:tcW w:w="3938" w:type="pct"/>
+            <w:tcW w:w="4150" w:type="pct"/>
             <w:shd w:val="clear" w:color="auto" w:fill="auto"/>
           </w:tcPr>
           <w:p>
@@ -915,7 +915,7 @@
       <w:tr>
         <w:tc>
           <w:tcPr>
-            <w:tcW w:w="350" w:type="pct"/>
+            <w:tcW w:w="290" w:type="pct"/>
             <w:shd w:val="clear" w:color="auto" w:fill="auto"/>
           </w:tcPr>
           <w:p>
@@ -936,7 +936,7 @@
         </w:tc>
         <w:tc>
           <w:tcPr>
-            <w:tcW w:w="712" w:type="pct"/>
+            <w:tcW w:w="561" w:type="pct"/>
             <w:shd w:val="clear" w:color="auto" w:fill="auto"/>
           </w:tcPr>
           <w:p>
@@ -957,7 +957,7 @@
         </w:tc>
         <w:tc>
           <w:tcPr>
-            <w:tcW w:w="3938" w:type="pct"/>
+            <w:tcW w:w="4150" w:type="pct"/>
             <w:shd w:val="clear" w:color="auto" w:fill="auto"/>
           </w:tcPr>
           <w:p>
@@ -980,7 +980,7 @@
       <w:tr>
         <w:tc>
           <w:tcPr>
-            <w:tcW w:w="350" w:type="pct"/>
+            <w:tcW w:w="290" w:type="pct"/>
             <w:shd w:val="clear" w:color="auto" w:fill="auto"/>
           </w:tcPr>
           <w:p>
@@ -1002,7 +1002,7 @@
         </w:tc>
         <w:tc>
           <w:tcPr>
-            <w:tcW w:w="712" w:type="pct"/>
+            <w:tcW w:w="561" w:type="pct"/>
             <w:shd w:val="clear" w:color="auto" w:fill="auto"/>
           </w:tcPr>
           <w:p>
@@ -1023,7 +1023,7 @@
         </w:tc>
         <w:tc>
           <w:tcPr>
-            <w:tcW w:w="3938" w:type="pct"/>
+            <w:tcW w:w="4150" w:type="pct"/>
             <w:shd w:val="clear" w:color="auto" w:fill="auto"/>
           </w:tcPr>
           <w:p>
@@ -1289,7 +1289,7 @@
       <w:pPr>
         <w:pStyle w:val="Ttulo2"/>
       </w:pPr>
-      <w:bookmarkStart w:id="2" w:name="_Toc242827118"/>
+      <w:bookmarkStart w:id="2" w:name="_Toc242887303"/>
       <w:r>
         <w:t>2. Lo implementado</w:t>
       </w:r>
@@ -4724,7 +4724,7 @@
         </w:rPr>
         <w:lastRenderedPageBreak/>
         <w:drawing>
-          <wp:inline distT="0" distB="0" distL="0" distR="0" wp14:anchorId="4197D469" wp14:editId="78BCA598">
+          <wp:inline distT="0" distB="0" distL="0" distR="0" wp14:anchorId="466FDD13" wp14:editId="4C80FFC9">
             <wp:extent cx="5759999" cy="3218399"/>
             <wp:effectExtent l="0" t="0" r="0" b="0"/>
             <wp:docPr id="10" name="Picture" descr="Figura F.1. Idle del Niño en ocho instantes, uno cada 0,64 s de un ciclo de 5,12 s, con su arte final y su cara neutra colocada por registro. Vista previa de pose_preview.py sobre el árbol de 28337c0, no captura del motor."/>
@@ -5944,7 +5944,7 @@
           <w:noProof/>
         </w:rPr>
         <w:drawing>
-          <wp:inline distT="0" distB="0" distL="0" distR="0" wp14:anchorId="7829B62C" wp14:editId="733E9CDC">
+          <wp:inline distT="0" distB="0" distL="0" distR="0" wp14:anchorId="0BE1B2B7" wp14:editId="6C91D126">
             <wp:extent cx="5759999" cy="2419199"/>
             <wp:effectExtent l="0" t="0" r="0" b="0"/>
             <wp:docPr id="13" name="Picture" descr="Figura F.2. Orden de dibujo con INC-133 e INC-147. El Niño en reposo tiene el húmero detrás del torso y el antebrazo delante; Papá en reposo, la cara y la barba delante del torso y el antebrazo delante; Algoritm (fuego, diseño final de INC-136), en Encourage, con los brazos detrás de todo el cuerpo y los ojos y la boca sin tapar (apartado 2.13). Vistas previas de pose_preview.py sobre el árbol de a44ca96, solo con el cuerpo de frente, no capturas del motor."/>
@@ -6065,7 +6065,7 @@
           <w:noProof/>
         </w:rPr>
         <w:drawing>
-          <wp:inline distT="0" distB="0" distL="0" distR="0" wp14:anchorId="44148CE6" wp14:editId="636E1976">
+          <wp:inline distT="0" distB="0" distL="0" distR="0" wp14:anchorId="31118143" wp14:editId="0798B4E5">
             <wp:extent cx="5759999" cy="1825199"/>
             <wp:effectExtent l="0" t="0" r="0" b="0"/>
             <wp:docPr id="16" name="Picture" descr="Figura F.3. Golpe de Strike en el instante del choque, con el arte final de Papá, Mamá, la Niña y el Niño. Cada rótulo da el instante del choque y la altura de las manos (y, en el lienzo de 1024, que crece hacia abajo) frente al límite de la cintura; en los cuatro el choque queda por encima del límite. Vistas previas de pose_preview.py sobre el árbol de 28337c0, no capturas del motor."/>
@@ -7023,7 +7023,7 @@
           <w:noProof/>
         </w:rPr>
         <w:drawing>
-          <wp:inline distT="0" distB="0" distL="0" distR="0" wp14:anchorId="11D3AFC4" wp14:editId="010ABB43">
+          <wp:inline distT="0" distB="0" distL="0" distR="0" wp14:anchorId="08606899" wp14:editId="759959EB">
             <wp:extent cx="5759999" cy="1749599"/>
             <wp:effectExtent l="0" t="0" r="0" b="0"/>
             <wp:docPr id="19" name="Picture" descr="Figura F.4. Composite que genera preparar_arte_final.py al reconocer las capas de una entrega, previo a --aplicar: el reposo con las articulaciones marcadas y tres poses de prueba, dibujadas con el orden de INC-133 (húmero detrás del torso y antebrazo delante). La entrega es la sintética que fabrica la herramienta con el arte del Niño, con la cabeza sin cara. El hombro marcado es el centro del extremo redondo del húmero, que hombro.py lleva después al borde del torso. No es una captura del motor."/>
@@ -14172,7 +14172,7 @@
       <w:pPr>
         <w:pStyle w:val="Ttulo2"/>
       </w:pPr>
-      <w:bookmarkStart w:id="3" w:name="_Toc242827119"/>
+      <w:bookmarkStart w:id="3" w:name="_Toc242887304"/>
       <w:r>
         <w:t>3. Decisiones de diseño y hallazgos de consistencia</w:t>
       </w:r>
@@ -16765,7 +16765,7 @@
       <w:pPr>
         <w:pStyle w:val="Ttulo2"/>
       </w:pPr>
-      <w:bookmarkStart w:id="4" w:name="_Toc242827120"/>
+      <w:bookmarkStart w:id="4" w:name="_Toc242887305"/>
       <w:r>
         <w:t>4. Verificación</w:t>
       </w:r>
@@ -23831,7 +23831,7 @@
       <w:pPr>
         <w:pStyle w:val="Ttulo2"/>
       </w:pPr>
-      <w:bookmarkStart w:id="5" w:name="_Toc242827121"/>
+      <w:bookmarkStart w:id="5" w:name="_Toc242887306"/>
       <w:r>
         <w:t>5. Archivos principales</w:t>
       </w:r>
@@ -26452,7 +26452,7 @@
       <w:pPr>
         <w:pStyle w:val="Ttulo2"/>
       </w:pPr>
-      <w:bookmarkStart w:id="6" w:name="_Toc242827122"/>
+      <w:bookmarkStart w:id="6" w:name="_Toc242887307"/>
       <w:r>
         <w:t>6. Evaluación del OE4 y verificaciones a cargo de Santiago Benavides Rey</w:t>
       </w:r>
@@ -26828,7 +26828,7 @@
   <w:abstractNum w:abstractNumId="0" w15:restartNumberingAfterBreak="0">
     <w:nsid w:val="0000A990"/>
     <w:multiLevelType w:val="multilevel"/>
-    <w:tmpl w:val="16D443C4"/>
+    <w:tmpl w:val="B022B7E2"/>
     <w:lvl w:ilvl="0">
       <w:numFmt w:val="bullet"/>
       <w:lvlText w:val=" "/>
@@ -27101,16 +27101,16 @@
       </w:pPr>
     </w:lvl>
   </w:abstractNum>
-  <w:num w:numId="1" w16cid:durableId="1005786238">
+  <w:num w:numId="1" w16cid:durableId="1783063743">
     <w:abstractNumId w:val="1"/>
   </w:num>
-  <w:num w:numId="2" w16cid:durableId="198591767">
+  <w:num w:numId="2" w16cid:durableId="1745836083">
     <w:abstractNumId w:val="2"/>
     <w:lvlOverride w:ilvl="0">
       <w:startOverride w:val="1"/>
     </w:lvlOverride>
   </w:num>
-  <w:num w:numId="3" w16cid:durableId="1059790671">
+  <w:num w:numId="3" w16cid:durableId="449670656">
     <w:abstractNumId w:val="0"/>
   </w:num>
 </w:numbering>
@@ -27916,7 +27916,7 @@
     <w:link w:val="EncabezadoCar"/>
     <w:uiPriority w:val="99"/>
     <w:unhideWhenUsed/>
-    <w:rsid w:val="0007319E"/>
+    <w:rsid w:val="000B1A9A"/>
     <w:pPr>
       <w:tabs>
         <w:tab w:val="center" w:pos="4419"/>
@@ -27930,7 +27930,7 @@
     <w:basedOn w:val="Fuentedeprrafopredeter"/>
     <w:link w:val="Encabezado"/>
     <w:uiPriority w:val="99"/>
-    <w:rsid w:val="0007319E"/>
+    <w:rsid w:val="000B1A9A"/>
   </w:style>
   <w:style w:type="paragraph" w:styleId="Piedepgina">
     <w:name w:val="footer"/>
@@ -27938,7 +27938,7 @@
     <w:link w:val="PiedepginaCar"/>
     <w:uiPriority w:val="99"/>
     <w:unhideWhenUsed/>
-    <w:rsid w:val="0007319E"/>
+    <w:rsid w:val="000B1A9A"/>
     <w:pPr>
       <w:tabs>
         <w:tab w:val="center" w:pos="4419"/>
@@ -27952,7 +27952,7 @@
     <w:basedOn w:val="Fuentedeprrafopredeter"/>
     <w:link w:val="Piedepgina"/>
     <w:uiPriority w:val="99"/>
-    <w:rsid w:val="0007319E"/>
+    <w:rsid w:val="000B1A9A"/>
   </w:style>
   <w:style w:type="character" w:styleId="Nmerodepgina">
     <w:name w:val="page number"/>
@@ -27960,7 +27960,7 @@
     <w:uiPriority w:val="99"/>
     <w:semiHidden/>
     <w:unhideWhenUsed/>
-    <w:rsid w:val="0007319E"/>
+    <w:rsid w:val="000B1A9A"/>
   </w:style>
 </w:styles>
 </file>
